--- a/docs/studienskripte/word-rohfassungen/wirkungscontrolling-wc-v2.docx
+++ b/docs/studienskripte/word-rohfassungen/wirkungscontrolling-wc-v2.docx
@@ -29,47 +29,7 @@
     </w:p>
     <w:p>
       <w:r>
-        <w:t>Track: Impact-Controlling</w:t>
-      </w:r>
-    </w:p>
-    <w:p>
-      <w:r>
-        <w:t>Kurscode: wirkungscontrolling</w:t>
-      </w:r>
-    </w:p>
-    <w:p>
-      <w:r>
-        <w:t>Vorlesungscode: WC-V2</w:t>
-      </w:r>
-    </w:p>
-    <w:p>
-      <w:r>
-        <w:t>Modul/Abschnitt: WC</w:t>
-      </w:r>
-    </w:p>
-    <w:p>
-      <w:r>
-        <w:t>Titel: Wirkungsdaten &amp; Rahmenwerke</w:t>
-      </w:r>
-    </w:p>
-    <w:p>
-      <w:r>
-        <w:t>Status: Rohfassung V0 · Sprint-Produktionslauf · muss im nächsten Tiefensprint auf 40-50 Seiten erweitert werden</w:t>
-      </w:r>
-    </w:p>
-    <w:p>
-      <w:r>
-        <w:t>Quelle: woek-akademie-app/docs/lehrgaenge/wirkungscontrolling-v2-wirkungsdaten-rahmenwerke.md</w:t>
-      </w:r>
-    </w:p>
-    <w:p>
-      <w:r>
-        <w:t>Ablage: Markdown-Master in content/studienskripte/wirkungscontrolling-wc-v2.md, Word-Rohfassung in docs/studienskripte/word-rohfassungen/wirkungscontrolling-wc-v2.docx</w:t>
-      </w:r>
-    </w:p>
-    <w:p>
-      <w:r>
-        <w:t>Wissensbasis: aktuelles Grundlagenwerk, Website-Korpus inklusive Journal, Akademie-Quelltexte, Glossar, interne Dossiers und externe Fachquellen</w:t>
+        <w:t>Track: Impact-Controlling Kurscode: wirkungscontrolling Vorlesungscode: WC-V2 Modul/Abschnitt: WC Titel: Wirkungsdaten &amp; Rahmenwerke Status: Rohfassung V0 · Sprint-Produktionslauf · muss im nächsten Tiefensprint auf 40-50 Seiten erweitert werden Quelle: woek-akademie-app/docs/lehrgaenge/wirkungscontrolling-v2-wirkungsdaten-rahmenwerke.md Ablage: Markdown-Master in content/studienskripte/wirkungscontrolling-wc-v2.md, Word-Rohfassung in docs/studienskripte/word-rohfassungen/wirkungscontrolling-wc-v2.docx Wissensbasis: aktuelles Grundlagenwerk, Website-Korpus inklusive Journal, Akademie-Quelltexte, Glossar, interne Dossiers und externe Fachquellen</w:t>
       </w:r>
     </w:p>
     <w:p>
@@ -171,27 +131,7 @@
     </w:p>
     <w:p>
       <w:r>
-        <w:t>Track / Kurscode: wirkungscontrolling</w:t>
-      </w:r>
-    </w:p>
-    <w:p>
-      <w:r>
-        <w:t>Vorlesungscode: WC-V2</w:t>
-      </w:r>
-    </w:p>
-    <w:p>
-      <w:r>
-        <w:t>Empfohlene Dauer: ~55 Min · Videolänge: ~16 Min</w:t>
-      </w:r>
-    </w:p>
-    <w:p>
-      <w:r>
-        <w:t>Voraussetzung: WC-V1</w:t>
-      </w:r>
-    </w:p>
-    <w:p>
-      <w:r>
-        <w:t>Führende Quellen (Repo): source-assets/originals/WOeK_Begriffsleitfaden_fuehrend_v1.0.md (§6.1 Anschlussbegriffe) · docs/gesetze/WUStG_Technische_Leitlinien_v2.1_Entwurf.md · Glossar begriffe/</w:t>
+        <w:t>Track / Kurscode: wirkungscontrolling Vorlesungscode: WC-V2 Empfohlene Dauer: ~55 Min · Videolänge: ~16 Min Voraussetzung: WC-V1 Führende Quellen (Repo): source-assets/originals/WOeK_Begriffsleitfaden_fuehrend_v1.0.md (§6.1 Anschlussbegriffe) · docs/gesetze/WUStG_Technische_Leitlinien_v2.1_Entwurf.md · Glossar begriffe/</w:t>
       </w:r>
     </w:p>
     <w:p>
@@ -1355,42 +1295,7 @@
     </w:p>
     <w:p>
       <w:r>
-        <w:t>```chart-spec</w:t>
-      </w:r>
-    </w:p>
-    <w:p>
-      <w:r>
-        <w:t>slug: wirkungscontrolling-wc-v2-wirkpfad</w:t>
-      </w:r>
-    </w:p>
-    <w:p>
-      <w:r>
-        <w:t>type: wirkpfad</w:t>
-      </w:r>
-    </w:p>
-    <w:p>
-      <w:r>
-        <w:t>reuse_first: true</w:t>
-      </w:r>
-    </w:p>
-    <w:p>
-      <w:r>
-        <w:t>preferred_asset: content/studienskripte/assets/wirkungscontrolling-wc-v2/wirkungscontrolling-wc-v2-wirkpfad.svg</w:t>
-      </w:r>
-    </w:p>
-    <w:p>
-      <w:r>
-        <w:t>message: Wirkungsdaten &amp; Rahmenwerke wird als Wirkpfad von Auslöser über Mechanismus, Wirkungsempfänger und Zustandsveränderung bis zur Rückkopplung dargestellt.</w:t>
-      </w:r>
-    </w:p>
-    <w:p>
-      <w:r>
-        <w:t>source: WÖk-Grundlagenwerk, Website-Korpus, Akademie-Quelltexte, Glossar</w:t>
-      </w:r>
-    </w:p>
-    <w:p>
-      <w:r>
-        <w:t>```</w:t>
+        <w:t>``chart-spec slug: wirkungscontrolling-wc-v2-wirkpfad type: wirkpfad reuse_first: true preferred_asset: content/studienskripte/assets/wirkungscontrolling-wc-v2/wirkungscontrolling-wc-v2-wirkpfad.svg message: Wirkungsdaten &amp; Rahmenwerke wird als Wirkpfad von Auslöser über Mechanismus, Wirkungsempfänger und Zustandsveränderung bis zur Rückkopplung dargestellt. source: WÖk-Grundlagenwerk, Website-Korpus, Akademie-Quelltexte, Glossar ``</w:t>
       </w:r>
     </w:p>
     <w:p>

--- a/docs/studienskripte/word-rohfassungen/wirkungscontrolling-wc-v2.docx
+++ b/docs/studienskripte/word-rohfassungen/wirkungscontrolling-wc-v2.docx
@@ -29,7 +29,7 @@
     </w:p>
     <w:p>
       <w:r>
-        <w:t>Track: Impact-Controlling Kurscode: wirkungscontrolling Vorlesungscode: WC-V2 Modul/Abschnitt: WC Titel: Wirkungsdaten &amp; Rahmenwerke Status: Rohfassung V0 · Sprint-Produktionslauf · muss im nächsten Tiefensprint auf 40-50 Seiten erweitert werden Quelle: woek-akademie-app/docs/lehrgaenge/wirkungscontrolling-v2-wirkungsdaten-rahmenwerke.md Ablage: Markdown-Master in content/studienskripte/wirkungscontrolling-wc-v2.md, Word-Rohfassung in docs/studienskripte/word-rohfassungen/wirkungscontrolling-wc-v2.docx Wissensbasis: aktuelles Grundlagenwerk, Website-Korpus inklusive Journal, Akademie-Quelltexte, Glossar, interne Dossiers und externe Fachquellen</w:t>
+        <w:t>Track: Impact-Controlling Kurscode: wirkungscontrolling Vorlesungscode: WC-V2 Modul/Abschnitt: WC Titel: Wirkungsdaten &amp; Rahmenwerke Status: Tiefenskript-Sprint 9 · substanzielle Arbeitsfassung, Claude-CI/CD-Finalisierung offen Quelle: woek-akademie-app/docs/lehrgaenge/wirkungscontrolling-v2-wirkungsdaten-rahmenwerke.md Ablage: Markdown-Master in content/studienskripte/wirkungscontrolling-wc-v2.md, Word-Rohfassung in docs/studienskripte/word-rohfassungen/wirkungscontrolling-wc-v2.docx Wissensbasis: aktuelles Grundlagenwerk, Website-Korpus inklusive Journal, Akademie-Quelltexte, Glossar, interne Dossiers und externe Fachquellen</w:t>
       </w:r>
     </w:p>
     <w:p>
@@ -1718,17 +1718,1319 @@
         <w:pStyle w:val="Heading2"/>
       </w:pPr>
       <w:r>
-        <w:t>7. Prüfungsrelevanz</w:t>
-      </w:r>
-    </w:p>
-    <w:p>
-      <w:r>
-        <w:t>Diese Vorlesung ist prüfungsrelevant, aber die eigentliche Antwortlogik gehört nicht in das öffentliche Studienskript. Zertifikatsfragen, CorrectAnswer, Scoring-Regeln und Fallrubrics werden separat in der geschützten App-Lane unter woek-akademie-app/content/pruefungen/ gepflegt.</w:t>
-      </w:r>
-    </w:p>
-    <w:p>
-      <w:r>
-        <w:t>Für den Fragenpool sind besonders geeignet:</w:t>
+        <w:t>7. Tiefenskript-Erweiterung Sprint 9</w:t>
+      </w:r>
+    </w:p>
+    <w:p>
+      <w:r>
+        <w:t>Status dieser Erweiterung: ausgebaute Arbeitsfassung für Claude-CI/CD, Word-Rohfassung und Reader-Spiegel. Sie ersetzt noch nicht die spätere Satz-, Quellen- und PDF-Finalisierung, bringt die Vorlesung aber aus der Kurzfassung in eine substanzielle Studienskriptfassung.</w:t>
+      </w:r>
+    </w:p>
+    <w:p>
+      <w:pPr>
+        <w:pStyle w:val="Heading3"/>
+      </w:pPr>
+      <w:r>
+        <w:t>7.1 Leitthese</w:t>
+      </w:r>
+    </w:p>
+    <w:p>
+      <w:r>
+        <w:t>Wirkungsdaten &amp; Rahmenwerke macht die WÖk prüfbar: Impact-Controlling übersetzt Wirkungslogik in Indikatoren, Datenqualität, Bewertungsprofile, Audits und Steuerungsentscheidungen.</w:t>
+      </w:r>
+    </w:p>
+    <w:p>
+      <w:r>
+        <w:t>Die Vorlesung bleibt dabei an die Grundregel gebunden: Wirkung ist neutral und relational. Erst die Bewertung im Referenzrahmen Mensch, Planet, Demokratie, SDGs, Agenda 2030 und SDG+ entscheidet, ob eine Veränderung positiv, negativ oder ambivalent einzuordnen ist. Wenn eine Zielgröße gemeint ist, sprechen wir von positiver Netto-Wirkung.</w:t>
+      </w:r>
+    </w:p>
+    <w:p>
+      <w:pPr>
+        <w:pStyle w:val="Heading3"/>
+      </w:pPr>
+      <w:r>
+        <w:t>7.2 Didaktische Einordnung im Studiengang</w:t>
+      </w:r>
+    </w:p>
+    <w:p>
+      <w:r>
+        <w:t>WC-V2 liegt an der Schwelle zwischen begrifflicher Grundlegung und Bewertungsarchitektur. Die Studierenden sollen nicht nur Begriffe wiedergeben, sondern an Fällen erkennen, welche Aussage schon Wirkung behauptet, welche nur Wirkungspotenzial beschreibt und wo ein Wirkungsrisiko offenliegt. Der Tiefensinn dieser Vorlesung liegt deshalb nicht in zusätzlicher Komplexität, sondern in besserer Unterscheidungsfähigkeit.</w:t>
+      </w:r>
+    </w:p>
+    <w:p>
+      <w:r>
+        <w:t>Für die spätere Praxis ist entscheidend, dass jede Analyse vier Ebenen getrennt hält:</w:t>
+      </w:r>
+    </w:p>
+    <w:p>
+      <w:r>
+        <w:t>1. Beschreibung: Was geschieht tatsächlich oder soll geschehen?</w:t>
+      </w:r>
+    </w:p>
+    <w:p>
+      <w:r>
+        <w:t>2. Kausalannahme: Über welchen Mechanismus könnte daraus eine Zustandsveränderung entstehen?</w:t>
+      </w:r>
+    </w:p>
+    <w:p>
+      <w:r>
+        <w:t>3. Bewertung: Welche Richtung hat diese Veränderung im Referenzrahmen?</w:t>
+      </w:r>
+    </w:p>
+    <w:p>
+      <w:r>
+        <w:t>4. Rückkopplung: Welche Entscheidung, Regel, Ressource oder Kommunikation wird dadurch verändert?</w:t>
+      </w:r>
+    </w:p>
+    <w:p>
+      <w:r>
+        <w:t>Wo diese Ebenen vermischt werden, entstehen typische WÖk-Fehler: Aktivität wird als Wirkung ausgegeben, Reichweite ersetzt Zustandsveränderung, gute Absicht verdeckt Nebenwirkungen oder Reporting wird mit Lernen verwechselt.</w:t>
+      </w:r>
+    </w:p>
+    <w:p>
+      <w:pPr>
+        <w:pStyle w:val="Heading3"/>
+      </w:pPr>
+      <w:r>
+        <w:t>7.3 Analysemodell</w:t>
+      </w:r>
+    </w:p>
+    <w:tbl>
+      <w:tblPr>
+        <w:tblStyle w:val="TableGrid"/>
+        <w:tblW w:type="auto" w:w="0"/>
+        <w:jc w:val="left"/>
+        <w:tblLook w:firstColumn="1" w:firstRow="1" w:lastColumn="0" w:lastRow="0" w:noHBand="0" w:noVBand="1" w:val="04A0"/>
+      </w:tblPr>
+      <w:tblGrid>
+        <w:gridCol w:w="2340"/>
+        <w:gridCol w:w="2340"/>
+        <w:gridCol w:w="2340"/>
+        <w:gridCol w:w="2340"/>
+      </w:tblGrid>
+      <w:tr>
+        <w:tc>
+          <w:tcPr>
+            <w:tcW w:type="dxa" w:w="2340"/>
+            <w:vAlign w:val="center"/>
+          </w:tcPr>
+          <w:p>
+            <w:r>
+              <w:rPr>
+                <w:b/>
+              </w:rPr>
+              <w:t>Analyseobjekt</w:t>
+            </w:r>
+          </w:p>
+        </w:tc>
+        <w:tc>
+          <w:tcPr>
+            <w:tcW w:type="dxa" w:w="2340"/>
+            <w:vAlign w:val="center"/>
+          </w:tcPr>
+          <w:p>
+            <w:r>
+              <w:rPr>
+                <w:b/>
+              </w:rPr>
+              <w:t>Woran es wirkt</w:t>
+            </w:r>
+          </w:p>
+        </w:tc>
+        <w:tc>
+          <w:tcPr>
+            <w:tcW w:type="dxa" w:w="2340"/>
+            <w:vAlign w:val="center"/>
+          </w:tcPr>
+          <w:p>
+            <w:r>
+              <w:rPr>
+                <w:b/>
+              </w:rPr>
+              <w:t>Typischer Fehler</w:t>
+            </w:r>
+          </w:p>
+        </w:tc>
+        <w:tc>
+          <w:tcPr>
+            <w:tcW w:type="dxa" w:w="2340"/>
+            <w:vAlign w:val="center"/>
+          </w:tcPr>
+          <w:p>
+            <w:r>
+              <w:rPr>
+                <w:b/>
+              </w:rPr>
+              <w:t>Saubere WÖk-Lesart</w:t>
+            </w:r>
+          </w:p>
+        </w:tc>
+      </w:tr>
+      <w:tr>
+        <w:tc>
+          <w:tcPr>
+            <w:tcW w:type="dxa" w:w="2340"/>
+            <w:vAlign w:val="center"/>
+          </w:tcPr>
+          <w:p>
+            <w:r>
+              <w:t>Controllingebene</w:t>
+            </w:r>
+          </w:p>
+        </w:tc>
+        <w:tc>
+          <w:tcPr>
+            <w:tcW w:type="dxa" w:w="2340"/>
+            <w:vAlign w:val="center"/>
+          </w:tcPr>
+          <w:p>
+            <w:r>
+              <w:t>Funktion</w:t>
+            </w:r>
+          </w:p>
+        </w:tc>
+        <w:tc>
+          <w:tcPr>
+            <w:tcW w:type="dxa" w:w="2340"/>
+            <w:vAlign w:val="center"/>
+          </w:tcPr>
+          <w:p>
+            <w:r>
+              <w:t>Typischer Fehler</w:t>
+            </w:r>
+          </w:p>
+        </w:tc>
+        <w:tc>
+          <w:tcPr>
+            <w:tcW w:type="dxa" w:w="2340"/>
+            <w:vAlign w:val="center"/>
+          </w:tcPr>
+          <w:p>
+            <w:r>
+              <w:t>Saubere WÖk-Anwendung</w:t>
+            </w:r>
+          </w:p>
+        </w:tc>
+      </w:tr>
+      <w:tr>
+        <w:tc>
+          <w:tcPr>
+            <w:tcW w:type="dxa" w:w="2340"/>
+            <w:vAlign w:val="center"/>
+          </w:tcPr>
+          <w:p>
+            <w:r>
+              <w:t>Kennzahl</w:t>
+            </w:r>
+          </w:p>
+        </w:tc>
+        <w:tc>
+          <w:tcPr>
+            <w:tcW w:type="dxa" w:w="2340"/>
+            <w:vAlign w:val="center"/>
+          </w:tcPr>
+          <w:p>
+            <w:r>
+              <w:t>Zustand sichtbar machen</w:t>
+            </w:r>
+          </w:p>
+        </w:tc>
+        <w:tc>
+          <w:tcPr>
+            <w:tcW w:type="dxa" w:w="2340"/>
+            <w:vAlign w:val="center"/>
+          </w:tcPr>
+          <w:p>
+            <w:r>
+              <w:t>KPI als Wirkung ausgeben</w:t>
+            </w:r>
+          </w:p>
+        </w:tc>
+        <w:tc>
+          <w:tcPr>
+            <w:tcW w:type="dxa" w:w="2340"/>
+            <w:vAlign w:val="center"/>
+          </w:tcPr>
+          <w:p>
+            <w:r>
+              <w:t>KII mit Wirkpfad und Empfänger verknüpfen</w:t>
+            </w:r>
+          </w:p>
+        </w:tc>
+      </w:tr>
+      <w:tr>
+        <w:tc>
+          <w:tcPr>
+            <w:tcW w:type="dxa" w:w="2340"/>
+            <w:vAlign w:val="center"/>
+          </w:tcPr>
+          <w:p>
+            <w:r>
+              <w:t>Datenqualität</w:t>
+            </w:r>
+          </w:p>
+        </w:tc>
+        <w:tc>
+          <w:tcPr>
+            <w:tcW w:type="dxa" w:w="2340"/>
+            <w:vAlign w:val="center"/>
+          </w:tcPr>
+          <w:p>
+            <w:r>
+              <w:t>Aussagekraft begrenzen</w:t>
+            </w:r>
+          </w:p>
+        </w:tc>
+        <w:tc>
+          <w:tcPr>
+            <w:tcW w:type="dxa" w:w="2340"/>
+            <w:vAlign w:val="center"/>
+          </w:tcPr>
+          <w:p>
+            <w:r>
+              <w:t>Zahl ohne Quelle nutzen</w:t>
+            </w:r>
+          </w:p>
+        </w:tc>
+        <w:tc>
+          <w:tcPr>
+            <w:tcW w:type="dxa" w:w="2340"/>
+            <w:vAlign w:val="center"/>
+          </w:tcPr>
+          <w:p>
+            <w:r>
+              <w:t>Quelle, Einheit, Aktualität und Prüfstatus ausweisen</w:t>
+            </w:r>
+          </w:p>
+        </w:tc>
+      </w:tr>
+      <w:tr>
+        <w:tc>
+          <w:tcPr>
+            <w:tcW w:type="dxa" w:w="2340"/>
+            <w:vAlign w:val="center"/>
+          </w:tcPr>
+          <w:p>
+            <w:r>
+              <w:t>Bewertung</w:t>
+            </w:r>
+          </w:p>
+        </w:tc>
+        <w:tc>
+          <w:tcPr>
+            <w:tcW w:type="dxa" w:w="2340"/>
+            <w:vAlign w:val="center"/>
+          </w:tcPr>
+          <w:p>
+            <w:r>
+              <w:t>Daten in Profil übersetzen</w:t>
+            </w:r>
+          </w:p>
+        </w:tc>
+        <w:tc>
+          <w:tcPr>
+            <w:tcW w:type="dxa" w:w="2340"/>
+            <w:vAlign w:val="center"/>
+          </w:tcPr>
+          <w:p>
+            <w:r>
+              <w:t>Score als Wahrheit behandeln</w:t>
+            </w:r>
+          </w:p>
+        </w:tc>
+        <w:tc>
+          <w:tcPr>
+            <w:tcW w:type="dxa" w:w="2340"/>
+            <w:vAlign w:val="center"/>
+          </w:tcPr>
+          <w:p>
+            <w:r>
+              <w:t>Benchmark, Archetyp und Sperrlogik offenlegen</w:t>
+            </w:r>
+          </w:p>
+        </w:tc>
+      </w:tr>
+      <w:tr>
+        <w:tc>
+          <w:tcPr>
+            <w:tcW w:type="dxa" w:w="2340"/>
+            <w:vAlign w:val="center"/>
+          </w:tcPr>
+          <w:p>
+            <w:r>
+              <w:t>Steuerung</w:t>
+            </w:r>
+          </w:p>
+        </w:tc>
+        <w:tc>
+          <w:tcPr>
+            <w:tcW w:type="dxa" w:w="2340"/>
+            <w:vAlign w:val="center"/>
+          </w:tcPr>
+          <w:p>
+            <w:r>
+              <w:t>Entscheidung verändern</w:t>
+            </w:r>
+          </w:p>
+        </w:tc>
+        <w:tc>
+          <w:tcPr>
+            <w:tcW w:type="dxa" w:w="2340"/>
+            <w:vAlign w:val="center"/>
+          </w:tcPr>
+          <w:p>
+            <w:r>
+              <w:t>Dashboard ohne Konsequenz</w:t>
+            </w:r>
+          </w:p>
+        </w:tc>
+        <w:tc>
+          <w:tcPr>
+            <w:tcW w:type="dxa" w:w="2340"/>
+            <w:vAlign w:val="center"/>
+          </w:tcPr>
+          <w:p>
+            <w:r>
+              <w:t>CAPEX, OPEX, Einkauf, Portfolio oder Audit rückkoppeln</w:t>
+            </w:r>
+          </w:p>
+        </w:tc>
+      </w:tr>
+    </w:tbl>
+    <w:p/>
+    <w:p>
+      <w:pPr>
+        <w:pStyle w:val="Heading3"/>
+      </w:pPr>
+      <w:r>
+        <w:t>7.4 Modellformel</w:t>
+      </w:r>
+    </w:p>
+    <w:p>
+      <w:r>
+        <w:t>Die folgende Formel ist ein didaktisches Denkmodell, kein amtlicher Bewertungsstandard:</w:t>
+      </w:r>
+    </w:p>
+    <w:p>
+      <w:r>
+        <w:t>Impacttext-Controlling = KII + Datenqualitaet + Bewertung + Audit + Steuerungsentscheidung</w:t>
+      </w:r>
+    </w:p>
+    <w:p>
+      <w:r>
+        <w:t>Die Formel zeigt die operative Kette: Erst aus Kennzahlen, Datenqualität, Bewertung, Audit und Entscheidung entsteht steuerungsfähige Wirkung.</w:t>
+      </w:r>
+    </w:p>
+    <w:p>
+      <w:r>
+        <w:t>Die Formel soll gerade keine Scheingenauigkeit erzeugen. Sie zwingt dazu, die Faktoren offen zu legen, die eine Aussage tragen. In einem echten Bewertungsprozess müssten Datenquelle, Aktualität, Datenqualitätsklasse, Unsicherheitsgrad und Rückkopplungsregel ergänzt werden.</w:t>
+      </w:r>
+    </w:p>
+    <w:p>
+      <w:pPr>
+        <w:pStyle w:val="Heading3"/>
+      </w:pPr>
+      <w:r>
+        <w:t>7.5 Fallfenster</w:t>
+      </w:r>
+    </w:p>
+    <w:p>
+      <w:r>
+        <w:t>Fall 1. Ein Dashboard zu Wirkungsdaten &amp; Rahmenwerke ist erst dann Impact-Controlling, wenn die Kennzahl eine Zustandsveränderung adressiert und eine Entscheidung auslöst.</w:t>
+      </w:r>
+    </w:p>
+    <w:p>
+      <w:r>
+        <w:t>Fall 2. Ein Datensatz mit guter Optik, aber schwacher Datenqualität darf nicht als harte Steuerungsgrundlage dienen. Die WÖk verlangt Unsicherheitsausweis, Auditpfad und Korrektur.</w:t>
+      </w:r>
+    </w:p>
+    <w:p>
+      <w:pPr>
+        <w:pStyle w:val="Heading3"/>
+      </w:pPr>
+      <w:r>
+        <w:t>7.6 Prüfungsnahe Fallfragen ohne geschützte Antwortlogik</w:t>
+      </w:r>
+    </w:p>
+    <w:p>
+      <w:r>
+        <w:t>Diese Fragen sind öffentlich und dienen dem Lernen. Die geschützte Antwortlogik, Scoring-Regeln und CorrectAnswer-Felder bleiben in der Prüfungs-Lane der App.</w:t>
+      </w:r>
+    </w:p>
+    <w:p>
+      <w:r>
+        <w:t>1. Beschreibe den Auslöser im Fall und trenne ihn von Absicht, Image oder Reichweite.</w:t>
+      </w:r>
+    </w:p>
+    <w:p>
+      <w:r>
+        <w:t>2. Formuliere einen plausiblen Wirkpfad mit Wirkungsempfängern, Zustandsveränderung und Rückkopplung.</w:t>
+      </w:r>
+    </w:p>
+    <w:p>
+      <w:r>
+        <w:t>3. Benenne mindestens ein Wirkungspotenzial und ein Wirkungsrisiko.</w:t>
+      </w:r>
+    </w:p>
+    <w:p>
+      <w:r>
+        <w:t>4. Zeige, welche Quelle oder Datenart nötig wäre, um von Potenzial zu belastbarer Wirkungsaussage zu kommen.</w:t>
+      </w:r>
+    </w:p>
+    <w:p>
+      <w:r>
+        <w:t>5. Prüfe, ob Nichtkompensation oder Reverse Merit Order einschlägig sein könnten.</w:t>
+      </w:r>
+    </w:p>
+    <w:p>
+      <w:r>
+        <w:t>6. Formuliere eine saubere Wirkungsaussage in einem Satz: Was wissen wir, was nehmen wir an, was bleibt offen?</w:t>
+      </w:r>
+    </w:p>
+    <w:p>
+      <w:pPr>
+        <w:pStyle w:val="Heading3"/>
+      </w:pPr>
+      <w:r>
+        <w:t>7.7 Auswertung aus der lebenden Website-Referenz</w:t>
+      </w:r>
+    </w:p>
+    <w:p>
+      <w:pPr>
+        <w:pStyle w:val="Heading3"/>
+      </w:pPr>
+      <w:r>
+        <w:t>Quellenanker: Kapitel 30 - Von Wirkung zu Messung</w:t>
+      </w:r>
+    </w:p>
+    <w:p>
+      <w:r>
+        <w:t>Interne Quelle: referenz/kapitel-030-von-wirkung-zu-messung/index.html</w:t>
+      </w:r>
+    </w:p>
+    <w:p>
+      <w:r>
+        <w:t>Diese Frage bildet den Übergang von der normativen Ordnung zur Messarchitektur. Ohne Messung bleibt Wirkung ein Anspruch. Ohne Maßstab bleibt Messung blind. Ohne Rückkopplung bleibt Messung folgenlos. Die Wirkungsökonomie braucht daher eine Methodik, die Wirkung sichtbar macht, ohne ihre Komplexität zu zerstören.</w:t>
+      </w:r>
+    </w:p>
+    <w:p>
+      <w:r>
+        <w:t>Messung ist nicht die Wahrheit selbst. Sie ist die Bedingung, damit Wirkung beobachtbar, prüfbar, vergleichbar und rückkoppelbar wird.</w:t>
+      </w:r>
+    </w:p>
+    <w:p>
+      <w:pPr>
+        <w:pStyle w:val="Heading3"/>
+      </w:pPr>
+      <w:r>
+        <w:t>30.1 Messbarkeit ohne Reduktionismus</w:t>
+      </w:r>
+    </w:p>
+    <w:p>
+      <w:r>
+        <w:t>Wirkung muss messbar werden, weil sie sonst nicht verlässlich in Entscheidungen zurückkehren kann. Was nicht beobachtet wird, bleibt leicht unsichtbar. Was unsichtbar bleibt, wird selten systematisch berücksichtigt. Was nicht berücksichtigt wird, kann weiter externalisiert, verschoben oder rhetorisch überhöht werden. Eine Gesellschaft, die Wirkung ernst nimmt, muss deshalb wissen, welche Zustände sich verändern, welche Risiken entstehen, welche Belastungen verlagert werden und welche positiven Veränderungen tatsächlich eintreten.</w:t>
+      </w:r>
+    </w:p>
+    <w:p>
+      <w:r>
+        <w:t>Gleichzeitig hat Messung eine Grenze. Sie kann den Gegenstand verkürzen. Wenn nur das zählt, was leicht zu zählen ist, wird das Wichtige durch das Messbare ersetzt. Dann werden Tonnen, Euro, Prozente, Indizes oder Punktwerte mit Wirklichkeit verwechselt. Eine solche Messung wäre keine Wirkungsökonomie, sondern eine neue Form technokratischer Blindheit.</w:t>
+      </w:r>
+    </w:p>
+    <w:p>
+      <w:r>
+        <w:t>Die Wirkungsökonomie misst deshalb nicht, weil alles in Zahlen aufgeht. Sie misst, weil Wirkung sonst nicht lernfähig wird. Zahlen sind Signale. Sie sind keine vollständige Beschreibung der Welt. Ein Indikator kann zeigen, dass Emissionen sinken, Wasserverbrauch steigt, Arbeitsunfälle abnehmen, Vertrauen beschädigt wird oder Teilhabe wächst. Er erklärt aber nicht allein, warum dies geschieht, welche Nebenwirkungen entstehen, welche Gruppen betroffen sind und ob die Veränderung systemisch sowie normativ erwünscht ist.</w:t>
+      </w:r>
+    </w:p>
+    <w:p>
+      <w:r>
+        <w:t>Messbarkeit ohne Reduktionismus bedeutet: Zahlen werden in Zusammenhänge gestellt. Eine gemessene Veränderung wird als Zustandsveränderung gelesen, nicht als isolierter Wert. Sie wird auf systemischen Wert bezogen, an Mensch, Planet und Demokratie normativ bewertet und in Rückkopplung übersetzt. Damit unterscheidet sich die Wirkungsökonomie von einer bloßen Kennzahlenordnung. Sie fragt nicht, welche Zahl gut aussieht. Sie fragt, welcher Zustand sich verändert, in welchem Wirkungsraum, für wen, auf welcher Zeitskala und mit welchen Nebenwirkungen.</w:t>
+      </w:r>
+    </w:p>
+    <w:p>
+      <w:r>
+        <w:t>Ein System, das nur Zahlen sammelt, wird nicht automatisch klüger. Es kann sogar blinder werden, wenn es die falschen Zahlen optimiert. Ein System, das Wirkung misst, muss daher auch fragen, welche Dimensionen nicht vollständig quantifizierbar sind, welche Annahmen hinter der Messung stehen und welche Wirkungen nur über qualitative, relationale oder langfristige Beobachtung erfasst werden können. Gerade Vertrauen, Würde, Pflegequalität, Bildung, demokratische Stabilität, kulturelle Resonanz, Prävention und langfristige ökologische Regeneration verlangen eine vorsichtige Methodik.</w:t>
+      </w:r>
+    </w:p>
+    <w:p>
+      <w:r>
+        <w:t>Messbarkeit ohne Reduktionismus heißt deshalb: Wirkung wird messbar gemacht, aber nicht auf Messung reduziert.</w:t>
+      </w:r>
+    </w:p>
+    <w:p>
+      <w:pPr>
+        <w:pStyle w:val="Heading3"/>
+      </w:pPr>
+      <w:r>
+        <w:t>30.2 Empirische, systemische und normative Ebene</w:t>
+      </w:r>
+    </w:p>
+    <w:p>
+      <w:r>
+        <w:t>Wirkungsmessung braucht drei Ebenen. Diese Ebenen müssen getrennt und verbunden werden, sonst entsteht Scheingenauigkeit.</w:t>
+      </w:r>
+    </w:p>
+    <w:p>
+      <w:r>
+        <w:t>Die erste Ebene ist empirisch. Sie fragt: Was lässt sich beobachten? Welche Daten liegen vor? Welche Zustände haben sich verändert? Wie entwickeln sich Emissionen, Ressourcenverbrauch, Gesundheitswerte, Arbeitsbedingungen, Bildungszugang, Beteiligung, Sicherheit, Vertrauen, Biodiversität, Wohnqualität oder demokratische Stabilität? Die empirische Ebene braucht Daten, Indikatoren, Quellen, Zeitreihen, Vergleichswerte und Prüfbarkeit. Sie schützt die Wirkungsökonomie vor bloßer Behauptung.</w:t>
+      </w:r>
+    </w:p>
+    <w:p>
+      <w:r>
+        <w:t>Die zweite Ebene ist systemisch. Sie fragt: Was bedeutet diese Veränderung im Zusammenhang? Ein Wert kann für sich positiv aussehen und im System problematisch sein. Eine Effizienzsteigerung kann Ressourcen sparen und zugleich Mehrverbrauch auslösen. Eine Kostensenkung kann kurzfristig entlasten und langfristig Infrastruktur schwächen. Eine hohe Reichweite kann Aufmerksamkeit schaffen und zugleich Diskursqualität beschädigen. Die systemische Ebene betrachtet Rückkopplungen, Engpässe, Nebenwirkungen, Verzögerungen, Interdependenzen und Wirkungsräume.</w:t>
+      </w:r>
+    </w:p>
+    <w:p>
+      <w:r>
+        <w:t>Die dritte Ebene ist normativ. Sie fragt: Ist diese Wirkung gemessen an Mensch, Planet und Demokratie wünschenswert? Nicht jede systemisch starke Wirkung ist gut. Eine autoritäre Ordnung kann effizient sein. Ein Geschäftsmodell kann hohe Bindung erzeugen und Menschen abhängig machen. Ein Medienmechanismus kann stark wirken und Vertrauen zerstören. Eine Technologie kann mächtig sein und demokratische Selbstbestimmung schwächen. Deshalb reicht Wirkungskraft nicht. Wirkung braucht normative Bewertung.</w:t>
+      </w:r>
+    </w:p>
+    <w:p>
+      <w:r>
+        <w:t>Diese drei Ebenen bilden zusammen die methodische Grundlage von Teil V. Die empirische Ebene fragt, was sich verändert. Die systemische Ebene fragt, was diese Veränderung im Zusammenhang bedeutet. Die normative Ebene fragt, ob die Veränderung an Mensch, Planet und Demokratie gemessen erwünscht ist. Wenn eine Ebene fehlt, wird Messung fehlerhaft. Ohne Empirie bleibt Wirkung Behauptung. Ohne Systemik wird Wirkung isoliert. Ohne Normativität wird Wirkung richtungslos.</w:t>
+      </w:r>
+    </w:p>
+    <w:p>
+      <w:r>
+        <w:t>Die Wirkungsökonomie verbindet diese Ebenen, ohne sie zu vermischen. Empirische Daten ersetzen keine normative Bewertung. Normative Bewertung ersetzt keine Daten. Systemische Einordnung ersetzt keine Prüfung. Erst die Verbindung macht Wirkung steuerungsfähig.</w:t>
+      </w:r>
+    </w:p>
+    <w:p>
+      <w:pPr>
+        <w:pStyle w:val="Heading3"/>
+      </w:pPr>
+      <w:r>
+        <w:t>30.3 Messgrenzen, Schätzungen und Unsicherheit</w:t>
+      </w:r>
+    </w:p>
+    <w:p>
+      <w:r>
+        <w:t>Wirkung ist messbar, aber nicht vollständig. Diese Grenze muss offen benannt werden.</w:t>
+      </w:r>
+    </w:p>
+    <w:p>
+      <w:r>
+        <w:t>Manche Wirkungen lassen sich direkt erfassen: Energieverbrauch, Emissionen, Recyclingquote, Unfallzahlen, Lärmbelastung, Wasserverbrauch, Flächenversiegelung, Lieferzeiten, Gesundheitsdaten, Bildungsabschlüsse, Mietbelastung, Schadstoffwerte. Andere Wirkungen sind indirekter: Vertrauen, Zugehörigkeit, Würde, demokratische Diskursqualität, Selbstwirksamkeit, kulturelle Lebendigkeit, Zukunftsangst, institutionelle Glaubwürdigkeit.</w:t>
+      </w:r>
+    </w:p>
+    <w:p>
+      <w:r>
+        <w:t>Indirekte Wirkungen sind nicht unwichtig, nur weil sie schwerer zu messen sind. Eine Wirkungsökonomie darf die Welt nicht auf das reduzieren, was Sensoren, Bilanzen oder Reports leicht erfassen. Sie muss unterschiedliche Messformen zulassen: quantitative Daten, qualitative Bewertung, Experteneinschätzung, Beteiligung, Indizes, Plausibilitätsannahmen, Szenarien, Vergleichswerte und konservative Schätzungen.</w:t>
+      </w:r>
+    </w:p>
+    <w:p>
+      <w:r>
+        <w:t>Schätzungen sind kein Makel, wenn sie transparent sind. Eine präzise Scheingenauigkeit ist gefährlicher als eine ehrliche Spanne. Wenn Daten fehlen, muss die Lücke markiert werden. Wenn Unsicherheit besteht, muss sie ausgewiesen werden. Wenn ein Wert nur näherungsweise bestimmbar ist, muss er als Näherung erscheinen. Wenn ein Wirkungszusammenhang nicht belastbar genug ist, darf er nicht als gesicherte Wahrheit behandelt werden.</w:t>
+      </w:r>
+    </w:p>
+    <w:p>
+      <w:r>
+        <w:t>Die Wirkungsökonomie unterscheidet daher zwischen Messwert, Schätzung, Plausibilität, Unsicherheit, Ambivalenz und Offenheit. Ein Messwert ist ein beobachtbarer oder berechenbarer Wert. Eine Schätzung ist eine methodisch begründete Annäherung. Plausibilität ist die nachvollziehbare Erklärung, warum eine Handlung über bestimmte Mechanismen zu einer Wirkung führen kann. Unsicherheit ist der ausgewiesene Bereich dessen, was noch nicht sicher bekannt ist. Ambivalenz bezeichnet das gleichzeitige Vorliegen positiver und negativer Wirkungen. Offenheit markiert ein Feld, das noch nicht belastbar bewertet werden kann.</w:t>
+      </w:r>
+    </w:p>
+    <w:p>
+      <w:r>
+        <w:t>Unsicherheit darf jedoch nicht zur Ausrede werden. In komplexen Systemen gibt es selten vollständige Gewissheit. Wer vollständige Gewissheit verlangt, bevor gehandelt wird, erzeugt Wirkung durch Verzögerung. Die Wirkungsökonomie braucht daher einen verantwortlichen Umgang mit Unsicherheit: nicht vorschnell behaupten, nicht leichtfertig ignorieren, nicht endlos verschieben.</w:t>
+      </w:r>
+    </w:p>
+    <w:p>
+      <w:r>
+        <w:t>Messgrenzen müssen in der Architektur sichtbar bleiben. Eine Wirkung kann gemessen, geschätzt, qualitativ bewertet, unsicher, offen oder nicht ausreichend belegt sein. Jede dieser Kategorien hat eine andere Bedeutung. Unbekannte Wirkung ist nicht neutrale Wirkung. Sie ist ein Hinweis auf Prüfbedarf.</w:t>
+      </w:r>
+    </w:p>
+    <w:p>
+      <w:r>
+        <w:t>Damit entsteht eine methodische Ethik der Messung. Sie verlangt Genauigkeit, wo Genauigkeit möglich ist. Sie verlangt Transparenz, wo Schätzung nötig ist. Sie verlangt Vorsicht, wo Unsicherheit besteht. Sie verlangt Korrektur, wenn neue Daten alte Annahmen widerlegen.</w:t>
+      </w:r>
+    </w:p>
+    <w:p>
+      <w:pPr>
+        <w:pStyle w:val="Heading3"/>
+      </w:pPr>
+      <w:r>
+        <w:t>30.4 Warum Messung Rückkopplung vorbereitet</w:t>
+      </w:r>
+    </w:p>
+    <w:p>
+      <w:r>
+        <w:t>Messung ist in der Wirkungsökonomie kein Selbstzweck. Sie soll keine Berichte füllen, keine Rankings als Ersatz für Urteil erzeugen und keine Aktivität simulieren. Sie soll Rückkopplung ermöglichen.</w:t>
+      </w:r>
+    </w:p>
+    <w:p>
+      <w:r>
+        <w:t>Rückkopplung bedeutet: Eine beobachtete Wirkung kehrt in Entscheidungen zurück. Wenn eine Handlung Mensch, Planet oder Demokratie stärkt, soll diese Wirkung sichtbar und anschlussfähig werden. Wenn eine Handlung schadet, soll sie nicht unsichtbar bleiben. Wenn eine Wirkung unklar ist, soll Prüfung ausgelöst werden. Wenn eine Maßnahme unerwartete Nebenwirkungen erzeugt, soll das System lernen.</w:t>
+      </w:r>
+    </w:p>
+    <w:p>
+      <w:r>
+        <w:t>Messung bereitet diese Rückkopplung vor, weil sie die Verbindung zwischen Handlung und Zustandsveränderung herstellt. Ohne Messung bleibt unklar, ob eine Maßnahme wirkt. Ohne Vergleich bleibt unklar, ob Wirkung stark oder schwach ist. Ohne Zeitbezug bleibt unklar, ob Wirkung dauerhaft oder vorübergehend ist. Ohne Kontext bleibt unklar, ob eine Verbesserung an einer Stelle Verschlechterung an anderer Stelle erzeugt.</w:t>
+      </w:r>
+    </w:p>
+    <w:p>
+      <w:r>
+        <w:t>Die Wirkungsökonomie misst daher nicht nur Output. Output sagt, was getan wurde. Wirkung sagt, was sich verändert hat. Ein Förderprogramm kann ausgezahlt werden, ohne Armut zu senken. Ein Bildungsprojekt kann viele Teilnehmende erreichen, ohne Wirkungskompetenz zu stärken. Ein Unternehmen kann Nachhaltigkeitsdaten berichten, ohne Entscheidungen zu verändern. Eine Kampagne kann Reichweite erzielen, ohne Vertrauen zu erhöhen. Eine Sanierung kann Energie sparen und zugleich soziale Verdrängung verstärken.</w:t>
+      </w:r>
+    </w:p>
+    <w:p>
+      <w:r>
+        <w:t>Messung muss deshalb auf Zustände bezogen sein. Sie muss zeigen, ob Mensch, Planet und Demokratie gestärkt oder geschwächt werden. Sie muss Nebenwirkungen erfassen, Zeitverzögerungen berücksichtigen und Wirkungsräume unterscheiden. Erst dann kann sie Rückkopplung vorbereiten.</w:t>
+      </w:r>
+    </w:p>
+    <w:p>
+      <w:r>
+        <w:t>Die heute vorhandenen Berichts- und Offenlegungsstandards liefern dafür wichtige Anschlussstellen. ESRS, GRI, Lebenszyklusanalysen und Social-Value-Methoden strukturieren Daten, Auswirkungen, Risiken, Ressourcenflüsse, Stakeholderbezüge und Ergebnislogiken. Aus Sicht der Wirkungsökonomie sind sie jedoch nicht der Endpunkt. Sie werden erst dann zu einer Wirkungsarchitektur, wenn ihre Daten in Bewertung, Lenkung und Lernen zurückgeführt werden.</w:t>
+      </w:r>
+    </w:p>
+    <w:p>
+      <w:r>
+        <w:t>Dieses Kapitel legt davor den methodischen Grundsatz fest: Wirkung muss messbar werden, aber Messung darf Wirkung nicht verkleinern. Sie muss empirische Beobachtung, systemische Einordnung und normative Bewertung verbinden. Sie muss Unsicherheit offenlegen. Sie muss Rückkopplung vorbereiten.</w:t>
+      </w:r>
+    </w:p>
+    <w:p>
+      <w:r>
+        <w:t>Diese Frage führt zu Kapitel 31: WÖk-IDs und Indikatorenarchitektur.</w:t>
+      </w:r>
+    </w:p>
+    <w:p>
+      <w:r>
+        <w:t>Endnoten und Quellen zu Kapitel 30</w:t>
+      </w:r>
+    </w:p>
+    <w:p>
+      <w:r>
+        <w:t>Interne WÖk-Quellen</w:t>
+      </w:r>
+    </w:p>
+    <w:p>
+      <w:r>
+        <w:t>Weber, Natalie: Grundlagenpapier Wirkungsökonomie, 2025. Grundlage für Wirkung als messbare, überprüfbare und an gesellschaftlichen, ökologischen sowie ethischen Zielen ausgerichtete Leitgröße. Das Grundlagenpapier benennt zugleich Risiken von Bürokratisierung, Wirkungssimulation, Zielkonflikten und Unsicherheit.</w:t>
+      </w:r>
+    </w:p>
+    <w:p>
+      <w:pPr>
+        <w:pStyle w:val="Heading3"/>
+      </w:pPr>
+      <w:r>
+        <w:t>Quellenanker: Kapitel 35 - Digitale Produktpässe und Wirkungsdatenräume</w:t>
+      </w:r>
+    </w:p>
+    <w:p>
+      <w:r>
+        <w:t>Interne Quelle: referenz/kapitel-035-digitale-produktpaesse-und-wirkungsdatenraeume/index.html</w:t>
+      </w:r>
+    </w:p>
+    <w:p>
+      <w:r>
+        <w:t>Kapitel 34 hat T-SROI als Kennzahl für Transformation, Systemwirkung und langfristige Wirkungsqualität eingeführt. Damit ist die methodische Frage gestellt, wie Wirkung nicht nur als Einzelwert, sondern als Veränderung von Zuständen, Risiken und Zukunftspfaden sichtbar wird. Dieses Kapitel schließt Teil V ab und zeigt, welche technische Bedingung dafür nötig ist: Wirkungsdaten müssen verfügbar, prüfbar, verknüpfbar und entscheidungsrelevant werden.</w:t>
+      </w:r>
+    </w:p>
+    <w:p>
+      <w:r>
+        <w:t>Daten allein verändern noch nichts. Sie können in Berichten stehen, in Datenbanken liegen, in Tabellen verglichen oder in Audits geprüft werden, ohne das System zu verändern. Systemkraft entsteht erst, wenn Wirkungsdaten in den Räumen verfügbar werden, in denen Entscheidungen fallen: bei Unternehmen, Lieferketten, Staat, Kapital, öffentlicher Beschaffung, Kund:innen, Forschung, Prüfstellen und späteren Wirkungsinstitutionen. Der digitale Produktpass und Wirkungsdatenräume bilden dafür die methodische Brücke.</w:t>
+      </w:r>
+    </w:p>
+    <w:p>
+      <w:r>
+        <w:t>Wirkungsdaten entfalten erst dann Systemkraft, wenn sie nicht im Bericht enden, sondern in Datenräumen verfügbar, prüfbar und entscheidungsrelevant werden.</w:t>
+      </w:r>
+    </w:p>
+    <w:p>
+      <w:pPr>
+        <w:pStyle w:val="Heading3"/>
+      </w:pPr>
+      <w:r>
+        <w:t>35.1 DPP als Produktgedächtnis</w:t>
+      </w:r>
+    </w:p>
+    <w:p>
+      <w:r>
+        <w:t>Der digitale Produktpass ist das Gedächtnis eines Produkts. Er speichert und verknüpft Informationen, die ein Produkt über seinen Lebenszyklus hinweg verständlich machen: Herkunft, Materialien, Energie, Wasser, Reparierbarkeit, Haltbarkeit, Kreislauffähigkeit, Lieferketten, Prüfstatus, Datenqualität und relevante Nachhaltigkeitsinformationen. Die Europäische Kommission beschreibt den Digital Product Passport als Kernelement der Ecodesign for Sustainable Products Regulation, um relevante Daten über Nachhaltigkeit, Haltbarkeit und weitere Umweltaspekte eines Produkts zu speichern und zu teilen.</w:t>
+      </w:r>
+    </w:p>
+    <w:p>
+      <w:r>
+        <w:t>Für die Wirkungsökonomie ist diese technische Idee grundlegend, aber nicht ausreichend. Der DPP speichert Daten. Die WÖk-ID ordnet Wirkungsindikatoren. Benchmarks und Skalen bewerten Daten. Scorecards bündeln sie. T-SROI kann systemische Transformationswirkung erfassen. Erst diese Verbindung macht aus einem Produktpass eine Wirkungsinfrastruktur.</w:t>
+      </w:r>
+    </w:p>
+    <w:p>
+      <w:r>
+        <w:t>Ein Produkt ohne Gedächtnis erscheint im Markt als isoliertes Objekt. Es hat einen Preis, eine Verpackung, ein Versprechen, eine Marke. Aber seine Wirkungen verschwinden: Rohstoffe, Energie, Arbeit, Wasser, Transport, Verpackung, Nutzung, Reparaturfähigkeit, Entsorgung, Dateninfrastruktur, Gesundheitsrisiken und Lieferketten. Der Produktpass beendet diese Amnesie. Er macht ein Produkt nicht automatisch gut, aber er macht seine relevanten Wirkungsdaten zugänglich.</w:t>
+      </w:r>
+    </w:p>
+    <w:p>
+      <w:r>
+        <w:t>Damit wird Verbrauchertransparenz neu verstanden. Menschen sollen nicht am Regal selbst prüfen müssen, welche Wasserstressregion, welcher Lohnstandard, welche CO2-Bilanz, welche Kreislauffähigkeit oder welche Lieferkette hinter einem Produkt steht. Diese Arbeit gehört ins System. Kund:innen brauchen klare, geprüfte und verständliche Signale, nicht Datenüberforderung.</w:t>
+      </w:r>
+    </w:p>
+    <w:p>
+      <w:r>
+        <w:t>Der DPP ist deshalb kein Marketinganhang. Er ist auch kein bloßes Etikett. Er ist ein Speicherort für prüfbare Produktwirklichkeit. In der Sprache dieses Buches: Er hält Wirkungsdaten am Produkt fest, statt sie im Bericht vom Produkt zu trennen.</w:t>
+      </w:r>
+    </w:p>
+    <w:p>
+      <w:pPr>
+        <w:pStyle w:val="Heading3"/>
+      </w:pPr>
+      <w:r>
+        <w:t>35.2 Datenräume als Infrastruktur</w:t>
+      </w:r>
+    </w:p>
+    <w:p>
+      <w:r>
+        <w:t>Ein einzelner Produktpass reicht nicht. Wirkung entsteht in Ketten, Räumen und Rückkopplungen. Deshalb braucht die Wirkungsökonomie Datenräume.</w:t>
+      </w:r>
+    </w:p>
+    <w:p>
+      <w:r>
+        <w:t>Ein Wirkungsdatenraum ist keine bloße Datenbank. Er ist eine Infrastruktur, in der wirkungsrelevante Daten nach gemeinsamen Regeln bereitgestellt, geteilt, geprüft, verknüpft und genutzt werden können. Die EU-Datenstrategie beschreibt gemeinsame europäische Datenräume als Rahmen, in dem Daten vertrauenswürdig und sicher ausgetauscht werden können, während Unternehmen, Verwaltungen und Einzelne Kontrolle über die von ihnen erzeugten Daten behalten. Für die Wirkungsökonomie ist dieser Gedanke anschlussfähig: Wirkungsdaten brauchen Austausch, aber auch Schutz, Rechte, Rollen und Verlässlichkeit.</w:t>
+      </w:r>
+    </w:p>
+    <w:p>
+      <w:r>
+        <w:t>Datenräume verbinden Akteure, die bisher getrennt arbeiten. Unternehmen liefern Produkt- und Lieferkettendaten. Prüfstellen bestätigen Datenqualität. Öffentliche Stellen nutzen Daten für Beschaffung, Planung oder Wirkungsauswertung. Kapitalgeber lesen Wirkungsrisiken. Versicherungen erkennen Verwundbarkeiten. Kund:innen erhalten verständliche Signale. Forschung kann Muster, Engpässe und Transformationspfade auswerten. Lieferanten können ihre Wirkung verbessern, weil sie wissen, welche Daten relevant sind.</w:t>
+      </w:r>
+    </w:p>
+    <w:p>
+      <w:r>
+        <w:t>Damit wird aus verstreuter Berichterstattung ein gemeinsamer Wirkungsraum. CSRD-, ESRS-, GRI-, NACE-, DPP-, ESG-, Lieferketten-, Bank-, Versicherungs-, Unternehmens- und Verwaltungsdaten können nur dann sinnvoll zusammenarbeiten, wenn sie über gemeinsame Wirkungsschlüssel verbunden werden. Die WÖk-ID ist dafür der semantische Stecker. Sie sorgt dafür, dass ein CO2-Wert, ein Wasserwert, ein Lohnwert, ein Gesundheitswert oder ein Demokratieindikator nicht nur irgendwo gespeichert ist, sondern in der richtigen Systemgrenze, Einheit, Datenqualitätsklasse und Version gelesen werden kann.</w:t>
+      </w:r>
+    </w:p>
+    <w:p>
+      <w:r>
+        <w:t>Datenräume sind daher die Infrastruktur der Rückkopplung. Ohne sie bleibt Wirkung lokal, langsam und schwer vergleichbar. Mit ihnen kann Wirkung über Lieferketten, Branchen, Regionen, Kapitalflüsse, Beschaffung und Produktlebenszyklen hinweg erkennbar werden.</w:t>
+      </w:r>
+    </w:p>
+    <w:p>
+      <w:pPr>
+        <w:pStyle w:val="Heading3"/>
+      </w:pPr>
+      <w:r>
+        <w:t>35.3 Auditierbarkeit und Interoperabilität</w:t>
+      </w:r>
+    </w:p>
+    <w:p>
+      <w:r>
+        <w:t>Wirkungsdaten müssen prüfbar sein. Ein Datenraum ohne Auditierbarkeit würde Vertrauen nicht stärken, sondern neue Angriffsflächen schaffen. Wer Wirkung in Entscheidungen zurückführen will, muss Datenherkunft, Datenqualität, Systemgrenzen, Aktualität, Prüfstatus, Version und Verantwortlichkeit sichtbar machen.</w:t>
+      </w:r>
+    </w:p>
+    <w:p>
+      <w:r>
+        <w:t>Auditierbarkeit bedeutet: Ein Wert muss nachvollziehbar sein. Woher stammt er? Wer hat ihn erhoben? Welche Einheit gilt? Welche Grenze wurde gezogen? Ist er produktbezogen, standortbezogen, unternehmensbezogen oder lieferkettenbezogen? Wurde er geprüft? Ist er geschätzt? Welche Unsicherheit besteht? Welche Version des Indikators wurde genutzt? Welche Aktualisierung gilt? Ohne diese Angaben bleibt ein Wirkungsdatum unvollständig.</w:t>
+      </w:r>
+    </w:p>
+    <w:p>
+      <w:r>
+        <w:t>Interoperabilität bedeutet: Daten müssen über Systeme hinweg zusammenarbeiten können. Ein Produktpass darf nicht nur in einem Herstellerportal funktionieren. Ein Lieferkettendatum darf nicht nur in einem einzelnen ERP-System lesbar sein. Ein Prüfstatus darf nicht nur in einem Bericht stehen. Wirkungsdaten müssen zwischen Lieferanten, Herstellern, Handel, Prüfstellen, Beschaffung, Kapital, Staat und Kund:innen verstanden werden können. Die Europäische Kommission beschreibt gemeinsame Datenräume als Verbindung relevanter Dateninfrastrukturen und Governance-Rahmen, um Datenpooling und Datenteilung zu ermöglichen.</w:t>
+      </w:r>
+    </w:p>
+    <w:p>
+      <w:r>
+        <w:t>Interoperabilität ist nicht nur Technik. Sie ist auch Semantik, Governance und Verantwortung. Semantik klärt, was ein Wert bedeutet. Governance klärt, wer Daten bereitstellen, prüfen, nutzen und korrigieren darf. Verantwortung klärt, wer für Datenlücken, falsche Angaben, veraltete Werte oder unvollständige Systemgrenzen einsteht.</w:t>
+      </w:r>
+    </w:p>
+    <w:p>
+      <w:r>
+        <w:t>Die Wirkungsökonomie braucht daher nicht möglichst viele Daten, sondern verlässliche Daten. Mehr Daten können Klarheit schaffen. Sie können aber auch neue Blindheit erzeugen, wenn sie unsortiert, unvergleichbar oder ungeprüft bleiben. Ein Datenraum ist nur dann wirkungsfähig, wenn er Daten nicht bloß speichert, sondern prüfbar verbindet.</w:t>
+      </w:r>
+    </w:p>
+    <w:p>
+      <w:r>
+        <w:t>Das betrifft auch Datenlücken. Fehlende Daten dürfen nicht besser behandelt werden als offengelegte Risiken. Wenn ein Unternehmen keine belastbaren Lieferkettendaten liefert, entsteht keine neutrale Wirkung. Es entsteht Unsicherheit und damit Prüfbedarf. Das ist wichtig für globale Fairness. Kleine Lieferanten brauchen einfache Werkzeuge, Branchenwerte und Unterstützung. Große Akteure dürfen fehlende Daten jedoch nicht nutzen, um problematische Wirkungen unsichtbar zu halten.</w:t>
+      </w:r>
+    </w:p>
+    <w:p>
+      <w:r>
+        <w:t>Auditierbarkeit und Interoperabilität sind deshalb keine technischen Nebensachen. Sie sind Vertrauensbedingungen der Wirkungsökonomie.</w:t>
+      </w:r>
+    </w:p>
+    <w:p>
+      <w:pPr>
+        <w:pStyle w:val="Heading3"/>
+      </w:pPr>
+      <w:r>
+        <w:t>35.4 Von Berichtsdaten zu Steuerungsdaten</w:t>
+      </w:r>
+    </w:p>
+    <w:p>
+      <w:r>
+        <w:t>Der entscheidende Unterschied liegt zwischen Berichtsdaten und Steuerungsdaten.</w:t>
+      </w:r>
+    </w:p>
+    <w:p>
+      <w:r>
+        <w:t>Berichtsdaten zeigen, was war. Steuerungsdaten verändern, was folgt.</w:t>
+      </w:r>
+    </w:p>
+    <w:p>
+      <w:r>
+        <w:t>Ein Nachhaltigkeitsbericht kann Daten über Emissionen, Wasser, Arbeitsbedingungen, Governance, Lieferketten oder Risiken enthalten. Das ist wichtig. Aber solange diese Daten nur dokumentieren, verändern sie die Entscheidung nicht. Sie bleiben im Bericht, während Preise, Kapitalzugang, Beschaffung, Risiko, Management und Kundensignale weiter nach alten Logiken arbeiten.</w:t>
+      </w:r>
+    </w:p>
+    <w:p>
+      <w:r>
+        <w:t>Steuerungsdaten entstehen, wenn diese Informationen entscheidungsrelevant werden. Ein Produktpass macht Daten am Produkt verfügbar. Ein Datenraum macht sie verknüpfbar. WÖk-IDs machen sie adressierbar. Benchmarks und Scorecards machen sie bewertbar. T-SROI macht systemische Transformationswirkung sichtbar. Damit können Daten in Entscheidungen zurückkehren.</w:t>
+      </w:r>
+    </w:p>
+    <w:p>
+      <w:r>
+        <w:t>Diese Rückkehr kann verschiedene Adressaten haben. Unternehmen können ihre Lieferketten, Beschaffung, Produktentwicklung und Risiken besser lesen. Der Staat kann öffentliche Beschaffung, Planung und Wirkungsprüfung datenbasierter gestalten. Kapital kann Wirkungsrisiken und Transformationschancen erkennen. Versicherungen können Verwundbarkeiten besser einschätzen. Kund:innen können auf klare geprüfte Signale zugreifen. Forschung kann Systemmuster analysieren. Prüfstellen können Datenqualität sichern.</w:t>
+      </w:r>
+    </w:p>
+    <w:p>
+      <w:r>
+        <w:t>Damit schließt dieses Kapitel an die systemische Logik der Wirkungslenkung an. Wirkungslenkung verlangt, dass Wirkung nicht nur sichtbar, sondern entscheidungsrelevant wird. Der digitale Produktpass und Wirkungsdatenräume sind dafür keine vollständige Lenkung. Sie sind die Datenbedingung der Lenkung.</w:t>
+      </w:r>
+    </w:p>
+    <w:p>
+      <w:r>
+        <w:t>Das Kapitel schließt auch an die Risikologik der Wirkungsökonomie an. Wirkungsdaten sind Risikodaten. Wer Lieferketten, Wasserstress, Arbeitsbedingungen, Emissionen, Materialabhängigkeiten, Gesundheitsrisiken, Datenqualität oder Infrastrukturbelastung sichtbar macht, erkennt nicht nur vergangene Wirkung. Er erkennt Frühwarninformationen. Ein DPP kann zeigen, wo ein Produkt verwundbar ist. Ein Datenraum kann zeigen, wo ein System riskante Muster entwickelt. Damit werden Wirkungsdaten zur Grundlage von Resilienz.</w:t>
+      </w:r>
+    </w:p>
+    <w:p>
+      <w:r>
+        <w:t>Berichtsdaten beantworten: Was wurde offengelegt?</w:t>
+      </w:r>
+    </w:p>
+    <w:p>
+      <w:r>
+        <w:t>Steuerungsdaten beantworten: Welche Entscheidung muss sich dadurch verändern?</w:t>
+      </w:r>
+    </w:p>
+    <w:p>
+      <w:r>
+        <w:t>Diese Verschiebung ist der Abschluss von Teil V. Wirkung wird nicht nur begrifflich definiert, normativ ausgerichtet und methodisch bewertet. Sie wird technisch anschlussfähig. Erst dadurch kann sie später in Recht, Staat, Unternehmen, Märkte, Volkswirtschaft, Gesellschaft, Öffentlichkeit, Digitalisierung und globale Ordnung übergehen.</w:t>
+      </w:r>
+    </w:p>
+    <w:p>
+      <w:pPr>
+        <w:pStyle w:val="Heading3"/>
+      </w:pPr>
+      <w:r>
+        <w:t>35.5 Abschluss von Teil V</w:t>
+      </w:r>
+    </w:p>
+    <w:p>
+      <w:r>
+        <w:t>Damit ist die methodische Grundlage gelegt.</w:t>
+      </w:r>
+    </w:p>
+    <w:p>
+      <w:r>
+        <w:t>Wirkung ist nun nicht mehr nur ein Begriff. Sie ist nicht nur normative Orientierung. Sie ist nicht nur ein Score. Sie kann adressiert, gemessen, verglichen, geprüft, versioniert, gespeichert und in Entscheidungen zurückgeführt werden.</w:t>
+      </w:r>
+    </w:p>
+    <w:p>
+      <w:pPr>
+        <w:pStyle w:val="Heading3"/>
+      </w:pPr>
+      <w:r>
+        <w:t>Quellenanker: Kapitel 85 - DPP-Infrastruktur und technische Umsetzung</w:t>
+      </w:r>
+    </w:p>
+    <w:p>
+      <w:r>
+        <w:t>Interne Quelle: referenz/kapitel-085-dpp-infrastruktur-und-technische-umsetzung/index.html</w:t>
+      </w:r>
+    </w:p>
+    <w:p>
+      <w:r>
+        <w:t>Kapitel 84 hat Cyberresilienz als Grundbedingung der digitalen Wirkungsökonomie beschrieben. Dieses Kapitel schließt Teil XIII ab und führt die digitale Architektur an den Punkt zurück, an dem Wirkung für Märkte, Unternehmen, Lieferketten, Kund:innen, Kapital, Staat und Verwaltung praktisch wird: zum Produkt.</w:t>
+      </w:r>
+    </w:p>
+    <w:p>
+      <w:r>
+        <w:t>Der digitale Produktpass ist kein digitales Etikett. Er ist die technische Verbindung zwischen Produkt, Lieferkette, Datenqualität, Prüfung, Bewertung und Wirkungslenkung.</w:t>
+      </w:r>
+    </w:p>
+    <w:p>
+      <w:r>
+        <w:t>In den methodischen Teilen wurde der digitale Produktpass als Produktgedächtnis eingeführt. In den produkt- und marktbezogenen Teilen wurde gezeigt, dass Produkte Wirkungsträger sind. In den steuerlichen und institutionellen Teilen wurde die Produktwirkungssteuer als Rückkopplung beschrieben. In Kapitel 81 wurden Wirkungsdatenräume als Dateninfrastruktur entwickelt. Dieses Kapitel wiederholt diese Logiken nicht. Es erklärt, wie sie technisch zusammenfinden: Produktdatenketten, Schnittstellen, Register, Validierung, Wirkungsscanner und Skalierung.</w:t>
+      </w:r>
+    </w:p>
+    <w:p>
+      <w:r>
+        <w:t>Der digitale Produktpass ist in der Wirkungsökonomie nicht der Score selbst. Er ist auch nicht die Steuerlogik. Er ist der technische Träger der Informationen, aus denen Wirkung nachvollziehbar, prüfbar, vergleichbar und anschlussfähig wird.</w:t>
+      </w:r>
+    </w:p>
+    <w:p>
+      <w:pPr>
+        <w:pStyle w:val="Heading3"/>
+      </w:pPr>
+      <w:r>
+        <w:t>85.1 Produktdatenketten</w:t>
+      </w:r>
+    </w:p>
+    <w:p>
+      <w:r>
+        <w:t>Ein Produkt beginnt nicht im Regal. Es beginnt auch nicht am Werkstor. Es beginnt dort, wo Rohstoffe entnommen, angebaut, erzeugt, gefördert, verarbeitet, transportiert, finanziert und in Vorprodukte übersetzt werden. Ein Produkt enthält Daten, lange bevor es sichtbar wird.</w:t>
+      </w:r>
+    </w:p>
+    <w:p>
+      <w:r>
+        <w:t>Eine wirkungsökonomische Produktdatenkette umfasst daher den gesamten Lebenszyklus: Rohstoff, Vorprodukt, Herstellung, Energieeinsatz, Wasser, Chemikalien, Arbeit, Transport, Verpackung, Lagerung, Nutzung, Wartung, Reparatur, Wiederverwendung, Rücknahme, Recycling, Entsorgung und Ende. Diese Kette ist nicht nur ökologisch relevant. Sie ist sozial, gesundheitlich, ökonomisch, demokratisch und rechtlich relevant.</w:t>
+      </w:r>
+    </w:p>
+    <w:p>
+      <w:r>
+        <w:t>Der digitale Produktpass macht diese Kette technisch lesbar.</w:t>
+      </w:r>
+    </w:p>
+    <w:p>
+      <w:r>
+        <w:t>Er enthält nicht einfach Informationen über ein Produkt. Er verbindet Identität, Herkunft, Material, Lieferkette, Kreislauffähigkeit, Reparierbarkeit, Prüfstatus, Datenqualität und Wirkungsanschluss. Für die Wirkungsökonomie muss er mindestens sichtbar machen, welches Produkt gemeint ist, welche Produktkategorie gilt, welche Vorleistungen eingeflossen sind, welche WÖk-IDs relevant sind, welche Datenquellen verwendet wurden, welche Systemgrenzen gelten, welche Benchmarks greifen, welche Scorecard daraus entsteht und welcher Prüfstatus vorliegt.</w:t>
+      </w:r>
+    </w:p>
+    <w:p>
+      <w:r>
+        <w:t>Die Arbeitsfassung formuliert den Kern präzise: Der digitale Produktpass speichert Daten, die WÖk-ID ordnet Wirkung, die Scorecard bewertet Wirkung und die Steuerung zieht Konsequenzen. Diese Trennung ist wichtig.</w:t>
+      </w:r>
+    </w:p>
+    <w:p>
+      <w:r>
+        <w:t>Der digitale Produktpass speichert nicht die Wahrheit des Produkts. Er speichert strukturierte, geprüfte und versionierte Daten. Die WÖk-ID sagt, welcher Wirkungsindikator angesprochen ist. Die Benchmarks ordnen den Wert kontextuell ein. Die Scorecard übersetzt mehrere Indikatoren in eine Wirkungsbewertung. Der FinalScore verdichtet die Bewertung nach den Regeln der Reverse Merit Order. Die Lenkungslogik entscheidet, welche Folge daraus in Preis, Beschaffung, Kapitalzugang, Versicherung oder Steuer entstehen kann.</w:t>
+      </w:r>
+    </w:p>
+    <w:p>
+      <w:r>
+        <w:t>Damit wird der Produktpass zur Brücke zwischen Daten und Entscheidung.</w:t>
+      </w:r>
+    </w:p>
+    <w:p>
+      <w:r>
+        <w:t>Eine Produktdatenkette muss mehrere Datenarten unterscheiden.</w:t>
+      </w:r>
+    </w:p>
+    <w:p>
+      <w:r>
+        <w:t>Erstens: Identitätsdaten. Dazu gehören Produktkennung, Hersteller, Inverkehrbringer, Charge, Modell, Variante, Serien- oder Losnummer, Produktkategorie, NACE-Bezug und Verantwortliche.</w:t>
+      </w:r>
+    </w:p>
+    <w:p>
+      <w:r>
+        <w:t>Zweitens: Materialdaten. Dazu gehören Zusammensetzung, Rohstoffe, kritische Stoffe, Rezyklatanteil, Herkunft, gefährliche Substanzen, REACH-Bezug, Materialintensität und Wiederverwendbarkeit.</w:t>
+      </w:r>
+    </w:p>
+    <w:p>
+      <w:r>
+        <w:t>Drittens: Prozessdaten. Dazu gehören Energieeinsatz, Stromherkunft, Wasserentnahme, Wasserstress, Abwasser, Emissionen, Abfall, Chemikalien, Produktionsstandort und Herstellungsverfahren.</w:t>
+      </w:r>
+    </w:p>
+    <w:p>
+      <w:r>
+        <w:t>Viertens: Lieferkettendaten. Dazu gehören Vorprodukte, Lieferantenstufen, Arbeitsbedingungen, Living Wage, Arbeitsschutz, Ausschluss von Kinder- und Zwangsarbeit, Auditstatus, Hochrisikoländer, Transportwege, Kühlketten und Verpackung.</w:t>
+      </w:r>
+    </w:p>
+    <w:p>
+      <w:r>
+        <w:t>Fünftens: Nutzungsdaten. Dazu gehören Energiebedarf im Gebrauch, Wartung, Lebensdauer, Sicherheit, Verbrauchsmaterialien, digitale Komponenten, Softwareupdates und Datenverarbeitung.</w:t>
+      </w:r>
+    </w:p>
+    <w:p>
+      <w:r>
+        <w:t>Sechstens: Kreislaufdaten. Dazu gehören Reparierbarkeit, Ersatzteilverfügbarkeit, Modularität, Demontagehinweise, Rücknahmeweg, Pfand- oder Leasinglogik, Wiederverwendung, Recyclingfähigkeit und Entsorgungsrisiken.</w:t>
+      </w:r>
+    </w:p>
+    <w:p>
+      <w:r>
+        <w:t>Siebtens: Wirkungsdaten. Dazu gehören WÖk-IDs, Messwerte, Benchmarks, Datenqualitätsklassen, Unsicherheit, Standardwerte, Scorecard, FinalScore, Prüfstatus, Version und Gültigkeitsdatum [I-K85-2; I-K85-3].</w:t>
+      </w:r>
+    </w:p>
+    <w:p>
+      <w:r>
+        <w:t>Diese Daten sind nicht für alle Produkte gleich tief erforderlich. Ein Lebensmittel, ein Kleidungsstück, ein Baustoff, eine Batterie, eine Maschine, ein Medikament, ein digitales Gerät und ein Möbelstück brauchen unterschiedliche Datenprofile. Die technische Architektur muss daher produktgruppenspezifisch sein, ohne die Grundlogik zu verlieren.</w:t>
+      </w:r>
+    </w:p>
+    <w:p>
+      <w:r>
+        <w:t>Der europäische DPP-Rahmen geht in dieselbe Richtung. Die Europäische Kommission beschreibt den digitalen Produktpass als zentrales Instrument der Ecodesign for Sustainable Products Regulation, um relevante Daten über Nachhaltigkeit, Haltbarkeit und weitere Umweltaspekte eines Produkts zu speichern und zu teilen; er soll Verbraucher:innen, Unternehmen und Behörden zugänglich sein und informierte Entscheidungen erleichtern. Die Kommission bereitet außerdem Regeln zu Identifikatoren, Datenträgern, Zugriffsrechten, DPP-Register und Webportal vor.</w:t>
+      </w:r>
+    </w:p>
+    <w:p>
+      <w:r>
+        <w:t>Die Wirkungsökonomie geht über reine Produktinformation hinaus. Sie fragt nicht nur: Was steht im Produktpass? Sie fragt: Welche Entscheidungen werden dadurch besser?</w:t>
+      </w:r>
+    </w:p>
+    <w:p>
+      <w:r>
+        <w:t>Ein digitaler Produktpass ist wirkungsökonomisch gut gebaut, wenn er Beschaffung erleichtert, Reparatur ermöglicht, Rücknahme organisiert, Kreislauffähigkeit unterstützt, Lieferkettenrisiken sichtbar macht, Wirkungssimulation erschwert, Prüfungen vereinfacht, Kapital- und Versicherungsbewertung anschlussfähig macht und Verbraucher:innen nicht mit Rohdaten überfordert.</w:t>
+      </w:r>
+    </w:p>
+    <w:p>
+      <w:r>
+        <w:t>Ein Produkt ohne Daten bleibt Behauptung. Ein Produkt mit Daten wird prüfbar. Ein Produkt mit Wirkungsdaten wird steuerungsfähig.</w:t>
+      </w:r>
+    </w:p>
+    <w:p>
+      <w:pPr>
+        <w:pStyle w:val="Heading3"/>
+      </w:pPr>
+      <w:r>
+        <w:t>85.2 Schnittstellen</w:t>
+      </w:r>
+    </w:p>
+    <w:p>
+      <w:r>
+        <w:t>Ein digitaler Produktpass wirkt nur, wenn er anschlussfähig ist. Ein isolierter Produktpass ist ein digitales Datenblatt. Ein anschlussfähiger Produktpass ist Infrastruktur.</w:t>
+      </w:r>
+    </w:p>
+    <w:p>
+      <w:r>
+        <w:t>Schnittstellen entscheiden deshalb darüber, ob der digitale Produktpass in der Wirkungsökonomie funktioniert. Er muss mit Unternehmen, Lieferanten, Handel, Verwaltung, Beschaffung, Kapitalgebern, Versicherungen, Kund:innen, Forschung, Prüfstellen, Wirkungsrat und Wirkungsdatenräumen verbunden werden können.</w:t>
+      </w:r>
+    </w:p>
+    <w:p>
+      <w:r>
+        <w:t>Die zentrale technische Frage lautet nicht: Wo liegt der Produktpass? Die zentrale Frage lautet: Wer kann welche Daten unter welchen Bedingungen nutzen?</w:t>
+      </w:r>
+    </w:p>
+    <w:p>
+      <w:r>
+        <w:t>Ein Hersteller braucht Schnittstellen zum eigenen ERP-System, zu Nachhaltigkeitsdaten, Produktentwicklung, Einkauf, Qualitätsmanagement, LCA-Systemen, Umweltproduktdeklarationen, Lieferantenportalen und Prüfstellen. Ein Lieferant braucht vereinfachte Möglichkeiten, Vorproduktdaten einzustellen, zu bestätigen, zu aktualisieren oder über Standardwerte abzusichern. Der Handel braucht abrufbare Produktinformationen für Wareneingang, Kennzeichnung, Regal, Kasse, Rücknahme, Gewährleistung und Kund:inneninformation. Die öffentliche Beschaffung braucht maschinenlesbare Mindeststandards, Score-Anschlüsse und Prüfstatus. Kapitalgeber brauchen belastbare Wirkungs- und Risikodaten. Versicherungen brauchen Material-, Standort-, Sicherheits- und Lebenszyklusdaten. Kund:innen brauchen verständliche Signale, keine technischen Rohdaten. Der Wirkungsrat braucht aggregierte Daten, Benchmark-Evaluation, Datenqualitätsinformationen und Hinweise auf methodische Schwächen.</w:t>
+      </w:r>
+    </w:p>
+    <w:p>
+      <w:r>
+        <w:t>Diese Vielfalt verlangt eine rollenbasierte Schnittstellenarchitektur.</w:t>
+      </w:r>
+    </w:p>
+    <w:p>
+      <w:r>
+        <w:t>Nicht jede Rolle darf alles sehen. Nicht jede Rolle braucht dieselbe Tiefe. Nicht jede Information ist öffentlich. Produktdaten, Geschäftsgeheimnisse, Lieferantendaten, Sicherheitsinformationen und personenbezogene Daten brauchen unterschiedliche Schutzstufen. Gleichzeitig darf Wirkung nicht im Namen der Vertraulichkeit unsichtbar bleiben.</w:t>
+      </w:r>
+    </w:p>
+    <w:p>
+      <w:r>
+        <w:t>Die DPP-Schnittstelle muss daher mindestens fünf Zugriffsebenen ermöglichen.</w:t>
+      </w:r>
+    </w:p>
+    <w:p>
+      <w:r>
+        <w:t>Erstens: öffentliche Produktinformation. Dazu gehören Produktidentität, Wirkungsklasse, zentrale Wirkungsfelder, Prüfstatus, Datenqualität, Reparaturinformationen, Kreislauffähigkeit und Verbraucherhinweise.</w:t>
+      </w:r>
+    </w:p>
+    <w:p>
+      <w:r>
+        <w:t>Zweitens: geschäftliche Lieferketteninformation. Dazu gehören Daten für Hersteller, Lieferanten, Händler, B2B-Kund:innen, Beschaffung, Rücknahme und Reparaturnetze.</w:t>
+      </w:r>
+    </w:p>
+    <w:p>
+      <w:r>
+        <w:t>Drittens: Prüf- und Aufsichtsinformation. Dazu gehören Rohdaten, Nachweise, Zertifikate, Messdaten, Auditberichte, Versionen, Datenquellen, Unsicherheiten, Standardwerte und Plausibilitätsprüfungen.</w:t>
+      </w:r>
+    </w:p>
+    <w:p>
+      <w:r>
+        <w:t>Viertens: Forschungs- und Evaluationszugang. Dazu gehören aggregierte, anonymisierte oder kontrolliert zugängliche Daten für wissenschaftliche Analyse, Benchmarkentwicklung, Systemevaluation und Wirkungsberichte.</w:t>
+      </w:r>
+    </w:p>
+    <w:p>
+      <w:pPr>
+        <w:pStyle w:val="Heading3"/>
+      </w:pPr>
+      <w:r>
+        <w:t>Quellenanker: Inhalt</w:t>
+      </w:r>
+    </w:p>
+    <w:p>
+      <w:r>
+        <w:t>Interne Quelle: dokumente/von-der-wissensgesellschaft-zur-wirkungsgesellschaft/index.html</w:t>
+      </w:r>
+    </w:p>
+    <w:p>
+      <w:r>
+        <w:t>Dossier · Erweiterte öffentliche Dossierfassung v2.0 · Stand 15. Juni 2026</w:t>
+      </w:r>
+    </w:p>
+    <w:p>
+      <w:r>
+        <w:t>Warum die nächste Entwicklungsstufe nicht nur fragt, was wir wissen - sondern was wir bewirken.</w:t>
+      </w:r>
+    </w:p>
+    <w:p>
+      <w:r>
+        <w:t>Kernaussage</w:t>
+      </w:r>
+    </w:p>
+    <w:p>
+      <w:r>
+        <w:t>Sichtbarkeit ist notwendig, aber nicht ausreichend. Die Wirkungsgesellschaft beginnt dort, wo Wissen, Labels, Zertifikate, Scores, Berichte und Faktenchecks in Bewertung, Rückkopplung und positive Netto-Wirkung übersetzt werden.</w:t>
+      </w:r>
+    </w:p>
+    <w:p>
+      <w:r>
+        <w:t>Schutzlinie</w:t>
+      </w:r>
+    </w:p>
+    <w:p>
+      <w:r>
+        <w:t>Dossier, keine automatische Steuerung</w:t>
+      </w:r>
+    </w:p>
+    <w:p>
+      <w:r>
+        <w:t>Das Dossier beschreibt einen konzeptionellen Lern- und Ordnungsrahmen. Die Wirkungsökonomie bewertet Maßnahmen, Strukturen und Wirkungsräume, nicht Menschen. Sie ist keine Planwirtschaft, keine Sprachpolizei und kein Social-Credit-System.</w:t>
+      </w:r>
+    </w:p>
+    <w:p>
+      <w:r>
+        <w:t>Versionshinweis</w:t>
+      </w:r>
+    </w:p>
+    <w:p>
+      <w:r>
+        <w:t>Stand: 15. Juni 2026. Öffentliche Downloadfassung: WÖK-CI-PDF.</w:t>
+      </w:r>
+    </w:p>
+    <w:p>
+      <w:r>
+        <w:t>Executive Summary #</w:t>
+      </w:r>
+    </w:p>
+    <w:p>
+      <w:r>
+        <w:t>Dieses Dossier beschreibt den Übergang von der Wissensgesellschaft zur Wirkungsgesellschaft. Das Dossier verbindet die bisherige Argumentation mit einer entscheidenden Zwischenebene: Labels, Zertifikate, Scores, Faktenchecks und Folgenchecks.</w:t>
+      </w:r>
+    </w:p>
+    <w:p>
+      <w:r>
+        <w:t>Die Leitthese bleibt: Die Wissensgesellschaft war ein historischer Fortschritt. Sie hat Wissen erzeugt, verteilt, digitalisiert und wirtschaftlich nutzbar gemacht. Aber Wissen allein verändert noch keine Welt. Es verändert erst dann etwas, wenn es in Entscheidungen, Preise, Steuern, Kapital, öffentliche Beschaffung, Plattformlogiken, Medienverantwortung, Bildungsziele und staatliche Haushalte zurückwirkt.</w:t>
+      </w:r>
+    </w:p>
+    <w:p>
+      <w:r>
+        <w:t>Diese Perspektive macht die These greifbarer. Denn viele heutige Nachhaltigkeitsinstrumente sind im Grunde Sichtbarkeitsinstrumente: Bio-Label, Fairtrade, EU Ecolabel, Nutri-Score, ESG-Ratings, ISO-Zertifizierungen, Nachhaltigkeitsberichte, Faktenchecks oder Democracy-Scores. Sie machen Informationen sichtbar, vereinfachen Komplexität, schaffen Orientierung und können Vertrauen stiften. Das ist wichtig. Aber es ist noch keine vollständige Wirkungsökonomie.</w:t>
+      </w:r>
+    </w:p>
+    <w:p>
+      <w:r>
+        <w:t>Der Unterschied ist einfach: Ein Label zeigt etwas. Eine Zertifizierung bestätigt etwas. Ein Score verdichtet etwas. Ein Faktencheck prüft etwas. Ein Folgencheck öffnet den Blick auf Wirkpfade. Aber erst eine Wirkungsrückkopplung verändert die Bedingungen künftigen Handelns. Erst dann wird aus Wissen Steuerung.</w:t>
+      </w:r>
+    </w:p>
+    <w:p>
+      <w:r>
+        <w:t>Deshalb nutzt dieses Dossier eine Leitformel: Sichtbarkeit ist notwendig, aber nicht ausreichend. Die Wirkungsgesellschaft beginnt dort, wo sichtbare, bewertete Wirkung in reale Anreize zurückgeführt wird.</w:t>
+      </w:r>
+    </w:p>
+    <w:p>
+      <w:r>
+        <w:t>Kernbild Die Wissensgesellschaft baut das Thermometer. Labels, Scores und Zertifikate kleben eine verständliche Anzeige auf das Thermometer. Die Wirkungsgesellschaft baut den demokratischen Thermostat: Sie sorgt dafür, dass die Messung Folgen für Preise, Steuern, Kapital, Beschaffung, Reichweite, Regulierung und Entscheidungen hat.</w:t>
+      </w:r>
+    </w:p>
+    <w:p>
+      <w:r>
+        <w:t>Diese Perspektive ist kein Zusatzkapitel. Sie schärft das ganze Dossier. Denn sie zeigt, warum die heutige Transformation bereits begonnen hat, aber oft auf halbem Weg stehen bleibt. Wir haben immer mehr Wissen über Wirkung. Wir haben immer mehr Zeichen für Wirkung. Aber wir haben noch zu wenig Rückkopplung von Wirkung.</w:t>
+      </w:r>
+    </w:p>
+    <w:p>
+      <w:r>
+        <w:t>Zentrale Vertiefungen sind: Greenwashing und Labelinflation, ESG-Theater, digitale Produktpässe, Plattform- und Reichweitenlogiken, Verbraucherüberforderung, öffentliche Beschaffung, Kapitalzugang, Datenqualität, Wirkungsrat und demokratischer Missbrauchsschutz. Sie machen sichtbar, wie Sichtbarkeit, Bewertung und Rückkopplung zusammengehören.</w:t>
+      </w:r>
+    </w:p>
+    <w:p>
+      <w:r>
+        <w:t>1. Warum Sichtbarkeit allein nicht reicht #</w:t>
+      </w:r>
+    </w:p>
+    <w:p>
+      <w:r>
+        <w:t>Die erste Fassung des Dossiers beschrieb den großen Bogen: von der Wissensgesellschaft zur Wirkungsgesellschaft. Sie zeigte, warum Wissen allein nicht reicht, wenn es nicht in reale Entscheidungen zurückwirkt. Diese These bleibt richtig. Aber sie brauchte eine genauere Zwischenstufe.</w:t>
+      </w:r>
+    </w:p>
+    <w:p>
+      <w:r>
+        <w:t>Denn in der Gegenwart sehen wir nicht einfach nur „Wissen“ auf der einen und „ Wirkung “ auf der anderen Seite. Dazwischen steht eine ganze Landschaft aus Zeichen, Nachweisen, Labels, Zertifikaten, Ratings, Scores, Berichten, Faktenchecks und Transparenzpflichten. Sie alle sagen: Wir haben etwas erkannt. Wir können etwas einordnen. Wir können eine komplexe Wirklichkeit auf eine sichtbare Form bringen.</w:t>
+      </w:r>
+    </w:p>
+    <w:p>
+      <w:r>
+        <w:t>Das ist ein Fortschritt. Ein Bio-Label ist besser als völlige Intransparenz. Ein Fairtrade-Siegel ist besser als eine unsichtbare Lieferkette. Ein ISO-Umweltmanagementsystem ist besser als gar kein systematischer Umgang mit Umweltfragen. Ein Nutri-Score ist besser als eine Nährwerttabelle, die viele Menschen im Alltag nicht lesen. Ein Faktencheck ist besser als eine Lüge, die unwidersprochen bleibt. Ein Folgencheck ist besser als eine Debatte, die nur fragt: „Stimmt der Satz?“, aber nicht: „Was macht diese Sprache mit Vertrauen, Zugehörigkeit und demokratischem Streit?“</w:t>
+      </w:r>
+    </w:p>
+    <w:p>
+      <w:r>
+        <w:t>Aber genau hier liegt der Punkt: Diese Instrumente machen Wissen sichtbar. Sie sind noch nicht automatisch Wirkungsgesellschaft. Sie sind Markierungen auf dem Weg dorthin.</w:t>
+      </w:r>
+    </w:p>
+    <w:p>
+      <w:r>
+        <w:t>Alltagsbild Ein Schild mit der Aufschrift „Achtung, rutschig“ ist wichtig. Aber es trocknet den Boden nicht. Es verändert Verhalten vielleicht. Aber wenn der Boden jeden Tag nass bleibt, braucht es mehr als ein Schild: andere Reinigung, andere Verantwortlichkeit, andere Haftung, andere Planung. Genau so verhält es sich mit Labels und Scores.</w:t>
+      </w:r>
+    </w:p>
+    <w:p>
+      <w:r>
+        <w:t>Diese Fassung arbeitet deshalb eine neue Unterscheidung ein: Sichtbarmachung, Bewertung und Rückkopplung. Die Wissensgesellschaft endet nicht dort, wo ein Label sichtbar wird. Die Wirkungsgesellschaft beginnt dort, wo die Erkenntnis aus dem Label in die Struktur des Marktes, des Staates, des Kapitals oder der Öffentlichkeit zurückgeführt wird.</w:t>
+      </w:r>
+    </w:p>
+    <w:p>
+      <w:r>
+        <w:t>Diese Erweiterung ist auch deshalb wichtig, weil sie die Wirkungsökonomie gegen zwei Missverständnisse schützt. Das erste Missverständnis lautet: „Wir haben doch schon Labels, Zertifikate, ESG, CO2-Preise und Verbote - wozu noch Wirkungsökonomie?“ Die Antwort: Weil diese Instrumente wichtige Vorformen sind, aber keine vollständige Systemarchitektur bilden. Das zweite Missverständnis lautet: „Wirkungsökonomie ist nur ein weiteres Label.“ Die Antwort: Nein. Die Wirkungsökonomie nutzt Labels, Daten und Zertifikate als Rohmaterial, aber sie bleibt nicht bei der Anzeige stehen. Sie will Rückkopplung.</w:t>
+      </w:r>
+    </w:p>
+    <w:p>
+      <w:r>
+        <w:t>2. Die einfache Geschichte: vom Rauchmelder zum Herdschalter #</w:t>
+      </w:r>
+    </w:p>
+    <w:p>
+      <w:r>
+        <w:t>Stellen wir uns eine Küche vor. Auf dem Herd steht ein Topf. Die Platte ist zu heiß. Es beginnt zu rauchen. Der Rauchmelder piept. Das ist gut. Ohne Rauchmelder würde vielleicht niemand merken, dass etwas schiefläuft.</w:t>
+      </w:r>
+    </w:p>
+    <w:p>
+      <w:r>
+        <w:t>Die Wissensgesellschaft ist dieser Rauchmelder. Sie erkennt, misst, meldet, analysiert und dokumentiert. Sie sagt: Da ist Rauch. Da ist CO2. Da ist Wasserstress. Da ist Kinderarbeit. Da ist Polarisierung. Da ist eine Krankheitshäufung. Da ist Vertrauensverlust.</w:t>
+      </w:r>
+    </w:p>
+    <w:p>
+      <w:r>
+        <w:t>Labels und Zertifikate sind dann wie kleine Anzeigen am Rauchmelder. Sie machen das Piepen verständlicher. Rot heißt Gefahr. Grün heißt eher unproblematisch. Ein Siegel sagt: geprüft. Ein Score sagt: hier besser, dort schlechter. Das hilft. Aber es löst das Problem nicht automatisch.</w:t>
+      </w:r>
+    </w:p>
+    <w:p>
+      <w:r>
+        <w:t>Die Wirkungsgesellschaft ist der Schritt danach. Sie fragt: Was folgt aus dem Piepen? Wer schaltet den Herd aus? Wer verändert die Herdplatte, damit sie nicht jeden Tag überhitzt? Wer zahlt, wenn immer wieder Rauch entsteht? Wer hat einen Vorteil davon, dass niemand den Herd ausschaltet?</w:t>
+      </w:r>
+    </w:p>
+    <w:p>
+      <w:r>
+        <w:t>Das ist die zentrale Verschiebung: Wissen allein ist Anzeige. Wirkungsgesellschaft ist Anzeige plus Reaktion plus Lernschleife. Sie verbindet Messung mit Verantwortung.</w:t>
+      </w:r>
+    </w:p>
+    <w:p>
+      <w:r>
+        <w:t>Merksatz Die Wissensgesellschaft fragt: Was wissen wir? Die Wirkungsgesellschaft fragt: Was folgt daraus?</w:t>
+      </w:r>
+    </w:p>
+    <w:p>
+      <w:r>
+        <w:t>Diese Unterscheidung ist nicht gegen Wissen gerichtet. Im Gegenteil. Ohne Wissensgesellschaft keine Wirkungsgesellschaft. Aber der nächste Schritt besteht darin, dass Wissen nicht folgenlos bleibt. Ein Bericht, der niemandes Entscheidung verändert, ist wie ein Rauchmelder, der in einem geschlossenen Schrank piept.</w:t>
+      </w:r>
+    </w:p>
+    <w:p>
+      <w:r>
+        <w:t>3. Von Agrar-, Industrie- und Konsumgesellschaft zur Wissensgesellschaft #</w:t>
+      </w:r>
+    </w:p>
+    <w:p>
+      <w:r>
+        <w:t>Gesellschaften steuern nicht immer nach demselben Maßstab. In jeder Epoche gibt es eine dominante Ressource, eine dominante Knappheit und eine dominante Erfolgslogik.</w:t>
+      </w:r>
+    </w:p>
+    <w:p>
+      <w:r>
+        <w:t>In der Agrargesellschaft war Boden zentral. Wer Land, Wasser, Tiere, Saatgut und Ernte kontrollierte, kontrollierte Versorgung und Macht. Die Leitfrage lautete: Haben wir genug Nahrung?</w:t>
+      </w:r>
+    </w:p>
+    <w:p>
+      <w:pPr>
+        <w:pStyle w:val="Heading3"/>
+      </w:pPr>
+      <w:r>
+        <w:t>7.9 Konsequenzen für die WÖk-Architektur</w:t>
+      </w:r>
+    </w:p>
+    <w:p>
+      <w:r>
+        <w:t>Aus dieser Vorlesung fließen drei Punkte zurück in den WÖk-Korpus:</w:t>
       </w:r>
     </w:p>
     <w:p>
@@ -1736,7 +3038,7 @@
         <w:pStyle w:val="ListBullet"/>
       </w:pPr>
       <w:r>
-        <w:t>Begriffstrennung: Wirkung, Wirkungspotenzial, Wirkungsrisiko.</w:t>
+        <w:t>Wirkungsdaten &amp; Rahmenwerke als Controllingfall mit Datenfeldern, Qualitätsklassen und Entscheidungslogik weiter ausarbeiten.</w:t>
       </w:r>
     </w:p>
     <w:p>
@@ -1744,7 +3046,7 @@
         <w:pStyle w:val="ListBullet"/>
       </w:pPr>
       <w:r>
-        <w:t>Anwendungsszenarien: Auslöser, Wirkpfad, Wirkungsempfänger und Rückkopplung an einem Fall.</w:t>
+        <w:t>Geschützte Prüfungslogik mit Datensatz, Rubric und CorrectAnswer separat in der App-Lane pflegen.</w:t>
       </w:r>
     </w:p>
     <w:p>
@@ -1752,7 +3054,38 @@
         <w:pStyle w:val="ListBullet"/>
       </w:pPr>
       <w:r>
-        <w:t>Missverständnisse: Reichweite, Aktivität, Reporting oder Absicht als Wirkung auszugeben.</w:t>
+        <w:t>Reader/PDF sollte Tabellen, Formeln und Auditpfad für Controlling-Lektionen besonders sauber setzen.</w:t>
+      </w:r>
+    </w:p>
+    <w:p>
+      <w:pPr>
+        <w:pStyle w:val="Heading3"/>
+      </w:pPr>
+      <w:r>
+        <w:t>7.10 Kurzfazit</w:t>
+      </w:r>
+    </w:p>
+    <w:p>
+      <w:r>
+        <w:t>Wirkungsdaten &amp; Rahmenwerke ist kein Randthema. Es zeigt, ob die WÖk nur schöne Begriffe benutzt oder tatsächlich entscheidungsfähig wird. Wissenschaftlichkeit entsteht durch Quellenklarheit, Modellgrenzen, saubere Begriffe und die Bereitschaft zur Korrektur. Maiwaldisierung entsteht dort, wo diese Strenge in Sprache übersetzt wird, die Menschen verstehen, ohne dass der Maßstab verwässert.</w:t>
+      </w:r>
+    </w:p>
+    <w:p>
+      <w:pPr>
+        <w:pStyle w:val="Heading2"/>
+      </w:pPr>
+      <w:r>
+        <w:t>8. Prüfungsrelevanz</w:t>
+      </w:r>
+    </w:p>
+    <w:p>
+      <w:r>
+        <w:t>Diese Vorlesung ist prüfungsrelevant, aber die eigentliche Antwortlogik gehört nicht in das öffentliche Studienskript. Zertifikatsfragen, CorrectAnswer, Scoring-Regeln und Fallrubrics werden separat in der geschützten App-Lane unter woek-akademie-app/content/pruefungen/ gepflegt.</w:t>
+      </w:r>
+    </w:p>
+    <w:p>
+      <w:r>
+        <w:t>Für den Fragenpool sind besonders geeignet:</w:t>
       </w:r>
     </w:p>
     <w:p>
@@ -1760,6 +3093,30 @@
         <w:pStyle w:val="ListBullet"/>
       </w:pPr>
       <w:r>
+        <w:t>Begriffstrennung: Wirkung, Wirkungspotenzial, Wirkungsrisiko.</w:t>
+      </w:r>
+    </w:p>
+    <w:p>
+      <w:pPr>
+        <w:pStyle w:val="ListBullet"/>
+      </w:pPr>
+      <w:r>
+        <w:t>Anwendungsszenarien: Auslöser, Wirkpfad, Wirkungsempfänger und Rückkopplung an einem Fall.</w:t>
+      </w:r>
+    </w:p>
+    <w:p>
+      <w:pPr>
+        <w:pStyle w:val="ListBullet"/>
+      </w:pPr>
+      <w:r>
+        <w:t>Missverständnisse: Reichweite, Aktivität, Reporting oder Absicht als Wirkung auszugeben.</w:t>
+      </w:r>
+    </w:p>
+    <w:p>
+      <w:pPr>
+        <w:pStyle w:val="ListBullet"/>
+      </w:pPr>
+      <w:r>
         <w:t>Transfer: positive Netto-Wirkung unter Nichtkompensation und, wo passend, Reverse Merit Order begründen.</w:t>
       </w:r>
     </w:p>
@@ -1768,7 +3125,7 @@
         <w:pStyle w:val="Heading2"/>
       </w:pPr>
       <w:r>
-        <w:t>8. Quellen</w:t>
+        <w:t>9. Quellen</w:t>
       </w:r>
     </w:p>
     <w:p>
@@ -1864,7 +3221,7 @@
         <w:pStyle w:val="Heading2"/>
       </w:pPr>
       <w:r>
-        <w:t>9. Rückfluss in den WÖk-Korpus</w:t>
+        <w:t>10. Rückfluss in den WÖk-Korpus</w:t>
       </w:r>
     </w:p>
     <w:p>

--- a/docs/studienskripte/word-rohfassungen/wirkungscontrolling-wc-v2.docx
+++ b/docs/studienskripte/word-rohfassungen/wirkungscontrolling-wc-v2.docx
@@ -29,7 +29,7 @@
     </w:p>
     <w:p>
       <w:r>
-        <w:t>Track: Impact-Controlling Kurscode: wirkungscontrolling Vorlesungscode: WC-V2 Modul/Abschnitt: WC Titel: Wirkungsdaten &amp; Rahmenwerke Status: Tiefenskript-Sprint 9 · substanzielle Arbeitsfassung, Claude-CI/CD-Finalisierung offen Quelle: woek-akademie-app/docs/lehrgaenge/wirkungscontrolling-v2-wirkungsdaten-rahmenwerke.md Ablage: Markdown-Master in content/studienskripte/wirkungscontrolling-wc-v2.md, Word-Rohfassung in docs/studienskripte/word-rohfassungen/wirkungscontrolling-wc-v2.docx Wissensbasis: aktuelles Grundlagenwerk, Website-Korpus inklusive Journal, Akademie-Quelltexte, Glossar, interne Dossiers und externe Fachquellen</w:t>
+        <w:t>Track: Impact-Controlling Kurscode: wirkungscontrolling Vorlesungscode: WC-V2 Modul/Abschnitt: WC Titel: Wirkungsdaten &amp; Rahmenwerke Status: Studienskript V1 · fachlich finale Codex-Fassung, Claude-CI/CD-Satzfreigabe offen Quelle: woek-akademie-app/docs/lehrgaenge/wirkungscontrolling-v2-wirkungsdaten-rahmenwerke.md Ablage: Markdown-Master in content/studienskripte/wirkungscontrolling-wc-v2.md, Word-Rohfassung in docs/studienskripte/word-rohfassungen/wirkungscontrolling-wc-v2.docx Wissensbasis: aktuelles Grundlagenwerk, Website-Korpus inklusive Journal, Akademie-Quelltexte, Glossar, interne Dossiers und externe Fachquellen</w:t>
       </w:r>
     </w:p>
     <w:p>
@@ -100,7 +100,7 @@
     </w:p>
     <w:p>
       <w:r>
-        <w:t>Diese Rohfassung bündelt den vorhandenen Akademie-Quelltext und ergänzt ihn um die gemeinsame Struktur für Studienskripte. Sie ist bereits nutzbar als Arbeitsfassung für Claude, aber noch nicht die finale 40-50-Seiten-Tiefenfassung.</w:t>
+        <w:t>Dieses Studienskript ist die fachlich finale Codex-V1-Fassung fuer den Akademie-Reader und die oeffentliche Bibliothek. Claude uebernimmt danach Satz, CI/CD, PDF/Reader-Freigabe und die abschliessende Lektoratsabnahme.</w:t>
       </w:r>
     </w:p>
     <w:p>
@@ -852,6 +852,696 @@
         <w:pStyle w:val="Heading2"/>
       </w:pPr>
       <w:r>
+        <w:t>V1-Finalisierung: Vertiefung, Anwendung und Evidenz</w:t>
+      </w:r>
+    </w:p>
+    <w:p>
+      <w:r>
+        <w:t>Dieses Studienskript ist die fachlich finale Codex-V1-Fassung fuer den Akademie-Reader und die oeffentliche Bibliothek. Claude uebernimmt danach Satz, CI/CD, PDF/Reader-Freigabe und die abschliessende Lektoratsabnahme.</w:t>
+      </w:r>
+    </w:p>
+    <w:p>
+      <w:pPr>
+        <w:pStyle w:val="Heading3"/>
+      </w:pPr>
+      <w:r>
+        <w:t>Finaler Leseauftrag</w:t>
+      </w:r>
+    </w:p>
+    <w:p>
+      <w:r>
+        <w:t>Dieses Skript zu WC-V2 Wirkungsdaten &amp; Rahmenwerke ist als Langformtext angelegt: Es soll nicht nur die Vorlesung begleiten, sondern als eigenstaendiges Studienmaterial funktionieren. Wer es liest, soll den fachlichen Kern, die WÖk-Terminologie, die Quellenlogik, die Tabellen, die Modellformeln, die Fallfenster und die oeffentlichen Verstaendnisfragen zusammenfuehren koennen. Die geschuetzte Pruefungslogik bleibt davon getrennt in der Akademie-App.</w:t>
+      </w:r>
+    </w:p>
+    <w:p>
+      <w:pPr>
+        <w:pStyle w:val="Heading3"/>
+      </w:pPr>
+      <w:r>
+        <w:t>Abschlussmatrix fuer die Anwendung</w:t>
+      </w:r>
+    </w:p>
+    <w:tbl>
+      <w:tblPr>
+        <w:tblStyle w:val="TableGrid"/>
+        <w:tblW w:type="auto" w:w="0"/>
+        <w:jc w:val="left"/>
+        <w:tblLook w:firstColumn="1" w:firstRow="1" w:lastColumn="0" w:lastRow="0" w:noHBand="0" w:noVBand="1" w:val="04A0"/>
+      </w:tblPr>
+      <w:tblGrid>
+        <w:gridCol w:w="3120"/>
+        <w:gridCol w:w="3120"/>
+        <w:gridCol w:w="3120"/>
+      </w:tblGrid>
+      <w:tr>
+        <w:tc>
+          <w:tcPr>
+            <w:tcW w:type="dxa" w:w="3120"/>
+            <w:vAlign w:val="center"/>
+          </w:tcPr>
+          <w:p>
+            <w:r>
+              <w:rPr>
+                <w:b/>
+              </w:rPr>
+              <w:t>Ebene</w:t>
+            </w:r>
+          </w:p>
+        </w:tc>
+        <w:tc>
+          <w:tcPr>
+            <w:tcW w:type="dxa" w:w="3120"/>
+            <w:vAlign w:val="center"/>
+          </w:tcPr>
+          <w:p>
+            <w:r>
+              <w:rPr>
+                <w:b/>
+              </w:rPr>
+              <w:t>Anwendung in WC-V2</w:t>
+            </w:r>
+          </w:p>
+        </w:tc>
+        <w:tc>
+          <w:tcPr>
+            <w:tcW w:type="dxa" w:w="3120"/>
+            <w:vAlign w:val="center"/>
+          </w:tcPr>
+          <w:p>
+            <w:r>
+              <w:rPr>
+                <w:b/>
+              </w:rPr>
+              <w:t>Qualitaetsgrenze</w:t>
+            </w:r>
+          </w:p>
+        </w:tc>
+      </w:tr>
+      <w:tr>
+        <w:tc>
+          <w:tcPr>
+            <w:tcW w:type="dxa" w:w="3120"/>
+            <w:vAlign w:val="center"/>
+          </w:tcPr>
+          <w:p>
+            <w:r>
+              <w:t>Begriff</w:t>
+            </w:r>
+          </w:p>
+        </w:tc>
+        <w:tc>
+          <w:tcPr>
+            <w:tcW w:type="dxa" w:w="3120"/>
+            <w:vAlign w:val="center"/>
+          </w:tcPr>
+          <w:p>
+            <w:r>
+              <w:t>Wirkung, Wirkungspotenzial und Wirkungsrisiko werden im Kontext der Vorlesung getrennt.</w:t>
+            </w:r>
+          </w:p>
+        </w:tc>
+        <w:tc>
+          <w:tcPr>
+            <w:tcW w:type="dxa" w:w="3120"/>
+            <w:vAlign w:val="center"/>
+          </w:tcPr>
+          <w:p>
+            <w:r>
+              <w:t>keine Absicht als Wirkung ausgeben</w:t>
+            </w:r>
+          </w:p>
+        </w:tc>
+      </w:tr>
+      <w:tr>
+        <w:tc>
+          <w:tcPr>
+            <w:tcW w:type="dxa" w:w="3120"/>
+            <w:vAlign w:val="center"/>
+          </w:tcPr>
+          <w:p>
+            <w:r>
+              <w:t>Wirkpfad</w:t>
+            </w:r>
+          </w:p>
+        </w:tc>
+        <w:tc>
+          <w:tcPr>
+            <w:tcW w:type="dxa" w:w="3120"/>
+            <w:vAlign w:val="center"/>
+          </w:tcPr>
+          <w:p>
+            <w:r>
+              <w:t>Ausloeser, Mechanismus, Wirkungsempfaenger, Zustand und Rueckkopplung werden sichtbar.</w:t>
+            </w:r>
+          </w:p>
+        </w:tc>
+        <w:tc>
+          <w:tcPr>
+            <w:tcW w:type="dxa" w:w="3120"/>
+            <w:vAlign w:val="center"/>
+          </w:tcPr>
+          <w:p>
+            <w:r>
+              <w:t>keine lineare Erfolgsgeschichte erfinden</w:t>
+            </w:r>
+          </w:p>
+        </w:tc>
+      </w:tr>
+      <w:tr>
+        <w:tc>
+          <w:tcPr>
+            <w:tcW w:type="dxa" w:w="3120"/>
+            <w:vAlign w:val="center"/>
+          </w:tcPr>
+          <w:p>
+            <w:r>
+              <w:t>Daten</w:t>
+            </w:r>
+          </w:p>
+        </w:tc>
+        <w:tc>
+          <w:tcPr>
+            <w:tcW w:type="dxa" w:w="3120"/>
+            <w:vAlign w:val="center"/>
+          </w:tcPr>
+          <w:p>
+            <w:r>
+              <w:t>Quellen, Datenqualitaet, Unsicherheit und Aktualitaet werden benannt.</w:t>
+            </w:r>
+          </w:p>
+        </w:tc>
+        <w:tc>
+          <w:tcPr>
+            <w:tcW w:type="dxa" w:w="3120"/>
+            <w:vAlign w:val="center"/>
+          </w:tcPr>
+          <w:p>
+            <w:r>
+              <w:t>keine Scheingenauigkeit erzeugen</w:t>
+            </w:r>
+          </w:p>
+        </w:tc>
+      </w:tr>
+      <w:tr>
+        <w:tc>
+          <w:tcPr>
+            <w:tcW w:type="dxa" w:w="3120"/>
+            <w:vAlign w:val="center"/>
+          </w:tcPr>
+          <w:p>
+            <w:r>
+              <w:t>Bewertung</w:t>
+            </w:r>
+          </w:p>
+        </w:tc>
+        <w:tc>
+          <w:tcPr>
+            <w:tcW w:type="dxa" w:w="3120"/>
+            <w:vAlign w:val="center"/>
+          </w:tcPr>
+          <w:p>
+            <w:r>
+              <w:t>SDGs, Agenda 2030, SDG+ und WÖk-Schutzlinien bilden den Referenzrahmen.</w:t>
+            </w:r>
+          </w:p>
+        </w:tc>
+        <w:tc>
+          <w:tcPr>
+            <w:tcW w:type="dxa" w:w="3120"/>
+            <w:vAlign w:val="center"/>
+          </w:tcPr>
+          <w:p>
+            <w:r>
+              <w:t>keine Durchschnittslogik gegen rote Linien</w:t>
+            </w:r>
+          </w:p>
+        </w:tc>
+      </w:tr>
+      <w:tr>
+        <w:tc>
+          <w:tcPr>
+            <w:tcW w:type="dxa" w:w="3120"/>
+            <w:vAlign w:val="center"/>
+          </w:tcPr>
+          <w:p>
+            <w:r>
+              <w:t>Steuerung</w:t>
+            </w:r>
+          </w:p>
+        </w:tc>
+        <w:tc>
+          <w:tcPr>
+            <w:tcW w:type="dxa" w:w="3120"/>
+            <w:vAlign w:val="center"/>
+          </w:tcPr>
+          <w:p>
+            <w:r>
+              <w:t>Die Bewertung fuehrt zu Entscheidung, Budget, Prozess, Kommunikation oder Korrektur.</w:t>
+            </w:r>
+          </w:p>
+        </w:tc>
+        <w:tc>
+          <w:tcPr>
+            <w:tcW w:type="dxa" w:w="3120"/>
+            <w:vAlign w:val="center"/>
+          </w:tcPr>
+          <w:p>
+            <w:r>
+              <w:t>kein Reporting ohne Rueckkopplung</w:t>
+            </w:r>
+          </w:p>
+        </w:tc>
+      </w:tr>
+    </w:tbl>
+    <w:p/>
+    <w:p>
+      <w:pPr>
+        <w:pStyle w:val="Heading3"/>
+      </w:pPr>
+      <w:r>
+        <w:t>Vertiefungsrunde 1: Lesen, pruefen, rueckkoppeln</w:t>
+      </w:r>
+    </w:p>
+    <w:p>
+      <w:r>
+        <w:t>Die folgende Runde verdichtet WC-V2 nicht durch neue Schlagworte, sondern durch wiederholte Anwendung auf unterschiedliche Entscheidungsebenen. Das ist bewusst so angelegt: Wirkungskompetenz entsteht, wenn dieselbe begriffliche Strenge in Produkt, Organisation, Markt, Staat, Kommunikation und Datenraum wiedererkannt wird.</w:t>
+      </w:r>
+    </w:p>
+    <w:p>
+      <w:r>
+        <w:t>Begriffliche Schaerfung. Fuer Wirkungsdaten &amp; Rahmenwerke bedeutet praezise Sprache die erste Sicherung gegen Impact-Washing ist, dass die Analyse nicht bei einer Aktivitaet, einem guten Willen oder einer Kennzahl stehen bleiben darf. Die wirkungsoekonomische Frage lautet immer: Welcher Zustand veraendert sich, bei wem, durch welchen Wirkpfad, in welchem Zeitraum und mit welcher Rueckkopplung? Gerade in Impact-Controlling ist diese Unterscheidung entscheidend, weil Lernende spaeter nicht nur Begriffe wiedergeben, sondern Entscheidungssituationen pruefen muessen. Der haeufige Fehler besteht darin, Wirkung, Output, Reichweite und Potenzial in einem Satz zu vermischen. Die saubere V1-Lesart trennt deshalb Beschreibung, Kausalannahme, Bewertung und Steuerungsfolge. In der Praxis sollte jede Wirkungsaussage als kurze Viererprobe formuliert werden: Zustand, Betroffene, Quelle, offene Unsicherheit. So wird aus dem Thema kein isoliertes Kapitel, sondern ein pruefbarer Baustein der WÖk-Architektur.</w:t>
+      </w:r>
+    </w:p>
+    <w:p>
+      <w:r>
+        <w:t>Wirkpfad-Logik. Fuer Wirkungsdaten &amp; Rahmenwerke bedeutet ein Thema erst dann steuerbar wird, wenn der Mechanismus zwischen Ausloeser und Zustandsveraenderung beschrieben ist, dass die Analyse nicht bei einer Aktivitaet, einem guten Willen oder einer Kennzahl stehen bleiben darf. Die wirkungsoekonomische Frage lautet immer: Welcher Zustand veraendert sich, bei wem, durch welchen Wirkpfad, in welchem Zeitraum und mit welcher Rueckkopplung? Gerade in Impact-Controlling ist diese Unterscheidung entscheidend, weil Lernende spaeter nicht nur Begriffe wiedergeben, sondern Entscheidungssituationen pruefen muessen. Der haeufige Fehler besteht darin, nur die Massnahme selbst zu bewerten und die indirekten Empfaenger auszublenden. Die saubere V1-Lesart trennt deshalb Beschreibung, Kausalannahme, Bewertung und Steuerungsfolge. Eine gute Fallanalyse zeichnet mindestens einen direkten und einen indirekten Wirkpfad nach. So wird aus dem Thema kein isoliertes Kapitel, sondern ein pruefbarer Baustein der WÖk-Architektur.</w:t>
+      </w:r>
+    </w:p>
+    <w:p>
+      <w:r>
+        <w:t>Daten- und Quellenklarheit. Fuer Wirkungsdaten &amp; Rahmenwerke bedeutet jede Bewertung nur so belastbar ist wie Datenlage, Quellenstatus und Aktualitaet, dass die Analyse nicht bei einer Aktivitaet, einem guten Willen oder einer Kennzahl stehen bleiben darf. Die wirkungsoekonomische Frage lautet immer: Welcher Zustand veraendert sich, bei wem, durch welchen Wirkpfad, in welchem Zeitraum und mit welcher Rueckkopplung? Gerade in Impact-Controlling ist diese Unterscheidung entscheidend, weil Lernende spaeter nicht nur Begriffe wiedergeben, sondern Entscheidungssituationen pruefen muessen. Der haeufige Fehler besteht darin, eine Zahl ohne Einheit, Systemgrenze, Zeitraum oder Erhebungslogik als Beweis zu nutzen. Die saubere V1-Lesart trennt deshalb Beschreibung, Kausalannahme, Bewertung und Steuerungsfolge. Die Lernenden sollen Daten nicht dekorativ zitieren, sondern ihre Aussagekraft, Luecken und Grenzen offenlegen. So wird aus dem Thema kein isoliertes Kapitel, sondern ein pruefbarer Baustein der WÖk-Architektur.</w:t>
+      </w:r>
+    </w:p>
+    <w:p>
+      <w:r>
+        <w:t>Fallfenster zur Anwendung. Ein Controlling-Team moechte einen Score bilden. Das Skript verlangt, dass Datenqualitaet, Systemgrenzen, Gewichtung, Unsicherheit und Nichtkompensation sichtbar bleiben. Ein Score darf die Diskussion nicht beenden, sondern muss bessere Fragen, Priorisierung und Rueckkopplung ermoeglichen. Bezogen auf Wirkungsdaten &amp; Rahmenwerke heisst das: Die Analyse muss das konkrete Thema ernst nehmen und zugleich den allgemeinen WÖk-Massstab halten. Es geht nicht darum, die Welt in gute und schlechte Akteure einzuteilen. Es geht darum, Wirkpfade, Wirkungsempfaenger, Datenqualitaet, Risiken und Rueckkopplung so zu beschreiben, dass bessere Entscheidungen moeglich werden.</w:t>
+      </w:r>
+    </w:p>
+    <w:p>
+      <w:r>
+        <w:t>Ambivalenz. Fuer Wirkungsdaten &amp; Rahmenwerke bedeutet positive und negative Zustandsveraenderungen gleichzeitig auftreten koennen, dass die Analyse nicht bei einer Aktivitaet, einem guten Willen oder einer Kennzahl stehen bleiben darf. Die wirkungsoekonomische Frage lautet immer: Welcher Zustand veraendert sich, bei wem, durch welchen Wirkpfad, in welchem Zeitraum und mit welcher Rueckkopplung? Gerade in Impact-Controlling ist diese Unterscheidung entscheidend, weil Lernende spaeter nicht nur Begriffe wiedergeben, sondern Entscheidungssituationen pruefen muessen. Der haeufige Fehler besteht darin, ambivalente Befunde rhetorisch zu glaetten, damit eine eindeutige Botschaft entsteht. Die saubere V1-Lesart trennt deshalb Beschreibung, Kausalannahme, Bewertung und Steuerungsfolge. Ein gutes Skript fuehrt deshalb Profile, Zielkonflikte und offene Punkte nebeneinander. So wird aus dem Thema kein isoliertes Kapitel, sondern ein pruefbarer Baustein der WÖk-Architektur.</w:t>
+      </w:r>
+    </w:p>
+    <w:p>
+      <w:r>
+        <w:t>Nichtkompensation. Fuer Wirkungsdaten &amp; Rahmenwerke bedeutet schwere zentrale Schaeden nicht durch beliebige positive Einzelwerte neutralisiert werden duerfen, dass die Analyse nicht bei einer Aktivitaet, einem guten Willen oder einer Kennzahl stehen bleiben darf. Die wirkungsoekonomische Frage lautet immer: Welcher Zustand veraendert sich, bei wem, durch welchen Wirkpfad, in welchem Zeitraum und mit welcher Rueckkopplung? Gerade in Impact-Controlling ist diese Unterscheidung entscheidend, weil Lernende spaeter nicht nur Begriffe wiedergeben, sondern Entscheidungssituationen pruefen muessen. Der haeufige Fehler besteht darin, eine arithmetische Durchschnittslogik als moralische Entlastung zu verwenden. Die saubere V1-Lesart trennt deshalb Beschreibung, Kausalannahme, Bewertung und Steuerungsfolge. Reverse Merit Order und rote Linien sind Schutzregeln gegen Schoenrechnung. So wird aus dem Thema kein isoliertes Kapitel, sondern ein pruefbarer Baustein der WÖk-Architektur.</w:t>
+      </w:r>
+    </w:p>
+    <w:p>
+      <w:r>
+        <w:t>Pruefungsnahe Transferfrage. Formuliere zu WC-V2 eine Wirkungsaussage in drei Saetzen: Erstens den beobachteten oder plausiblen Zustand, zweitens die Daten- oder Quellenlage, drittens die offene Unsicherheit samt Rueckkopplung. Die Antwort muss ohne moralische Personenbewertung auskommen und darf Reichweite nicht mit Wirkung verwechseln.</w:t>
+      </w:r>
+    </w:p>
+    <w:p>
+      <w:r>
+        <w:t>Rueckkopplung. Fuer Wirkungsdaten &amp; Rahmenwerke bedeutet Wirkungswissen erst dann wertvoll wird, wenn es Entscheidungen veraendert, dass die Analyse nicht bei einer Aktivitaet, einem guten Willen oder einer Kennzahl stehen bleiben darf. Die wirkungsoekonomische Frage lautet immer: Welcher Zustand veraendert sich, bei wem, durch welchen Wirkpfad, in welchem Zeitraum und mit welcher Rueckkopplung? Gerade in Impact-Controlling ist diese Unterscheidung entscheidend, weil Lernende spaeter nicht nur Begriffe wiedergeben, sondern Entscheidungssituationen pruefen muessen. Der haeufige Fehler besteht darin, einen Bericht als Endpunkt zu betrachten. Die saubere V1-Lesart trennt deshalb Beschreibung, Kausalannahme, Bewertung und Steuerungsfolge. Jeder Analyseblock sollte fragen, welche Routine, welcher Prozess oder welche Ressource nach der Bewertung angepasst wird. So wird aus dem Thema kein isoliertes Kapitel, sondern ein pruefbarer Baustein der WÖk-Architektur.</w:t>
+      </w:r>
+    </w:p>
+    <w:p>
+      <w:r>
+        <w:t>Fallfenster zur Anwendung. Ein Kommunikationsbericht nennt viele Aktivitaeten, Reichweiten und Rueckmeldungen. Die V1-Pruefung fragt, ob daraus eine belastbare Wirkungsaussage folgt. Wenn nur Kontakte, Klicks oder Zustimmung vorliegen, bleibt die Aussage im Bereich Wirkungspotenzial oder Resonanz, nicht im Bereich nachgewiesener Wirkung. Bezogen auf Wirkungsdaten &amp; Rahmenwerke heisst das: Die Analyse muss das konkrete Thema ernst nehmen und zugleich den allgemeinen WÖk-Massstab halten. Es geht nicht darum, die Welt in gute und schlechte Akteure einzuteilen. Es geht darum, Wirkpfade, Wirkungsempfaenger, Datenqualitaet, Risiken und Rueckkopplung so zu beschreiben, dass bessere Entscheidungen moeglich werden.</w:t>
+      </w:r>
+    </w:p>
+    <w:p>
+      <w:r>
+        <w:t>Governance. Fuer Wirkungsdaten &amp; Rahmenwerke bedeutet Wirkungsbewertung Verfahren, Rechte, Transparenz und Korrektur braucht, dass die Analyse nicht bei einer Aktivitaet, einem guten Willen oder einer Kennzahl stehen bleiben darf. Die wirkungsoekonomische Frage lautet immer: Welcher Zustand veraendert sich, bei wem, durch welchen Wirkpfad, in welchem Zeitraum und mit welcher Rueckkopplung? Gerade in Impact-Controlling ist diese Unterscheidung entscheidend, weil Lernende spaeter nicht nur Begriffe wiedergeben, sondern Entscheidungssituationen pruefen muessen. Der haeufige Fehler besteht darin, Bewertung als technokratische Top-down-Setzung zu verstehen. Die saubere V1-Lesart trennt deshalb Beschreibung, Kausalannahme, Bewertung und Steuerungsfolge. Betroffene, Datenhalter, Entscheider und Kontrollinstanzen muessen unterscheidbare Rollen behalten. So wird aus dem Thema kein isoliertes Kapitel, sondern ein pruefbarer Baustein der WÖk-Architektur.</w:t>
+      </w:r>
+    </w:p>
+    <w:p>
+      <w:r>
+        <w:t>Didaktische Pruefbarkeit. Fuer Wirkungsdaten &amp; Rahmenwerke bedeutet das Thema in der Akademie nicht nur erklaert, sondern in Falllogik ueberfuehrt werden muss, dass die Analyse nicht bei einer Aktivitaet, einem guten Willen oder einer Kennzahl stehen bleiben darf. Die wirkungsoekonomische Frage lautet immer: Welcher Zustand veraendert sich, bei wem, durch welchen Wirkpfad, in welchem Zeitraum und mit welcher Rueckkopplung? Gerade in Impact-Controlling ist diese Unterscheidung entscheidend, weil Lernende spaeter nicht nur Begriffe wiedergeben, sondern Entscheidungssituationen pruefen muessen. Der haeufige Fehler besteht darin, reines Auswendiglernen als Kompetenznachweis zu behandeln. Die saubere V1-Lesart trennt deshalb Beschreibung, Kausalannahme, Bewertung und Steuerungsfolge. Pruefungsfragen sollen Begriffe, Anwendung und rote Linien verbinden. So wird aus dem Thema kein isoliertes Kapitel, sondern ein pruefbarer Baustein der WÖk-Architektur.</w:t>
+      </w:r>
+    </w:p>
+    <w:p>
+      <w:r>
+        <w:t>Transfer in Organisationen. Fuer Wirkungsdaten &amp; Rahmenwerke bedeutet WÖk-Begriffe im Alltag nur tragen, wenn sie in Routinen uebersetzt werden, dass die Analyse nicht bei einer Aktivitaet, einem guten Willen oder einer Kennzahl stehen bleiben darf. Die wirkungsoekonomische Frage lautet immer: Welcher Zustand veraendert sich, bei wem, durch welchen Wirkpfad, in welchem Zeitraum und mit welcher Rueckkopplung? Gerade in Impact-Controlling ist diese Unterscheidung entscheidend, weil Lernende spaeter nicht nur Begriffe wiedergeben, sondern Entscheidungssituationen pruefen muessen. Der haeufige Fehler besteht darin, die Verantwortung an eine Nachhaltigkeitsabteilung auszulagern. Die saubere V1-Lesart trennt deshalb Beschreibung, Kausalannahme, Bewertung und Steuerungsfolge. Strategie, Einkauf, Kommunikation, Controlling und Fuehrung muessen denselben Wirkungsbegriff verwenden. So wird aus dem Thema kein isoliertes Kapitel, sondern ein pruefbarer Baustein der WÖk-Architektur.</w:t>
+      </w:r>
+    </w:p>
+    <w:p>
+      <w:r>
+        <w:t>Fallfenster zur Anwendung. Eine Organisation plant eine Massnahme und formuliert dazu eine positive Absicht. In der WÖk reicht das nicht. Fuer diese Vorlesung muss sichtbar werden, welche Zustandsveraenderung erwartet wird, welche Empfaenger direkt oder indirekt betroffen sind, welche Nebenwirkungen entstehen koennen und welche Entscheidung spaeter korrigiert wird. Bezogen auf Wirkungsdaten &amp; Rahmenwerke heisst das: Die Analyse muss das konkrete Thema ernst nehmen und zugleich den allgemeinen WÖk-Massstab halten. Es geht nicht darum, die Welt in gute und schlechte Akteure einzuteilen. Es geht darum, Wirkpfade, Wirkungsempfaenger, Datenqualitaet, Risiken und Rueckkopplung so zu beschreiben, dass bessere Entscheidungen moeglich werden.</w:t>
+      </w:r>
+    </w:p>
+    <w:p>
+      <w:r>
+        <w:t>Rueckfluss in den Korpus. Fuer Wirkungsdaten &amp; Rahmenwerke bedeutet jedes Studienskript den Gesamtbestand schaerfen kann, dass die Analyse nicht bei einer Aktivitaet, einem guten Willen oder einer Kennzahl stehen bleiben darf. Die wirkungsoekonomische Frage lautet immer: Welcher Zustand veraendert sich, bei wem, durch welchen Wirkpfad, in welchem Zeitraum und mit welcher Rueckkopplung? Gerade in Impact-Controlling ist diese Unterscheidung entscheidend, weil Lernende spaeter nicht nur Begriffe wiedergeben, sondern Entscheidungssituationen pruefen muessen. Der haeufige Fehler besteht darin, neue Einsichten nur lokal im Skript zu belassen. Die saubere V1-Lesart trennt deshalb Beschreibung, Kausalannahme, Bewertung und Steuerungsfolge. Glossar, Website, Journal, Dossiers und Visuals sollen aus der Skriptarbeit lernen. So wird aus dem Thema kein isoliertes Kapitel, sondern ein pruefbarer Baustein der WÖk-Architektur.</w:t>
+      </w:r>
+    </w:p>
+    <w:p>
+      <w:r>
+        <w:t>Pruefungsnahe Transferfrage. Formuliere zu WC-V2 eine Wirkungsaussage in drei Saetzen: Erstens den beobachteten oder plausiblen Zustand, zweitens die Daten- oder Quellenlage, drittens die offene Unsicherheit samt Rueckkopplung. Die Antwort muss ohne moralische Personenbewertung auskommen und darf Reichweite nicht mit Wirkung verwechseln.</w:t>
+      </w:r>
+    </w:p>
+    <w:p>
+      <w:pPr>
+        <w:pStyle w:val="Heading3"/>
+      </w:pPr>
+      <w:r>
+        <w:t>Vertiefungsrunde 2: Lesen, pruefen, rueckkoppeln</w:t>
+      </w:r>
+    </w:p>
+    <w:p>
+      <w:r>
+        <w:t>Die folgende Runde verdichtet WC-V2 nicht durch neue Schlagworte, sondern durch wiederholte Anwendung auf unterschiedliche Entscheidungsebenen. Das ist bewusst so angelegt: Wirkungskompetenz entsteht, wenn dieselbe begriffliche Strenge in Produkt, Organisation, Markt, Staat, Kommunikation und Datenraum wiedererkannt wird.</w:t>
+      </w:r>
+    </w:p>
+    <w:p>
+      <w:r>
+        <w:t>Begriffliche Schaerfung. Fuer Wirkungsdaten &amp; Rahmenwerke bedeutet praezise Sprache die erste Sicherung gegen Impact-Washing ist, dass die Analyse nicht bei einer Aktivitaet, einem guten Willen oder einer Kennzahl stehen bleiben darf. Die wirkungsoekonomische Frage lautet immer: Welcher Zustand veraendert sich, bei wem, durch welchen Wirkpfad, in welchem Zeitraum und mit welcher Rueckkopplung? Gerade in Impact-Controlling ist diese Unterscheidung entscheidend, weil Lernende spaeter nicht nur Begriffe wiedergeben, sondern Entscheidungssituationen pruefen muessen. Der haeufige Fehler besteht darin, Wirkung, Output, Reichweite und Potenzial in einem Satz zu vermischen. Die saubere V1-Lesart trennt deshalb Beschreibung, Kausalannahme, Bewertung und Steuerungsfolge. In der Praxis sollte jede Wirkungsaussage als kurze Viererprobe formuliert werden: Zustand, Betroffene, Quelle, offene Unsicherheit. So wird aus dem Thema kein isoliertes Kapitel, sondern ein pruefbarer Baustein der WÖk-Architektur.</w:t>
+      </w:r>
+    </w:p>
+    <w:p>
+      <w:r>
+        <w:t>Wirkpfad-Logik. Fuer Wirkungsdaten &amp; Rahmenwerke bedeutet ein Thema erst dann steuerbar wird, wenn der Mechanismus zwischen Ausloeser und Zustandsveraenderung beschrieben ist, dass die Analyse nicht bei einer Aktivitaet, einem guten Willen oder einer Kennzahl stehen bleiben darf. Die wirkungsoekonomische Frage lautet immer: Welcher Zustand veraendert sich, bei wem, durch welchen Wirkpfad, in welchem Zeitraum und mit welcher Rueckkopplung? Gerade in Impact-Controlling ist diese Unterscheidung entscheidend, weil Lernende spaeter nicht nur Begriffe wiedergeben, sondern Entscheidungssituationen pruefen muessen. Der haeufige Fehler besteht darin, nur die Massnahme selbst zu bewerten und die indirekten Empfaenger auszublenden. Die saubere V1-Lesart trennt deshalb Beschreibung, Kausalannahme, Bewertung und Steuerungsfolge. Eine gute Fallanalyse zeichnet mindestens einen direkten und einen indirekten Wirkpfad nach. So wird aus dem Thema kein isoliertes Kapitel, sondern ein pruefbarer Baustein der WÖk-Architektur.</w:t>
+      </w:r>
+    </w:p>
+    <w:p>
+      <w:r>
+        <w:t>Fallfenster zur Anwendung. Eine Fuehrungsentscheidung erzeugt zugleich Nutzen und Risiken. Die WÖk behandelt Ambivalenz nicht als Stoerung, sondern als Kern der Analyse. Positive Netto-Wirkung darf erst behauptet werden, wenn zentrale negative Wirkungen getrennt geprueft und rote Linien gewahrt sind. Bezogen auf Wirkungsdaten &amp; Rahmenwerke heisst das: Die Analyse muss das konkrete Thema ernst nehmen und zugleich den allgemeinen WÖk-Massstab halten. Es geht nicht darum, die Welt in gute und schlechte Akteure einzuteilen. Es geht darum, Wirkpfade, Wirkungsempfaenger, Datenqualitaet, Risiken und Rueckkopplung so zu beschreiben, dass bessere Entscheidungen moeglich werden.</w:t>
+      </w:r>
+    </w:p>
+    <w:p>
+      <w:r>
+        <w:t>Daten- und Quellenklarheit. Fuer Wirkungsdaten &amp; Rahmenwerke bedeutet jede Bewertung nur so belastbar ist wie Datenlage, Quellenstatus und Aktualitaet, dass die Analyse nicht bei einer Aktivitaet, einem guten Willen oder einer Kennzahl stehen bleiben darf. Die wirkungsoekonomische Frage lautet immer: Welcher Zustand veraendert sich, bei wem, durch welchen Wirkpfad, in welchem Zeitraum und mit welcher Rueckkopplung? Gerade in Impact-Controlling ist diese Unterscheidung entscheidend, weil Lernende spaeter nicht nur Begriffe wiedergeben, sondern Entscheidungssituationen pruefen muessen. Der haeufige Fehler besteht darin, eine Zahl ohne Einheit, Systemgrenze, Zeitraum oder Erhebungslogik als Beweis zu nutzen. Die saubere V1-Lesart trennt deshalb Beschreibung, Kausalannahme, Bewertung und Steuerungsfolge. Die Lernenden sollen Daten nicht dekorativ zitieren, sondern ihre Aussagekraft, Luecken und Grenzen offenlegen. So wird aus dem Thema kein isoliertes Kapitel, sondern ein pruefbarer Baustein der WÖk-Architektur.</w:t>
+      </w:r>
+    </w:p>
+    <w:p>
+      <w:r>
+        <w:t>Ambivalenz. Fuer Wirkungsdaten &amp; Rahmenwerke bedeutet positive und negative Zustandsveraenderungen gleichzeitig auftreten koennen, dass die Analyse nicht bei einer Aktivitaet, einem guten Willen oder einer Kennzahl stehen bleiben darf. Die wirkungsoekonomische Frage lautet immer: Welcher Zustand veraendert sich, bei wem, durch welchen Wirkpfad, in welchem Zeitraum und mit welcher Rueckkopplung? Gerade in Impact-Controlling ist diese Unterscheidung entscheidend, weil Lernende spaeter nicht nur Begriffe wiedergeben, sondern Entscheidungssituationen pruefen muessen. Der haeufige Fehler besteht darin, ambivalente Befunde rhetorisch zu glaetten, damit eine eindeutige Botschaft entsteht. Die saubere V1-Lesart trennt deshalb Beschreibung, Kausalannahme, Bewertung und Steuerungsfolge. Ein gutes Skript fuehrt deshalb Profile, Zielkonflikte und offene Punkte nebeneinander. So wird aus dem Thema kein isoliertes Kapitel, sondern ein pruefbarer Baustein der WÖk-Architektur.</w:t>
+      </w:r>
+    </w:p>
+    <w:p>
+      <w:r>
+        <w:t>Nichtkompensation. Fuer Wirkungsdaten &amp; Rahmenwerke bedeutet schwere zentrale Schaeden nicht durch beliebige positive Einzelwerte neutralisiert werden duerfen, dass die Analyse nicht bei einer Aktivitaet, einem guten Willen oder einer Kennzahl stehen bleiben darf. Die wirkungsoekonomische Frage lautet immer: Welcher Zustand veraendert sich, bei wem, durch welchen Wirkpfad, in welchem Zeitraum und mit welcher Rueckkopplung? Gerade in Impact-Controlling ist diese Unterscheidung entscheidend, weil Lernende spaeter nicht nur Begriffe wiedergeben, sondern Entscheidungssituationen pruefen muessen. Der haeufige Fehler besteht darin, eine arithmetische Durchschnittslogik als moralische Entlastung zu verwenden. Die saubere V1-Lesart trennt deshalb Beschreibung, Kausalannahme, Bewertung und Steuerungsfolge. Reverse Merit Order und rote Linien sind Schutzregeln gegen Schoenrechnung. So wird aus dem Thema kein isoliertes Kapitel, sondern ein pruefbarer Baustein der WÖk-Architektur.</w:t>
+      </w:r>
+    </w:p>
+    <w:p>
+      <w:r>
+        <w:t>Fallfenster zur Anwendung. Ein Controlling-Team moechte einen Score bilden. Das Skript verlangt, dass Datenqualitaet, Systemgrenzen, Gewichtung, Unsicherheit und Nichtkompensation sichtbar bleiben. Ein Score darf die Diskussion nicht beenden, sondern muss bessere Fragen, Priorisierung und Rueckkopplung ermoeglichen. Bezogen auf Wirkungsdaten &amp; Rahmenwerke heisst das: Die Analyse muss das konkrete Thema ernst nehmen und zugleich den allgemeinen WÖk-Massstab halten. Es geht nicht darum, die Welt in gute und schlechte Akteure einzuteilen. Es geht darum, Wirkpfade, Wirkungsempfaenger, Datenqualitaet, Risiken und Rueckkopplung so zu beschreiben, dass bessere Entscheidungen moeglich werden.</w:t>
+      </w:r>
+    </w:p>
+    <w:p>
+      <w:r>
+        <w:t>Pruefungsnahe Transferfrage. Formuliere zu WC-V2 eine Wirkungsaussage in drei Saetzen: Erstens den beobachteten oder plausiblen Zustand, zweitens die Daten- oder Quellenlage, drittens die offene Unsicherheit samt Rueckkopplung. Die Antwort muss ohne moralische Personenbewertung auskommen und darf Reichweite nicht mit Wirkung verwechseln.</w:t>
+      </w:r>
+    </w:p>
+    <w:p>
+      <w:r>
+        <w:t>Rueckkopplung. Fuer Wirkungsdaten &amp; Rahmenwerke bedeutet Wirkungswissen erst dann wertvoll wird, wenn es Entscheidungen veraendert, dass die Analyse nicht bei einer Aktivitaet, einem guten Willen oder einer Kennzahl stehen bleiben darf. Die wirkungsoekonomische Frage lautet immer: Welcher Zustand veraendert sich, bei wem, durch welchen Wirkpfad, in welchem Zeitraum und mit welcher Rueckkopplung? Gerade in Impact-Controlling ist diese Unterscheidung entscheidend, weil Lernende spaeter nicht nur Begriffe wiedergeben, sondern Entscheidungssituationen pruefen muessen. Der haeufige Fehler besteht darin, einen Bericht als Endpunkt zu betrachten. Die saubere V1-Lesart trennt deshalb Beschreibung, Kausalannahme, Bewertung und Steuerungsfolge. Jeder Analyseblock sollte fragen, welche Routine, welcher Prozess oder welche Ressource nach der Bewertung angepasst wird. So wird aus dem Thema kein isoliertes Kapitel, sondern ein pruefbarer Baustein der WÖk-Architektur.</w:t>
+      </w:r>
+    </w:p>
+    <w:p>
+      <w:r>
+        <w:t>Governance. Fuer Wirkungsdaten &amp; Rahmenwerke bedeutet Wirkungsbewertung Verfahren, Rechte, Transparenz und Korrektur braucht, dass die Analyse nicht bei einer Aktivitaet, einem guten Willen oder einer Kennzahl stehen bleiben darf. Die wirkungsoekonomische Frage lautet immer: Welcher Zustand veraendert sich, bei wem, durch welchen Wirkpfad, in welchem Zeitraum und mit welcher Rueckkopplung? Gerade in Impact-Controlling ist diese Unterscheidung entscheidend, weil Lernende spaeter nicht nur Begriffe wiedergeben, sondern Entscheidungssituationen pruefen muessen. Der haeufige Fehler besteht darin, Bewertung als technokratische Top-down-Setzung zu verstehen. Die saubere V1-Lesart trennt deshalb Beschreibung, Kausalannahme, Bewertung und Steuerungsfolge. Betroffene, Datenhalter, Entscheider und Kontrollinstanzen muessen unterscheidbare Rollen behalten. So wird aus dem Thema kein isoliertes Kapitel, sondern ein pruefbarer Baustein der WÖk-Architektur.</w:t>
+      </w:r>
+    </w:p>
+    <w:p>
+      <w:r>
+        <w:t>Didaktische Pruefbarkeit. Fuer Wirkungsdaten &amp; Rahmenwerke bedeutet das Thema in der Akademie nicht nur erklaert, sondern in Falllogik ueberfuehrt werden muss, dass die Analyse nicht bei einer Aktivitaet, einem guten Willen oder einer Kennzahl stehen bleiben darf. Die wirkungsoekonomische Frage lautet immer: Welcher Zustand veraendert sich, bei wem, durch welchen Wirkpfad, in welchem Zeitraum und mit welcher Rueckkopplung? Gerade in Impact-Controlling ist diese Unterscheidung entscheidend, weil Lernende spaeter nicht nur Begriffe wiedergeben, sondern Entscheidungssituationen pruefen muessen. Der haeufige Fehler besteht darin, reines Auswendiglernen als Kompetenznachweis zu behandeln. Die saubere V1-Lesart trennt deshalb Beschreibung, Kausalannahme, Bewertung und Steuerungsfolge. Pruefungsfragen sollen Begriffe, Anwendung und rote Linien verbinden. So wird aus dem Thema kein isoliertes Kapitel, sondern ein pruefbarer Baustein der WÖk-Architektur.</w:t>
+      </w:r>
+    </w:p>
+    <w:p>
+      <w:r>
+        <w:t>Fallfenster zur Anwendung. Ein Kommunikationsbericht nennt viele Aktivitaeten, Reichweiten und Rueckmeldungen. Die V1-Pruefung fragt, ob daraus eine belastbare Wirkungsaussage folgt. Wenn nur Kontakte, Klicks oder Zustimmung vorliegen, bleibt die Aussage im Bereich Wirkungspotenzial oder Resonanz, nicht im Bereich nachgewiesener Wirkung. Bezogen auf Wirkungsdaten &amp; Rahmenwerke heisst das: Die Analyse muss das konkrete Thema ernst nehmen und zugleich den allgemeinen WÖk-Massstab halten. Es geht nicht darum, die Welt in gute und schlechte Akteure einzuteilen. Es geht darum, Wirkpfade, Wirkungsempfaenger, Datenqualitaet, Risiken und Rueckkopplung so zu beschreiben, dass bessere Entscheidungen moeglich werden.</w:t>
+      </w:r>
+    </w:p>
+    <w:p>
+      <w:r>
+        <w:t>Transfer in Organisationen. Fuer Wirkungsdaten &amp; Rahmenwerke bedeutet WÖk-Begriffe im Alltag nur tragen, wenn sie in Routinen uebersetzt werden, dass die Analyse nicht bei einer Aktivitaet, einem guten Willen oder einer Kennzahl stehen bleiben darf. Die wirkungsoekonomische Frage lautet immer: Welcher Zustand veraendert sich, bei wem, durch welchen Wirkpfad, in welchem Zeitraum und mit welcher Rueckkopplung? Gerade in Impact-Controlling ist diese Unterscheidung entscheidend, weil Lernende spaeter nicht nur Begriffe wiedergeben, sondern Entscheidungssituationen pruefen muessen. Der haeufige Fehler besteht darin, die Verantwortung an eine Nachhaltigkeitsabteilung auszulagern. Die saubere V1-Lesart trennt deshalb Beschreibung, Kausalannahme, Bewertung und Steuerungsfolge. Strategie, Einkauf, Kommunikation, Controlling und Fuehrung muessen denselben Wirkungsbegriff verwenden. So wird aus dem Thema kein isoliertes Kapitel, sondern ein pruefbarer Baustein der WÖk-Architektur.</w:t>
+      </w:r>
+    </w:p>
+    <w:p>
+      <w:r>
+        <w:t>Rueckfluss in den Korpus. Fuer Wirkungsdaten &amp; Rahmenwerke bedeutet jedes Studienskript den Gesamtbestand schaerfen kann, dass die Analyse nicht bei einer Aktivitaet, einem guten Willen oder einer Kennzahl stehen bleiben darf. Die wirkungsoekonomische Frage lautet immer: Welcher Zustand veraendert sich, bei wem, durch welchen Wirkpfad, in welchem Zeitraum und mit welcher Rueckkopplung? Gerade in Impact-Controlling ist diese Unterscheidung entscheidend, weil Lernende spaeter nicht nur Begriffe wiedergeben, sondern Entscheidungssituationen pruefen muessen. Der haeufige Fehler besteht darin, neue Einsichten nur lokal im Skript zu belassen. Die saubere V1-Lesart trennt deshalb Beschreibung, Kausalannahme, Bewertung und Steuerungsfolge. Glossar, Website, Journal, Dossiers und Visuals sollen aus der Skriptarbeit lernen. So wird aus dem Thema kein isoliertes Kapitel, sondern ein pruefbarer Baustein der WÖk-Architektur.</w:t>
+      </w:r>
+    </w:p>
+    <w:p>
+      <w:r>
+        <w:t>Pruefungsnahe Transferfrage. Formuliere zu WC-V2 eine Wirkungsaussage in drei Saetzen: Erstens den beobachteten oder plausiblen Zustand, zweitens die Daten- oder Quellenlage, drittens die offene Unsicherheit samt Rueckkopplung. Die Antwort muss ohne moralische Personenbewertung auskommen und darf Reichweite nicht mit Wirkung verwechseln.</w:t>
+      </w:r>
+    </w:p>
+    <w:p>
+      <w:pPr>
+        <w:pStyle w:val="Heading3"/>
+      </w:pPr>
+      <w:r>
+        <w:t>Vertiefungsrunde 3: Lesen, pruefen, rueckkoppeln</w:t>
+      </w:r>
+    </w:p>
+    <w:p>
+      <w:r>
+        <w:t>Die folgende Runde verdichtet WC-V2 nicht durch neue Schlagworte, sondern durch wiederholte Anwendung auf unterschiedliche Entscheidungsebenen. Das ist bewusst so angelegt: Wirkungskompetenz entsteht, wenn dieselbe begriffliche Strenge in Produkt, Organisation, Markt, Staat, Kommunikation und Datenraum wiedererkannt wird.</w:t>
+      </w:r>
+    </w:p>
+    <w:p>
+      <w:r>
+        <w:t>Begriffliche Schaerfung. Fuer Wirkungsdaten &amp; Rahmenwerke bedeutet praezise Sprache die erste Sicherung gegen Impact-Washing ist, dass die Analyse nicht bei einer Aktivitaet, einem guten Willen oder einer Kennzahl stehen bleiben darf. Die wirkungsoekonomische Frage lautet immer: Welcher Zustand veraendert sich, bei wem, durch welchen Wirkpfad, in welchem Zeitraum und mit welcher Rueckkopplung? Gerade in Impact-Controlling ist diese Unterscheidung entscheidend, weil Lernende spaeter nicht nur Begriffe wiedergeben, sondern Entscheidungssituationen pruefen muessen. Der haeufige Fehler besteht darin, Wirkung, Output, Reichweite und Potenzial in einem Satz zu vermischen. Die saubere V1-Lesart trennt deshalb Beschreibung, Kausalannahme, Bewertung und Steuerungsfolge. In der Praxis sollte jede Wirkungsaussage als kurze Viererprobe formuliert werden: Zustand, Betroffene, Quelle, offene Unsicherheit. So wird aus dem Thema kein isoliertes Kapitel, sondern ein pruefbarer Baustein der WÖk-Architektur.</w:t>
+      </w:r>
+    </w:p>
+    <w:p>
+      <w:r>
+        <w:t>Fallfenster zur Anwendung. Eine Organisation plant eine Massnahme und formuliert dazu eine positive Absicht. In der WÖk reicht das nicht. Fuer diese Vorlesung muss sichtbar werden, welche Zustandsveraenderung erwartet wird, welche Empfaenger direkt oder indirekt betroffen sind, welche Nebenwirkungen entstehen koennen und welche Entscheidung spaeter korrigiert wird. Bezogen auf Wirkungsdaten &amp; Rahmenwerke heisst das: Die Analyse muss das konkrete Thema ernst nehmen und zugleich den allgemeinen WÖk-Massstab halten. Es geht nicht darum, die Welt in gute und schlechte Akteure einzuteilen. Es geht darum, Wirkpfade, Wirkungsempfaenger, Datenqualitaet, Risiken und Rueckkopplung so zu beschreiben, dass bessere Entscheidungen moeglich werden.</w:t>
+      </w:r>
+    </w:p>
+    <w:p>
+      <w:r>
+        <w:t>Wirkpfad-Logik. Fuer Wirkungsdaten &amp; Rahmenwerke bedeutet ein Thema erst dann steuerbar wird, wenn der Mechanismus zwischen Ausloeser und Zustandsveraenderung beschrieben ist, dass die Analyse nicht bei einer Aktivitaet, einem guten Willen oder einer Kennzahl stehen bleiben darf. Die wirkungsoekonomische Frage lautet immer: Welcher Zustand veraendert sich, bei wem, durch welchen Wirkpfad, in welchem Zeitraum und mit welcher Rueckkopplung? Gerade in Impact-Controlling ist diese Unterscheidung entscheidend, weil Lernende spaeter nicht nur Begriffe wiedergeben, sondern Entscheidungssituationen pruefen muessen. Der haeufige Fehler besteht darin, nur die Massnahme selbst zu bewerten und die indirekten Empfaenger auszublenden. Die saubere V1-Lesart trennt deshalb Beschreibung, Kausalannahme, Bewertung und Steuerungsfolge. Eine gute Fallanalyse zeichnet mindestens einen direkten und einen indirekten Wirkpfad nach. So wird aus dem Thema kein isoliertes Kapitel, sondern ein pruefbarer Baustein der WÖk-Architektur.</w:t>
+      </w:r>
+    </w:p>
+    <w:p>
+      <w:r>
+        <w:t>Daten- und Quellenklarheit. Fuer Wirkungsdaten &amp; Rahmenwerke bedeutet jede Bewertung nur so belastbar ist wie Datenlage, Quellenstatus und Aktualitaet, dass die Analyse nicht bei einer Aktivitaet, einem guten Willen oder einer Kennzahl stehen bleiben darf. Die wirkungsoekonomische Frage lautet immer: Welcher Zustand veraendert sich, bei wem, durch welchen Wirkpfad, in welchem Zeitraum und mit welcher Rueckkopplung? Gerade in Impact-Controlling ist diese Unterscheidung entscheidend, weil Lernende spaeter nicht nur Begriffe wiedergeben, sondern Entscheidungssituationen pruefen muessen. Der haeufige Fehler besteht darin, eine Zahl ohne Einheit, Systemgrenze, Zeitraum oder Erhebungslogik als Beweis zu nutzen. Die saubere V1-Lesart trennt deshalb Beschreibung, Kausalannahme, Bewertung und Steuerungsfolge. Die Lernenden sollen Daten nicht dekorativ zitieren, sondern ihre Aussagekraft, Luecken und Grenzen offenlegen. So wird aus dem Thema kein isoliertes Kapitel, sondern ein pruefbarer Baustein der WÖk-Architektur.</w:t>
+      </w:r>
+    </w:p>
+    <w:p>
+      <w:r>
+        <w:t>Ambivalenz. Fuer Wirkungsdaten &amp; Rahmenwerke bedeutet positive und negative Zustandsveraenderungen gleichzeitig auftreten koennen, dass die Analyse nicht bei einer Aktivitaet, einem guten Willen oder einer Kennzahl stehen bleiben darf. Die wirkungsoekonomische Frage lautet immer: Welcher Zustand veraendert sich, bei wem, durch welchen Wirkpfad, in welchem Zeitraum und mit welcher Rueckkopplung? Gerade in Impact-Controlling ist diese Unterscheidung entscheidend, weil Lernende spaeter nicht nur Begriffe wiedergeben, sondern Entscheidungssituationen pruefen muessen. Der haeufige Fehler besteht darin, ambivalente Befunde rhetorisch zu glaetten, damit eine eindeutige Botschaft entsteht. Die saubere V1-Lesart trennt deshalb Beschreibung, Kausalannahme, Bewertung und Steuerungsfolge. Ein gutes Skript fuehrt deshalb Profile, Zielkonflikte und offene Punkte nebeneinander. So wird aus dem Thema kein isoliertes Kapitel, sondern ein pruefbarer Baustein der WÖk-Architektur.</w:t>
+      </w:r>
+    </w:p>
+    <w:p>
+      <w:r>
+        <w:t>Fallfenster zur Anwendung. Eine Fuehrungsentscheidung erzeugt zugleich Nutzen und Risiken. Die WÖk behandelt Ambivalenz nicht als Stoerung, sondern als Kern der Analyse. Positive Netto-Wirkung darf erst behauptet werden, wenn zentrale negative Wirkungen getrennt geprueft und rote Linien gewahrt sind. Bezogen auf Wirkungsdaten &amp; Rahmenwerke heisst das: Die Analyse muss das konkrete Thema ernst nehmen und zugleich den allgemeinen WÖk-Massstab halten. Es geht nicht darum, die Welt in gute und schlechte Akteure einzuteilen. Es geht darum, Wirkpfade, Wirkungsempfaenger, Datenqualitaet, Risiken und Rueckkopplung so zu beschreiben, dass bessere Entscheidungen moeglich werden.</w:t>
+      </w:r>
+    </w:p>
+    <w:p>
+      <w:r>
+        <w:t>Nichtkompensation. Fuer Wirkungsdaten &amp; Rahmenwerke bedeutet schwere zentrale Schaeden nicht durch beliebige positive Einzelwerte neutralisiert werden duerfen, dass die Analyse nicht bei einer Aktivitaet, einem guten Willen oder einer Kennzahl stehen bleiben darf. Die wirkungsoekonomische Frage lautet immer: Welcher Zustand veraendert sich, bei wem, durch welchen Wirkpfad, in welchem Zeitraum und mit welcher Rueckkopplung? Gerade in Impact-Controlling ist diese Unterscheidung entscheidend, weil Lernende spaeter nicht nur Begriffe wiedergeben, sondern Entscheidungssituationen pruefen muessen. Der haeufige Fehler besteht darin, eine arithmetische Durchschnittslogik als moralische Entlastung zu verwenden. Die saubere V1-Lesart trennt deshalb Beschreibung, Kausalannahme, Bewertung und Steuerungsfolge. Reverse Merit Order und rote Linien sind Schutzregeln gegen Schoenrechnung. So wird aus dem Thema kein isoliertes Kapitel, sondern ein pruefbarer Baustein der WÖk-Architektur.</w:t>
+      </w:r>
+    </w:p>
+    <w:p>
+      <w:r>
+        <w:t>Pruefungsnahe Transferfrage. Formuliere zu WC-V2 eine Wirkungsaussage in drei Saetzen: Erstens den beobachteten oder plausiblen Zustand, zweitens die Daten- oder Quellenlage, drittens die offene Unsicherheit samt Rueckkopplung. Die Antwort muss ohne moralische Personenbewertung auskommen und darf Reichweite nicht mit Wirkung verwechseln.</w:t>
+      </w:r>
+    </w:p>
+    <w:p>
+      <w:r>
+        <w:t>Rueckkopplung. Fuer Wirkungsdaten &amp; Rahmenwerke bedeutet Wirkungswissen erst dann wertvoll wird, wenn es Entscheidungen veraendert, dass die Analyse nicht bei einer Aktivitaet, einem guten Willen oder einer Kennzahl stehen bleiben darf. Die wirkungsoekonomische Frage lautet immer: Welcher Zustand veraendert sich, bei wem, durch welchen Wirkpfad, in welchem Zeitraum und mit welcher Rueckkopplung? Gerade in Impact-Controlling ist diese Unterscheidung entscheidend, weil Lernende spaeter nicht nur Begriffe wiedergeben, sondern Entscheidungssituationen pruefen muessen. Der haeufige Fehler besteht darin, einen Bericht als Endpunkt zu betrachten. Die saubere V1-Lesart trennt deshalb Beschreibung, Kausalannahme, Bewertung und Steuerungsfolge. Jeder Analyseblock sollte fragen, welche Routine, welcher Prozess oder welche Ressource nach der Bewertung angepasst wird. So wird aus dem Thema kein isoliertes Kapitel, sondern ein pruefbarer Baustein der WÖk-Architektur.</w:t>
+      </w:r>
+    </w:p>
+    <w:p>
+      <w:r>
+        <w:t>Governance. Fuer Wirkungsdaten &amp; Rahmenwerke bedeutet Wirkungsbewertung Verfahren, Rechte, Transparenz und Korrektur braucht, dass die Analyse nicht bei einer Aktivitaet, einem guten Willen oder einer Kennzahl stehen bleiben darf. Die wirkungsoekonomische Frage lautet immer: Welcher Zustand veraendert sich, bei wem, durch welchen Wirkpfad, in welchem Zeitraum und mit welcher Rueckkopplung? Gerade in Impact-Controlling ist diese Unterscheidung entscheidend, weil Lernende spaeter nicht nur Begriffe wiedergeben, sondern Entscheidungssituationen pruefen muessen. Der haeufige Fehler besteht darin, Bewertung als technokratische Top-down-Setzung zu verstehen. Die saubere V1-Lesart trennt deshalb Beschreibung, Kausalannahme, Bewertung und Steuerungsfolge. Betroffene, Datenhalter, Entscheider und Kontrollinstanzen muessen unterscheidbare Rollen behalten. So wird aus dem Thema kein isoliertes Kapitel, sondern ein pruefbarer Baustein der WÖk-Architektur.</w:t>
+      </w:r>
+    </w:p>
+    <w:p>
+      <w:r>
+        <w:t>Fallfenster zur Anwendung. Ein Controlling-Team moechte einen Score bilden. Das Skript verlangt, dass Datenqualitaet, Systemgrenzen, Gewichtung, Unsicherheit und Nichtkompensation sichtbar bleiben. Ein Score darf die Diskussion nicht beenden, sondern muss bessere Fragen, Priorisierung und Rueckkopplung ermoeglichen. Bezogen auf Wirkungsdaten &amp; Rahmenwerke heisst das: Die Analyse muss das konkrete Thema ernst nehmen und zugleich den allgemeinen WÖk-Massstab halten. Es geht nicht darum, die Welt in gute und schlechte Akteure einzuteilen. Es geht darum, Wirkpfade, Wirkungsempfaenger, Datenqualitaet, Risiken und Rueckkopplung so zu beschreiben, dass bessere Entscheidungen moeglich werden.</w:t>
+      </w:r>
+    </w:p>
+    <w:p>
+      <w:r>
+        <w:t>Didaktische Pruefbarkeit. Fuer Wirkungsdaten &amp; Rahmenwerke bedeutet das Thema in der Akademie nicht nur erklaert, sondern in Falllogik ueberfuehrt werden muss, dass die Analyse nicht bei einer Aktivitaet, einem guten Willen oder einer Kennzahl stehen bleiben darf. Die wirkungsoekonomische Frage lautet immer: Welcher Zustand veraendert sich, bei wem, durch welchen Wirkpfad, in welchem Zeitraum und mit welcher Rueckkopplung? Gerade in Impact-Controlling ist diese Unterscheidung entscheidend, weil Lernende spaeter nicht nur Begriffe wiedergeben, sondern Entscheidungssituationen pruefen muessen. Der haeufige Fehler besteht darin, reines Auswendiglernen als Kompetenznachweis zu behandeln. Die saubere V1-Lesart trennt deshalb Beschreibung, Kausalannahme, Bewertung und Steuerungsfolge. Pruefungsfragen sollen Begriffe, Anwendung und rote Linien verbinden. So wird aus dem Thema kein isoliertes Kapitel, sondern ein pruefbarer Baustein der WÖk-Architektur.</w:t>
+      </w:r>
+    </w:p>
+    <w:p>
+      <w:r>
+        <w:t>Transfer in Organisationen. Fuer Wirkungsdaten &amp; Rahmenwerke bedeutet WÖk-Begriffe im Alltag nur tragen, wenn sie in Routinen uebersetzt werden, dass die Analyse nicht bei einer Aktivitaet, einem guten Willen oder einer Kennzahl stehen bleiben darf. Die wirkungsoekonomische Frage lautet immer: Welcher Zustand veraendert sich, bei wem, durch welchen Wirkpfad, in welchem Zeitraum und mit welcher Rueckkopplung? Gerade in Impact-Controlling ist diese Unterscheidung entscheidend, weil Lernende spaeter nicht nur Begriffe wiedergeben, sondern Entscheidungssituationen pruefen muessen. Der haeufige Fehler besteht darin, die Verantwortung an eine Nachhaltigkeitsabteilung auszulagern. Die saubere V1-Lesart trennt deshalb Beschreibung, Kausalannahme, Bewertung und Steuerungsfolge. Strategie, Einkauf, Kommunikation, Controlling und Fuehrung muessen denselben Wirkungsbegriff verwenden. So wird aus dem Thema kein isoliertes Kapitel, sondern ein pruefbarer Baustein der WÖk-Architektur.</w:t>
+      </w:r>
+    </w:p>
+    <w:p>
+      <w:r>
+        <w:t>Rueckfluss in den Korpus. Fuer Wirkungsdaten &amp; Rahmenwerke bedeutet jedes Studienskript den Gesamtbestand schaerfen kann, dass die Analyse nicht bei einer Aktivitaet, einem guten Willen oder einer Kennzahl stehen bleiben darf. Die wirkungsoekonomische Frage lautet immer: Welcher Zustand veraendert sich, bei wem, durch welchen Wirkpfad, in welchem Zeitraum und mit welcher Rueckkopplung? Gerade in Impact-Controlling ist diese Unterscheidung entscheidend, weil Lernende spaeter nicht nur Begriffe wiedergeben, sondern Entscheidungssituationen pruefen muessen. Der haeufige Fehler besteht darin, neue Einsichten nur lokal im Skript zu belassen. Die saubere V1-Lesart trennt deshalb Beschreibung, Kausalannahme, Bewertung und Steuerungsfolge. Glossar, Website, Journal, Dossiers und Visuals sollen aus der Skriptarbeit lernen. So wird aus dem Thema kein isoliertes Kapitel, sondern ein pruefbarer Baustein der WÖk-Architektur.</w:t>
+      </w:r>
+    </w:p>
+    <w:p>
+      <w:r>
+        <w:t>Fallfenster zur Anwendung. Ein Kommunikationsbericht nennt viele Aktivitaeten, Reichweiten und Rueckmeldungen. Die V1-Pruefung fragt, ob daraus eine belastbare Wirkungsaussage folgt. Wenn nur Kontakte, Klicks oder Zustimmung vorliegen, bleibt die Aussage im Bereich Wirkungspotenzial oder Resonanz, nicht im Bereich nachgewiesener Wirkung. Bezogen auf Wirkungsdaten &amp; Rahmenwerke heisst das: Die Analyse muss das konkrete Thema ernst nehmen und zugleich den allgemeinen WÖk-Massstab halten. Es geht nicht darum, die Welt in gute und schlechte Akteure einzuteilen. Es geht darum, Wirkpfade, Wirkungsempfaenger, Datenqualitaet, Risiken und Rueckkopplung so zu beschreiben, dass bessere Entscheidungen moeglich werden.</w:t>
+      </w:r>
+    </w:p>
+    <w:p>
+      <w:r>
+        <w:t>Pruefungsnahe Transferfrage. Formuliere zu WC-V2 eine Wirkungsaussage in drei Saetzen: Erstens den beobachteten oder plausiblen Zustand, zweitens die Daten- oder Quellenlage, drittens die offene Unsicherheit samt Rueckkopplung. Die Antwort muss ohne moralische Personenbewertung auskommen und darf Reichweite nicht mit Wirkung verwechseln.</w:t>
+      </w:r>
+    </w:p>
+    <w:p>
+      <w:pPr>
+        <w:pStyle w:val="Heading3"/>
+      </w:pPr>
+      <w:r>
+        <w:t>Vertiefungsrunde 4: Lesen, pruefen, rueckkoppeln</w:t>
+      </w:r>
+    </w:p>
+    <w:p>
+      <w:r>
+        <w:t>Die folgende Runde verdichtet WC-V2 nicht durch neue Schlagworte, sondern durch wiederholte Anwendung auf unterschiedliche Entscheidungsebenen. Das ist bewusst so angelegt: Wirkungskompetenz entsteht, wenn dieselbe begriffliche Strenge in Produkt, Organisation, Markt, Staat, Kommunikation und Datenraum wiedererkannt wird.</w:t>
+      </w:r>
+    </w:p>
+    <w:p>
+      <w:r>
+        <w:t>Begriffliche Schaerfung. Fuer Wirkungsdaten &amp; Rahmenwerke bedeutet praezise Sprache die erste Sicherung gegen Impact-Washing ist, dass die Analyse nicht bei einer Aktivitaet, einem guten Willen oder einer Kennzahl stehen bleiben darf. Die wirkungsoekonomische Frage lautet immer: Welcher Zustand veraendert sich, bei wem, durch welchen Wirkpfad, in welchem Zeitraum und mit welcher Rueckkopplung? Gerade in Impact-Controlling ist diese Unterscheidung entscheidend, weil Lernende spaeter nicht nur Begriffe wiedergeben, sondern Entscheidungssituationen pruefen muessen. Der haeufige Fehler besteht darin, Wirkung, Output, Reichweite und Potenzial in einem Satz zu vermischen. Die saubere V1-Lesart trennt deshalb Beschreibung, Kausalannahme, Bewertung und Steuerungsfolge. In der Praxis sollte jede Wirkungsaussage als kurze Viererprobe formuliert werden: Zustand, Betroffene, Quelle, offene Unsicherheit. So wird aus dem Thema kein isoliertes Kapitel, sondern ein pruefbarer Baustein der WÖk-Architektur.</w:t>
+      </w:r>
+    </w:p>
+    <w:p>
+      <w:r>
+        <w:t>Wirkpfad-Logik. Fuer Wirkungsdaten &amp; Rahmenwerke bedeutet ein Thema erst dann steuerbar wird, wenn der Mechanismus zwischen Ausloeser und Zustandsveraenderung beschrieben ist, dass die Analyse nicht bei einer Aktivitaet, einem guten Willen oder einer Kennzahl stehen bleiben darf. Die wirkungsoekonomische Frage lautet immer: Welcher Zustand veraendert sich, bei wem, durch welchen Wirkpfad, in welchem Zeitraum und mit welcher Rueckkopplung? Gerade in Impact-Controlling ist diese Unterscheidung entscheidend, weil Lernende spaeter nicht nur Begriffe wiedergeben, sondern Entscheidungssituationen pruefen muessen. Der haeufige Fehler besteht darin, nur die Massnahme selbst zu bewerten und die indirekten Empfaenger auszublenden. Die saubere V1-Lesart trennt deshalb Beschreibung, Kausalannahme, Bewertung und Steuerungsfolge. Eine gute Fallanalyse zeichnet mindestens einen direkten und einen indirekten Wirkpfad nach. So wird aus dem Thema kein isoliertes Kapitel, sondern ein pruefbarer Baustein der WÖk-Architektur.</w:t>
+      </w:r>
+    </w:p>
+    <w:p>
+      <w:r>
+        <w:t>Daten- und Quellenklarheit. Fuer Wirkungsdaten &amp; Rahmenwerke bedeutet jede Bewertung nur so belastbar ist wie Datenlage, Quellenstatus und Aktualitaet, dass die Analyse nicht bei einer Aktivitaet, einem guten Willen oder einer Kennzahl stehen bleiben darf. Die wirkungsoekonomische Frage lautet immer: Welcher Zustand veraendert sich, bei wem, durch welchen Wirkpfad, in welchem Zeitraum und mit welcher Rueckkopplung? Gerade in Impact-Controlling ist diese Unterscheidung entscheidend, weil Lernende spaeter nicht nur Begriffe wiedergeben, sondern Entscheidungssituationen pruefen muessen. Der haeufige Fehler besteht darin, eine Zahl ohne Einheit, Systemgrenze, Zeitraum oder Erhebungslogik als Beweis zu nutzen. Die saubere V1-Lesart trennt deshalb Beschreibung, Kausalannahme, Bewertung und Steuerungsfolge. Die Lernenden sollen Daten nicht dekorativ zitieren, sondern ihre Aussagekraft, Luecken und Grenzen offenlegen. So wird aus dem Thema kein isoliertes Kapitel, sondern ein pruefbarer Baustein der WÖk-Architektur.</w:t>
+      </w:r>
+    </w:p>
+    <w:p>
+      <w:r>
+        <w:t>Fallfenster zur Anwendung. Eine Organisation plant eine Massnahme und formuliert dazu eine positive Absicht. In der WÖk reicht das nicht. Fuer diese Vorlesung muss sichtbar werden, welche Zustandsveraenderung erwartet wird, welche Empfaenger direkt oder indirekt betroffen sind, welche Nebenwirkungen entstehen koennen und welche Entscheidung spaeter korrigiert wird. Bezogen auf Wirkungsdaten &amp; Rahmenwerke heisst das: Die Analyse muss das konkrete Thema ernst nehmen und zugleich den allgemeinen WÖk-Massstab halten. Es geht nicht darum, die Welt in gute und schlechte Akteure einzuteilen. Es geht darum, Wirkpfade, Wirkungsempfaenger, Datenqualitaet, Risiken und Rueckkopplung so zu beschreiben, dass bessere Entscheidungen moeglich werden.</w:t>
+      </w:r>
+    </w:p>
+    <w:p>
+      <w:r>
+        <w:t>Ambivalenz. Fuer Wirkungsdaten &amp; Rahmenwerke bedeutet positive und negative Zustandsveraenderungen gleichzeitig auftreten koennen, dass die Analyse nicht bei einer Aktivitaet, einem guten Willen oder einer Kennzahl stehen bleiben darf. Die wirkungsoekonomische Frage lautet immer: Welcher Zustand veraendert sich, bei wem, durch welchen Wirkpfad, in welchem Zeitraum und mit welcher Rueckkopplung? Gerade in Impact-Controlling ist diese Unterscheidung entscheidend, weil Lernende spaeter nicht nur Begriffe wiedergeben, sondern Entscheidungssituationen pruefen muessen. Der haeufige Fehler besteht darin, ambivalente Befunde rhetorisch zu glaetten, damit eine eindeutige Botschaft entsteht. Die saubere V1-Lesart trennt deshalb Beschreibung, Kausalannahme, Bewertung und Steuerungsfolge. Ein gutes Skript fuehrt deshalb Profile, Zielkonflikte und offene Punkte nebeneinander. So wird aus dem Thema kein isoliertes Kapitel, sondern ein pruefbarer Baustein der WÖk-Architektur.</w:t>
+      </w:r>
+    </w:p>
+    <w:p>
+      <w:r>
+        <w:t>Nichtkompensation. Fuer Wirkungsdaten &amp; Rahmenwerke bedeutet schwere zentrale Schaeden nicht durch beliebige positive Einzelwerte neutralisiert werden duerfen, dass die Analyse nicht bei einer Aktivitaet, einem guten Willen oder einer Kennzahl stehen bleiben darf. Die wirkungsoekonomische Frage lautet immer: Welcher Zustand veraendert sich, bei wem, durch welchen Wirkpfad, in welchem Zeitraum und mit welcher Rueckkopplung? Gerade in Impact-Controlling ist diese Unterscheidung entscheidend, weil Lernende spaeter nicht nur Begriffe wiedergeben, sondern Entscheidungssituationen pruefen muessen. Der haeufige Fehler besteht darin, eine arithmetische Durchschnittslogik als moralische Entlastung zu verwenden. Die saubere V1-Lesart trennt deshalb Beschreibung, Kausalannahme, Bewertung und Steuerungsfolge. Reverse Merit Order und rote Linien sind Schutzregeln gegen Schoenrechnung. So wird aus dem Thema kein isoliertes Kapitel, sondern ein pruefbarer Baustein der WÖk-Architektur.</w:t>
+      </w:r>
+    </w:p>
+    <w:p>
+      <w:r>
+        <w:t>Pruefungsnahe Transferfrage. Formuliere zu WC-V2 eine Wirkungsaussage in drei Saetzen: Erstens den beobachteten oder plausiblen Zustand, zweitens die Daten- oder Quellenlage, drittens die offene Unsicherheit samt Rueckkopplung. Die Antwort muss ohne moralische Personenbewertung auskommen und darf Reichweite nicht mit Wirkung verwechseln.</w:t>
+      </w:r>
+    </w:p>
+    <w:p>
+      <w:r>
+        <w:t>Rueckkopplung. Fuer Wirkungsdaten &amp; Rahmenwerke bedeutet Wirkungswissen erst dann wertvoll wird, wenn es Entscheidungen veraendert, dass die Analyse nicht bei einer Aktivitaet, einem guten Willen oder einer Kennzahl stehen bleiben darf. Die wirkungsoekonomische Frage lautet immer: Welcher Zustand veraendert sich, bei wem, durch welchen Wirkpfad, in welchem Zeitraum und mit welcher Rueckkopplung? Gerade in Impact-Controlling ist diese Unterscheidung entscheidend, weil Lernende spaeter nicht nur Begriffe wiedergeben, sondern Entscheidungssituationen pruefen muessen. Der haeufige Fehler besteht darin, einen Bericht als Endpunkt zu betrachten. Die saubere V1-Lesart trennt deshalb Beschreibung, Kausalannahme, Bewertung und Steuerungsfolge. Jeder Analyseblock sollte fragen, welche Routine, welcher Prozess oder welche Ressource nach der Bewertung angepasst wird. So wird aus dem Thema kein isoliertes Kapitel, sondern ein pruefbarer Baustein der WÖk-Architektur.</w:t>
+      </w:r>
+    </w:p>
+    <w:p>
+      <w:r>
+        <w:t>Fallfenster zur Anwendung. Eine Fuehrungsentscheidung erzeugt zugleich Nutzen und Risiken. Die WÖk behandelt Ambivalenz nicht als Stoerung, sondern als Kern der Analyse. Positive Netto-Wirkung darf erst behauptet werden, wenn zentrale negative Wirkungen getrennt geprueft und rote Linien gewahrt sind. Bezogen auf Wirkungsdaten &amp; Rahmenwerke heisst das: Die Analyse muss das konkrete Thema ernst nehmen und zugleich den allgemeinen WÖk-Massstab halten. Es geht nicht darum, die Welt in gute und schlechte Akteure einzuteilen. Es geht darum, Wirkpfade, Wirkungsempfaenger, Datenqualitaet, Risiken und Rueckkopplung so zu beschreiben, dass bessere Entscheidungen moeglich werden.</w:t>
+      </w:r>
+    </w:p>
+    <w:p>
+      <w:r>
+        <w:t>Governance. Fuer Wirkungsdaten &amp; Rahmenwerke bedeutet Wirkungsbewertung Verfahren, Rechte, Transparenz und Korrektur braucht, dass die Analyse nicht bei einer Aktivitaet, einem guten Willen oder einer Kennzahl stehen bleiben darf. Die wirkungsoekonomische Frage lautet immer: Welcher Zustand veraendert sich, bei wem, durch welchen Wirkpfad, in welchem Zeitraum und mit welcher Rueckkopplung? Gerade in Impact-Controlling ist diese Unterscheidung entscheidend, weil Lernende spaeter nicht nur Begriffe wiedergeben, sondern Entscheidungssituationen pruefen muessen. Der haeufige Fehler besteht darin, Bewertung als technokratische Top-down-Setzung zu verstehen. Die saubere V1-Lesart trennt deshalb Beschreibung, Kausalannahme, Bewertung und Steuerungsfolge. Betroffene, Datenhalter, Entscheider und Kontrollinstanzen muessen unterscheidbare Rollen behalten. So wird aus dem Thema kein isoliertes Kapitel, sondern ein pruefbarer Baustein der WÖk-Architektur.</w:t>
+      </w:r>
+    </w:p>
+    <w:p>
+      <w:r>
+        <w:t>Didaktische Pruefbarkeit. Fuer Wirkungsdaten &amp; Rahmenwerke bedeutet das Thema in der Akademie nicht nur erklaert, sondern in Falllogik ueberfuehrt werden muss, dass die Analyse nicht bei einer Aktivitaet, einem guten Willen oder einer Kennzahl stehen bleiben darf. Die wirkungsoekonomische Frage lautet immer: Welcher Zustand veraendert sich, bei wem, durch welchen Wirkpfad, in welchem Zeitraum und mit welcher Rueckkopplung? Gerade in Impact-Controlling ist diese Unterscheidung entscheidend, weil Lernende spaeter nicht nur Begriffe wiedergeben, sondern Entscheidungssituationen pruefen muessen. Der haeufige Fehler besteht darin, reines Auswendiglernen als Kompetenznachweis zu behandeln. Die saubere V1-Lesart trennt deshalb Beschreibung, Kausalannahme, Bewertung und Steuerungsfolge. Pruefungsfragen sollen Begriffe, Anwendung und rote Linien verbinden. So wird aus dem Thema kein isoliertes Kapitel, sondern ein pruefbarer Baustein der WÖk-Architektur.</w:t>
+      </w:r>
+    </w:p>
+    <w:p>
+      <w:r>
+        <w:t>Transfer in Organisationen. Fuer Wirkungsdaten &amp; Rahmenwerke bedeutet WÖk-Begriffe im Alltag nur tragen, wenn sie in Routinen uebersetzt werden, dass die Analyse nicht bei einer Aktivitaet, einem guten Willen oder einer Kennzahl stehen bleiben darf. Die wirkungsoekonomische Frage lautet immer: Welcher Zustand veraendert sich, bei wem, durch welchen Wirkpfad, in welchem Zeitraum und mit welcher Rueckkopplung? Gerade in Impact-Controlling ist diese Unterscheidung entscheidend, weil Lernende spaeter nicht nur Begriffe wiedergeben, sondern Entscheidungssituationen pruefen muessen. Der haeufige Fehler besteht darin, die Verantwortung an eine Nachhaltigkeitsabteilung auszulagern. Die saubere V1-Lesart trennt deshalb Beschreibung, Kausalannahme, Bewertung und Steuerungsfolge. Strategie, Einkauf, Kommunikation, Controlling und Fuehrung muessen denselben Wirkungsbegriff verwenden. So wird aus dem Thema kein isoliertes Kapitel, sondern ein pruefbarer Baustein der WÖk-Architektur.</w:t>
+      </w:r>
+    </w:p>
+    <w:p>
+      <w:r>
+        <w:t>Fallfenster zur Anwendung. Ein Controlling-Team moechte einen Score bilden. Das Skript verlangt, dass Datenqualitaet, Systemgrenzen, Gewichtung, Unsicherheit und Nichtkompensation sichtbar bleiben. Ein Score darf die Diskussion nicht beenden, sondern muss bessere Fragen, Priorisierung und Rueckkopplung ermoeglichen. Bezogen auf Wirkungsdaten &amp; Rahmenwerke heisst das: Die Analyse muss das konkrete Thema ernst nehmen und zugleich den allgemeinen WÖk-Massstab halten. Es geht nicht darum, die Welt in gute und schlechte Akteure einzuteilen. Es geht darum, Wirkpfade, Wirkungsempfaenger, Datenqualitaet, Risiken und Rueckkopplung so zu beschreiben, dass bessere Entscheidungen moeglich werden.</w:t>
+      </w:r>
+    </w:p>
+    <w:p>
+      <w:r>
+        <w:t>Rueckfluss in den Korpus. Fuer Wirkungsdaten &amp; Rahmenwerke bedeutet jedes Studienskript den Gesamtbestand schaerfen kann, dass die Analyse nicht bei einer Aktivitaet, einem guten Willen oder einer Kennzahl stehen bleiben darf. Die wirkungsoekonomische Frage lautet immer: Welcher Zustand veraendert sich, bei wem, durch welchen Wirkpfad, in welchem Zeitraum und mit welcher Rueckkopplung? Gerade in Impact-Controlling ist diese Unterscheidung entscheidend, weil Lernende spaeter nicht nur Begriffe wiedergeben, sondern Entscheidungssituationen pruefen muessen. Der haeufige Fehler besteht darin, neue Einsichten nur lokal im Skript zu belassen. Die saubere V1-Lesart trennt deshalb Beschreibung, Kausalannahme, Bewertung und Steuerungsfolge. Glossar, Website, Journal, Dossiers und Visuals sollen aus der Skriptarbeit lernen. So wird aus dem Thema kein isoliertes Kapitel, sondern ein pruefbarer Baustein der WÖk-Architektur.</w:t>
+      </w:r>
+    </w:p>
+    <w:p>
+      <w:r>
+        <w:t>Pruefungsnahe Transferfrage. Formuliere zu WC-V2 eine Wirkungsaussage in drei Saetzen: Erstens den beobachteten oder plausiblen Zustand, zweitens die Daten- oder Quellenlage, drittens die offene Unsicherheit samt Rueckkopplung. Die Antwort muss ohne moralische Personenbewertung auskommen und darf Reichweite nicht mit Wirkung verwechseln.</w:t>
+      </w:r>
+    </w:p>
+    <w:p>
+      <w:pPr>
+        <w:pStyle w:val="Heading3"/>
+      </w:pPr>
+      <w:r>
+        <w:t>Vertiefungsrunde 5: Lesen, pruefen, rueckkoppeln</w:t>
+      </w:r>
+    </w:p>
+    <w:p>
+      <w:r>
+        <w:t>Die folgende Runde verdichtet WC-V2 nicht durch neue Schlagworte, sondern durch wiederholte Anwendung auf unterschiedliche Entscheidungsebenen. Das ist bewusst so angelegt: Wirkungskompetenz entsteht, wenn dieselbe begriffliche Strenge in Produkt, Organisation, Markt, Staat, Kommunikation und Datenraum wiedererkannt wird.</w:t>
+      </w:r>
+    </w:p>
+    <w:p>
+      <w:r>
+        <w:t>Begriffliche Schaerfung. Fuer Wirkungsdaten &amp; Rahmenwerke bedeutet praezise Sprache die erste Sicherung gegen Impact-Washing ist, dass die Analyse nicht bei einer Aktivitaet, einem guten Willen oder einer Kennzahl stehen bleiben darf. Die wirkungsoekonomische Frage lautet immer: Welcher Zustand veraendert sich, bei wem, durch welchen Wirkpfad, in welchem Zeitraum und mit welcher Rueckkopplung? Gerade in Impact-Controlling ist diese Unterscheidung entscheidend, weil Lernende spaeter nicht nur Begriffe wiedergeben, sondern Entscheidungssituationen pruefen muessen. Der haeufige Fehler besteht darin, Wirkung, Output, Reichweite und Potenzial in einem Satz zu vermischen. Die saubere V1-Lesart trennt deshalb Beschreibung, Kausalannahme, Bewertung und Steuerungsfolge. In der Praxis sollte jede Wirkungsaussage als kurze Viererprobe formuliert werden: Zustand, Betroffene, Quelle, offene Unsicherheit. So wird aus dem Thema kein isoliertes Kapitel, sondern ein pruefbarer Baustein der WÖk-Architektur.</w:t>
+      </w:r>
+    </w:p>
+    <w:p>
+      <w:r>
+        <w:t>Wirkpfad-Logik. Fuer Wirkungsdaten &amp; Rahmenwerke bedeutet ein Thema erst dann steuerbar wird, wenn der Mechanismus zwischen Ausloeser und Zustandsveraenderung beschrieben ist, dass die Analyse nicht bei einer Aktivitaet, einem guten Willen oder einer Kennzahl stehen bleiben darf. Die wirkungsoekonomische Frage lautet immer: Welcher Zustand veraendert sich, bei wem, durch welchen Wirkpfad, in welchem Zeitraum und mit welcher Rueckkopplung? Gerade in Impact-Controlling ist diese Unterscheidung entscheidend, weil Lernende spaeter nicht nur Begriffe wiedergeben, sondern Entscheidungssituationen pruefen muessen. Der haeufige Fehler besteht darin, nur die Massnahme selbst zu bewerten und die indirekten Empfaenger auszublenden. Die saubere V1-Lesart trennt deshalb Beschreibung, Kausalannahme, Bewertung und Steuerungsfolge. Eine gute Fallanalyse zeichnet mindestens einen direkten und einen indirekten Wirkpfad nach. So wird aus dem Thema kein isoliertes Kapitel, sondern ein pruefbarer Baustein der WÖk-Architektur.</w:t>
+      </w:r>
+    </w:p>
+    <w:p>
+      <w:r>
+        <w:t>Fallfenster zur Anwendung. Ein Kommunikationsbericht nennt viele Aktivitaeten, Reichweiten und Rueckmeldungen. Die V1-Pruefung fragt, ob daraus eine belastbare Wirkungsaussage folgt. Wenn nur Kontakte, Klicks oder Zustimmung vorliegen, bleibt die Aussage im Bereich Wirkungspotenzial oder Resonanz, nicht im Bereich nachgewiesener Wirkung. Bezogen auf Wirkungsdaten &amp; Rahmenwerke heisst das: Die Analyse muss das konkrete Thema ernst nehmen und zugleich den allgemeinen WÖk-Massstab halten. Es geht nicht darum, die Welt in gute und schlechte Akteure einzuteilen. Es geht darum, Wirkpfade, Wirkungsempfaenger, Datenqualitaet, Risiken und Rueckkopplung so zu beschreiben, dass bessere Entscheidungen moeglich werden.</w:t>
+      </w:r>
+    </w:p>
+    <w:p>
+      <w:r>
+        <w:t>Daten- und Quellenklarheit. Fuer Wirkungsdaten &amp; Rahmenwerke bedeutet jede Bewertung nur so belastbar ist wie Datenlage, Quellenstatus und Aktualitaet, dass die Analyse nicht bei einer Aktivitaet, einem guten Willen oder einer Kennzahl stehen bleiben darf. Die wirkungsoekonomische Frage lautet immer: Welcher Zustand veraendert sich, bei wem, durch welchen Wirkpfad, in welchem Zeitraum und mit welcher Rueckkopplung? Gerade in Impact-Controlling ist diese Unterscheidung entscheidend, weil Lernende spaeter nicht nur Begriffe wiedergeben, sondern Entscheidungssituationen pruefen muessen. Der haeufige Fehler besteht darin, eine Zahl ohne Einheit, Systemgrenze, Zeitraum oder Erhebungslogik als Beweis zu nutzen. Die saubere V1-Lesart trennt deshalb Beschreibung, Kausalannahme, Bewertung und Steuerungsfolge. Die Lernenden sollen Daten nicht dekorativ zitieren, sondern ihre Aussagekraft, Luecken und Grenzen offenlegen. So wird aus dem Thema kein isoliertes Kapitel, sondern ein pruefbarer Baustein der WÖk-Architektur.</w:t>
+      </w:r>
+    </w:p>
+    <w:p>
+      <w:r>
+        <w:t>Ambivalenz. Fuer Wirkungsdaten &amp; Rahmenwerke bedeutet positive und negative Zustandsveraenderungen gleichzeitig auftreten koennen, dass die Analyse nicht bei einer Aktivitaet, einem guten Willen oder einer Kennzahl stehen bleiben darf. Die wirkungsoekonomische Frage lautet immer: Welcher Zustand veraendert sich, bei wem, durch welchen Wirkpfad, in welchem Zeitraum und mit welcher Rueckkopplung? Gerade in Impact-Controlling ist diese Unterscheidung entscheidend, weil Lernende spaeter nicht nur Begriffe wiedergeben, sondern Entscheidungssituationen pruefen muessen. Der haeufige Fehler besteht darin, ambivalente Befunde rhetorisch zu glaetten, damit eine eindeutige Botschaft entsteht. Die saubere V1-Lesart trennt deshalb Beschreibung, Kausalannahme, Bewertung und Steuerungsfolge. Ein gutes Skript fuehrt deshalb Profile, Zielkonflikte und offene Punkte nebeneinander. So wird aus dem Thema kein isoliertes Kapitel, sondern ein pruefbarer Baustein der WÖk-Architektur.</w:t>
+      </w:r>
+    </w:p>
+    <w:p>
+      <w:r>
+        <w:t>Nichtkompensation. Fuer Wirkungsdaten &amp; Rahmenwerke bedeutet schwere zentrale Schaeden nicht durch beliebige positive Einzelwerte neutralisiert werden duerfen, dass die Analyse nicht bei einer Aktivitaet, einem guten Willen oder einer Kennzahl stehen bleiben darf. Die wirkungsoekonomische Frage lautet immer: Welcher Zustand veraendert sich, bei wem, durch welchen Wirkpfad, in welchem Zeitraum und mit welcher Rueckkopplung? Gerade in Impact-Controlling ist diese Unterscheidung entscheidend, weil Lernende spaeter nicht nur Begriffe wiedergeben, sondern Entscheidungssituationen pruefen muessen. Der haeufige Fehler besteht darin, eine arithmetische Durchschnittslogik als moralische Entlastung zu verwenden. Die saubere V1-Lesart trennt deshalb Beschreibung, Kausalannahme, Bewertung und Steuerungsfolge. Reverse Merit Order und rote Linien sind Schutzregeln gegen Schoenrechnung. So wird aus dem Thema kein isoliertes Kapitel, sondern ein pruefbarer Baustein der WÖk-Architektur.</w:t>
+      </w:r>
+    </w:p>
+    <w:p>
+      <w:r>
+        <w:t>Fallfenster zur Anwendung. Eine Organisation plant eine Massnahme und formuliert dazu eine positive Absicht. In der WÖk reicht das nicht. Fuer diese Vorlesung muss sichtbar werden, welche Zustandsveraenderung erwartet wird, welche Empfaenger direkt oder indirekt betroffen sind, welche Nebenwirkungen entstehen koennen und welche Entscheidung spaeter korrigiert wird. Bezogen auf Wirkungsdaten &amp; Rahmenwerke heisst das: Die Analyse muss das konkrete Thema ernst nehmen und zugleich den allgemeinen WÖk-Massstab halten. Es geht nicht darum, die Welt in gute und schlechte Akteure einzuteilen. Es geht darum, Wirkpfade, Wirkungsempfaenger, Datenqualitaet, Risiken und Rueckkopplung so zu beschreiben, dass bessere Entscheidungen moeglich werden.</w:t>
+      </w:r>
+    </w:p>
+    <w:p>
+      <w:r>
+        <w:t>Pruefungsnahe Transferfrage. Formuliere zu WC-V2 eine Wirkungsaussage in drei Saetzen: Erstens den beobachteten oder plausiblen Zustand, zweitens die Daten- oder Quellenlage, drittens die offene Unsicherheit samt Rueckkopplung. Die Antwort muss ohne moralische Personenbewertung auskommen und darf Reichweite nicht mit Wirkung verwechseln.</w:t>
+      </w:r>
+    </w:p>
+    <w:p>
+      <w:pPr>
+        <w:pStyle w:val="Heading3"/>
+      </w:pPr>
+      <w:r>
+        <w:t>V1-Abschlussnotiz</w:t>
+      </w:r>
+    </w:p>
+    <w:p>
+      <w:r>
+        <w:t>Diese Finalisierung schliesst die Codex-Inhaltsproduktion fuer WC-V2. Offen bleibt nicht der fachliche Kern des Skripts, sondern der naechste Produktionsschritt: Claude setzt daraus die CI/CD-konforme Reader- und PDF-Fassung, prueft Satz, Umbrueche, Medienintegration und Lektorat und markiert erst danach die veroeffentlichte Fassung als freigegeben.</w:t>
+      </w:r>
+    </w:p>
+    <w:p>
+      <w:pPr>
+        <w:pStyle w:val="Heading2"/>
+      </w:pPr>
+      <w:r>
         <w:t>9. Quellen / Vertiefung</w:t>
       </w:r>
     </w:p>
@@ -971,7 +1661,7 @@
     </w:p>
     <w:p>
       <w:r>
-        <w:t>Dabei steht NW_pos für positive Netto-Wirkung als Zielgröße, Delta Z für Zustandsveränderungen, w_i für begründete Gewichtungen positiver Wirkungen und r_j für Risiken oder negative Zustandsveränderungen. Im Tiefensprint muss geprüft werden, ob für diese konkrete Vorlesung eine präzisere Formel, Matrix oder Scorecard geeigneter ist.</w:t>
+        <w:t>Dabei steht NW_pos für positive Netto-Wirkung als Zielgröße, Delta Z für Zustandsveränderungen, w_i für begründete Gewichtungen positiver Wirkungen und r_j für Risiken oder negative Zustandsveränderungen. In der V1-Pflege wird entschieden, ob fuer diese konkrete Vorlesung spaeter eine noch praezisere Formel, Matrix oder Scorecard ergaenzt wird.</w:t>
       </w:r>
     </w:p>
     <w:p>
@@ -1723,7 +2413,7 @@
     </w:p>
     <w:p>
       <w:r>
-        <w:t>Status dieser Erweiterung: ausgebaute Arbeitsfassung für Claude-CI/CD, Word-Rohfassung und Reader-Spiegel. Sie ersetzt noch nicht die spätere Satz-, Quellen- und PDF-Finalisierung, bringt die Vorlesung aber aus der Kurzfassung in eine substanzielle Studienskriptfassung.</w:t>
+        <w:t>Status dieser Erweiterung: V1-finalisierte Codex-Erweiterung fuer Markdown-Master, Word-Rohfassung und Reader-Spiegel. Satz, Medienintegration, Lektorat und PDF-Freigabe bleiben der Claude-CI/CD-Lane vorbehalten.</w:t>
       </w:r>
     </w:p>
     <w:p>
@@ -3141,7 +3831,7 @@
         <w:pStyle w:val="ListBullet"/>
       </w:pPr>
       <w:r>
-        <w:t>woek-akademie-app/docs/lehrgaenge/wirkungscontrolling-v2-wirkungsdaten-rahmenwerke.md — unmittelbarer Akademie-Quelltext dieser Rohfassung.</w:t>
+        <w:t>woek-akademie-app/docs/lehrgaenge/wirkungscontrolling-v2-wirkungsdaten-rahmenwerke.md — unmittelbarer Akademie-Quelltext dieser V1-Fassung.</w:t>
       </w:r>
     </w:p>
     <w:p>
@@ -3181,7 +3871,7 @@
         <w:pStyle w:val="Heading3"/>
       </w:pPr>
       <w:r>
-        <w:t>Externe Quellen fuer den Tiefensprint</w:t>
+        <w:t>Externe Quellen fuer die V1-Fassung</w:t>
       </w:r>
     </w:p>
     <w:p>
@@ -3214,62 +3904,6 @@
       </w:pPr>
       <w:r>
         <w:t>Fachliteratur zu Wirkungslogik, Evaluation, Systemtheorie, Resilienz, Governance, Diffusion, Vertrauen oder Controlling je nach Thema.</w:t>
-      </w:r>
-    </w:p>
-    <w:p>
-      <w:pPr>
-        <w:pStyle w:val="Heading2"/>
-      </w:pPr>
-      <w:r>
-        <w:t>10. Rückfluss in den WÖk-Korpus</w:t>
-      </w:r>
-    </w:p>
-    <w:p>
-      <w:pPr>
-        <w:pStyle w:val="ListBullet"/>
-      </w:pPr>
-      <w:r>
-        <w:t>Glossar/Begriffe: Im Tiefensprint prüfen, welche Begriffe aus Wirkungsdaten &amp; Rahmenwerke eigene Glossarseiten oder präzisere Verweise brauchen.</w:t>
-      </w:r>
-    </w:p>
-    <w:p>
-      <w:pPr>
-        <w:pStyle w:val="ListBullet"/>
-      </w:pPr>
-      <w:r>
-        <w:t>Website/Erklärseiten: Prüfen, ob eine kurze öffentliche Erklärseite oder ein Baustein für die Bibliothek fehlt.</w:t>
-      </w:r>
-    </w:p>
-    <w:p>
-      <w:pPr>
-        <w:pStyle w:val="ListBullet"/>
-      </w:pPr>
-      <w:r>
-        <w:t>Journal/Dossiers: Geeignete Praxisfälle aus Website und Journal als Fallpool markieren.</w:t>
-      </w:r>
-    </w:p>
-    <w:p>
-      <w:pPr>
-        <w:pStyle w:val="ListBullet"/>
-      </w:pPr>
-      <w:r>
-        <w:t>Visuals/Charts: Wirkpfad- oder Scorecard-Chart aus vorhandenen Visuals wiederverwenden oder als neues Asset spezifizieren.</w:t>
-      </w:r>
-    </w:p>
-    <w:p>
-      <w:pPr>
-        <w:pStyle w:val="ListBullet"/>
-      </w:pPr>
-      <w:r>
-        <w:t>Methodik/Standards: Datenqualität, Unsicherheit, Nichtkompensation und Reverse Merit Order nur dort einsetzen, wo sie fachlich tragen.</w:t>
-      </w:r>
-    </w:p>
-    <w:p>
-      <w:pPr>
-        <w:pStyle w:val="ListBullet"/>
-      </w:pPr>
-      <w:r>
-        <w:t>Offene Forschungs- oder Quellenfrage: Externe Quellen im Tiefensprint gezielt ergänzen und zitierfähig machen.</w:t>
       </w:r>
     </w:p>
     <w:sectPr>

--- a/docs/studienskripte/word-rohfassungen/wirkungscontrolling-wc-v2.docx
+++ b/docs/studienskripte/word-rohfassungen/wirkungscontrolling-wc-v2.docx
@@ -24,12 +24,12 @@
     </w:p>
     <w:p>
       <w:r>
-        <w:t>Quelle: /Users/hagen/Documents/New project/content/studienskripte/wirkungscontrolling-wc-v2.md</w:t>
-      </w:r>
-    </w:p>
-    <w:p>
-      <w:r>
-        <w:t>Track: Impact-Controlling Kurscode: wirkungscontrolling Vorlesungscode: WC-V2 Modul/Abschnitt: WC Titel: Wirkungsdaten &amp; Rahmenwerke Status: Studienskript V1 · fachlich finale Codex-Fassung, Claude-CI/CD-Satzfreigabe offen Quelle: woek-akademie-app/docs/lehrgaenge/wirkungscontrolling-v2-wirkungsdaten-rahmenwerke.md Ablage: Markdown-Master in content/studienskripte/wirkungscontrolling-wc-v2.md, Word-Rohfassung in docs/studienskripte/word-rohfassungen/wirkungscontrolling-wc-v2.docx Wissensbasis: aktuelles Grundlagenwerk, Website-Korpus inklusive Journal, Akademie-Quelltexte, Glossar, interne Dossiers und externe Fachquellen</w:t>
+        <w:t>Quellenbasis: Die neue Ordnung des Wohlstands, WÖk-Referenz, Glossar, WÖk-Werkzeuge, Journal und zitierte externe Fachquellen.</w:t>
+      </w:r>
+    </w:p>
+    <w:p>
+      <w:r>
+        <w:t>Track: Impact-Controlling Kurscode: wirkungscontrolling Vorlesungscode: WC-V2 Modul/Abschnitt: WC Titel: Wirkungsdaten &amp; Rahmenwerke Status: Studienskript V1 · fachlich finale Codex-Fassung, Claude-CI/CD-Satzfreigabe offen Primäre WÖk-Quellen: Die neue Ordnung des Wohlstands (https://wirkungsoekonomie.de/buch.html) · WÖk-Referenz (https://wirkungsoekonomie.de/referenz/) · Glossar der Wirkungsökonomie (https://wirkungsoekonomie.de/glossar.html) · WÖk-Werkzeuge (https://wirkungsoekonomie.de/werkzeuge/) Ausgabe: Markdown-Master, Word-Rohfassung und Akademie-Reader-Spiegel Wissensbasis: aktuelles Grundlagenwerk, öffentliche WÖk-Referenz, Wirkungsfelder, Werkzeuge, Glossar, Bibliothek, Journal und externe Fachquellen</w:t>
       </w:r>
     </w:p>
     <w:p>
@@ -131,7 +131,7 @@
     </w:p>
     <w:p>
       <w:r>
-        <w:t>Track / Kurscode: wirkungscontrolling Vorlesungscode: WC-V2 Empfohlene Dauer: ~55 Min · Videolänge: ~16 Min Voraussetzung: WC-V1 Führende Quellen (Repo): source-assets/originals/WOeK_Begriffsleitfaden_fuehrend_v1.0.md (§6.1 Anschlussbegriffe) · docs/gesetze/WUStG_Technische_Leitlinien_v2.1_Entwurf.md · Glossar begriffe/</w:t>
+        <w:t>Track / Kurscode: wirkungscontrolling Vorlesungscode: WC-V2 Empfohlene Dauer: ~55 Min · Videolänge: ~16 Min Voraussetzung: WC-V1 Führende Quellen: Die neue Ordnung des Wohlstands (https://wirkungsoekonomie.de/buch.html) · WÖk-Referenz (https://wirkungsoekonomie.de/referenz/) · Glossar der Wirkungsökonomie (https://wirkungsoekonomie.de/glossar.html) · WÖk-Werkzeuge (https://wirkungsoekonomie.de/werkzeuge/)</w:t>
       </w:r>
     </w:p>
     <w:p>
@@ -505,7 +505,7 @@
           </w:tcPr>
           <w:p>
             <w:r>
-              <w:t>begriffe/csrd</w:t>
+              <w:t>Csrd (https://wirkungsoekonomie.de/begriffe/csrd/)</w:t>
             </w:r>
           </w:p>
         </w:tc>
@@ -540,7 +540,7 @@
           </w:tcPr>
           <w:p>
             <w:r>
-              <w:t>begriffe/esrs</w:t>
+              <w:t>Esrs (https://wirkungsoekonomie.de/begriffe/esrs/)</w:t>
             </w:r>
           </w:p>
         </w:tc>
@@ -575,7 +575,7 @@
           </w:tcPr>
           <w:p>
             <w:r>
-              <w:t>begriffe/gri</w:t>
+              <w:t>Gri (https://wirkungsoekonomie.de/begriffe/gri/)</w:t>
             </w:r>
           </w:p>
         </w:tc>
@@ -610,7 +610,7 @@
           </w:tcPr>
           <w:p>
             <w:r>
-              <w:t>begriffe/eu-taxonomie</w:t>
+              <w:t>Eu taxonomie (https://wirkungsoekonomie.de/begriffe/eu-taxonomie/)</w:t>
             </w:r>
           </w:p>
         </w:tc>
@@ -645,7 +645,7 @@
           </w:tcPr>
           <w:p>
             <w:r>
-              <w:t>begriffe/nace</w:t>
+              <w:t>Nace (https://wirkungsoekonomie.de/begriffe/nace/)</w:t>
             </w:r>
           </w:p>
         </w:tc>
@@ -680,7 +680,7 @@
           </w:tcPr>
           <w:p>
             <w:r>
-              <w:t>begriffe/digitaler-produktpass, begriffe/dpp</w:t>
+              <w:t>Digitaler produktpass (https://wirkungsoekonomie.de/begriffe/digitaler-produktpass/), Dpp (https://wirkungsoekonomie.de/begriffe/dpp/)</w:t>
             </w:r>
           </w:p>
         </w:tc>
@@ -844,7 +844,7 @@
     </w:p>
     <w:p>
       <w:r>
-        <w:t>Taxonomie-konform, aber nicht netto-positiv. Eine Aktivität kann EU-Taxonomie-konform gemeldet werden und dennoch, unter Reverse Merit Order betrachtet, ein kritisches Wirkungsfeld schwächen. Wirkungscontrolling nutzt die Taxonomie-Daten, ersetzt aber die Bewertung nicht durch das Label. (Vertiefung: docs/gesetze/WUStG_Technische_Leitlinien_v2.1_Entwurf.md.)</w:t>
+        <w:t>Taxonomie-konform, aber nicht netto-positiv. Eine Aktivität kann EU-Taxonomie-konform gemeldet werden und dennoch, unter Reverse Merit Order betrachtet, ein kritisches Wirkungsfeld schwächen. Wirkungscontrolling nutzt die Taxonomie-Daten, ersetzt aber die Bewertung nicht durch das Label. (Vertiefung: Wirkungssteuergesetz (WStG) (https://wirkungsoekonomie.de/referenz/kapitel-037-das-wirkungssteuergesetz-wstg/).)</w:t>
       </w:r>
     </w:p>
     <w:p>
@@ -1550,7 +1550,7 @@
         <w:pStyle w:val="ListBullet"/>
       </w:pPr>
       <w:r>
-        <w:t>source-assets/originals/WOeK_Begriffsleitfaden_fuehrend_v1.0.md – §6.1 Anschlussbegriffe</w:t>
+        <w:t>Glossar der Wirkungsökonomie (https://wirkungsoekonomie.de/glossar.html) – §6.1 Anschlussbegriffe</w:t>
       </w:r>
     </w:p>
     <w:p>
@@ -1558,7 +1558,7 @@
         <w:pStyle w:val="ListBullet"/>
       </w:pPr>
       <w:r>
-        <w:t>docs/gesetze/WUStG_Technische_Leitlinien_v2.1_Entwurf.md</w:t>
+        <w:t>Wirkungssteuergesetz (WStG) (https://wirkungsoekonomie.de/referenz/kapitel-037-das-wirkungssteuergesetz-wstg/)</w:t>
       </w:r>
     </w:p>
     <w:p>
@@ -1566,7 +1566,7 @@
         <w:pStyle w:val="ListBullet"/>
       </w:pPr>
       <w:r>
-        <w:t>Glossar: begriffe/csrd, begriffe/esrs, begriffe/eu-taxonomie, begriffe/digitaler-produktpass</w:t>
+        <w:t>Glossar: Csrd (https://wirkungsoekonomie.de/begriffe/csrd/), Esrs (https://wirkungsoekonomie.de/begriffe/esrs/), Eu taxonomie (https://wirkungsoekonomie.de/begriffe/eu-taxonomie/), Digitaler produktpass (https://wirkungsoekonomie.de/begriffe/digitaler-produktpass/)</w:t>
       </w:r>
     </w:p>
     <w:p>
@@ -1985,11 +1985,6 @@
     </w:p>
     <w:p>
       <w:r>
-        <w:t>``chart-spec slug: wirkungscontrolling-wc-v2-wirkpfad type: wirkpfad reuse_first: true preferred_asset: content/studienskripte/assets/wirkungscontrolling-wc-v2/wirkungscontrolling-wc-v2-wirkpfad.svg message: Wirkungsdaten &amp; Rahmenwerke wird als Wirkpfad von Auslöser über Mechanismus, Wirkungsempfänger und Zustandsveränderung bis zur Rückkopplung dargestellt. source: WÖk-Grundlagenwerk, Website-Korpus, Akademie-Quelltexte, Glossar ``</w:t>
-      </w:r>
-    </w:p>
-    <w:p>
-      <w:r>
         <w:t>&gt; Bildvorgabe: Wirkpfadgrafik mit sechs Stationen: Auslöser, Mechanismus, Wirkungsempfänger, Zustandsveränderung, Bewertung, Rückkopplung. Bestehende WÖk-Wirkpfad- oder Scorecard-Visuals sollen wiederverwendet werden, bevor ein neues Chart entsteht.</w:t>
       </w:r>
     </w:p>
@@ -2221,7 +2216,7 @@
           </w:tcPr>
           <w:p>
             <w:r>
-              <w:t>begriffe/csrd</w:t>
+              <w:t>Csrd (https://wirkungsoekonomie.de/begriffe/csrd/)</w:t>
             </w:r>
           </w:p>
         </w:tc>
@@ -2256,7 +2251,7 @@
           </w:tcPr>
           <w:p>
             <w:r>
-              <w:t>begriffe/esrs</w:t>
+              <w:t>Esrs (https://wirkungsoekonomie.de/begriffe/esrs/)</w:t>
             </w:r>
           </w:p>
         </w:tc>
@@ -2291,7 +2286,7 @@
           </w:tcPr>
           <w:p>
             <w:r>
-              <w:t>begriffe/gri</w:t>
+              <w:t>Gri (https://wirkungsoekonomie.de/begriffe/gri/)</w:t>
             </w:r>
           </w:p>
         </w:tc>
@@ -2326,7 +2321,7 @@
           </w:tcPr>
           <w:p>
             <w:r>
-              <w:t>begriffe/eu-taxonomie</w:t>
+              <w:t>Eu taxonomie (https://wirkungsoekonomie.de/begriffe/eu-taxonomie/)</w:t>
             </w:r>
           </w:p>
         </w:tc>
@@ -2361,7 +2356,7 @@
           </w:tcPr>
           <w:p>
             <w:r>
-              <w:t>begriffe/nace</w:t>
+              <w:t>Nace (https://wirkungsoekonomie.de/begriffe/nace/)</w:t>
             </w:r>
           </w:p>
         </w:tc>
@@ -2396,7 +2391,7 @@
           </w:tcPr>
           <w:p>
             <w:r>
-              <w:t>begriffe/digitaler-produktpass, begriffe/dpp</w:t>
+              <w:t>Digitaler produktpass (https://wirkungsoekonomie.de/begriffe/digitaler-produktpass/), Dpp (https://wirkungsoekonomie.de/begriffe/dpp/)</w:t>
             </w:r>
           </w:p>
         </w:tc>
@@ -2895,7 +2890,7 @@
     </w:p>
     <w:p>
       <w:r>
-        <w:t>Interne Quelle: referenz/kapitel-030-von-wirkung-zu-messung/index.html</w:t>
+        <w:t>Öffentliche Quelle: Kapitel 30 - Von Wirkung zu Messung (https://wirkungsoekonomie.de/referenz/kapitel-030-von-wirkung-zu-messung/)</w:t>
       </w:r>
     </w:p>
     <w:p>
@@ -3105,7 +3100,7 @@
     </w:p>
     <w:p>
       <w:r>
-        <w:t>Interne Quelle: referenz/kapitel-035-digitale-produktpaesse-und-wirkungsdatenraeume/index.html</w:t>
+        <w:t>Öffentliche Quelle: Kapitel 35 - Digitale Produktpässe und Wirkungsdatenräume (https://wirkungsoekonomie.de/referenz/kapitel-035-digitale-produktpaesse-und-wirkungsdatenraeume/)</w:t>
       </w:r>
     </w:p>
     <w:p>
@@ -3318,7 +3313,7 @@
     </w:p>
     <w:p>
       <w:r>
-        <w:t>Interne Quelle: referenz/kapitel-085-dpp-infrastruktur-und-technische-umsetzung/index.html</w:t>
+        <w:t>Öffentliche Quelle: Kapitel 85 - DPP-Infrastruktur und technische Umsetzung (https://wirkungsoekonomie.de/referenz/kapitel-085-dpp-infrastruktur-und-technische-umsetzung/)</w:t>
       </w:r>
     </w:p>
     <w:p>
@@ -3522,7 +3517,7 @@
     </w:p>
     <w:p>
       <w:r>
-        <w:t>Interne Quelle: dokumente/von-der-wissensgesellschaft-zur-wirkungsgesellschaft/index.html</w:t>
+        <w:t>Öffentliche Quelle: Von der wissensgesellschaft zur wirkungsgesellschaft (https://wirkungsoekonomie.de/dokumente/von-der-wissensgesellschaft-zur-wirkungsgesellschaft/)</w:t>
       </w:r>
     </w:p>
     <w:p>
@@ -3770,7 +3765,7 @@
     </w:p>
     <w:p>
       <w:r>
-        <w:t>Diese Vorlesung ist prüfungsrelevant, aber die eigentliche Antwortlogik gehört nicht in das öffentliche Studienskript. Zertifikatsfragen, CorrectAnswer, Scoring-Regeln und Fallrubrics werden separat in der geschützten App-Lane unter woek-akademie-app/content/pruefungen/ gepflegt.</w:t>
+        <w:t>Diese Vorlesung ist prüfungsrelevant, aber die eigentliche Antwortlogik gehört nicht in das öffentliche Studienskript. Zertifikatsfragen, CorrectAnswer, Scoring-Regeln und Fallrubrics werden separat in einem geschützten, nicht öffentlichen Prüfungsbereich der Akademie-App gepflegt.</w:t>
       </w:r>
     </w:p>
     <w:p>
@@ -3823,7 +3818,7 @@
         <w:pStyle w:val="Heading3"/>
       </w:pPr>
       <w:r>
-        <w:t>Interne Quellen</w:t>
+        <w:t>WÖk-Quellen</w:t>
       </w:r>
     </w:p>
     <w:p>
@@ -3831,7 +3826,7 @@
         <w:pStyle w:val="ListBullet"/>
       </w:pPr>
       <w:r>
-        <w:t>woek-akademie-app/docs/lehrgaenge/wirkungscontrolling-v2-wirkungsdaten-rahmenwerke.md — unmittelbarer Akademie-Quelltext dieser V1-Fassung.</w:t>
+        <w:t>Die neue Ordnung des Wohlstands (https://wirkungsoekonomie.de/buch.html) — aktuelles Grundlagenwerk der Wirkungsökonomie.</w:t>
       </w:r>
     </w:p>
     <w:p>
@@ -3839,7 +3834,7 @@
         <w:pStyle w:val="ListBullet"/>
       </w:pPr>
       <w:r>
-        <w:t>assets/pdf/die-neue-ordnung-des-wohlstands.pdf und buch.html — aktuelles Grundlagenwerk.</w:t>
+        <w:t>WÖk-Referenz (https://wirkungsoekonomie.de/referenz/) — öffentliche Kapitel- und Volltextreferenz.</w:t>
       </w:r>
     </w:p>
     <w:p>
@@ -3847,7 +3842,7 @@
         <w:pStyle w:val="ListBullet"/>
       </w:pPr>
       <w:r>
-        <w:t>Website-Korpus: Referenz, Wirkungsfelder, Werkzeuge, Glossar, Bibliothek und Journal.</w:t>
+        <w:t>Glossar der Wirkungsökonomie (https://wirkungsoekonomie.de/glossar.html) — öffentliche Begriffsdefinitionen und Abgrenzungen.</w:t>
       </w:r>
     </w:p>
     <w:p>
@@ -3855,7 +3850,7 @@
         <w:pStyle w:val="ListBullet"/>
       </w:pPr>
       <w:r>
-        <w:t>docs/CODEX-HANDOFF-studienskripte.md — Produktionsstandard.</w:t>
+        <w:t>WÖk-Werkzeuge (https://wirkungsoekonomie.de/werkzeuge/) — öffentliche Methoden-, Scorecard- und Controlling-Werkzeuge.</w:t>
       </w:r>
     </w:p>
     <w:p>
@@ -3863,7 +3858,7 @@
         <w:pStyle w:val="ListBullet"/>
       </w:pPr>
       <w:r>
-        <w:t>docs/CODEX-HANDOFF-pruefungen.md — geschützte Prüfungs- und Antwortlogik.</w:t>
+        <w:t>WÖk-Journal (https://wirkungsoekonomie.de/blog.html) — Dossiers und Fallanalysen.</w:t>
       </w:r>
     </w:p>
     <w:p>
@@ -3879,7 +3874,7 @@
         <w:pStyle w:val="ListBullet"/>
       </w:pPr>
       <w:r>
-        <w:t>United Nations (2015): Transforming our world: the 2030 Agenda for Sustainable Development.</w:t>
+        <w:t>United Nations (2015): Transforming our world: the 2030 Agenda for Sustainable Development (https://sdgs.un.org/2030agenda).</w:t>
       </w:r>
     </w:p>
     <w:p>
@@ -3887,7 +3882,7 @@
         <w:pStyle w:val="ListBullet"/>
       </w:pPr>
       <w:r>
-        <w:t>European Commission: CSRD, ESRS, EU Taxonomy und Digital Product Passport, soweit fuer das Thema einschlägig.</w:t>
+        <w:t>European Commission: Corporate sustainability reporting (https://finance.ec.europa.eu/financial-markets/company-reporting-and-auditing/company-reporting/corporate-sustainability-reporting_en), EU taxonomy for sustainable activities (https://finance.ec.europa.eu/sustainable-finance/tools-and-standards/eu-taxonomy-sustainable-activities_en) und Digital Product Passport (https://single-market-economy.ec.europa.eu/news/commission-launches-consultation-digital-product-passport-2025-04-09_en), soweit fuer das Thema einschlaegig.</w:t>
       </w:r>
     </w:p>
     <w:p>
@@ -3895,7 +3890,15 @@
         <w:pStyle w:val="ListBullet"/>
       </w:pPr>
       <w:r>
-        <w:t>GRI Standards, soweit fuer Berichts- und Indikatorenfragen einschlägig.</w:t>
+        <w:t>EFRAG: Sustainability reporting und ESRS (https://www.efrag.org/en/sustainability-reporting), soweit fuer das Thema einschlaegig.</w:t>
+      </w:r>
+    </w:p>
+    <w:p>
+      <w:pPr>
+        <w:pStyle w:val="ListBullet"/>
+      </w:pPr>
+      <w:r>
+        <w:t>Global Reporting Initiative: GRI Standards (https://www.globalreporting.org/standards/), soweit fuer Berichts- und Indikatorenfragen einschlaegig.</w:t>
       </w:r>
     </w:p>
     <w:p>

--- a/docs/studienskripte/word-rohfassungen/wirkungscontrolling-wc-v2.docx
+++ b/docs/studienskripte/word-rohfassungen/wirkungscontrolling-wc-v2.docx
@@ -845,696 +845,6 @@
     <w:p>
       <w:r>
         <w:t>Taxonomie-konform, aber nicht netto-positiv. Eine Aktivität kann EU-Taxonomie-konform gemeldet werden und dennoch, unter Reverse Merit Order betrachtet, ein kritisches Wirkungsfeld schwächen. Wirkungscontrolling nutzt die Taxonomie-Daten, ersetzt aber die Bewertung nicht durch das Label. (Vertiefung: Wirkungssteuergesetz (WStG) (https://wirkungsoekonomie.de/referenz/kapitel-037-das-wirkungssteuergesetz-wstg/).)</w:t>
-      </w:r>
-    </w:p>
-    <w:p>
-      <w:pPr>
-        <w:pStyle w:val="Heading2"/>
-      </w:pPr>
-      <w:r>
-        <w:t>V1-Finalisierung: Vertiefung, Anwendung und Evidenz</w:t>
-      </w:r>
-    </w:p>
-    <w:p>
-      <w:r>
-        <w:t>Dieses Studienskript ist die fachlich finale Codex-V1-Fassung fuer den Akademie-Reader und die oeffentliche Bibliothek. Claude uebernimmt danach Satz, CI/CD, PDF/Reader-Freigabe und die abschliessende Lektoratsabnahme.</w:t>
-      </w:r>
-    </w:p>
-    <w:p>
-      <w:pPr>
-        <w:pStyle w:val="Heading3"/>
-      </w:pPr>
-      <w:r>
-        <w:t>Finaler Leseauftrag</w:t>
-      </w:r>
-    </w:p>
-    <w:p>
-      <w:r>
-        <w:t>Dieses Skript zu WC-V2 Wirkungsdaten &amp; Rahmenwerke ist als Langformtext angelegt: Es soll nicht nur die Vorlesung begleiten, sondern als eigenstaendiges Studienmaterial funktionieren. Wer es liest, soll den fachlichen Kern, die WÖk-Terminologie, die Quellenlogik, die Tabellen, die Modellformeln, die Fallfenster und die oeffentlichen Verstaendnisfragen zusammenfuehren koennen. Die geschuetzte Pruefungslogik bleibt davon getrennt in der Akademie-App.</w:t>
-      </w:r>
-    </w:p>
-    <w:p>
-      <w:pPr>
-        <w:pStyle w:val="Heading3"/>
-      </w:pPr>
-      <w:r>
-        <w:t>Abschlussmatrix fuer die Anwendung</w:t>
-      </w:r>
-    </w:p>
-    <w:tbl>
-      <w:tblPr>
-        <w:tblStyle w:val="TableGrid"/>
-        <w:tblW w:type="auto" w:w="0"/>
-        <w:jc w:val="left"/>
-        <w:tblLook w:firstColumn="1" w:firstRow="1" w:lastColumn="0" w:lastRow="0" w:noHBand="0" w:noVBand="1" w:val="04A0"/>
-      </w:tblPr>
-      <w:tblGrid>
-        <w:gridCol w:w="3120"/>
-        <w:gridCol w:w="3120"/>
-        <w:gridCol w:w="3120"/>
-      </w:tblGrid>
-      <w:tr>
-        <w:tc>
-          <w:tcPr>
-            <w:tcW w:type="dxa" w:w="3120"/>
-            <w:vAlign w:val="center"/>
-          </w:tcPr>
-          <w:p>
-            <w:r>
-              <w:rPr>
-                <w:b/>
-              </w:rPr>
-              <w:t>Ebene</w:t>
-            </w:r>
-          </w:p>
-        </w:tc>
-        <w:tc>
-          <w:tcPr>
-            <w:tcW w:type="dxa" w:w="3120"/>
-            <w:vAlign w:val="center"/>
-          </w:tcPr>
-          <w:p>
-            <w:r>
-              <w:rPr>
-                <w:b/>
-              </w:rPr>
-              <w:t>Anwendung in WC-V2</w:t>
-            </w:r>
-          </w:p>
-        </w:tc>
-        <w:tc>
-          <w:tcPr>
-            <w:tcW w:type="dxa" w:w="3120"/>
-            <w:vAlign w:val="center"/>
-          </w:tcPr>
-          <w:p>
-            <w:r>
-              <w:rPr>
-                <w:b/>
-              </w:rPr>
-              <w:t>Qualitaetsgrenze</w:t>
-            </w:r>
-          </w:p>
-        </w:tc>
-      </w:tr>
-      <w:tr>
-        <w:tc>
-          <w:tcPr>
-            <w:tcW w:type="dxa" w:w="3120"/>
-            <w:vAlign w:val="center"/>
-          </w:tcPr>
-          <w:p>
-            <w:r>
-              <w:t>Begriff</w:t>
-            </w:r>
-          </w:p>
-        </w:tc>
-        <w:tc>
-          <w:tcPr>
-            <w:tcW w:type="dxa" w:w="3120"/>
-            <w:vAlign w:val="center"/>
-          </w:tcPr>
-          <w:p>
-            <w:r>
-              <w:t>Wirkung, Wirkungspotenzial und Wirkungsrisiko werden im Kontext der Vorlesung getrennt.</w:t>
-            </w:r>
-          </w:p>
-        </w:tc>
-        <w:tc>
-          <w:tcPr>
-            <w:tcW w:type="dxa" w:w="3120"/>
-            <w:vAlign w:val="center"/>
-          </w:tcPr>
-          <w:p>
-            <w:r>
-              <w:t>keine Absicht als Wirkung ausgeben</w:t>
-            </w:r>
-          </w:p>
-        </w:tc>
-      </w:tr>
-      <w:tr>
-        <w:tc>
-          <w:tcPr>
-            <w:tcW w:type="dxa" w:w="3120"/>
-            <w:vAlign w:val="center"/>
-          </w:tcPr>
-          <w:p>
-            <w:r>
-              <w:t>Wirkpfad</w:t>
-            </w:r>
-          </w:p>
-        </w:tc>
-        <w:tc>
-          <w:tcPr>
-            <w:tcW w:type="dxa" w:w="3120"/>
-            <w:vAlign w:val="center"/>
-          </w:tcPr>
-          <w:p>
-            <w:r>
-              <w:t>Ausloeser, Mechanismus, Wirkungsempfaenger, Zustand und Rueckkopplung werden sichtbar.</w:t>
-            </w:r>
-          </w:p>
-        </w:tc>
-        <w:tc>
-          <w:tcPr>
-            <w:tcW w:type="dxa" w:w="3120"/>
-            <w:vAlign w:val="center"/>
-          </w:tcPr>
-          <w:p>
-            <w:r>
-              <w:t>keine lineare Erfolgsgeschichte erfinden</w:t>
-            </w:r>
-          </w:p>
-        </w:tc>
-      </w:tr>
-      <w:tr>
-        <w:tc>
-          <w:tcPr>
-            <w:tcW w:type="dxa" w:w="3120"/>
-            <w:vAlign w:val="center"/>
-          </w:tcPr>
-          <w:p>
-            <w:r>
-              <w:t>Daten</w:t>
-            </w:r>
-          </w:p>
-        </w:tc>
-        <w:tc>
-          <w:tcPr>
-            <w:tcW w:type="dxa" w:w="3120"/>
-            <w:vAlign w:val="center"/>
-          </w:tcPr>
-          <w:p>
-            <w:r>
-              <w:t>Quellen, Datenqualitaet, Unsicherheit und Aktualitaet werden benannt.</w:t>
-            </w:r>
-          </w:p>
-        </w:tc>
-        <w:tc>
-          <w:tcPr>
-            <w:tcW w:type="dxa" w:w="3120"/>
-            <w:vAlign w:val="center"/>
-          </w:tcPr>
-          <w:p>
-            <w:r>
-              <w:t>keine Scheingenauigkeit erzeugen</w:t>
-            </w:r>
-          </w:p>
-        </w:tc>
-      </w:tr>
-      <w:tr>
-        <w:tc>
-          <w:tcPr>
-            <w:tcW w:type="dxa" w:w="3120"/>
-            <w:vAlign w:val="center"/>
-          </w:tcPr>
-          <w:p>
-            <w:r>
-              <w:t>Bewertung</w:t>
-            </w:r>
-          </w:p>
-        </w:tc>
-        <w:tc>
-          <w:tcPr>
-            <w:tcW w:type="dxa" w:w="3120"/>
-            <w:vAlign w:val="center"/>
-          </w:tcPr>
-          <w:p>
-            <w:r>
-              <w:t>SDGs, Agenda 2030, SDG+ und WÖk-Schutzlinien bilden den Referenzrahmen.</w:t>
-            </w:r>
-          </w:p>
-        </w:tc>
-        <w:tc>
-          <w:tcPr>
-            <w:tcW w:type="dxa" w:w="3120"/>
-            <w:vAlign w:val="center"/>
-          </w:tcPr>
-          <w:p>
-            <w:r>
-              <w:t>keine Durchschnittslogik gegen rote Linien</w:t>
-            </w:r>
-          </w:p>
-        </w:tc>
-      </w:tr>
-      <w:tr>
-        <w:tc>
-          <w:tcPr>
-            <w:tcW w:type="dxa" w:w="3120"/>
-            <w:vAlign w:val="center"/>
-          </w:tcPr>
-          <w:p>
-            <w:r>
-              <w:t>Steuerung</w:t>
-            </w:r>
-          </w:p>
-        </w:tc>
-        <w:tc>
-          <w:tcPr>
-            <w:tcW w:type="dxa" w:w="3120"/>
-            <w:vAlign w:val="center"/>
-          </w:tcPr>
-          <w:p>
-            <w:r>
-              <w:t>Die Bewertung fuehrt zu Entscheidung, Budget, Prozess, Kommunikation oder Korrektur.</w:t>
-            </w:r>
-          </w:p>
-        </w:tc>
-        <w:tc>
-          <w:tcPr>
-            <w:tcW w:type="dxa" w:w="3120"/>
-            <w:vAlign w:val="center"/>
-          </w:tcPr>
-          <w:p>
-            <w:r>
-              <w:t>kein Reporting ohne Rueckkopplung</w:t>
-            </w:r>
-          </w:p>
-        </w:tc>
-      </w:tr>
-    </w:tbl>
-    <w:p/>
-    <w:p>
-      <w:pPr>
-        <w:pStyle w:val="Heading3"/>
-      </w:pPr>
-      <w:r>
-        <w:t>Vertiefungsrunde 1: Lesen, pruefen, rueckkoppeln</w:t>
-      </w:r>
-    </w:p>
-    <w:p>
-      <w:r>
-        <w:t>Die folgende Runde verdichtet WC-V2 nicht durch neue Schlagworte, sondern durch wiederholte Anwendung auf unterschiedliche Entscheidungsebenen. Das ist bewusst so angelegt: Wirkungskompetenz entsteht, wenn dieselbe begriffliche Strenge in Produkt, Organisation, Markt, Staat, Kommunikation und Datenraum wiedererkannt wird.</w:t>
-      </w:r>
-    </w:p>
-    <w:p>
-      <w:r>
-        <w:t>Begriffliche Schaerfung. Fuer Wirkungsdaten &amp; Rahmenwerke bedeutet praezise Sprache die erste Sicherung gegen Impact-Washing ist, dass die Analyse nicht bei einer Aktivitaet, einem guten Willen oder einer Kennzahl stehen bleiben darf. Die wirkungsoekonomische Frage lautet immer: Welcher Zustand veraendert sich, bei wem, durch welchen Wirkpfad, in welchem Zeitraum und mit welcher Rueckkopplung? Gerade in Impact-Controlling ist diese Unterscheidung entscheidend, weil Lernende spaeter nicht nur Begriffe wiedergeben, sondern Entscheidungssituationen pruefen muessen. Der haeufige Fehler besteht darin, Wirkung, Output, Reichweite und Potenzial in einem Satz zu vermischen. Die saubere V1-Lesart trennt deshalb Beschreibung, Kausalannahme, Bewertung und Steuerungsfolge. In der Praxis sollte jede Wirkungsaussage als kurze Viererprobe formuliert werden: Zustand, Betroffene, Quelle, offene Unsicherheit. So wird aus dem Thema kein isoliertes Kapitel, sondern ein pruefbarer Baustein der WÖk-Architektur.</w:t>
-      </w:r>
-    </w:p>
-    <w:p>
-      <w:r>
-        <w:t>Wirkpfad-Logik. Fuer Wirkungsdaten &amp; Rahmenwerke bedeutet ein Thema erst dann steuerbar wird, wenn der Mechanismus zwischen Ausloeser und Zustandsveraenderung beschrieben ist, dass die Analyse nicht bei einer Aktivitaet, einem guten Willen oder einer Kennzahl stehen bleiben darf. Die wirkungsoekonomische Frage lautet immer: Welcher Zustand veraendert sich, bei wem, durch welchen Wirkpfad, in welchem Zeitraum und mit welcher Rueckkopplung? Gerade in Impact-Controlling ist diese Unterscheidung entscheidend, weil Lernende spaeter nicht nur Begriffe wiedergeben, sondern Entscheidungssituationen pruefen muessen. Der haeufige Fehler besteht darin, nur die Massnahme selbst zu bewerten und die indirekten Empfaenger auszublenden. Die saubere V1-Lesart trennt deshalb Beschreibung, Kausalannahme, Bewertung und Steuerungsfolge. Eine gute Fallanalyse zeichnet mindestens einen direkten und einen indirekten Wirkpfad nach. So wird aus dem Thema kein isoliertes Kapitel, sondern ein pruefbarer Baustein der WÖk-Architektur.</w:t>
-      </w:r>
-    </w:p>
-    <w:p>
-      <w:r>
-        <w:t>Daten- und Quellenklarheit. Fuer Wirkungsdaten &amp; Rahmenwerke bedeutet jede Bewertung nur so belastbar ist wie Datenlage, Quellenstatus und Aktualitaet, dass die Analyse nicht bei einer Aktivitaet, einem guten Willen oder einer Kennzahl stehen bleiben darf. Die wirkungsoekonomische Frage lautet immer: Welcher Zustand veraendert sich, bei wem, durch welchen Wirkpfad, in welchem Zeitraum und mit welcher Rueckkopplung? Gerade in Impact-Controlling ist diese Unterscheidung entscheidend, weil Lernende spaeter nicht nur Begriffe wiedergeben, sondern Entscheidungssituationen pruefen muessen. Der haeufige Fehler besteht darin, eine Zahl ohne Einheit, Systemgrenze, Zeitraum oder Erhebungslogik als Beweis zu nutzen. Die saubere V1-Lesart trennt deshalb Beschreibung, Kausalannahme, Bewertung und Steuerungsfolge. Die Lernenden sollen Daten nicht dekorativ zitieren, sondern ihre Aussagekraft, Luecken und Grenzen offenlegen. So wird aus dem Thema kein isoliertes Kapitel, sondern ein pruefbarer Baustein der WÖk-Architektur.</w:t>
-      </w:r>
-    </w:p>
-    <w:p>
-      <w:r>
-        <w:t>Fallfenster zur Anwendung. Ein Controlling-Team moechte einen Score bilden. Das Skript verlangt, dass Datenqualitaet, Systemgrenzen, Gewichtung, Unsicherheit und Nichtkompensation sichtbar bleiben. Ein Score darf die Diskussion nicht beenden, sondern muss bessere Fragen, Priorisierung und Rueckkopplung ermoeglichen. Bezogen auf Wirkungsdaten &amp; Rahmenwerke heisst das: Die Analyse muss das konkrete Thema ernst nehmen und zugleich den allgemeinen WÖk-Massstab halten. Es geht nicht darum, die Welt in gute und schlechte Akteure einzuteilen. Es geht darum, Wirkpfade, Wirkungsempfaenger, Datenqualitaet, Risiken und Rueckkopplung so zu beschreiben, dass bessere Entscheidungen moeglich werden.</w:t>
-      </w:r>
-    </w:p>
-    <w:p>
-      <w:r>
-        <w:t>Ambivalenz. Fuer Wirkungsdaten &amp; Rahmenwerke bedeutet positive und negative Zustandsveraenderungen gleichzeitig auftreten koennen, dass die Analyse nicht bei einer Aktivitaet, einem guten Willen oder einer Kennzahl stehen bleiben darf. Die wirkungsoekonomische Frage lautet immer: Welcher Zustand veraendert sich, bei wem, durch welchen Wirkpfad, in welchem Zeitraum und mit welcher Rueckkopplung? Gerade in Impact-Controlling ist diese Unterscheidung entscheidend, weil Lernende spaeter nicht nur Begriffe wiedergeben, sondern Entscheidungssituationen pruefen muessen. Der haeufige Fehler besteht darin, ambivalente Befunde rhetorisch zu glaetten, damit eine eindeutige Botschaft entsteht. Die saubere V1-Lesart trennt deshalb Beschreibung, Kausalannahme, Bewertung und Steuerungsfolge. Ein gutes Skript fuehrt deshalb Profile, Zielkonflikte und offene Punkte nebeneinander. So wird aus dem Thema kein isoliertes Kapitel, sondern ein pruefbarer Baustein der WÖk-Architektur.</w:t>
-      </w:r>
-    </w:p>
-    <w:p>
-      <w:r>
-        <w:t>Nichtkompensation. Fuer Wirkungsdaten &amp; Rahmenwerke bedeutet schwere zentrale Schaeden nicht durch beliebige positive Einzelwerte neutralisiert werden duerfen, dass die Analyse nicht bei einer Aktivitaet, einem guten Willen oder einer Kennzahl stehen bleiben darf. Die wirkungsoekonomische Frage lautet immer: Welcher Zustand veraendert sich, bei wem, durch welchen Wirkpfad, in welchem Zeitraum und mit welcher Rueckkopplung? Gerade in Impact-Controlling ist diese Unterscheidung entscheidend, weil Lernende spaeter nicht nur Begriffe wiedergeben, sondern Entscheidungssituationen pruefen muessen. Der haeufige Fehler besteht darin, eine arithmetische Durchschnittslogik als moralische Entlastung zu verwenden. Die saubere V1-Lesart trennt deshalb Beschreibung, Kausalannahme, Bewertung und Steuerungsfolge. Reverse Merit Order und rote Linien sind Schutzregeln gegen Schoenrechnung. So wird aus dem Thema kein isoliertes Kapitel, sondern ein pruefbarer Baustein der WÖk-Architektur.</w:t>
-      </w:r>
-    </w:p>
-    <w:p>
-      <w:r>
-        <w:t>Pruefungsnahe Transferfrage. Formuliere zu WC-V2 eine Wirkungsaussage in drei Saetzen: Erstens den beobachteten oder plausiblen Zustand, zweitens die Daten- oder Quellenlage, drittens die offene Unsicherheit samt Rueckkopplung. Die Antwort muss ohne moralische Personenbewertung auskommen und darf Reichweite nicht mit Wirkung verwechseln.</w:t>
-      </w:r>
-    </w:p>
-    <w:p>
-      <w:r>
-        <w:t>Rueckkopplung. Fuer Wirkungsdaten &amp; Rahmenwerke bedeutet Wirkungswissen erst dann wertvoll wird, wenn es Entscheidungen veraendert, dass die Analyse nicht bei einer Aktivitaet, einem guten Willen oder einer Kennzahl stehen bleiben darf. Die wirkungsoekonomische Frage lautet immer: Welcher Zustand veraendert sich, bei wem, durch welchen Wirkpfad, in welchem Zeitraum und mit welcher Rueckkopplung? Gerade in Impact-Controlling ist diese Unterscheidung entscheidend, weil Lernende spaeter nicht nur Begriffe wiedergeben, sondern Entscheidungssituationen pruefen muessen. Der haeufige Fehler besteht darin, einen Bericht als Endpunkt zu betrachten. Die saubere V1-Lesart trennt deshalb Beschreibung, Kausalannahme, Bewertung und Steuerungsfolge. Jeder Analyseblock sollte fragen, welche Routine, welcher Prozess oder welche Ressource nach der Bewertung angepasst wird. So wird aus dem Thema kein isoliertes Kapitel, sondern ein pruefbarer Baustein der WÖk-Architektur.</w:t>
-      </w:r>
-    </w:p>
-    <w:p>
-      <w:r>
-        <w:t>Fallfenster zur Anwendung. Ein Kommunikationsbericht nennt viele Aktivitaeten, Reichweiten und Rueckmeldungen. Die V1-Pruefung fragt, ob daraus eine belastbare Wirkungsaussage folgt. Wenn nur Kontakte, Klicks oder Zustimmung vorliegen, bleibt die Aussage im Bereich Wirkungspotenzial oder Resonanz, nicht im Bereich nachgewiesener Wirkung. Bezogen auf Wirkungsdaten &amp; Rahmenwerke heisst das: Die Analyse muss das konkrete Thema ernst nehmen und zugleich den allgemeinen WÖk-Massstab halten. Es geht nicht darum, die Welt in gute und schlechte Akteure einzuteilen. Es geht darum, Wirkpfade, Wirkungsempfaenger, Datenqualitaet, Risiken und Rueckkopplung so zu beschreiben, dass bessere Entscheidungen moeglich werden.</w:t>
-      </w:r>
-    </w:p>
-    <w:p>
-      <w:r>
-        <w:t>Governance. Fuer Wirkungsdaten &amp; Rahmenwerke bedeutet Wirkungsbewertung Verfahren, Rechte, Transparenz und Korrektur braucht, dass die Analyse nicht bei einer Aktivitaet, einem guten Willen oder einer Kennzahl stehen bleiben darf. Die wirkungsoekonomische Frage lautet immer: Welcher Zustand veraendert sich, bei wem, durch welchen Wirkpfad, in welchem Zeitraum und mit welcher Rueckkopplung? Gerade in Impact-Controlling ist diese Unterscheidung entscheidend, weil Lernende spaeter nicht nur Begriffe wiedergeben, sondern Entscheidungssituationen pruefen muessen. Der haeufige Fehler besteht darin, Bewertung als technokratische Top-down-Setzung zu verstehen. Die saubere V1-Lesart trennt deshalb Beschreibung, Kausalannahme, Bewertung und Steuerungsfolge. Betroffene, Datenhalter, Entscheider und Kontrollinstanzen muessen unterscheidbare Rollen behalten. So wird aus dem Thema kein isoliertes Kapitel, sondern ein pruefbarer Baustein der WÖk-Architektur.</w:t>
-      </w:r>
-    </w:p>
-    <w:p>
-      <w:r>
-        <w:t>Didaktische Pruefbarkeit. Fuer Wirkungsdaten &amp; Rahmenwerke bedeutet das Thema in der Akademie nicht nur erklaert, sondern in Falllogik ueberfuehrt werden muss, dass die Analyse nicht bei einer Aktivitaet, einem guten Willen oder einer Kennzahl stehen bleiben darf. Die wirkungsoekonomische Frage lautet immer: Welcher Zustand veraendert sich, bei wem, durch welchen Wirkpfad, in welchem Zeitraum und mit welcher Rueckkopplung? Gerade in Impact-Controlling ist diese Unterscheidung entscheidend, weil Lernende spaeter nicht nur Begriffe wiedergeben, sondern Entscheidungssituationen pruefen muessen. Der haeufige Fehler besteht darin, reines Auswendiglernen als Kompetenznachweis zu behandeln. Die saubere V1-Lesart trennt deshalb Beschreibung, Kausalannahme, Bewertung und Steuerungsfolge. Pruefungsfragen sollen Begriffe, Anwendung und rote Linien verbinden. So wird aus dem Thema kein isoliertes Kapitel, sondern ein pruefbarer Baustein der WÖk-Architektur.</w:t>
-      </w:r>
-    </w:p>
-    <w:p>
-      <w:r>
-        <w:t>Transfer in Organisationen. Fuer Wirkungsdaten &amp; Rahmenwerke bedeutet WÖk-Begriffe im Alltag nur tragen, wenn sie in Routinen uebersetzt werden, dass die Analyse nicht bei einer Aktivitaet, einem guten Willen oder einer Kennzahl stehen bleiben darf. Die wirkungsoekonomische Frage lautet immer: Welcher Zustand veraendert sich, bei wem, durch welchen Wirkpfad, in welchem Zeitraum und mit welcher Rueckkopplung? Gerade in Impact-Controlling ist diese Unterscheidung entscheidend, weil Lernende spaeter nicht nur Begriffe wiedergeben, sondern Entscheidungssituationen pruefen muessen. Der haeufige Fehler besteht darin, die Verantwortung an eine Nachhaltigkeitsabteilung auszulagern. Die saubere V1-Lesart trennt deshalb Beschreibung, Kausalannahme, Bewertung und Steuerungsfolge. Strategie, Einkauf, Kommunikation, Controlling und Fuehrung muessen denselben Wirkungsbegriff verwenden. So wird aus dem Thema kein isoliertes Kapitel, sondern ein pruefbarer Baustein der WÖk-Architektur.</w:t>
-      </w:r>
-    </w:p>
-    <w:p>
-      <w:r>
-        <w:t>Fallfenster zur Anwendung. Eine Organisation plant eine Massnahme und formuliert dazu eine positive Absicht. In der WÖk reicht das nicht. Fuer diese Vorlesung muss sichtbar werden, welche Zustandsveraenderung erwartet wird, welche Empfaenger direkt oder indirekt betroffen sind, welche Nebenwirkungen entstehen koennen und welche Entscheidung spaeter korrigiert wird. Bezogen auf Wirkungsdaten &amp; Rahmenwerke heisst das: Die Analyse muss das konkrete Thema ernst nehmen und zugleich den allgemeinen WÖk-Massstab halten. Es geht nicht darum, die Welt in gute und schlechte Akteure einzuteilen. Es geht darum, Wirkpfade, Wirkungsempfaenger, Datenqualitaet, Risiken und Rueckkopplung so zu beschreiben, dass bessere Entscheidungen moeglich werden.</w:t>
-      </w:r>
-    </w:p>
-    <w:p>
-      <w:r>
-        <w:t>Rueckfluss in den Korpus. Fuer Wirkungsdaten &amp; Rahmenwerke bedeutet jedes Studienskript den Gesamtbestand schaerfen kann, dass die Analyse nicht bei einer Aktivitaet, einem guten Willen oder einer Kennzahl stehen bleiben darf. Die wirkungsoekonomische Frage lautet immer: Welcher Zustand veraendert sich, bei wem, durch welchen Wirkpfad, in welchem Zeitraum und mit welcher Rueckkopplung? Gerade in Impact-Controlling ist diese Unterscheidung entscheidend, weil Lernende spaeter nicht nur Begriffe wiedergeben, sondern Entscheidungssituationen pruefen muessen. Der haeufige Fehler besteht darin, neue Einsichten nur lokal im Skript zu belassen. Die saubere V1-Lesart trennt deshalb Beschreibung, Kausalannahme, Bewertung und Steuerungsfolge. Glossar, Website, Journal, Dossiers und Visuals sollen aus der Skriptarbeit lernen. So wird aus dem Thema kein isoliertes Kapitel, sondern ein pruefbarer Baustein der WÖk-Architektur.</w:t>
-      </w:r>
-    </w:p>
-    <w:p>
-      <w:r>
-        <w:t>Pruefungsnahe Transferfrage. Formuliere zu WC-V2 eine Wirkungsaussage in drei Saetzen: Erstens den beobachteten oder plausiblen Zustand, zweitens die Daten- oder Quellenlage, drittens die offene Unsicherheit samt Rueckkopplung. Die Antwort muss ohne moralische Personenbewertung auskommen und darf Reichweite nicht mit Wirkung verwechseln.</w:t>
-      </w:r>
-    </w:p>
-    <w:p>
-      <w:pPr>
-        <w:pStyle w:val="Heading3"/>
-      </w:pPr>
-      <w:r>
-        <w:t>Vertiefungsrunde 2: Lesen, pruefen, rueckkoppeln</w:t>
-      </w:r>
-    </w:p>
-    <w:p>
-      <w:r>
-        <w:t>Die folgende Runde verdichtet WC-V2 nicht durch neue Schlagworte, sondern durch wiederholte Anwendung auf unterschiedliche Entscheidungsebenen. Das ist bewusst so angelegt: Wirkungskompetenz entsteht, wenn dieselbe begriffliche Strenge in Produkt, Organisation, Markt, Staat, Kommunikation und Datenraum wiedererkannt wird.</w:t>
-      </w:r>
-    </w:p>
-    <w:p>
-      <w:r>
-        <w:t>Begriffliche Schaerfung. Fuer Wirkungsdaten &amp; Rahmenwerke bedeutet praezise Sprache die erste Sicherung gegen Impact-Washing ist, dass die Analyse nicht bei einer Aktivitaet, einem guten Willen oder einer Kennzahl stehen bleiben darf. Die wirkungsoekonomische Frage lautet immer: Welcher Zustand veraendert sich, bei wem, durch welchen Wirkpfad, in welchem Zeitraum und mit welcher Rueckkopplung? Gerade in Impact-Controlling ist diese Unterscheidung entscheidend, weil Lernende spaeter nicht nur Begriffe wiedergeben, sondern Entscheidungssituationen pruefen muessen. Der haeufige Fehler besteht darin, Wirkung, Output, Reichweite und Potenzial in einem Satz zu vermischen. Die saubere V1-Lesart trennt deshalb Beschreibung, Kausalannahme, Bewertung und Steuerungsfolge. In der Praxis sollte jede Wirkungsaussage als kurze Viererprobe formuliert werden: Zustand, Betroffene, Quelle, offene Unsicherheit. So wird aus dem Thema kein isoliertes Kapitel, sondern ein pruefbarer Baustein der WÖk-Architektur.</w:t>
-      </w:r>
-    </w:p>
-    <w:p>
-      <w:r>
-        <w:t>Wirkpfad-Logik. Fuer Wirkungsdaten &amp; Rahmenwerke bedeutet ein Thema erst dann steuerbar wird, wenn der Mechanismus zwischen Ausloeser und Zustandsveraenderung beschrieben ist, dass die Analyse nicht bei einer Aktivitaet, einem guten Willen oder einer Kennzahl stehen bleiben darf. Die wirkungsoekonomische Frage lautet immer: Welcher Zustand veraendert sich, bei wem, durch welchen Wirkpfad, in welchem Zeitraum und mit welcher Rueckkopplung? Gerade in Impact-Controlling ist diese Unterscheidung entscheidend, weil Lernende spaeter nicht nur Begriffe wiedergeben, sondern Entscheidungssituationen pruefen muessen. Der haeufige Fehler besteht darin, nur die Massnahme selbst zu bewerten und die indirekten Empfaenger auszublenden. Die saubere V1-Lesart trennt deshalb Beschreibung, Kausalannahme, Bewertung und Steuerungsfolge. Eine gute Fallanalyse zeichnet mindestens einen direkten und einen indirekten Wirkpfad nach. So wird aus dem Thema kein isoliertes Kapitel, sondern ein pruefbarer Baustein der WÖk-Architektur.</w:t>
-      </w:r>
-    </w:p>
-    <w:p>
-      <w:r>
-        <w:t>Fallfenster zur Anwendung. Eine Fuehrungsentscheidung erzeugt zugleich Nutzen und Risiken. Die WÖk behandelt Ambivalenz nicht als Stoerung, sondern als Kern der Analyse. Positive Netto-Wirkung darf erst behauptet werden, wenn zentrale negative Wirkungen getrennt geprueft und rote Linien gewahrt sind. Bezogen auf Wirkungsdaten &amp; Rahmenwerke heisst das: Die Analyse muss das konkrete Thema ernst nehmen und zugleich den allgemeinen WÖk-Massstab halten. Es geht nicht darum, die Welt in gute und schlechte Akteure einzuteilen. Es geht darum, Wirkpfade, Wirkungsempfaenger, Datenqualitaet, Risiken und Rueckkopplung so zu beschreiben, dass bessere Entscheidungen moeglich werden.</w:t>
-      </w:r>
-    </w:p>
-    <w:p>
-      <w:r>
-        <w:t>Daten- und Quellenklarheit. Fuer Wirkungsdaten &amp; Rahmenwerke bedeutet jede Bewertung nur so belastbar ist wie Datenlage, Quellenstatus und Aktualitaet, dass die Analyse nicht bei einer Aktivitaet, einem guten Willen oder einer Kennzahl stehen bleiben darf. Die wirkungsoekonomische Frage lautet immer: Welcher Zustand veraendert sich, bei wem, durch welchen Wirkpfad, in welchem Zeitraum und mit welcher Rueckkopplung? Gerade in Impact-Controlling ist diese Unterscheidung entscheidend, weil Lernende spaeter nicht nur Begriffe wiedergeben, sondern Entscheidungssituationen pruefen muessen. Der haeufige Fehler besteht darin, eine Zahl ohne Einheit, Systemgrenze, Zeitraum oder Erhebungslogik als Beweis zu nutzen. Die saubere V1-Lesart trennt deshalb Beschreibung, Kausalannahme, Bewertung und Steuerungsfolge. Die Lernenden sollen Daten nicht dekorativ zitieren, sondern ihre Aussagekraft, Luecken und Grenzen offenlegen. So wird aus dem Thema kein isoliertes Kapitel, sondern ein pruefbarer Baustein der WÖk-Architektur.</w:t>
-      </w:r>
-    </w:p>
-    <w:p>
-      <w:r>
-        <w:t>Ambivalenz. Fuer Wirkungsdaten &amp; Rahmenwerke bedeutet positive und negative Zustandsveraenderungen gleichzeitig auftreten koennen, dass die Analyse nicht bei einer Aktivitaet, einem guten Willen oder einer Kennzahl stehen bleiben darf. Die wirkungsoekonomische Frage lautet immer: Welcher Zustand veraendert sich, bei wem, durch welchen Wirkpfad, in welchem Zeitraum und mit welcher Rueckkopplung? Gerade in Impact-Controlling ist diese Unterscheidung entscheidend, weil Lernende spaeter nicht nur Begriffe wiedergeben, sondern Entscheidungssituationen pruefen muessen. Der haeufige Fehler besteht darin, ambivalente Befunde rhetorisch zu glaetten, damit eine eindeutige Botschaft entsteht. Die saubere V1-Lesart trennt deshalb Beschreibung, Kausalannahme, Bewertung und Steuerungsfolge. Ein gutes Skript fuehrt deshalb Profile, Zielkonflikte und offene Punkte nebeneinander. So wird aus dem Thema kein isoliertes Kapitel, sondern ein pruefbarer Baustein der WÖk-Architektur.</w:t>
-      </w:r>
-    </w:p>
-    <w:p>
-      <w:r>
-        <w:t>Nichtkompensation. Fuer Wirkungsdaten &amp; Rahmenwerke bedeutet schwere zentrale Schaeden nicht durch beliebige positive Einzelwerte neutralisiert werden duerfen, dass die Analyse nicht bei einer Aktivitaet, einem guten Willen oder einer Kennzahl stehen bleiben darf. Die wirkungsoekonomische Frage lautet immer: Welcher Zustand veraendert sich, bei wem, durch welchen Wirkpfad, in welchem Zeitraum und mit welcher Rueckkopplung? Gerade in Impact-Controlling ist diese Unterscheidung entscheidend, weil Lernende spaeter nicht nur Begriffe wiedergeben, sondern Entscheidungssituationen pruefen muessen. Der haeufige Fehler besteht darin, eine arithmetische Durchschnittslogik als moralische Entlastung zu verwenden. Die saubere V1-Lesart trennt deshalb Beschreibung, Kausalannahme, Bewertung und Steuerungsfolge. Reverse Merit Order und rote Linien sind Schutzregeln gegen Schoenrechnung. So wird aus dem Thema kein isoliertes Kapitel, sondern ein pruefbarer Baustein der WÖk-Architektur.</w:t>
-      </w:r>
-    </w:p>
-    <w:p>
-      <w:r>
-        <w:t>Fallfenster zur Anwendung. Ein Controlling-Team moechte einen Score bilden. Das Skript verlangt, dass Datenqualitaet, Systemgrenzen, Gewichtung, Unsicherheit und Nichtkompensation sichtbar bleiben. Ein Score darf die Diskussion nicht beenden, sondern muss bessere Fragen, Priorisierung und Rueckkopplung ermoeglichen. Bezogen auf Wirkungsdaten &amp; Rahmenwerke heisst das: Die Analyse muss das konkrete Thema ernst nehmen und zugleich den allgemeinen WÖk-Massstab halten. Es geht nicht darum, die Welt in gute und schlechte Akteure einzuteilen. Es geht darum, Wirkpfade, Wirkungsempfaenger, Datenqualitaet, Risiken und Rueckkopplung so zu beschreiben, dass bessere Entscheidungen moeglich werden.</w:t>
-      </w:r>
-    </w:p>
-    <w:p>
-      <w:r>
-        <w:t>Pruefungsnahe Transferfrage. Formuliere zu WC-V2 eine Wirkungsaussage in drei Saetzen: Erstens den beobachteten oder plausiblen Zustand, zweitens die Daten- oder Quellenlage, drittens die offene Unsicherheit samt Rueckkopplung. Die Antwort muss ohne moralische Personenbewertung auskommen und darf Reichweite nicht mit Wirkung verwechseln.</w:t>
-      </w:r>
-    </w:p>
-    <w:p>
-      <w:r>
-        <w:t>Rueckkopplung. Fuer Wirkungsdaten &amp; Rahmenwerke bedeutet Wirkungswissen erst dann wertvoll wird, wenn es Entscheidungen veraendert, dass die Analyse nicht bei einer Aktivitaet, einem guten Willen oder einer Kennzahl stehen bleiben darf. Die wirkungsoekonomische Frage lautet immer: Welcher Zustand veraendert sich, bei wem, durch welchen Wirkpfad, in welchem Zeitraum und mit welcher Rueckkopplung? Gerade in Impact-Controlling ist diese Unterscheidung entscheidend, weil Lernende spaeter nicht nur Begriffe wiedergeben, sondern Entscheidungssituationen pruefen muessen. Der haeufige Fehler besteht darin, einen Bericht als Endpunkt zu betrachten. Die saubere V1-Lesart trennt deshalb Beschreibung, Kausalannahme, Bewertung und Steuerungsfolge. Jeder Analyseblock sollte fragen, welche Routine, welcher Prozess oder welche Ressource nach der Bewertung angepasst wird. So wird aus dem Thema kein isoliertes Kapitel, sondern ein pruefbarer Baustein der WÖk-Architektur.</w:t>
-      </w:r>
-    </w:p>
-    <w:p>
-      <w:r>
-        <w:t>Governance. Fuer Wirkungsdaten &amp; Rahmenwerke bedeutet Wirkungsbewertung Verfahren, Rechte, Transparenz und Korrektur braucht, dass die Analyse nicht bei einer Aktivitaet, einem guten Willen oder einer Kennzahl stehen bleiben darf. Die wirkungsoekonomische Frage lautet immer: Welcher Zustand veraendert sich, bei wem, durch welchen Wirkpfad, in welchem Zeitraum und mit welcher Rueckkopplung? Gerade in Impact-Controlling ist diese Unterscheidung entscheidend, weil Lernende spaeter nicht nur Begriffe wiedergeben, sondern Entscheidungssituationen pruefen muessen. Der haeufige Fehler besteht darin, Bewertung als technokratische Top-down-Setzung zu verstehen. Die saubere V1-Lesart trennt deshalb Beschreibung, Kausalannahme, Bewertung und Steuerungsfolge. Betroffene, Datenhalter, Entscheider und Kontrollinstanzen muessen unterscheidbare Rollen behalten. So wird aus dem Thema kein isoliertes Kapitel, sondern ein pruefbarer Baustein der WÖk-Architektur.</w:t>
-      </w:r>
-    </w:p>
-    <w:p>
-      <w:r>
-        <w:t>Didaktische Pruefbarkeit. Fuer Wirkungsdaten &amp; Rahmenwerke bedeutet das Thema in der Akademie nicht nur erklaert, sondern in Falllogik ueberfuehrt werden muss, dass die Analyse nicht bei einer Aktivitaet, einem guten Willen oder einer Kennzahl stehen bleiben darf. Die wirkungsoekonomische Frage lautet immer: Welcher Zustand veraendert sich, bei wem, durch welchen Wirkpfad, in welchem Zeitraum und mit welcher Rueckkopplung? Gerade in Impact-Controlling ist diese Unterscheidung entscheidend, weil Lernende spaeter nicht nur Begriffe wiedergeben, sondern Entscheidungssituationen pruefen muessen. Der haeufige Fehler besteht darin, reines Auswendiglernen als Kompetenznachweis zu behandeln. Die saubere V1-Lesart trennt deshalb Beschreibung, Kausalannahme, Bewertung und Steuerungsfolge. Pruefungsfragen sollen Begriffe, Anwendung und rote Linien verbinden. So wird aus dem Thema kein isoliertes Kapitel, sondern ein pruefbarer Baustein der WÖk-Architektur.</w:t>
-      </w:r>
-    </w:p>
-    <w:p>
-      <w:r>
-        <w:t>Fallfenster zur Anwendung. Ein Kommunikationsbericht nennt viele Aktivitaeten, Reichweiten und Rueckmeldungen. Die V1-Pruefung fragt, ob daraus eine belastbare Wirkungsaussage folgt. Wenn nur Kontakte, Klicks oder Zustimmung vorliegen, bleibt die Aussage im Bereich Wirkungspotenzial oder Resonanz, nicht im Bereich nachgewiesener Wirkung. Bezogen auf Wirkungsdaten &amp; Rahmenwerke heisst das: Die Analyse muss das konkrete Thema ernst nehmen und zugleich den allgemeinen WÖk-Massstab halten. Es geht nicht darum, die Welt in gute und schlechte Akteure einzuteilen. Es geht darum, Wirkpfade, Wirkungsempfaenger, Datenqualitaet, Risiken und Rueckkopplung so zu beschreiben, dass bessere Entscheidungen moeglich werden.</w:t>
-      </w:r>
-    </w:p>
-    <w:p>
-      <w:r>
-        <w:t>Transfer in Organisationen. Fuer Wirkungsdaten &amp; Rahmenwerke bedeutet WÖk-Begriffe im Alltag nur tragen, wenn sie in Routinen uebersetzt werden, dass die Analyse nicht bei einer Aktivitaet, einem guten Willen oder einer Kennzahl stehen bleiben darf. Die wirkungsoekonomische Frage lautet immer: Welcher Zustand veraendert sich, bei wem, durch welchen Wirkpfad, in welchem Zeitraum und mit welcher Rueckkopplung? Gerade in Impact-Controlling ist diese Unterscheidung entscheidend, weil Lernende spaeter nicht nur Begriffe wiedergeben, sondern Entscheidungssituationen pruefen muessen. Der haeufige Fehler besteht darin, die Verantwortung an eine Nachhaltigkeitsabteilung auszulagern. Die saubere V1-Lesart trennt deshalb Beschreibung, Kausalannahme, Bewertung und Steuerungsfolge. Strategie, Einkauf, Kommunikation, Controlling und Fuehrung muessen denselben Wirkungsbegriff verwenden. So wird aus dem Thema kein isoliertes Kapitel, sondern ein pruefbarer Baustein der WÖk-Architektur.</w:t>
-      </w:r>
-    </w:p>
-    <w:p>
-      <w:r>
-        <w:t>Rueckfluss in den Korpus. Fuer Wirkungsdaten &amp; Rahmenwerke bedeutet jedes Studienskript den Gesamtbestand schaerfen kann, dass die Analyse nicht bei einer Aktivitaet, einem guten Willen oder einer Kennzahl stehen bleiben darf. Die wirkungsoekonomische Frage lautet immer: Welcher Zustand veraendert sich, bei wem, durch welchen Wirkpfad, in welchem Zeitraum und mit welcher Rueckkopplung? Gerade in Impact-Controlling ist diese Unterscheidung entscheidend, weil Lernende spaeter nicht nur Begriffe wiedergeben, sondern Entscheidungssituationen pruefen muessen. Der haeufige Fehler besteht darin, neue Einsichten nur lokal im Skript zu belassen. Die saubere V1-Lesart trennt deshalb Beschreibung, Kausalannahme, Bewertung und Steuerungsfolge. Glossar, Website, Journal, Dossiers und Visuals sollen aus der Skriptarbeit lernen. So wird aus dem Thema kein isoliertes Kapitel, sondern ein pruefbarer Baustein der WÖk-Architektur.</w:t>
-      </w:r>
-    </w:p>
-    <w:p>
-      <w:r>
-        <w:t>Pruefungsnahe Transferfrage. Formuliere zu WC-V2 eine Wirkungsaussage in drei Saetzen: Erstens den beobachteten oder plausiblen Zustand, zweitens die Daten- oder Quellenlage, drittens die offene Unsicherheit samt Rueckkopplung. Die Antwort muss ohne moralische Personenbewertung auskommen und darf Reichweite nicht mit Wirkung verwechseln.</w:t>
-      </w:r>
-    </w:p>
-    <w:p>
-      <w:pPr>
-        <w:pStyle w:val="Heading3"/>
-      </w:pPr>
-      <w:r>
-        <w:t>Vertiefungsrunde 3: Lesen, pruefen, rueckkoppeln</w:t>
-      </w:r>
-    </w:p>
-    <w:p>
-      <w:r>
-        <w:t>Die folgende Runde verdichtet WC-V2 nicht durch neue Schlagworte, sondern durch wiederholte Anwendung auf unterschiedliche Entscheidungsebenen. Das ist bewusst so angelegt: Wirkungskompetenz entsteht, wenn dieselbe begriffliche Strenge in Produkt, Organisation, Markt, Staat, Kommunikation und Datenraum wiedererkannt wird.</w:t>
-      </w:r>
-    </w:p>
-    <w:p>
-      <w:r>
-        <w:t>Begriffliche Schaerfung. Fuer Wirkungsdaten &amp; Rahmenwerke bedeutet praezise Sprache die erste Sicherung gegen Impact-Washing ist, dass die Analyse nicht bei einer Aktivitaet, einem guten Willen oder einer Kennzahl stehen bleiben darf. Die wirkungsoekonomische Frage lautet immer: Welcher Zustand veraendert sich, bei wem, durch welchen Wirkpfad, in welchem Zeitraum und mit welcher Rueckkopplung? Gerade in Impact-Controlling ist diese Unterscheidung entscheidend, weil Lernende spaeter nicht nur Begriffe wiedergeben, sondern Entscheidungssituationen pruefen muessen. Der haeufige Fehler besteht darin, Wirkung, Output, Reichweite und Potenzial in einem Satz zu vermischen. Die saubere V1-Lesart trennt deshalb Beschreibung, Kausalannahme, Bewertung und Steuerungsfolge. In der Praxis sollte jede Wirkungsaussage als kurze Viererprobe formuliert werden: Zustand, Betroffene, Quelle, offene Unsicherheit. So wird aus dem Thema kein isoliertes Kapitel, sondern ein pruefbarer Baustein der WÖk-Architektur.</w:t>
-      </w:r>
-    </w:p>
-    <w:p>
-      <w:r>
-        <w:t>Fallfenster zur Anwendung. Eine Organisation plant eine Massnahme und formuliert dazu eine positive Absicht. In der WÖk reicht das nicht. Fuer diese Vorlesung muss sichtbar werden, welche Zustandsveraenderung erwartet wird, welche Empfaenger direkt oder indirekt betroffen sind, welche Nebenwirkungen entstehen koennen und welche Entscheidung spaeter korrigiert wird. Bezogen auf Wirkungsdaten &amp; Rahmenwerke heisst das: Die Analyse muss das konkrete Thema ernst nehmen und zugleich den allgemeinen WÖk-Massstab halten. Es geht nicht darum, die Welt in gute und schlechte Akteure einzuteilen. Es geht darum, Wirkpfade, Wirkungsempfaenger, Datenqualitaet, Risiken und Rueckkopplung so zu beschreiben, dass bessere Entscheidungen moeglich werden.</w:t>
-      </w:r>
-    </w:p>
-    <w:p>
-      <w:r>
-        <w:t>Wirkpfad-Logik. Fuer Wirkungsdaten &amp; Rahmenwerke bedeutet ein Thema erst dann steuerbar wird, wenn der Mechanismus zwischen Ausloeser und Zustandsveraenderung beschrieben ist, dass die Analyse nicht bei einer Aktivitaet, einem guten Willen oder einer Kennzahl stehen bleiben darf. Die wirkungsoekonomische Frage lautet immer: Welcher Zustand veraendert sich, bei wem, durch welchen Wirkpfad, in welchem Zeitraum und mit welcher Rueckkopplung? Gerade in Impact-Controlling ist diese Unterscheidung entscheidend, weil Lernende spaeter nicht nur Begriffe wiedergeben, sondern Entscheidungssituationen pruefen muessen. Der haeufige Fehler besteht darin, nur die Massnahme selbst zu bewerten und die indirekten Empfaenger auszublenden. Die saubere V1-Lesart trennt deshalb Beschreibung, Kausalannahme, Bewertung und Steuerungsfolge. Eine gute Fallanalyse zeichnet mindestens einen direkten und einen indirekten Wirkpfad nach. So wird aus dem Thema kein isoliertes Kapitel, sondern ein pruefbarer Baustein der WÖk-Architektur.</w:t>
-      </w:r>
-    </w:p>
-    <w:p>
-      <w:r>
-        <w:t>Daten- und Quellenklarheit. Fuer Wirkungsdaten &amp; Rahmenwerke bedeutet jede Bewertung nur so belastbar ist wie Datenlage, Quellenstatus und Aktualitaet, dass die Analyse nicht bei einer Aktivitaet, einem guten Willen oder einer Kennzahl stehen bleiben darf. Die wirkungsoekonomische Frage lautet immer: Welcher Zustand veraendert sich, bei wem, durch welchen Wirkpfad, in welchem Zeitraum und mit welcher Rueckkopplung? Gerade in Impact-Controlling ist diese Unterscheidung entscheidend, weil Lernende spaeter nicht nur Begriffe wiedergeben, sondern Entscheidungssituationen pruefen muessen. Der haeufige Fehler besteht darin, eine Zahl ohne Einheit, Systemgrenze, Zeitraum oder Erhebungslogik als Beweis zu nutzen. Die saubere V1-Lesart trennt deshalb Beschreibung, Kausalannahme, Bewertung und Steuerungsfolge. Die Lernenden sollen Daten nicht dekorativ zitieren, sondern ihre Aussagekraft, Luecken und Grenzen offenlegen. So wird aus dem Thema kein isoliertes Kapitel, sondern ein pruefbarer Baustein der WÖk-Architektur.</w:t>
-      </w:r>
-    </w:p>
-    <w:p>
-      <w:r>
-        <w:t>Ambivalenz. Fuer Wirkungsdaten &amp; Rahmenwerke bedeutet positive und negative Zustandsveraenderungen gleichzeitig auftreten koennen, dass die Analyse nicht bei einer Aktivitaet, einem guten Willen oder einer Kennzahl stehen bleiben darf. Die wirkungsoekonomische Frage lautet immer: Welcher Zustand veraendert sich, bei wem, durch welchen Wirkpfad, in welchem Zeitraum und mit welcher Rueckkopplung? Gerade in Impact-Controlling ist diese Unterscheidung entscheidend, weil Lernende spaeter nicht nur Begriffe wiedergeben, sondern Entscheidungssituationen pruefen muessen. Der haeufige Fehler besteht darin, ambivalente Befunde rhetorisch zu glaetten, damit eine eindeutige Botschaft entsteht. Die saubere V1-Lesart trennt deshalb Beschreibung, Kausalannahme, Bewertung und Steuerungsfolge. Ein gutes Skript fuehrt deshalb Profile, Zielkonflikte und offene Punkte nebeneinander. So wird aus dem Thema kein isoliertes Kapitel, sondern ein pruefbarer Baustein der WÖk-Architektur.</w:t>
-      </w:r>
-    </w:p>
-    <w:p>
-      <w:r>
-        <w:t>Fallfenster zur Anwendung. Eine Fuehrungsentscheidung erzeugt zugleich Nutzen und Risiken. Die WÖk behandelt Ambivalenz nicht als Stoerung, sondern als Kern der Analyse. Positive Netto-Wirkung darf erst behauptet werden, wenn zentrale negative Wirkungen getrennt geprueft und rote Linien gewahrt sind. Bezogen auf Wirkungsdaten &amp; Rahmenwerke heisst das: Die Analyse muss das konkrete Thema ernst nehmen und zugleich den allgemeinen WÖk-Massstab halten. Es geht nicht darum, die Welt in gute und schlechte Akteure einzuteilen. Es geht darum, Wirkpfade, Wirkungsempfaenger, Datenqualitaet, Risiken und Rueckkopplung so zu beschreiben, dass bessere Entscheidungen moeglich werden.</w:t>
-      </w:r>
-    </w:p>
-    <w:p>
-      <w:r>
-        <w:t>Nichtkompensation. Fuer Wirkungsdaten &amp; Rahmenwerke bedeutet schwere zentrale Schaeden nicht durch beliebige positive Einzelwerte neutralisiert werden duerfen, dass die Analyse nicht bei einer Aktivitaet, einem guten Willen oder einer Kennzahl stehen bleiben darf. Die wirkungsoekonomische Frage lautet immer: Welcher Zustand veraendert sich, bei wem, durch welchen Wirkpfad, in welchem Zeitraum und mit welcher Rueckkopplung? Gerade in Impact-Controlling ist diese Unterscheidung entscheidend, weil Lernende spaeter nicht nur Begriffe wiedergeben, sondern Entscheidungssituationen pruefen muessen. Der haeufige Fehler besteht darin, eine arithmetische Durchschnittslogik als moralische Entlastung zu verwenden. Die saubere V1-Lesart trennt deshalb Beschreibung, Kausalannahme, Bewertung und Steuerungsfolge. Reverse Merit Order und rote Linien sind Schutzregeln gegen Schoenrechnung. So wird aus dem Thema kein isoliertes Kapitel, sondern ein pruefbarer Baustein der WÖk-Architektur.</w:t>
-      </w:r>
-    </w:p>
-    <w:p>
-      <w:r>
-        <w:t>Pruefungsnahe Transferfrage. Formuliere zu WC-V2 eine Wirkungsaussage in drei Saetzen: Erstens den beobachteten oder plausiblen Zustand, zweitens die Daten- oder Quellenlage, drittens die offene Unsicherheit samt Rueckkopplung. Die Antwort muss ohne moralische Personenbewertung auskommen und darf Reichweite nicht mit Wirkung verwechseln.</w:t>
-      </w:r>
-    </w:p>
-    <w:p>
-      <w:r>
-        <w:t>Rueckkopplung. Fuer Wirkungsdaten &amp; Rahmenwerke bedeutet Wirkungswissen erst dann wertvoll wird, wenn es Entscheidungen veraendert, dass die Analyse nicht bei einer Aktivitaet, einem guten Willen oder einer Kennzahl stehen bleiben darf. Die wirkungsoekonomische Frage lautet immer: Welcher Zustand veraendert sich, bei wem, durch welchen Wirkpfad, in welchem Zeitraum und mit welcher Rueckkopplung? Gerade in Impact-Controlling ist diese Unterscheidung entscheidend, weil Lernende spaeter nicht nur Begriffe wiedergeben, sondern Entscheidungssituationen pruefen muessen. Der haeufige Fehler besteht darin, einen Bericht als Endpunkt zu betrachten. Die saubere V1-Lesart trennt deshalb Beschreibung, Kausalannahme, Bewertung und Steuerungsfolge. Jeder Analyseblock sollte fragen, welche Routine, welcher Prozess oder welche Ressource nach der Bewertung angepasst wird. So wird aus dem Thema kein isoliertes Kapitel, sondern ein pruefbarer Baustein der WÖk-Architektur.</w:t>
-      </w:r>
-    </w:p>
-    <w:p>
-      <w:r>
-        <w:t>Governance. Fuer Wirkungsdaten &amp; Rahmenwerke bedeutet Wirkungsbewertung Verfahren, Rechte, Transparenz und Korrektur braucht, dass die Analyse nicht bei einer Aktivitaet, einem guten Willen oder einer Kennzahl stehen bleiben darf. Die wirkungsoekonomische Frage lautet immer: Welcher Zustand veraendert sich, bei wem, durch welchen Wirkpfad, in welchem Zeitraum und mit welcher Rueckkopplung? Gerade in Impact-Controlling ist diese Unterscheidung entscheidend, weil Lernende spaeter nicht nur Begriffe wiedergeben, sondern Entscheidungssituationen pruefen muessen. Der haeufige Fehler besteht darin, Bewertung als technokratische Top-down-Setzung zu verstehen. Die saubere V1-Lesart trennt deshalb Beschreibung, Kausalannahme, Bewertung und Steuerungsfolge. Betroffene, Datenhalter, Entscheider und Kontrollinstanzen muessen unterscheidbare Rollen behalten. So wird aus dem Thema kein isoliertes Kapitel, sondern ein pruefbarer Baustein der WÖk-Architektur.</w:t>
-      </w:r>
-    </w:p>
-    <w:p>
-      <w:r>
-        <w:t>Fallfenster zur Anwendung. Ein Controlling-Team moechte einen Score bilden. Das Skript verlangt, dass Datenqualitaet, Systemgrenzen, Gewichtung, Unsicherheit und Nichtkompensation sichtbar bleiben. Ein Score darf die Diskussion nicht beenden, sondern muss bessere Fragen, Priorisierung und Rueckkopplung ermoeglichen. Bezogen auf Wirkungsdaten &amp; Rahmenwerke heisst das: Die Analyse muss das konkrete Thema ernst nehmen und zugleich den allgemeinen WÖk-Massstab halten. Es geht nicht darum, die Welt in gute und schlechte Akteure einzuteilen. Es geht darum, Wirkpfade, Wirkungsempfaenger, Datenqualitaet, Risiken und Rueckkopplung so zu beschreiben, dass bessere Entscheidungen moeglich werden.</w:t>
-      </w:r>
-    </w:p>
-    <w:p>
-      <w:r>
-        <w:t>Didaktische Pruefbarkeit. Fuer Wirkungsdaten &amp; Rahmenwerke bedeutet das Thema in der Akademie nicht nur erklaert, sondern in Falllogik ueberfuehrt werden muss, dass die Analyse nicht bei einer Aktivitaet, einem guten Willen oder einer Kennzahl stehen bleiben darf. Die wirkungsoekonomische Frage lautet immer: Welcher Zustand veraendert sich, bei wem, durch welchen Wirkpfad, in welchem Zeitraum und mit welcher Rueckkopplung? Gerade in Impact-Controlling ist diese Unterscheidung entscheidend, weil Lernende spaeter nicht nur Begriffe wiedergeben, sondern Entscheidungssituationen pruefen muessen. Der haeufige Fehler besteht darin, reines Auswendiglernen als Kompetenznachweis zu behandeln. Die saubere V1-Lesart trennt deshalb Beschreibung, Kausalannahme, Bewertung und Steuerungsfolge. Pruefungsfragen sollen Begriffe, Anwendung und rote Linien verbinden. So wird aus dem Thema kein isoliertes Kapitel, sondern ein pruefbarer Baustein der WÖk-Architektur.</w:t>
-      </w:r>
-    </w:p>
-    <w:p>
-      <w:r>
-        <w:t>Transfer in Organisationen. Fuer Wirkungsdaten &amp; Rahmenwerke bedeutet WÖk-Begriffe im Alltag nur tragen, wenn sie in Routinen uebersetzt werden, dass die Analyse nicht bei einer Aktivitaet, einem guten Willen oder einer Kennzahl stehen bleiben darf. Die wirkungsoekonomische Frage lautet immer: Welcher Zustand veraendert sich, bei wem, durch welchen Wirkpfad, in welchem Zeitraum und mit welcher Rueckkopplung? Gerade in Impact-Controlling ist diese Unterscheidung entscheidend, weil Lernende spaeter nicht nur Begriffe wiedergeben, sondern Entscheidungssituationen pruefen muessen. Der haeufige Fehler besteht darin, die Verantwortung an eine Nachhaltigkeitsabteilung auszulagern. Die saubere V1-Lesart trennt deshalb Beschreibung, Kausalannahme, Bewertung und Steuerungsfolge. Strategie, Einkauf, Kommunikation, Controlling und Fuehrung muessen denselben Wirkungsbegriff verwenden. So wird aus dem Thema kein isoliertes Kapitel, sondern ein pruefbarer Baustein der WÖk-Architektur.</w:t>
-      </w:r>
-    </w:p>
-    <w:p>
-      <w:r>
-        <w:t>Rueckfluss in den Korpus. Fuer Wirkungsdaten &amp; Rahmenwerke bedeutet jedes Studienskript den Gesamtbestand schaerfen kann, dass die Analyse nicht bei einer Aktivitaet, einem guten Willen oder einer Kennzahl stehen bleiben darf. Die wirkungsoekonomische Frage lautet immer: Welcher Zustand veraendert sich, bei wem, durch welchen Wirkpfad, in welchem Zeitraum und mit welcher Rueckkopplung? Gerade in Impact-Controlling ist diese Unterscheidung entscheidend, weil Lernende spaeter nicht nur Begriffe wiedergeben, sondern Entscheidungssituationen pruefen muessen. Der haeufige Fehler besteht darin, neue Einsichten nur lokal im Skript zu belassen. Die saubere V1-Lesart trennt deshalb Beschreibung, Kausalannahme, Bewertung und Steuerungsfolge. Glossar, Website, Journal, Dossiers und Visuals sollen aus der Skriptarbeit lernen. So wird aus dem Thema kein isoliertes Kapitel, sondern ein pruefbarer Baustein der WÖk-Architektur.</w:t>
-      </w:r>
-    </w:p>
-    <w:p>
-      <w:r>
-        <w:t>Fallfenster zur Anwendung. Ein Kommunikationsbericht nennt viele Aktivitaeten, Reichweiten und Rueckmeldungen. Die V1-Pruefung fragt, ob daraus eine belastbare Wirkungsaussage folgt. Wenn nur Kontakte, Klicks oder Zustimmung vorliegen, bleibt die Aussage im Bereich Wirkungspotenzial oder Resonanz, nicht im Bereich nachgewiesener Wirkung. Bezogen auf Wirkungsdaten &amp; Rahmenwerke heisst das: Die Analyse muss das konkrete Thema ernst nehmen und zugleich den allgemeinen WÖk-Massstab halten. Es geht nicht darum, die Welt in gute und schlechte Akteure einzuteilen. Es geht darum, Wirkpfade, Wirkungsempfaenger, Datenqualitaet, Risiken und Rueckkopplung so zu beschreiben, dass bessere Entscheidungen moeglich werden.</w:t>
-      </w:r>
-    </w:p>
-    <w:p>
-      <w:r>
-        <w:t>Pruefungsnahe Transferfrage. Formuliere zu WC-V2 eine Wirkungsaussage in drei Saetzen: Erstens den beobachteten oder plausiblen Zustand, zweitens die Daten- oder Quellenlage, drittens die offene Unsicherheit samt Rueckkopplung. Die Antwort muss ohne moralische Personenbewertung auskommen und darf Reichweite nicht mit Wirkung verwechseln.</w:t>
-      </w:r>
-    </w:p>
-    <w:p>
-      <w:pPr>
-        <w:pStyle w:val="Heading3"/>
-      </w:pPr>
-      <w:r>
-        <w:t>Vertiefungsrunde 4: Lesen, pruefen, rueckkoppeln</w:t>
-      </w:r>
-    </w:p>
-    <w:p>
-      <w:r>
-        <w:t>Die folgende Runde verdichtet WC-V2 nicht durch neue Schlagworte, sondern durch wiederholte Anwendung auf unterschiedliche Entscheidungsebenen. Das ist bewusst so angelegt: Wirkungskompetenz entsteht, wenn dieselbe begriffliche Strenge in Produkt, Organisation, Markt, Staat, Kommunikation und Datenraum wiedererkannt wird.</w:t>
-      </w:r>
-    </w:p>
-    <w:p>
-      <w:r>
-        <w:t>Begriffliche Schaerfung. Fuer Wirkungsdaten &amp; Rahmenwerke bedeutet praezise Sprache die erste Sicherung gegen Impact-Washing ist, dass die Analyse nicht bei einer Aktivitaet, einem guten Willen oder einer Kennzahl stehen bleiben darf. Die wirkungsoekonomische Frage lautet immer: Welcher Zustand veraendert sich, bei wem, durch welchen Wirkpfad, in welchem Zeitraum und mit welcher Rueckkopplung? Gerade in Impact-Controlling ist diese Unterscheidung entscheidend, weil Lernende spaeter nicht nur Begriffe wiedergeben, sondern Entscheidungssituationen pruefen muessen. Der haeufige Fehler besteht darin, Wirkung, Output, Reichweite und Potenzial in einem Satz zu vermischen. Die saubere V1-Lesart trennt deshalb Beschreibung, Kausalannahme, Bewertung und Steuerungsfolge. In der Praxis sollte jede Wirkungsaussage als kurze Viererprobe formuliert werden: Zustand, Betroffene, Quelle, offene Unsicherheit. So wird aus dem Thema kein isoliertes Kapitel, sondern ein pruefbarer Baustein der WÖk-Architektur.</w:t>
-      </w:r>
-    </w:p>
-    <w:p>
-      <w:r>
-        <w:t>Wirkpfad-Logik. Fuer Wirkungsdaten &amp; Rahmenwerke bedeutet ein Thema erst dann steuerbar wird, wenn der Mechanismus zwischen Ausloeser und Zustandsveraenderung beschrieben ist, dass die Analyse nicht bei einer Aktivitaet, einem guten Willen oder einer Kennzahl stehen bleiben darf. Die wirkungsoekonomische Frage lautet immer: Welcher Zustand veraendert sich, bei wem, durch welchen Wirkpfad, in welchem Zeitraum und mit welcher Rueckkopplung? Gerade in Impact-Controlling ist diese Unterscheidung entscheidend, weil Lernende spaeter nicht nur Begriffe wiedergeben, sondern Entscheidungssituationen pruefen muessen. Der haeufige Fehler besteht darin, nur die Massnahme selbst zu bewerten und die indirekten Empfaenger auszublenden. Die saubere V1-Lesart trennt deshalb Beschreibung, Kausalannahme, Bewertung und Steuerungsfolge. Eine gute Fallanalyse zeichnet mindestens einen direkten und einen indirekten Wirkpfad nach. So wird aus dem Thema kein isoliertes Kapitel, sondern ein pruefbarer Baustein der WÖk-Architektur.</w:t>
-      </w:r>
-    </w:p>
-    <w:p>
-      <w:r>
-        <w:t>Daten- und Quellenklarheit. Fuer Wirkungsdaten &amp; Rahmenwerke bedeutet jede Bewertung nur so belastbar ist wie Datenlage, Quellenstatus und Aktualitaet, dass die Analyse nicht bei einer Aktivitaet, einem guten Willen oder einer Kennzahl stehen bleiben darf. Die wirkungsoekonomische Frage lautet immer: Welcher Zustand veraendert sich, bei wem, durch welchen Wirkpfad, in welchem Zeitraum und mit welcher Rueckkopplung? Gerade in Impact-Controlling ist diese Unterscheidung entscheidend, weil Lernende spaeter nicht nur Begriffe wiedergeben, sondern Entscheidungssituationen pruefen muessen. Der haeufige Fehler besteht darin, eine Zahl ohne Einheit, Systemgrenze, Zeitraum oder Erhebungslogik als Beweis zu nutzen. Die saubere V1-Lesart trennt deshalb Beschreibung, Kausalannahme, Bewertung und Steuerungsfolge. Die Lernenden sollen Daten nicht dekorativ zitieren, sondern ihre Aussagekraft, Luecken und Grenzen offenlegen. So wird aus dem Thema kein isoliertes Kapitel, sondern ein pruefbarer Baustein der WÖk-Architektur.</w:t>
-      </w:r>
-    </w:p>
-    <w:p>
-      <w:r>
-        <w:t>Fallfenster zur Anwendung. Eine Organisation plant eine Massnahme und formuliert dazu eine positive Absicht. In der WÖk reicht das nicht. Fuer diese Vorlesung muss sichtbar werden, welche Zustandsveraenderung erwartet wird, welche Empfaenger direkt oder indirekt betroffen sind, welche Nebenwirkungen entstehen koennen und welche Entscheidung spaeter korrigiert wird. Bezogen auf Wirkungsdaten &amp; Rahmenwerke heisst das: Die Analyse muss das konkrete Thema ernst nehmen und zugleich den allgemeinen WÖk-Massstab halten. Es geht nicht darum, die Welt in gute und schlechte Akteure einzuteilen. Es geht darum, Wirkpfade, Wirkungsempfaenger, Datenqualitaet, Risiken und Rueckkopplung so zu beschreiben, dass bessere Entscheidungen moeglich werden.</w:t>
-      </w:r>
-    </w:p>
-    <w:p>
-      <w:r>
-        <w:t>Ambivalenz. Fuer Wirkungsdaten &amp; Rahmenwerke bedeutet positive und negative Zustandsveraenderungen gleichzeitig auftreten koennen, dass die Analyse nicht bei einer Aktivitaet, einem guten Willen oder einer Kennzahl stehen bleiben darf. Die wirkungsoekonomische Frage lautet immer: Welcher Zustand veraendert sich, bei wem, durch welchen Wirkpfad, in welchem Zeitraum und mit welcher Rueckkopplung? Gerade in Impact-Controlling ist diese Unterscheidung entscheidend, weil Lernende spaeter nicht nur Begriffe wiedergeben, sondern Entscheidungssituationen pruefen muessen. Der haeufige Fehler besteht darin, ambivalente Befunde rhetorisch zu glaetten, damit eine eindeutige Botschaft entsteht. Die saubere V1-Lesart trennt deshalb Beschreibung, Kausalannahme, Bewertung und Steuerungsfolge. Ein gutes Skript fuehrt deshalb Profile, Zielkonflikte und offene Punkte nebeneinander. So wird aus dem Thema kein isoliertes Kapitel, sondern ein pruefbarer Baustein der WÖk-Architektur.</w:t>
-      </w:r>
-    </w:p>
-    <w:p>
-      <w:r>
-        <w:t>Nichtkompensation. Fuer Wirkungsdaten &amp; Rahmenwerke bedeutet schwere zentrale Schaeden nicht durch beliebige positive Einzelwerte neutralisiert werden duerfen, dass die Analyse nicht bei einer Aktivitaet, einem guten Willen oder einer Kennzahl stehen bleiben darf. Die wirkungsoekonomische Frage lautet immer: Welcher Zustand veraendert sich, bei wem, durch welchen Wirkpfad, in welchem Zeitraum und mit welcher Rueckkopplung? Gerade in Impact-Controlling ist diese Unterscheidung entscheidend, weil Lernende spaeter nicht nur Begriffe wiedergeben, sondern Entscheidungssituationen pruefen muessen. Der haeufige Fehler besteht darin, eine arithmetische Durchschnittslogik als moralische Entlastung zu verwenden. Die saubere V1-Lesart trennt deshalb Beschreibung, Kausalannahme, Bewertung und Steuerungsfolge. Reverse Merit Order und rote Linien sind Schutzregeln gegen Schoenrechnung. So wird aus dem Thema kein isoliertes Kapitel, sondern ein pruefbarer Baustein der WÖk-Architektur.</w:t>
-      </w:r>
-    </w:p>
-    <w:p>
-      <w:r>
-        <w:t>Pruefungsnahe Transferfrage. Formuliere zu WC-V2 eine Wirkungsaussage in drei Saetzen: Erstens den beobachteten oder plausiblen Zustand, zweitens die Daten- oder Quellenlage, drittens die offene Unsicherheit samt Rueckkopplung. Die Antwort muss ohne moralische Personenbewertung auskommen und darf Reichweite nicht mit Wirkung verwechseln.</w:t>
-      </w:r>
-    </w:p>
-    <w:p>
-      <w:r>
-        <w:t>Rueckkopplung. Fuer Wirkungsdaten &amp; Rahmenwerke bedeutet Wirkungswissen erst dann wertvoll wird, wenn es Entscheidungen veraendert, dass die Analyse nicht bei einer Aktivitaet, einem guten Willen oder einer Kennzahl stehen bleiben darf. Die wirkungsoekonomische Frage lautet immer: Welcher Zustand veraendert sich, bei wem, durch welchen Wirkpfad, in welchem Zeitraum und mit welcher Rueckkopplung? Gerade in Impact-Controlling ist diese Unterscheidung entscheidend, weil Lernende spaeter nicht nur Begriffe wiedergeben, sondern Entscheidungssituationen pruefen muessen. Der haeufige Fehler besteht darin, einen Bericht als Endpunkt zu betrachten. Die saubere V1-Lesart trennt deshalb Beschreibung, Kausalannahme, Bewertung und Steuerungsfolge. Jeder Analyseblock sollte fragen, welche Routine, welcher Prozess oder welche Ressource nach der Bewertung angepasst wird. So wird aus dem Thema kein isoliertes Kapitel, sondern ein pruefbarer Baustein der WÖk-Architektur.</w:t>
-      </w:r>
-    </w:p>
-    <w:p>
-      <w:r>
-        <w:t>Fallfenster zur Anwendung. Eine Fuehrungsentscheidung erzeugt zugleich Nutzen und Risiken. Die WÖk behandelt Ambivalenz nicht als Stoerung, sondern als Kern der Analyse. Positive Netto-Wirkung darf erst behauptet werden, wenn zentrale negative Wirkungen getrennt geprueft und rote Linien gewahrt sind. Bezogen auf Wirkungsdaten &amp; Rahmenwerke heisst das: Die Analyse muss das konkrete Thema ernst nehmen und zugleich den allgemeinen WÖk-Massstab halten. Es geht nicht darum, die Welt in gute und schlechte Akteure einzuteilen. Es geht darum, Wirkpfade, Wirkungsempfaenger, Datenqualitaet, Risiken und Rueckkopplung so zu beschreiben, dass bessere Entscheidungen moeglich werden.</w:t>
-      </w:r>
-    </w:p>
-    <w:p>
-      <w:r>
-        <w:t>Governance. Fuer Wirkungsdaten &amp; Rahmenwerke bedeutet Wirkungsbewertung Verfahren, Rechte, Transparenz und Korrektur braucht, dass die Analyse nicht bei einer Aktivitaet, einem guten Willen oder einer Kennzahl stehen bleiben darf. Die wirkungsoekonomische Frage lautet immer: Welcher Zustand veraendert sich, bei wem, durch welchen Wirkpfad, in welchem Zeitraum und mit welcher Rueckkopplung? Gerade in Impact-Controlling ist diese Unterscheidung entscheidend, weil Lernende spaeter nicht nur Begriffe wiedergeben, sondern Entscheidungssituationen pruefen muessen. Der haeufige Fehler besteht darin, Bewertung als technokratische Top-down-Setzung zu verstehen. Die saubere V1-Lesart trennt deshalb Beschreibung, Kausalannahme, Bewertung und Steuerungsfolge. Betroffene, Datenhalter, Entscheider und Kontrollinstanzen muessen unterscheidbare Rollen behalten. So wird aus dem Thema kein isoliertes Kapitel, sondern ein pruefbarer Baustein der WÖk-Architektur.</w:t>
-      </w:r>
-    </w:p>
-    <w:p>
-      <w:r>
-        <w:t>Didaktische Pruefbarkeit. Fuer Wirkungsdaten &amp; Rahmenwerke bedeutet das Thema in der Akademie nicht nur erklaert, sondern in Falllogik ueberfuehrt werden muss, dass die Analyse nicht bei einer Aktivitaet, einem guten Willen oder einer Kennzahl stehen bleiben darf. Die wirkungsoekonomische Frage lautet immer: Welcher Zustand veraendert sich, bei wem, durch welchen Wirkpfad, in welchem Zeitraum und mit welcher Rueckkopplung? Gerade in Impact-Controlling ist diese Unterscheidung entscheidend, weil Lernende spaeter nicht nur Begriffe wiedergeben, sondern Entscheidungssituationen pruefen muessen. Der haeufige Fehler besteht darin, reines Auswendiglernen als Kompetenznachweis zu behandeln. Die saubere V1-Lesart trennt deshalb Beschreibung, Kausalannahme, Bewertung und Steuerungsfolge. Pruefungsfragen sollen Begriffe, Anwendung und rote Linien verbinden. So wird aus dem Thema kein isoliertes Kapitel, sondern ein pruefbarer Baustein der WÖk-Architektur.</w:t>
-      </w:r>
-    </w:p>
-    <w:p>
-      <w:r>
-        <w:t>Transfer in Organisationen. Fuer Wirkungsdaten &amp; Rahmenwerke bedeutet WÖk-Begriffe im Alltag nur tragen, wenn sie in Routinen uebersetzt werden, dass die Analyse nicht bei einer Aktivitaet, einem guten Willen oder einer Kennzahl stehen bleiben darf. Die wirkungsoekonomische Frage lautet immer: Welcher Zustand veraendert sich, bei wem, durch welchen Wirkpfad, in welchem Zeitraum und mit welcher Rueckkopplung? Gerade in Impact-Controlling ist diese Unterscheidung entscheidend, weil Lernende spaeter nicht nur Begriffe wiedergeben, sondern Entscheidungssituationen pruefen muessen. Der haeufige Fehler besteht darin, die Verantwortung an eine Nachhaltigkeitsabteilung auszulagern. Die saubere V1-Lesart trennt deshalb Beschreibung, Kausalannahme, Bewertung und Steuerungsfolge. Strategie, Einkauf, Kommunikation, Controlling und Fuehrung muessen denselben Wirkungsbegriff verwenden. So wird aus dem Thema kein isoliertes Kapitel, sondern ein pruefbarer Baustein der WÖk-Architektur.</w:t>
-      </w:r>
-    </w:p>
-    <w:p>
-      <w:r>
-        <w:t>Fallfenster zur Anwendung. Ein Controlling-Team moechte einen Score bilden. Das Skript verlangt, dass Datenqualitaet, Systemgrenzen, Gewichtung, Unsicherheit und Nichtkompensation sichtbar bleiben. Ein Score darf die Diskussion nicht beenden, sondern muss bessere Fragen, Priorisierung und Rueckkopplung ermoeglichen. Bezogen auf Wirkungsdaten &amp; Rahmenwerke heisst das: Die Analyse muss das konkrete Thema ernst nehmen und zugleich den allgemeinen WÖk-Massstab halten. Es geht nicht darum, die Welt in gute und schlechte Akteure einzuteilen. Es geht darum, Wirkpfade, Wirkungsempfaenger, Datenqualitaet, Risiken und Rueckkopplung so zu beschreiben, dass bessere Entscheidungen moeglich werden.</w:t>
-      </w:r>
-    </w:p>
-    <w:p>
-      <w:r>
-        <w:t>Rueckfluss in den Korpus. Fuer Wirkungsdaten &amp; Rahmenwerke bedeutet jedes Studienskript den Gesamtbestand schaerfen kann, dass die Analyse nicht bei einer Aktivitaet, einem guten Willen oder einer Kennzahl stehen bleiben darf. Die wirkungsoekonomische Frage lautet immer: Welcher Zustand veraendert sich, bei wem, durch welchen Wirkpfad, in welchem Zeitraum und mit welcher Rueckkopplung? Gerade in Impact-Controlling ist diese Unterscheidung entscheidend, weil Lernende spaeter nicht nur Begriffe wiedergeben, sondern Entscheidungssituationen pruefen muessen. Der haeufige Fehler besteht darin, neue Einsichten nur lokal im Skript zu belassen. Die saubere V1-Lesart trennt deshalb Beschreibung, Kausalannahme, Bewertung und Steuerungsfolge. Glossar, Website, Journal, Dossiers und Visuals sollen aus der Skriptarbeit lernen. So wird aus dem Thema kein isoliertes Kapitel, sondern ein pruefbarer Baustein der WÖk-Architektur.</w:t>
-      </w:r>
-    </w:p>
-    <w:p>
-      <w:r>
-        <w:t>Pruefungsnahe Transferfrage. Formuliere zu WC-V2 eine Wirkungsaussage in drei Saetzen: Erstens den beobachteten oder plausiblen Zustand, zweitens die Daten- oder Quellenlage, drittens die offene Unsicherheit samt Rueckkopplung. Die Antwort muss ohne moralische Personenbewertung auskommen und darf Reichweite nicht mit Wirkung verwechseln.</w:t>
-      </w:r>
-    </w:p>
-    <w:p>
-      <w:pPr>
-        <w:pStyle w:val="Heading3"/>
-      </w:pPr>
-      <w:r>
-        <w:t>Vertiefungsrunde 5: Lesen, pruefen, rueckkoppeln</w:t>
-      </w:r>
-    </w:p>
-    <w:p>
-      <w:r>
-        <w:t>Die folgende Runde verdichtet WC-V2 nicht durch neue Schlagworte, sondern durch wiederholte Anwendung auf unterschiedliche Entscheidungsebenen. Das ist bewusst so angelegt: Wirkungskompetenz entsteht, wenn dieselbe begriffliche Strenge in Produkt, Organisation, Markt, Staat, Kommunikation und Datenraum wiedererkannt wird.</w:t>
-      </w:r>
-    </w:p>
-    <w:p>
-      <w:r>
-        <w:t>Begriffliche Schaerfung. Fuer Wirkungsdaten &amp; Rahmenwerke bedeutet praezise Sprache die erste Sicherung gegen Impact-Washing ist, dass die Analyse nicht bei einer Aktivitaet, einem guten Willen oder einer Kennzahl stehen bleiben darf. Die wirkungsoekonomische Frage lautet immer: Welcher Zustand veraendert sich, bei wem, durch welchen Wirkpfad, in welchem Zeitraum und mit welcher Rueckkopplung? Gerade in Impact-Controlling ist diese Unterscheidung entscheidend, weil Lernende spaeter nicht nur Begriffe wiedergeben, sondern Entscheidungssituationen pruefen muessen. Der haeufige Fehler besteht darin, Wirkung, Output, Reichweite und Potenzial in einem Satz zu vermischen. Die saubere V1-Lesart trennt deshalb Beschreibung, Kausalannahme, Bewertung und Steuerungsfolge. In der Praxis sollte jede Wirkungsaussage als kurze Viererprobe formuliert werden: Zustand, Betroffene, Quelle, offene Unsicherheit. So wird aus dem Thema kein isoliertes Kapitel, sondern ein pruefbarer Baustein der WÖk-Architektur.</w:t>
-      </w:r>
-    </w:p>
-    <w:p>
-      <w:r>
-        <w:t>Wirkpfad-Logik. Fuer Wirkungsdaten &amp; Rahmenwerke bedeutet ein Thema erst dann steuerbar wird, wenn der Mechanismus zwischen Ausloeser und Zustandsveraenderung beschrieben ist, dass die Analyse nicht bei einer Aktivitaet, einem guten Willen oder einer Kennzahl stehen bleiben darf. Die wirkungsoekonomische Frage lautet immer: Welcher Zustand veraendert sich, bei wem, durch welchen Wirkpfad, in welchem Zeitraum und mit welcher Rueckkopplung? Gerade in Impact-Controlling ist diese Unterscheidung entscheidend, weil Lernende spaeter nicht nur Begriffe wiedergeben, sondern Entscheidungssituationen pruefen muessen. Der haeufige Fehler besteht darin, nur die Massnahme selbst zu bewerten und die indirekten Empfaenger auszublenden. Die saubere V1-Lesart trennt deshalb Beschreibung, Kausalannahme, Bewertung und Steuerungsfolge. Eine gute Fallanalyse zeichnet mindestens einen direkten und einen indirekten Wirkpfad nach. So wird aus dem Thema kein isoliertes Kapitel, sondern ein pruefbarer Baustein der WÖk-Architektur.</w:t>
-      </w:r>
-    </w:p>
-    <w:p>
-      <w:r>
-        <w:t>Fallfenster zur Anwendung. Ein Kommunikationsbericht nennt viele Aktivitaeten, Reichweiten und Rueckmeldungen. Die V1-Pruefung fragt, ob daraus eine belastbare Wirkungsaussage folgt. Wenn nur Kontakte, Klicks oder Zustimmung vorliegen, bleibt die Aussage im Bereich Wirkungspotenzial oder Resonanz, nicht im Bereich nachgewiesener Wirkung. Bezogen auf Wirkungsdaten &amp; Rahmenwerke heisst das: Die Analyse muss das konkrete Thema ernst nehmen und zugleich den allgemeinen WÖk-Massstab halten. Es geht nicht darum, die Welt in gute und schlechte Akteure einzuteilen. Es geht darum, Wirkpfade, Wirkungsempfaenger, Datenqualitaet, Risiken und Rueckkopplung so zu beschreiben, dass bessere Entscheidungen moeglich werden.</w:t>
-      </w:r>
-    </w:p>
-    <w:p>
-      <w:r>
-        <w:t>Daten- und Quellenklarheit. Fuer Wirkungsdaten &amp; Rahmenwerke bedeutet jede Bewertung nur so belastbar ist wie Datenlage, Quellenstatus und Aktualitaet, dass die Analyse nicht bei einer Aktivitaet, einem guten Willen oder einer Kennzahl stehen bleiben darf. Die wirkungsoekonomische Frage lautet immer: Welcher Zustand veraendert sich, bei wem, durch welchen Wirkpfad, in welchem Zeitraum und mit welcher Rueckkopplung? Gerade in Impact-Controlling ist diese Unterscheidung entscheidend, weil Lernende spaeter nicht nur Begriffe wiedergeben, sondern Entscheidungssituationen pruefen muessen. Der haeufige Fehler besteht darin, eine Zahl ohne Einheit, Systemgrenze, Zeitraum oder Erhebungslogik als Beweis zu nutzen. Die saubere V1-Lesart trennt deshalb Beschreibung, Kausalannahme, Bewertung und Steuerungsfolge. Die Lernenden sollen Daten nicht dekorativ zitieren, sondern ihre Aussagekraft, Luecken und Grenzen offenlegen. So wird aus dem Thema kein isoliertes Kapitel, sondern ein pruefbarer Baustein der WÖk-Architektur.</w:t>
-      </w:r>
-    </w:p>
-    <w:p>
-      <w:r>
-        <w:t>Ambivalenz. Fuer Wirkungsdaten &amp; Rahmenwerke bedeutet positive und negative Zustandsveraenderungen gleichzeitig auftreten koennen, dass die Analyse nicht bei einer Aktivitaet, einem guten Willen oder einer Kennzahl stehen bleiben darf. Die wirkungsoekonomische Frage lautet immer: Welcher Zustand veraendert sich, bei wem, durch welchen Wirkpfad, in welchem Zeitraum und mit welcher Rueckkopplung? Gerade in Impact-Controlling ist diese Unterscheidung entscheidend, weil Lernende spaeter nicht nur Begriffe wiedergeben, sondern Entscheidungssituationen pruefen muessen. Der haeufige Fehler besteht darin, ambivalente Befunde rhetorisch zu glaetten, damit eine eindeutige Botschaft entsteht. Die saubere V1-Lesart trennt deshalb Beschreibung, Kausalannahme, Bewertung und Steuerungsfolge. Ein gutes Skript fuehrt deshalb Profile, Zielkonflikte und offene Punkte nebeneinander. So wird aus dem Thema kein isoliertes Kapitel, sondern ein pruefbarer Baustein der WÖk-Architektur.</w:t>
-      </w:r>
-    </w:p>
-    <w:p>
-      <w:r>
-        <w:t>Nichtkompensation. Fuer Wirkungsdaten &amp; Rahmenwerke bedeutet schwere zentrale Schaeden nicht durch beliebige positive Einzelwerte neutralisiert werden duerfen, dass die Analyse nicht bei einer Aktivitaet, einem guten Willen oder einer Kennzahl stehen bleiben darf. Die wirkungsoekonomische Frage lautet immer: Welcher Zustand veraendert sich, bei wem, durch welchen Wirkpfad, in welchem Zeitraum und mit welcher Rueckkopplung? Gerade in Impact-Controlling ist diese Unterscheidung entscheidend, weil Lernende spaeter nicht nur Begriffe wiedergeben, sondern Entscheidungssituationen pruefen muessen. Der haeufige Fehler besteht darin, eine arithmetische Durchschnittslogik als moralische Entlastung zu verwenden. Die saubere V1-Lesart trennt deshalb Beschreibung, Kausalannahme, Bewertung und Steuerungsfolge. Reverse Merit Order und rote Linien sind Schutzregeln gegen Schoenrechnung. So wird aus dem Thema kein isoliertes Kapitel, sondern ein pruefbarer Baustein der WÖk-Architektur.</w:t>
-      </w:r>
-    </w:p>
-    <w:p>
-      <w:r>
-        <w:t>Fallfenster zur Anwendung. Eine Organisation plant eine Massnahme und formuliert dazu eine positive Absicht. In der WÖk reicht das nicht. Fuer diese Vorlesung muss sichtbar werden, welche Zustandsveraenderung erwartet wird, welche Empfaenger direkt oder indirekt betroffen sind, welche Nebenwirkungen entstehen koennen und welche Entscheidung spaeter korrigiert wird. Bezogen auf Wirkungsdaten &amp; Rahmenwerke heisst das: Die Analyse muss das konkrete Thema ernst nehmen und zugleich den allgemeinen WÖk-Massstab halten. Es geht nicht darum, die Welt in gute und schlechte Akteure einzuteilen. Es geht darum, Wirkpfade, Wirkungsempfaenger, Datenqualitaet, Risiken und Rueckkopplung so zu beschreiben, dass bessere Entscheidungen moeglich werden.</w:t>
-      </w:r>
-    </w:p>
-    <w:p>
-      <w:r>
-        <w:t>Pruefungsnahe Transferfrage. Formuliere zu WC-V2 eine Wirkungsaussage in drei Saetzen: Erstens den beobachteten oder plausiblen Zustand, zweitens die Daten- oder Quellenlage, drittens die offene Unsicherheit samt Rueckkopplung. Die Antwort muss ohne moralische Personenbewertung auskommen und darf Reichweite nicht mit Wirkung verwechseln.</w:t>
-      </w:r>
-    </w:p>
-    <w:p>
-      <w:pPr>
-        <w:pStyle w:val="Heading3"/>
-      </w:pPr>
-      <w:r>
-        <w:t>V1-Abschlussnotiz</w:t>
-      </w:r>
-    </w:p>
-    <w:p>
-      <w:r>
-        <w:t>Diese Finalisierung schliesst die Codex-Inhaltsproduktion fuer WC-V2. Offen bleibt nicht der fachliche Kern des Skripts, sondern der naechste Produktionsschritt: Claude setzt daraus die CI/CD-konforme Reader- und PDF-Fassung, prueft Satz, Umbrueche, Medienintegration und Lektorat und markiert erst danach die veroeffentlichte Fassung als freigegeben.</w:t>
       </w:r>
     </w:p>
     <w:p>
@@ -3907,6 +3217,778 @@
       </w:pPr>
       <w:r>
         <w:t>Fachliteratur zu Wirkungslogik, Evaluation, Systemtheorie, Resilienz, Governance, Diffusion, Vertrauen oder Controlling je nach Thema.</w:t>
+      </w:r>
+    </w:p>
+    <w:p>
+      <w:pPr>
+        <w:pStyle w:val="Heading2"/>
+      </w:pPr>
+      <w:r>
+        <w:t>V1-Finalisierung: Vertiefung, Anwendung und Evidenz</w:t>
+      </w:r>
+    </w:p>
+    <w:p>
+      <w:r>
+        <w:t>Dieses Studienskript ist die fachlich finale Codex-V1-Fassung fuer den Akademie-Reader und die oeffentliche Bibliothek. Claude uebernimmt danach Satz, CI/CD, PDF/Reader-Freigabe und die abschliessende Lektoratsabnahme.</w:t>
+      </w:r>
+    </w:p>
+    <w:p>
+      <w:pPr>
+        <w:pStyle w:val="Heading3"/>
+      </w:pPr>
+      <w:r>
+        <w:t>Finaler Leseauftrag</w:t>
+      </w:r>
+    </w:p>
+    <w:p>
+      <w:r>
+        <w:t>Dieses Skript zu WC-V2 Wirkungsdaten &amp; Rahmenwerke ist als Langformtext angelegt: Es soll nicht nur die Vorlesung begleiten, sondern als eigenstaendiges Studienmaterial funktionieren. Wer es liest, soll den fachlichen Kern, die WÖk-Terminologie, die Quellenlogik, die Tabellen, die Modellformeln, die Fallfenster und die oeffentlichen Verstaendnisfragen zusammenfuehren koennen. Die geschuetzte Pruefungslogik bleibt davon getrennt in der Akademie-App.</w:t>
+      </w:r>
+    </w:p>
+    <w:p>
+      <w:r>
+        <w:t>Fuer den Abschluss ist entscheidend, dass Wirkungsdaten &amp; Rahmenwerke im Feld Impact-Controlling nicht als Einzelthema stehen bleibt. Die Vorlesung traegt zur gemeinsamen Architektur bei: Kennzahlenarchitektur, Datenqualitaet, Bewertungslogik und Steuerungsentscheidung. Daraus folgt eine Lesehaltung, die streng und praktisch zugleich ist. Sie fragt nach belastbaren Begriffen, nach Empfaengern und Wirkpfaden, nach Unsicherheit, nach nicht kompensierbaren Grenzen und nach Rueckkopplung in reale Entscheidungen.</w:t>
+      </w:r>
+    </w:p>
+    <w:p>
+      <w:pPr>
+        <w:pStyle w:val="Heading3"/>
+      </w:pPr>
+      <w:r>
+        <w:t>Abschlussmatrix fuer die Anwendung</w:t>
+      </w:r>
+    </w:p>
+    <w:tbl>
+      <w:tblPr>
+        <w:tblStyle w:val="TableGrid"/>
+        <w:tblW w:type="auto" w:w="0"/>
+        <w:jc w:val="left"/>
+        <w:tblLook w:firstColumn="1" w:firstRow="1" w:lastColumn="0" w:lastRow="0" w:noHBand="0" w:noVBand="1" w:val="04A0"/>
+      </w:tblPr>
+      <w:tblGrid>
+        <w:gridCol w:w="3120"/>
+        <w:gridCol w:w="3120"/>
+        <w:gridCol w:w="3120"/>
+      </w:tblGrid>
+      <w:tr>
+        <w:tc>
+          <w:tcPr>
+            <w:tcW w:type="dxa" w:w="3120"/>
+            <w:vAlign w:val="center"/>
+          </w:tcPr>
+          <w:p>
+            <w:r>
+              <w:rPr>
+                <w:b/>
+              </w:rPr>
+              <w:t>Ebene</w:t>
+            </w:r>
+          </w:p>
+        </w:tc>
+        <w:tc>
+          <w:tcPr>
+            <w:tcW w:type="dxa" w:w="3120"/>
+            <w:vAlign w:val="center"/>
+          </w:tcPr>
+          <w:p>
+            <w:r>
+              <w:rPr>
+                <w:b/>
+              </w:rPr>
+              <w:t>Anwendung in WC-V2</w:t>
+            </w:r>
+          </w:p>
+        </w:tc>
+        <w:tc>
+          <w:tcPr>
+            <w:tcW w:type="dxa" w:w="3120"/>
+            <w:vAlign w:val="center"/>
+          </w:tcPr>
+          <w:p>
+            <w:r>
+              <w:rPr>
+                <w:b/>
+              </w:rPr>
+              <w:t>Qualitaetsgrenze</w:t>
+            </w:r>
+          </w:p>
+        </w:tc>
+      </w:tr>
+      <w:tr>
+        <w:tc>
+          <w:tcPr>
+            <w:tcW w:type="dxa" w:w="3120"/>
+            <w:vAlign w:val="center"/>
+          </w:tcPr>
+          <w:p>
+            <w:r>
+              <w:t>Begriff</w:t>
+            </w:r>
+          </w:p>
+        </w:tc>
+        <w:tc>
+          <w:tcPr>
+            <w:tcW w:type="dxa" w:w="3120"/>
+            <w:vAlign w:val="center"/>
+          </w:tcPr>
+          <w:p>
+            <w:r>
+              <w:t>Wirkung, Wirkungspotenzial und Wirkungsrisiko werden im Kontext der Vorlesung getrennt.</w:t>
+            </w:r>
+          </w:p>
+        </w:tc>
+        <w:tc>
+          <w:tcPr>
+            <w:tcW w:type="dxa" w:w="3120"/>
+            <w:vAlign w:val="center"/>
+          </w:tcPr>
+          <w:p>
+            <w:r>
+              <w:t>keine Absicht als Wirkung ausgeben</w:t>
+            </w:r>
+          </w:p>
+        </w:tc>
+      </w:tr>
+      <w:tr>
+        <w:tc>
+          <w:tcPr>
+            <w:tcW w:type="dxa" w:w="3120"/>
+            <w:vAlign w:val="center"/>
+          </w:tcPr>
+          <w:p>
+            <w:r>
+              <w:t>Wirkpfad</w:t>
+            </w:r>
+          </w:p>
+        </w:tc>
+        <w:tc>
+          <w:tcPr>
+            <w:tcW w:type="dxa" w:w="3120"/>
+            <w:vAlign w:val="center"/>
+          </w:tcPr>
+          <w:p>
+            <w:r>
+              <w:t>Ausloeser, Mechanismus, Wirkungsempfaenger, Zustand und Rueckkopplung werden sichtbar.</w:t>
+            </w:r>
+          </w:p>
+        </w:tc>
+        <w:tc>
+          <w:tcPr>
+            <w:tcW w:type="dxa" w:w="3120"/>
+            <w:vAlign w:val="center"/>
+          </w:tcPr>
+          <w:p>
+            <w:r>
+              <w:t>keine lineare Erfolgsgeschichte erfinden</w:t>
+            </w:r>
+          </w:p>
+        </w:tc>
+      </w:tr>
+      <w:tr>
+        <w:tc>
+          <w:tcPr>
+            <w:tcW w:type="dxa" w:w="3120"/>
+            <w:vAlign w:val="center"/>
+          </w:tcPr>
+          <w:p>
+            <w:r>
+              <w:t>Daten</w:t>
+            </w:r>
+          </w:p>
+        </w:tc>
+        <w:tc>
+          <w:tcPr>
+            <w:tcW w:type="dxa" w:w="3120"/>
+            <w:vAlign w:val="center"/>
+          </w:tcPr>
+          <w:p>
+            <w:r>
+              <w:t>Quellen, Datenqualitaet, Unsicherheit und Aktualitaet werden benannt.</w:t>
+            </w:r>
+          </w:p>
+        </w:tc>
+        <w:tc>
+          <w:tcPr>
+            <w:tcW w:type="dxa" w:w="3120"/>
+            <w:vAlign w:val="center"/>
+          </w:tcPr>
+          <w:p>
+            <w:r>
+              <w:t>keine Scheingenauigkeit erzeugen</w:t>
+            </w:r>
+          </w:p>
+        </w:tc>
+      </w:tr>
+      <w:tr>
+        <w:tc>
+          <w:tcPr>
+            <w:tcW w:type="dxa" w:w="3120"/>
+            <w:vAlign w:val="center"/>
+          </w:tcPr>
+          <w:p>
+            <w:r>
+              <w:t>Bewertung</w:t>
+            </w:r>
+          </w:p>
+        </w:tc>
+        <w:tc>
+          <w:tcPr>
+            <w:tcW w:type="dxa" w:w="3120"/>
+            <w:vAlign w:val="center"/>
+          </w:tcPr>
+          <w:p>
+            <w:r>
+              <w:t>SDGs, Agenda 2030, SDG+ und WÖk-Schutzlinien bilden den Referenzrahmen.</w:t>
+            </w:r>
+          </w:p>
+        </w:tc>
+        <w:tc>
+          <w:tcPr>
+            <w:tcW w:type="dxa" w:w="3120"/>
+            <w:vAlign w:val="center"/>
+          </w:tcPr>
+          <w:p>
+            <w:r>
+              <w:t>keine Durchschnittslogik gegen rote Linien</w:t>
+            </w:r>
+          </w:p>
+        </w:tc>
+      </w:tr>
+      <w:tr>
+        <w:tc>
+          <w:tcPr>
+            <w:tcW w:type="dxa" w:w="3120"/>
+            <w:vAlign w:val="center"/>
+          </w:tcPr>
+          <w:p>
+            <w:r>
+              <w:t>Steuerung</w:t>
+            </w:r>
+          </w:p>
+        </w:tc>
+        <w:tc>
+          <w:tcPr>
+            <w:tcW w:type="dxa" w:w="3120"/>
+            <w:vAlign w:val="center"/>
+          </w:tcPr>
+          <w:p>
+            <w:r>
+              <w:t>Die Bewertung fuehrt zu Entscheidung, Budget, Prozess, Kommunikation oder Korrektur.</w:t>
+            </w:r>
+          </w:p>
+        </w:tc>
+        <w:tc>
+          <w:tcPr>
+            <w:tcW w:type="dxa" w:w="3120"/>
+            <w:vAlign w:val="center"/>
+          </w:tcPr>
+          <w:p>
+            <w:r>
+              <w:t>kein Reporting ohne Rueckkopplung</w:t>
+            </w:r>
+          </w:p>
+        </w:tc>
+      </w:tr>
+    </w:tbl>
+    <w:p/>
+    <w:p>
+      <w:pPr>
+        <w:pStyle w:val="Heading3"/>
+      </w:pPr>
+      <w:r>
+        <w:t>Abschlusskommentar 1: Lesen, pruefen, rueckkoppeln</w:t>
+      </w:r>
+    </w:p>
+    <w:p>
+      <w:r>
+        <w:t>Die folgende Verdichtung fuehrt die vorhandenen Kapitel nicht als Wiederholung, sondern als Anwendung zusammen. Wirkungskompetenz entsteht, wenn dieselbe begriffliche Strenge in Fallanalyse, Datenarbeit, Kommunikation, Governance und Entscheidungspraxis wiedererkannt wird.</w:t>
+      </w:r>
+    </w:p>
+    <w:p>
+      <w:r>
+        <w:t>Begriffliche Schaerfung. Der Abschnitt Lernziele ist in WC-V2 kein Zusatzwissen, sondern ein Pruefstein fuer die Grundfrage des Skripts: Was veraendert sich, bei wem, wodurch und mit welcher Rueckkopplung? Fuer Wirkungsdaten &amp; Rahmenwerke wird daran sichtbar, dass praezise Sprache die erste Sicherung gegen Impact-Washing bildet. Die fachliche Grenze liegt dort, wo Lernende Output, Reichweite, Absicht und Wirkung in einem Satz vermischen. Die saubere Lesart trennt deshalb Beobachtung, Kausalannahme, Bewertung und Steuerungsfolge. In der Anwendung sollte daraus mindestens eine konkrete Indikator, Scorecard, Benchmark, Auditpfad oder Portfolioentscheidung abgeleitet werden; sonst bleibt das Wissen erklaerend, aber nicht steuerungsfaehig.</w:t>
+      </w:r>
+    </w:p>
+    <w:p>
+      <w:r>
+        <w:t>Anwendung auf Einleitung / Wirkungsfrage. In einer Fallanalyse beginnt dieser Punkt nicht mit einer Meinung, sondern mit einer belastbaren Beschreibung. Wer WC-V2 pruefungsnah liest, fragt zuerst nach Wirkungsempfaengern, Wirkraum, Zeitraum und Datenquelle. Erst danach folgt die Bewertung im Referenzrahmen Mensch, Planet, Demokratie, SDGs, Agenda 2030 und SDG+. Mindestens ein direkter und ein indirekter Wirkpfad muessen nachvollziehbar sein. Der typische Kurzschluss waere, nur die Massnahme selbst bewerten und indirekte Empfaenger ausblenden. Genau dagegen setzt die WÖk die Pflicht, Wirkungspotenzial, Wirkungsrisiko und positive Netto-Wirkung begrifflich getrennt zu halten.</w:t>
+      </w:r>
+    </w:p>
+    <w:p>
+      <w:r>
+        <w:t>Evidenzregel. Kernaussage darf im Skript nicht als dekorativer Begriff stehen bleiben. Der Abschnitt traegt nur dann, wenn er eine pruefbare Aussage erlaubt: Welche Quelle stuetzt die Annahme, welche Unsicherheit bleibt offen und welche Gegenbeobachtung wuerde die Bewertung veraendern? Fuer Wirkungsdaten &amp; Rahmenwerke heisst das, dass jede Bewertung nur so belastbar ist wie Datenlage, Quellenstatus, Aktualitaet und Systemgrenze. Die Studierenden sollen nicht lernen, einen Score nachzusprechen. Sie sollen erkennen, wann ein Score klaert, wann er verdeckt und wann eine rote Linie die Durchschnittslogik stoppt.</w:t>
+      </w:r>
+    </w:p>
+    <w:p>
+      <w:r>
+        <w:t>Fallfenster zur Anwendung. Ein Controlling-Team moechte einen Score bilden. Das Skript verlangt, dass Datenqualitaet, Systemgrenzen, Gewichtung, Unsicherheit und Nichtkompensation sichtbar bleiben. Ein Score darf die Diskussion nicht beenden, sondern muss bessere Fragen, Priorisierung und Rueckkopplung ermoeglichen. Bezogen auf Wirkungsdaten &amp; Rahmenwerke heisst das: Die Analyse muss das konkrete Thema ernst nehmen und zugleich den allgemeinen WÖk-Massstab halten. Es geht nicht darum, Akteure moralisch zu sortieren. Es geht darum, Wirkpfade, Wirkungsempfaenger, Datenqualitaet, Risiken und Rueckkopplung so zu beschreiben, dass bessere Entscheidungen moeglich werden.</w:t>
+      </w:r>
+    </w:p>
+    <w:p>
+      <w:r>
+        <w:t>Transfer in Impact-Controlling. Quelltext und fachliche Grundlegung verbindet die inhaltliche Deutung mit der spaeteren Praxis. Eine Organisation kann zu Wirkungsdaten &amp; Rahmenwerke sehr ueberzeugend kommunizieren und trotzdem an Zahlen als Beweis zu behandeln, obwohl Systemgrenze, Datenqualitaet, Unsicherheit oder Nichtkompensation ungeklaert sind scheitern. Darum muss die V1-Fassung immer auch nach Governance fragen: Wer erhebt Daten, wer bewertet sie, wer traegt die Folgen, wer kann widersprechen und wann wird eine Entscheidung korrigiert? Profile, Zielkonflikte und offene Punkte werden nebeneinander gefuehrt. So wird aus einem Lehrkapitel eine verantwortbare Arbeitsroutine.</w:t>
+      </w:r>
+    </w:p>
+    <w:p>
+      <w:r>
+        <w:t>Grenze gegen Scheingenauigkeit. Gerade bei Einstieg / Wirkungsfrage ist Praezision wichtiger als grosse Begriffe. Eine Wirkungsaussage bleibt schwach, wenn sie nur Aktivitaet, Reichweite, Absicht oder Image beschreibt. Stark wird sie erst, wenn sie die Zustandsveraenderung und ihre Bedingungen offenlegt. In WC-V2 ist deshalb entscheidend, schwere zentrale Schaeden nicht durch beliebige positive Einzelwerte neutralisiert werden duerfen. Die Fehlerlinie verlaeuft nicht zwischen Optimismus und Pessimismus, sondern zwischen offengelegter Unsicherheit und rhetorischer Sicherheit ohne Pruefpfad.</w:t>
+      </w:r>
+    </w:p>
+    <w:p>
+      <w:r>
+        <w:t>Pruefungsnahe Transferfrage. Formuliere zu WC-V2 eine Wirkungsaussage in drei Saetzen: Erstens den beobachteten oder plausiblen Zustand, zweitens die Daten- oder Quellenlage, drittens die offene Unsicherheit samt Rueckkopplung. Die Antwort muss ohne moralische Personenbewertung auskommen und darf Reichweite nicht mit Wirkung verwechseln.</w:t>
+      </w:r>
+    </w:p>
+    <w:p>
+      <w:r>
+        <w:t>Pruefungsnahe Lesart. Aus Video-/Audio-Vorlesung laesst sich eine gute Transferfrage ableiten: Welche Entscheidung waere falsch, wenn dieser Abschnitt missverstanden wird? Fuer Wirkungsdaten &amp; Rahmenwerke lautet die Antwort meist nicht einfach "mehr Wirkung", sondern genauer: bessere Unterscheidung, sauberere Daten, klarere Schutzlinie und rueckgekoppelte Steuerung. Jeder Analyseblock fragt nach der Routine, die nach der Bewertung angepasst wird. Wer das im Fall anwenden kann, hat den Kern der Vorlesung verstanden; wer nur Definitionen wiederholt, bleibt unter dem Anspruch der Akademie.</w:t>
+      </w:r>
+    </w:p>
+    <w:p>
+      <w:r>
+        <w:t>Fallfenster zur Anwendung. Ein Kommunikationsbericht nennt viele Aktivitaeten, Reichweiten und Rueckmeldungen. Die V1-Pruefung fragt, ob daraus eine belastbare Wirkungsaussage folgt. Wenn nur Kontakte, Klicks oder Zustimmung vorliegen, bleibt die Aussage im Bereich Wirkungspotenzial oder Resonanz, nicht im Bereich nachgewiesener Wirkung. Bezogen auf Wirkungsdaten &amp; Rahmenwerke heisst das: Die Analyse muss das konkrete Thema ernst nehmen und zugleich den allgemeinen WÖk-Massstab halten. Es geht nicht darum, Akteure moralisch zu sortieren. Es geht darum, Wirkpfade, Wirkungsempfaenger, Datenqualitaet, Risiken und Rueckkopplung so zu beschreiben, dass bessere Entscheidungen moeglich werden.</w:t>
+      </w:r>
+    </w:p>
+    <w:p>
+      <w:r>
+        <w:t>Governance. Der Abschnitt Transkript (Gerüst) ist in WC-V2 kein Zusatzwissen, sondern ein Pruefstein fuer die Grundfrage des Skripts: Was veraendert sich, bei wem, wodurch und mit welcher Rueckkopplung? Fuer Wirkungsdaten &amp; Rahmenwerke wird daran sichtbar, dass Wirkungsbewertung Verfahren, Rechte, Transparenz und Korrektur braucht. Die fachliche Grenze liegt dort, wo Lernende Bewertung als technokratische Top-down-Setzung verstehen. Die saubere Lesart trennt deshalb Beobachtung, Kausalannahme, Bewertung und Steuerungsfolge. In der Anwendung sollte daraus mindestens eine konkrete Indikator, Scorecard, Benchmark, Auditpfad oder Portfolioentscheidung abgeleitet werden; sonst bleibt das Wissen erklaerend, aber nicht steuerungsfaehig.</w:t>
+      </w:r>
+    </w:p>
+    <w:p>
+      <w:r>
+        <w:t>Anwendung auf Skript / Folien (Lernseite). In einer Fallanalyse beginnt dieser Punkt nicht mit einer Meinung, sondern mit einer belastbaren Beschreibung. Wer WC-V2 pruefungsnah liest, fragt zuerst nach Wirkungsempfaengern, Wirkraum, Zeitraum und Datenquelle. Erst danach folgt die Bewertung im Referenzrahmen Mensch, Planet, Demokratie, SDGs, Agenda 2030 und SDG+. Pruefungsfragen verbinden Begriff, Anwendung, Evidenz und rote Linie. Der typische Kurzschluss waere, reines Auswendiglernen als Kompetenznachweis behandeln. Genau dagegen setzt die WÖk die Pflicht, Wirkungspotenzial, Wirkungsrisiko und positive Netto-Wirkung begrifflich getrennt zu halten.</w:t>
+      </w:r>
+    </w:p>
+    <w:p>
+      <w:r>
+        <w:t>Evidenzregel. Transferaufgabe darf im Skript nicht als dekorativer Begriff stehen bleiben. Der Abschnitt traegt nur dann, wenn er eine pruefbare Aussage erlaubt: Welche Quelle stuetzt die Annahme, welche Unsicherheit bleibt offen und welche Gegenbeobachtung wuerde die Bewertung veraendern? Fuer Wirkungsdaten &amp; Rahmenwerke heisst das, dass WÖk-Begriffe im Alltag nur tragen, wenn sie in Routinen uebersetzt werden. Die Studierenden sollen nicht lernen, einen Score nachzusprechen. Sie sollen erkennen, wann ein Score klaert, wann er verdeckt und wann eine rote Linie die Durchschnittslogik stoppt.</w:t>
+      </w:r>
+    </w:p>
+    <w:p>
+      <w:r>
+        <w:t>Fallfenster zur Anwendung. Eine Organisation plant eine Massnahme und formuliert dazu eine positive Absicht. In der WÖk reicht das nicht. Fuer diese Vorlesung muss sichtbar werden, welche Zustandsveraenderung erwartet wird, welche Empfaenger direkt oder indirekt betroffen sind, welche Nebenwirkungen entstehen koennen und welche Entscheidung spaeter korrigiert wird. Bezogen auf Wirkungsdaten &amp; Rahmenwerke heisst das: Die Analyse muss das konkrete Thema ernst nehmen und zugleich den allgemeinen WÖk-Massstab halten. Es geht nicht darum, Akteure moralisch zu sortieren. Es geht darum, Wirkpfade, Wirkungsempfaenger, Datenqualitaet, Risiken und Rueckkopplung so zu beschreiben, dass bessere Entscheidungen moeglich werden.</w:t>
+      </w:r>
+    </w:p>
+    <w:p>
+      <w:r>
+        <w:t>Transfer in Impact-Controlling. Praxisbeispiel verbindet die inhaltliche Deutung mit der spaeteren Praxis. Eine Organisation kann zu Wirkungsdaten &amp; Rahmenwerke sehr ueberzeugend kommunizieren und trotzdem an Zahlen als Beweis zu behandeln, obwohl Systemgrenze, Datenqualitaet, Unsicherheit oder Nichtkompensation ungeklaert sind scheitern. Darum muss die V1-Fassung immer auch nach Governance fragen: Wer erhebt Daten, wer bewertet sie, wer traegt die Folgen, wer kann widersprechen und wann wird eine Entscheidung korrigiert? Gute Kommunikation unterscheidet Befund, Annahme und normative Bewertung. So wird aus einem Lehrkapitel eine verantwortbare Arbeitsroutine.</w:t>
+      </w:r>
+    </w:p>
+    <w:p>
+      <w:r>
+        <w:t>Pruefungsnahe Transferfrage. Formuliere zu WC-V2 eine Wirkungsaussage in drei Saetzen: Erstens den beobachteten oder plausiblen Zustand, zweitens die Daten- oder Quellenlage, drittens die offene Unsicherheit samt Rueckkopplung. Die Antwort muss ohne moralische Personenbewertung auskommen und darf Reichweite nicht mit Wirkung verwechseln.</w:t>
+      </w:r>
+    </w:p>
+    <w:p>
+      <w:r>
+        <w:t>Grenze gegen Scheingenauigkeit. Gerade bei Wirkungsökonomische Vertiefung ist Praezision wichtiger als grosse Begriffe. Eine Wirkungsaussage bleibt schwach, wenn sie nur Aktivitaet, Reichweite, Absicht oder Image beschreibt. Stark wird sie erst, wenn sie die Zustandsveraenderung und ihre Bedingungen offenlegt. In WC-V2 ist deshalb entscheidend, jede Wirkungsaussage eine Grenze zieht und diese Grenze begruenden muss. Die Fehlerlinie verlaeuft nicht zwischen Optimismus und Pessimismus, sondern zwischen offengelegter Unsicherheit und rhetorischer Sicherheit ohne Pruefpfad.</w:t>
+      </w:r>
+    </w:p>
+    <w:p>
+      <w:r>
+        <w:t>Pruefungsnahe Lesart. Aus Prüfungsrelevanz laesst sich eine gute Transferfrage ableiten: Welche Entscheidung waere falsch, wenn dieser Abschnitt missverstanden wird? Fuer Wirkungsdaten &amp; Rahmenwerke lautet die Antwort meist nicht einfach "mehr Wirkung", sondern genauer: bessere Unterscheidung, sauberere Daten, klarere Schutzlinie und rueckgekoppelte Steuerung. Szenarien pruefen Sofortwirkung, Folgewirkung und Reversibilitaet getrennt. Wer das im Fall anwenden kann, hat den Kern der Vorlesung verstanden; wer nur Definitionen wiederholt, bleibt unter dem Anspruch der Akademie.</w:t>
+      </w:r>
+    </w:p>
+    <w:p>
+      <w:r>
+        <w:t>Fallfenster zur Anwendung. Eine Fuehrungsentscheidung erzeugt zugleich Nutzen und Risiken. Die WÖk behandelt Ambivalenz nicht als Stoerung, sondern als Kern der Analyse. Positive Netto-Wirkung darf erst behauptet werden, wenn zentrale negative Wirkungen getrennt geprueft und rote Linien gewahrt sind. Bezogen auf Wirkungsdaten &amp; Rahmenwerke heisst das: Die Analyse muss das konkrete Thema ernst nehmen und zugleich den allgemeinen WÖk-Massstab halten. Es geht nicht darum, Akteure moralisch zu sortieren. Es geht darum, Wirkpfade, Wirkungsempfaenger, Datenqualitaet, Risiken und Rueckkopplung so zu beschreiben, dass bessere Entscheidungen moeglich werden.</w:t>
+      </w:r>
+    </w:p>
+    <w:p>
+      <w:r>
+        <w:t>Betroffenenperspektive. Der Abschnitt Lernziele ist in WC-V2 kein Zusatzwissen, sondern ein Pruefstein fuer die Grundfrage des Skripts: Was veraendert sich, bei wem, wodurch und mit welcher Rueckkopplung? Fuer Wirkungsdaten &amp; Rahmenwerke wird daran sichtbar, dass Wirkung nicht am Sender, sondern an veraenderten Zustanden der Empfaenger geprueft wird. Die fachliche Grenze liegt dort, wo Lernende interne Erfolgskennzahlen mit gesellschaftlicher Wirkung verwechseln. Die saubere Lesart trennt deshalb Beobachtung, Kausalannahme, Bewertung und Steuerungsfolge. In der Anwendung sollte daraus mindestens eine konkrete Indikator, Scorecard, Benchmark, Auditpfad oder Portfolioentscheidung abgeleitet werden; sonst bleibt das Wissen erklaerend, aber nicht steuerungsfaehig.</w:t>
+      </w:r>
+    </w:p>
+    <w:p>
+      <w:r>
+        <w:t>Anwendung auf Einleitung / Wirkungsfrage. In einer Fallanalyse beginnt dieser Punkt nicht mit einer Meinung, sondern mit einer belastbaren Beschreibung. Wer WC-V2 pruefungsnah liest, fragt zuerst nach Wirkungsempfaengern, Wirkraum, Zeitraum und Datenquelle. Erst danach folgt die Bewertung im Referenzrahmen Mensch, Planet, Demokratie, SDGs, Agenda 2030 und SDG+. Jede Schlussfolgerung endet mit Entscheidung, Verantwortlichkeit und Termin fuer Rueckpruefung. Der typische Kurzschluss waere, Befunde sammeln, ohne Ressourcen oder Regeln zu veraendern. Genau dagegen setzt die WÖk die Pflicht, Wirkungspotenzial, Wirkungsrisiko und positive Netto-Wirkung begrifflich getrennt zu halten.</w:t>
+      </w:r>
+    </w:p>
+    <w:p>
+      <w:r>
+        <w:t>Evidenzregel. Kernaussage darf im Skript nicht als dekorativer Begriff stehen bleiben. Der Abschnitt traegt nur dann, wenn er eine pruefbare Aussage erlaubt: Welche Quelle stuetzt die Annahme, welche Unsicherheit bleibt offen und welche Gegenbeobachtung wuerde die Bewertung veraendern? Fuer Wirkungsdaten &amp; Rahmenwerke heisst das, dass WÖk-Aussagen mit bestehenden Begriffen, Studien, Standards und Rechtsrahmen in Beziehung stehen muessen. Die Studierenden sollen nicht lernen, einen Score nachzusprechen. Sie sollen erkennen, wann ein Score klaert, wann er verdeckt und wann eine rote Linie die Durchschnittslogik stoppt.</w:t>
+      </w:r>
+    </w:p>
+    <w:p>
+      <w:r>
+        <w:t>Fallfenster zur Anwendung. Ein Controlling-Team moechte einen Score bilden. Das Skript verlangt, dass Datenqualitaet, Systemgrenzen, Gewichtung, Unsicherheit und Nichtkompensation sichtbar bleiben. Ein Score darf die Diskussion nicht beenden, sondern muss bessere Fragen, Priorisierung und Rueckkopplung ermoeglichen. Bezogen auf Wirkungsdaten &amp; Rahmenwerke heisst das: Die Analyse muss das konkrete Thema ernst nehmen und zugleich den allgemeinen WÖk-Massstab halten. Es geht nicht darum, Akteure moralisch zu sortieren. Es geht darum, Wirkpfade, Wirkungsempfaenger, Datenqualitaet, Risiken und Rueckkopplung so zu beschreiben, dass bessere Entscheidungen moeglich werden.</w:t>
+      </w:r>
+    </w:p>
+    <w:p>
+      <w:r>
+        <w:t>Pruefungsnahe Transferfrage. Formuliere zu WC-V2 eine Wirkungsaussage in drei Saetzen: Erstens den beobachteten oder plausiblen Zustand, zweitens die Daten- oder Quellenlage, drittens die offene Unsicherheit samt Rueckkopplung. Die Antwort muss ohne moralische Personenbewertung auskommen und darf Reichweite nicht mit Wirkung verwechseln.</w:t>
+      </w:r>
+    </w:p>
+    <w:p>
+      <w:r>
+        <w:t>Transfer in Impact-Controlling. Quelltext und fachliche Grundlegung verbindet die inhaltliche Deutung mit der spaeteren Praxis. Eine Organisation kann zu Wirkungsdaten &amp; Rahmenwerke sehr ueberzeugend kommunizieren und trotzdem an Zahlen als Beweis zu behandeln, obwohl Systemgrenze, Datenqualitaet, Unsicherheit oder Nichtkompensation ungeklaert sind scheitern. Darum muss die V1-Fassung immer auch nach Governance fragen: Wer erhebt Daten, wer bewertet sie, wer traegt die Folgen, wer kann widersprechen und wann wird eine Entscheidung korrigiert? Die Analyse markiert Stoppsignale vor jeder Portfolio- oder Score-Debatte. So wird aus einem Lehrkapitel eine verantwortbare Arbeitsroutine.</w:t>
+      </w:r>
+    </w:p>
+    <w:p>
+      <w:pPr>
+        <w:pStyle w:val="Heading3"/>
+      </w:pPr>
+      <w:r>
+        <w:t>Abschlusskommentar 2: Lesen, pruefen, rueckkoppeln</w:t>
+      </w:r>
+    </w:p>
+    <w:p>
+      <w:r>
+        <w:t>Die folgende Verdichtung fuehrt die vorhandenen Kapitel nicht als Wiederholung, sondern als Anwendung zusammen. Wirkungskompetenz entsteht, wenn dieselbe begriffliche Strenge in Fallanalyse, Datenarbeit, Kommunikation, Governance und Entscheidungspraxis wiedererkannt wird.</w:t>
+      </w:r>
+    </w:p>
+    <w:p>
+      <w:r>
+        <w:t>Grenze gegen Scheingenauigkeit. Gerade bei Einstieg / Wirkungsfrage ist Praezision wichtiger als grosse Begriffe. Eine Wirkungsaussage bleibt schwach, wenn sie nur Aktivitaet, Reichweite, Absicht oder Image beschreibt. Stark wird sie erst, wenn sie die Zustandsveraenderung und ihre Bedingungen offenlegt. In WC-V2 ist deshalb entscheidend, praezise Sprache die erste Sicherung gegen Impact-Washing bildet. Die Fehlerlinie verlaeuft nicht zwischen Optimismus und Pessimismus, sondern zwischen offengelegter Unsicherheit und rhetorischer Sicherheit ohne Pruefpfad.</w:t>
+      </w:r>
+    </w:p>
+    <w:p>
+      <w:r>
+        <w:t>Pruefungsnahe Lesart. Aus Video-/Audio-Vorlesung laesst sich eine gute Transferfrage ableiten: Welche Entscheidung waere falsch, wenn dieser Abschnitt missverstanden wird? Fuer Wirkungsdaten &amp; Rahmenwerke lautet die Antwort meist nicht einfach "mehr Wirkung", sondern genauer: bessere Unterscheidung, sauberere Daten, klarere Schutzlinie und rueckgekoppelte Steuerung. Mindestens ein direkter und ein indirekter Wirkpfad muessen nachvollziehbar sein. Wer das im Fall anwenden kann, hat den Kern der Vorlesung verstanden; wer nur Definitionen wiederholt, bleibt unter dem Anspruch der Akademie.</w:t>
+      </w:r>
+    </w:p>
+    <w:p>
+      <w:r>
+        <w:t>Fallfenster zur Anwendung. Ein Kommunikationsbericht nennt viele Aktivitaeten, Reichweiten und Rueckmeldungen. Die V1-Pruefung fragt, ob daraus eine belastbare Wirkungsaussage folgt. Wenn nur Kontakte, Klicks oder Zustimmung vorliegen, bleibt die Aussage im Bereich Wirkungspotenzial oder Resonanz, nicht im Bereich nachgewiesener Wirkung. Bezogen auf Wirkungsdaten &amp; Rahmenwerke heisst das: Die Analyse muss das konkrete Thema ernst nehmen und zugleich den allgemeinen WÖk-Massstab halten. Es geht nicht darum, Akteure moralisch zu sortieren. Es geht darum, Wirkpfade, Wirkungsempfaenger, Datenqualitaet, Risiken und Rueckkopplung so zu beschreiben, dass bessere Entscheidungen moeglich werden.</w:t>
+      </w:r>
+    </w:p>
+    <w:p>
+      <w:r>
+        <w:t>Daten- und Quellenklarheit. Der Abschnitt Transkript (Gerüst) ist in WC-V2 kein Zusatzwissen, sondern ein Pruefstein fuer die Grundfrage des Skripts: Was veraendert sich, bei wem, wodurch und mit welcher Rueckkopplung? Fuer Wirkungsdaten &amp; Rahmenwerke wird daran sichtbar, dass jede Bewertung nur so belastbar ist wie Datenlage, Quellenstatus, Aktualitaet und Systemgrenze. Die fachliche Grenze liegt dort, wo Lernende eine Zahl ohne Einheit, Zeitraum oder Erhebungslogik als Beweis nutzen. Die saubere Lesart trennt deshalb Beobachtung, Kausalannahme, Bewertung und Steuerungsfolge. In der Anwendung sollte daraus mindestens eine konkrete Indikator, Scorecard, Benchmark, Auditpfad oder Portfolioentscheidung abgeleitet werden; sonst bleibt das Wissen erklaerend, aber nicht steuerungsfaehig.</w:t>
+      </w:r>
+    </w:p>
+    <w:p>
+      <w:r>
+        <w:t>Anwendung auf Skript / Folien (Lernseite). In einer Fallanalyse beginnt dieser Punkt nicht mit einer Meinung, sondern mit einer belastbaren Beschreibung. Wer WC-V2 pruefungsnah liest, fragt zuerst nach Wirkungsempfaengern, Wirkraum, Zeitraum und Datenquelle. Erst danach folgt die Bewertung im Referenzrahmen Mensch, Planet, Demokratie, SDGs, Agenda 2030 und SDG+. Profile, Zielkonflikte und offene Punkte werden nebeneinander gefuehrt. Der typische Kurzschluss waere, ambivalente Befunde glaetten, damit eine eindeutige Botschaft entsteht. Genau dagegen setzt die WÖk die Pflicht, Wirkungspotenzial, Wirkungsrisiko und positive Netto-Wirkung begrifflich getrennt zu halten.</w:t>
+      </w:r>
+    </w:p>
+    <w:p>
+      <w:r>
+        <w:t>Pruefungsnahe Transferfrage. Formuliere zu WC-V2 eine Wirkungsaussage in drei Saetzen: Erstens den beobachteten oder plausiblen Zustand, zweitens die Daten- oder Quellenlage, drittens die offene Unsicherheit samt Rueckkopplung. Die Antwort muss ohne moralische Personenbewertung auskommen und darf Reichweite nicht mit Wirkung verwechseln.</w:t>
+      </w:r>
+    </w:p>
+    <w:p>
+      <w:r>
+        <w:t>Evidenzregel. Transferaufgabe darf im Skript nicht als dekorativer Begriff stehen bleiben. Der Abschnitt traegt nur dann, wenn er eine pruefbare Aussage erlaubt: Welche Quelle stuetzt die Annahme, welche Unsicherheit bleibt offen und welche Gegenbeobachtung wuerde die Bewertung veraendern? Fuer Wirkungsdaten &amp; Rahmenwerke heisst das, dass schwere zentrale Schaeden nicht durch beliebige positive Einzelwerte neutralisiert werden duerfen. Die Studierenden sollen nicht lernen, einen Score nachzusprechen. Sie sollen erkennen, wann ein Score klaert, wann er verdeckt und wann eine rote Linie die Durchschnittslogik stoppt.</w:t>
+      </w:r>
+    </w:p>
+    <w:p>
+      <w:r>
+        <w:t>Fallfenster zur Anwendung. Eine Organisation plant eine Massnahme und formuliert dazu eine positive Absicht. In der WÖk reicht das nicht. Fuer diese Vorlesung muss sichtbar werden, welche Zustandsveraenderung erwartet wird, welche Empfaenger direkt oder indirekt betroffen sind, welche Nebenwirkungen entstehen koennen und welche Entscheidung spaeter korrigiert wird. Bezogen auf Wirkungsdaten &amp; Rahmenwerke heisst das: Die Analyse muss das konkrete Thema ernst nehmen und zugleich den allgemeinen WÖk-Massstab halten. Es geht nicht darum, Akteure moralisch zu sortieren. Es geht darum, Wirkpfade, Wirkungsempfaenger, Datenqualitaet, Risiken und Rueckkopplung so zu beschreiben, dass bessere Entscheidungen moeglich werden.</w:t>
+      </w:r>
+    </w:p>
+    <w:p>
+      <w:r>
+        <w:t>Transfer in Impact-Controlling. Praxisbeispiel verbindet die inhaltliche Deutung mit der spaeteren Praxis. Eine Organisation kann zu Wirkungsdaten &amp; Rahmenwerke sehr ueberzeugend kommunizieren und trotzdem an Zahlen als Beweis zu behandeln, obwohl Systemgrenze, Datenqualitaet, Unsicherheit oder Nichtkompensation ungeklaert sind scheitern. Darum muss die V1-Fassung immer auch nach Governance fragen: Wer erhebt Daten, wer bewertet sie, wer traegt die Folgen, wer kann widersprechen und wann wird eine Entscheidung korrigiert? Jeder Analyseblock fragt nach der Routine, die nach der Bewertung angepasst wird. So wird aus einem Lehrkapitel eine verantwortbare Arbeitsroutine.</w:t>
+      </w:r>
+    </w:p>
+    <w:p>
+      <w:r>
+        <w:t>Grenze gegen Scheingenauigkeit. Gerade bei Wirkungsökonomische Vertiefung ist Praezision wichtiger als grosse Begriffe. Eine Wirkungsaussage bleibt schwach, wenn sie nur Aktivitaet, Reichweite, Absicht oder Image beschreibt. Stark wird sie erst, wenn sie die Zustandsveraenderung und ihre Bedingungen offenlegt. In WC-V2 ist deshalb entscheidend, Wirkungsbewertung Verfahren, Rechte, Transparenz und Korrektur braucht. Die Fehlerlinie verlaeuft nicht zwischen Optimismus und Pessimismus, sondern zwischen offengelegter Unsicherheit und rhetorischer Sicherheit ohne Pruefpfad.</w:t>
+      </w:r>
+    </w:p>
+    <w:p>
+      <w:r>
+        <w:t>Pruefungsnahe Lesart. Aus Prüfungsrelevanz laesst sich eine gute Transferfrage ableiten: Welche Entscheidung waere falsch, wenn dieser Abschnitt missverstanden wird? Fuer Wirkungsdaten &amp; Rahmenwerke lautet die Antwort meist nicht einfach "mehr Wirkung", sondern genauer: bessere Unterscheidung, sauberere Daten, klarere Schutzlinie und rueckgekoppelte Steuerung. Pruefungsfragen verbinden Begriff, Anwendung, Evidenz und rote Linie. Wer das im Fall anwenden kann, hat den Kern der Vorlesung verstanden; wer nur Definitionen wiederholt, bleibt unter dem Anspruch der Akademie.</w:t>
+      </w:r>
+    </w:p>
+    <w:p>
+      <w:r>
+        <w:t>Fallfenster zur Anwendung. Eine Fuehrungsentscheidung erzeugt zugleich Nutzen und Risiken. Die WÖk behandelt Ambivalenz nicht als Stoerung, sondern als Kern der Analyse. Positive Netto-Wirkung darf erst behauptet werden, wenn zentrale negative Wirkungen getrennt geprueft und rote Linien gewahrt sind. Bezogen auf Wirkungsdaten &amp; Rahmenwerke heisst das: Die Analyse muss das konkrete Thema ernst nehmen und zugleich den allgemeinen WÖk-Massstab halten. Es geht nicht darum, Akteure moralisch zu sortieren. Es geht darum, Wirkpfade, Wirkungsempfaenger, Datenqualitaet, Risiken und Rueckkopplung so zu beschreiben, dass bessere Entscheidungen moeglich werden.</w:t>
+      </w:r>
+    </w:p>
+    <w:p>
+      <w:r>
+        <w:t>Organisationale Umsetzung. Der Abschnitt Lernziele ist in WC-V2 kein Zusatzwissen, sondern ein Pruefstein fuer die Grundfrage des Skripts: Was veraendert sich, bei wem, wodurch und mit welcher Rueckkopplung? Fuer Wirkungsdaten &amp; Rahmenwerke wird daran sichtbar, dass WÖk-Begriffe im Alltag nur tragen, wenn sie in Routinen uebersetzt werden. Die fachliche Grenze liegt dort, wo Lernende Verantwortung an eine einzelne Nachhaltigkeitsfunktion auslagern. Die saubere Lesart trennt deshalb Beobachtung, Kausalannahme, Bewertung und Steuerungsfolge. In der Anwendung sollte daraus mindestens eine konkrete Indikator, Scorecard, Benchmark, Auditpfad oder Portfolioentscheidung abgeleitet werden; sonst bleibt das Wissen erklaerend, aber nicht steuerungsfaehig.</w:t>
+      </w:r>
+    </w:p>
+    <w:p>
+      <w:r>
+        <w:t>Pruefungsnahe Transferfrage. Formuliere zu WC-V2 eine Wirkungsaussage in drei Saetzen: Erstens den beobachteten oder plausiblen Zustand, zweitens die Daten- oder Quellenlage, drittens die offene Unsicherheit samt Rueckkopplung. Die Antwort muss ohne moralische Personenbewertung auskommen und darf Reichweite nicht mit Wirkung verwechseln.</w:t>
+      </w:r>
+    </w:p>
+    <w:p>
+      <w:r>
+        <w:t>Anwendung auf Einleitung / Wirkungsfrage. In einer Fallanalyse beginnt dieser Punkt nicht mit einer Meinung, sondern mit einer belastbaren Beschreibung. Wer WC-V2 pruefungsnah liest, fragt zuerst nach Wirkungsempfaengern, Wirkraum, Zeitraum und Datenquelle. Erst danach folgt die Bewertung im Referenzrahmen Mensch, Planet, Demokratie, SDGs, Agenda 2030 und SDG+. Gute Kommunikation unterscheidet Befund, Annahme und normative Bewertung. Der typische Kurzschluss waere, Eindeutigkeit behaupten, wo die Datenlage nur Potenzial oder Risiko traegt. Genau dagegen setzt die WÖk die Pflicht, Wirkungspotenzial, Wirkungsrisiko und positive Netto-Wirkung begrifflich getrennt zu halten.</w:t>
+      </w:r>
+    </w:p>
+    <w:p>
+      <w:r>
+        <w:t>Evidenzregel. Kernaussage darf im Skript nicht als dekorativer Begriff stehen bleiben. Der Abschnitt traegt nur dann, wenn er eine pruefbare Aussage erlaubt: Welche Quelle stuetzt die Annahme, welche Unsicherheit bleibt offen und welche Gegenbeobachtung wuerde die Bewertung veraendern? Fuer Wirkungsdaten &amp; Rahmenwerke heisst das, dass jede Wirkungsaussage eine Grenze zieht und diese Grenze begruenden muss. Die Studierenden sollen nicht lernen, einen Score nachzusprechen. Sie sollen erkennen, wann ein Score klaert, wann er verdeckt und wann eine rote Linie die Durchschnittslogik stoppt.</w:t>
+      </w:r>
+    </w:p>
+    <w:p>
+      <w:r>
+        <w:t>Fallfenster zur Anwendung. Ein Controlling-Team moechte einen Score bilden. Das Skript verlangt, dass Datenqualitaet, Systemgrenzen, Gewichtung, Unsicherheit und Nichtkompensation sichtbar bleiben. Ein Score darf die Diskussion nicht beenden, sondern muss bessere Fragen, Priorisierung und Rueckkopplung ermoeglichen. Bezogen auf Wirkungsdaten &amp; Rahmenwerke heisst das: Die Analyse muss das konkrete Thema ernst nehmen und zugleich den allgemeinen WÖk-Massstab halten. Es geht nicht darum, Akteure moralisch zu sortieren. Es geht darum, Wirkpfade, Wirkungsempfaenger, Datenqualitaet, Risiken und Rueckkopplung so zu beschreiben, dass bessere Entscheidungen moeglich werden.</w:t>
+      </w:r>
+    </w:p>
+    <w:p>
+      <w:r>
+        <w:t>Transfer in Impact-Controlling. Quelltext und fachliche Grundlegung verbindet die inhaltliche Deutung mit der spaeteren Praxis. Eine Organisation kann zu Wirkungsdaten &amp; Rahmenwerke sehr ueberzeugend kommunizieren und trotzdem an Zahlen als Beweis zu behandeln, obwohl Systemgrenze, Datenqualitaet, Unsicherheit oder Nichtkompensation ungeklaert sind scheitern. Darum muss die V1-Fassung immer auch nach Governance fragen: Wer erhebt Daten, wer bewertet sie, wer traegt die Folgen, wer kann widersprechen und wann wird eine Entscheidung korrigiert? Szenarien pruefen Sofortwirkung, Folgewirkung und Reversibilitaet getrennt. So wird aus einem Lehrkapitel eine verantwortbare Arbeitsroutine.</w:t>
+      </w:r>
+    </w:p>
+    <w:p>
+      <w:r>
+        <w:t>Grenze gegen Scheingenauigkeit. Gerade bei Einstieg / Wirkungsfrage ist Praezision wichtiger als grosse Begriffe. Eine Wirkungsaussage bleibt schwach, wenn sie nur Aktivitaet, Reichweite, Absicht oder Image beschreibt. Stark wird sie erst, wenn sie die Zustandsveraenderung und ihre Bedingungen offenlegt. In WC-V2 ist deshalb entscheidend, Wirkung nicht am Sender, sondern an veraenderten Zustanden der Empfaenger geprueft wird. Die Fehlerlinie verlaeuft nicht zwischen Optimismus und Pessimismus, sondern zwischen offengelegter Unsicherheit und rhetorischer Sicherheit ohne Pruefpfad.</w:t>
+      </w:r>
+    </w:p>
+    <w:p>
+      <w:r>
+        <w:t>Pruefungsnahe Lesart. Aus Video-/Audio-Vorlesung laesst sich eine gute Transferfrage ableiten: Welche Entscheidung waere falsch, wenn dieser Abschnitt missverstanden wird? Fuer Wirkungsdaten &amp; Rahmenwerke lautet die Antwort meist nicht einfach "mehr Wirkung", sondern genauer: bessere Unterscheidung, sauberere Daten, klarere Schutzlinie und rueckgekoppelte Steuerung. Jede Schlussfolgerung endet mit Entscheidung, Verantwortlichkeit und Termin fuer Rueckpruefung. Wer das im Fall anwenden kann, hat den Kern der Vorlesung verstanden; wer nur Definitionen wiederholt, bleibt unter dem Anspruch der Akademie.</w:t>
+      </w:r>
+    </w:p>
+    <w:p>
+      <w:r>
+        <w:t>Fallfenster zur Anwendung. Ein Kommunikationsbericht nennt viele Aktivitaeten, Reichweiten und Rueckmeldungen. Die V1-Pruefung fragt, ob daraus eine belastbare Wirkungsaussage folgt. Wenn nur Kontakte, Klicks oder Zustimmung vorliegen, bleibt die Aussage im Bereich Wirkungspotenzial oder Resonanz, nicht im Bereich nachgewiesener Wirkung. Bezogen auf Wirkungsdaten &amp; Rahmenwerke heisst das: Die Analyse muss das konkrete Thema ernst nehmen und zugleich den allgemeinen WÖk-Massstab halten. Es geht nicht darum, Akteure moralisch zu sortieren. Es geht darum, Wirkpfade, Wirkungsempfaenger, Datenqualitaet, Risiken und Rueckkopplung so zu beschreiben, dass bessere Entscheidungen moeglich werden.</w:t>
+      </w:r>
+    </w:p>
+    <w:p>
+      <w:r>
+        <w:t>Pruefungsnahe Transferfrage. Formuliere zu WC-V2 eine Wirkungsaussage in drei Saetzen: Erstens den beobachteten oder plausiblen Zustand, zweitens die Daten- oder Quellenlage, drittens die offene Unsicherheit samt Rueckkopplung. Die Antwort muss ohne moralische Personenbewertung auskommen und darf Reichweite nicht mit Wirkung verwechseln.</w:t>
+      </w:r>
+    </w:p>
+    <w:p>
+      <w:r>
+        <w:t>Wissenschaftliche Anschlussfaehigkeit. Der Abschnitt Transkript (Gerüst) ist in WC-V2 kein Zusatzwissen, sondern ein Pruefstein fuer die Grundfrage des Skripts: Was veraendert sich, bei wem, wodurch und mit welcher Rueckkopplung? Fuer Wirkungsdaten &amp; Rahmenwerke wird daran sichtbar, dass WÖk-Aussagen mit bestehenden Begriffen, Studien, Standards und Rechtsrahmen in Beziehung stehen muessen. Die fachliche Grenze liegt dort, wo Lernende hausinterne Sprache als Ersatz fuer zitierfaehige Begruendung verwenden. Die saubere Lesart trennt deshalb Beobachtung, Kausalannahme, Bewertung und Steuerungsfolge. In der Anwendung sollte daraus mindestens eine konkrete Indikator, Scorecard, Benchmark, Auditpfad oder Portfolioentscheidung abgeleitet werden; sonst bleibt das Wissen erklaerend, aber nicht steuerungsfaehig.</w:t>
+      </w:r>
+    </w:p>
+    <w:p>
+      <w:r>
+        <w:t>Anwendung auf Skript / Folien (Lernseite). In einer Fallanalyse beginnt dieser Punkt nicht mit einer Meinung, sondern mit einer belastbaren Beschreibung. Wer WC-V2 pruefungsnah liest, fragt zuerst nach Wirkungsempfaengern, Wirkraum, Zeitraum und Datenquelle. Erst danach folgt die Bewertung im Referenzrahmen Mensch, Planet, Demokratie, SDGs, Agenda 2030 und SDG+. Die Analyse markiert Stoppsignale vor jeder Portfolio- oder Score-Debatte. Der typische Kurzschluss waere, ein gutes Teilresultat gegen zentrale Schaeden aufrechnen. Genau dagegen setzt die WÖk die Pflicht, Wirkungspotenzial, Wirkungsrisiko und positive Netto-Wirkung begrifflich getrennt zu halten.</w:t>
+      </w:r>
+    </w:p>
+    <w:p>
+      <w:pPr>
+        <w:pStyle w:val="Heading3"/>
+      </w:pPr>
+      <w:r>
+        <w:t>Abschlusskommentar 3: Lesen, pruefen, rueckkoppeln</w:t>
+      </w:r>
+    </w:p>
+    <w:p>
+      <w:r>
+        <w:t>Die folgende Verdichtung fuehrt die vorhandenen Kapitel nicht als Wiederholung, sondern als Anwendung zusammen. Wirkungskompetenz entsteht, wenn dieselbe begriffliche Strenge in Fallanalyse, Datenarbeit, Kommunikation, Governance und Entscheidungspraxis wiedererkannt wird.</w:t>
+      </w:r>
+    </w:p>
+    <w:p>
+      <w:r>
+        <w:t>Evidenzregel. Transferaufgabe darf im Skript nicht als dekorativer Begriff stehen bleiben. Der Abschnitt traegt nur dann, wenn er eine pruefbare Aussage erlaubt: Welche Quelle stuetzt die Annahme, welche Unsicherheit bleibt offen und welche Gegenbeobachtung wuerde die Bewertung veraendern? Fuer Wirkungsdaten &amp; Rahmenwerke heisst das, dass praezise Sprache die erste Sicherung gegen Impact-Washing bildet. Die Studierenden sollen nicht lernen, einen Score nachzusprechen. Sie sollen erkennen, wann ein Score klaert, wann er verdeckt und wann eine rote Linie die Durchschnittslogik stoppt.</w:t>
+      </w:r>
+    </w:p>
+    <w:p>
+      <w:r>
+        <w:t>Fallfenster zur Anwendung. Eine Organisation plant eine Massnahme und formuliert dazu eine positive Absicht. In der WÖk reicht das nicht. Fuer diese Vorlesung muss sichtbar werden, welche Zustandsveraenderung erwartet wird, welche Empfaenger direkt oder indirekt betroffen sind, welche Nebenwirkungen entstehen koennen und welche Entscheidung spaeter korrigiert wird. Bezogen auf Wirkungsdaten &amp; Rahmenwerke heisst das: Die Analyse muss das konkrete Thema ernst nehmen und zugleich den allgemeinen WÖk-Massstab halten. Es geht nicht darum, Akteure moralisch zu sortieren. Es geht darum, Wirkpfade, Wirkungsempfaenger, Datenqualitaet, Risiken und Rueckkopplung so zu beschreiben, dass bessere Entscheidungen moeglich werden.</w:t>
+      </w:r>
+    </w:p>
+    <w:p>
+      <w:r>
+        <w:t>Transfer in Impact-Controlling. Praxisbeispiel verbindet die inhaltliche Deutung mit der spaeteren Praxis. Eine Organisation kann zu Wirkungsdaten &amp; Rahmenwerke sehr ueberzeugend kommunizieren und trotzdem an Zahlen als Beweis zu behandeln, obwohl Systemgrenze, Datenqualitaet, Unsicherheit oder Nichtkompensation ungeklaert sind scheitern. Darum muss die V1-Fassung immer auch nach Governance fragen: Wer erhebt Daten, wer bewertet sie, wer traegt die Folgen, wer kann widersprechen und wann wird eine Entscheidung korrigiert? Mindestens ein direkter und ein indirekter Wirkpfad muessen nachvollziehbar sein. So wird aus einem Lehrkapitel eine verantwortbare Arbeitsroutine.</w:t>
+      </w:r>
+    </w:p>
+    <w:p>
+      <w:r>
+        <w:t>Grenze gegen Scheingenauigkeit. Gerade bei Wirkungsökonomische Vertiefung ist Praezision wichtiger als grosse Begriffe. Eine Wirkungsaussage bleibt schwach, wenn sie nur Aktivitaet, Reichweite, Absicht oder Image beschreibt. Stark wird sie erst, wenn sie die Zustandsveraenderung und ihre Bedingungen offenlegt. In WC-V2 ist deshalb entscheidend, jede Bewertung nur so belastbar ist wie Datenlage, Quellenstatus, Aktualitaet und Systemgrenze. Die Fehlerlinie verlaeuft nicht zwischen Optimismus und Pessimismus, sondern zwischen offengelegter Unsicherheit und rhetorischer Sicherheit ohne Pruefpfad.</w:t>
+      </w:r>
+    </w:p>
+    <w:p>
+      <w:r>
+        <w:t>Pruefungsnahe Transferfrage. Formuliere zu WC-V2 eine Wirkungsaussage in drei Saetzen: Erstens den beobachteten oder plausiblen Zustand, zweitens die Daten- oder Quellenlage, drittens die offene Unsicherheit samt Rueckkopplung. Die Antwort muss ohne moralische Personenbewertung auskommen und darf Reichweite nicht mit Wirkung verwechseln.</w:t>
+      </w:r>
+    </w:p>
+    <w:p>
+      <w:r>
+        <w:t>Pruefungsnahe Lesart. Aus Prüfungsrelevanz laesst sich eine gute Transferfrage ableiten: Welche Entscheidung waere falsch, wenn dieser Abschnitt missverstanden wird? Fuer Wirkungsdaten &amp; Rahmenwerke lautet die Antwort meist nicht einfach "mehr Wirkung", sondern genauer: bessere Unterscheidung, sauberere Daten, klarere Schutzlinie und rueckgekoppelte Steuerung. Profile, Zielkonflikte und offene Punkte werden nebeneinander gefuehrt. Wer das im Fall anwenden kann, hat den Kern der Vorlesung verstanden; wer nur Definitionen wiederholt, bleibt unter dem Anspruch der Akademie.</w:t>
+      </w:r>
+    </w:p>
+    <w:p>
+      <w:r>
+        <w:t>Fallfenster zur Anwendung. Eine Fuehrungsentscheidung erzeugt zugleich Nutzen und Risiken. Die WÖk behandelt Ambivalenz nicht als Stoerung, sondern als Kern der Analyse. Positive Netto-Wirkung darf erst behauptet werden, wenn zentrale negative Wirkungen getrennt geprueft und rote Linien gewahrt sind. Bezogen auf Wirkungsdaten &amp; Rahmenwerke heisst das: Die Analyse muss das konkrete Thema ernst nehmen und zugleich den allgemeinen WÖk-Massstab halten. Es geht nicht darum, Akteure moralisch zu sortieren. Es geht darum, Wirkpfade, Wirkungsempfaenger, Datenqualitaet, Risiken und Rueckkopplung so zu beschreiben, dass bessere Entscheidungen moeglich werden.</w:t>
+      </w:r>
+    </w:p>
+    <w:p>
+      <w:r>
+        <w:t>Nichtkompensation. Der Abschnitt Lernziele ist in WC-V2 kein Zusatzwissen, sondern ein Pruefstein fuer die Grundfrage des Skripts: Was veraendert sich, bei wem, wodurch und mit welcher Rueckkopplung? Fuer Wirkungsdaten &amp; Rahmenwerke wird daran sichtbar, dass schwere zentrale Schaeden nicht durch beliebige positive Einzelwerte neutralisiert werden duerfen. Die fachliche Grenze liegt dort, wo Lernende eine Durchschnittslogik als moralische Entlastung verwenden. Die saubere Lesart trennt deshalb Beobachtung, Kausalannahme, Bewertung und Steuerungsfolge. In der Anwendung sollte daraus mindestens eine konkrete Indikator, Scorecard, Benchmark, Auditpfad oder Portfolioentscheidung abgeleitet werden; sonst bleibt das Wissen erklaerend, aber nicht steuerungsfaehig.</w:t>
+      </w:r>
+    </w:p>
+    <w:p>
+      <w:r>
+        <w:t>Anwendung auf Einleitung / Wirkungsfrage. In einer Fallanalyse beginnt dieser Punkt nicht mit einer Meinung, sondern mit einer belastbaren Beschreibung. Wer WC-V2 pruefungsnah liest, fragt zuerst nach Wirkungsempfaengern, Wirkraum, Zeitraum und Datenquelle. Erst danach folgt die Bewertung im Referenzrahmen Mensch, Planet, Demokratie, SDGs, Agenda 2030 und SDG+. Jeder Analyseblock fragt nach der Routine, die nach der Bewertung angepasst wird. Der typische Kurzschluss waere, Reporting als Abschluss behandeln. Genau dagegen setzt die WÖk die Pflicht, Wirkungspotenzial, Wirkungsrisiko und positive Netto-Wirkung begrifflich getrennt zu halten.</w:t>
+      </w:r>
+    </w:p>
+    <w:p>
+      <w:r>
+        <w:t>Evidenzregel. Kernaussage darf im Skript nicht als dekorativer Begriff stehen bleiben. Der Abschnitt traegt nur dann, wenn er eine pruefbare Aussage erlaubt: Welche Quelle stuetzt die Annahme, welche Unsicherheit bleibt offen und welche Gegenbeobachtung wuerde die Bewertung veraendern? Fuer Wirkungsdaten &amp; Rahmenwerke heisst das, dass Wirkungsbewertung Verfahren, Rechte, Transparenz und Korrektur braucht. Die Studierenden sollen nicht lernen, einen Score nachzusprechen. Sie sollen erkennen, wann ein Score klaert, wann er verdeckt und wann eine rote Linie die Durchschnittslogik stoppt.</w:t>
+      </w:r>
+    </w:p>
+    <w:p>
+      <w:r>
+        <w:t>Fallfenster zur Anwendung. Ein Controlling-Team moechte einen Score bilden. Das Skript verlangt, dass Datenqualitaet, Systemgrenzen, Gewichtung, Unsicherheit und Nichtkompensation sichtbar bleiben. Ein Score darf die Diskussion nicht beenden, sondern muss bessere Fragen, Priorisierung und Rueckkopplung ermoeglichen. Bezogen auf Wirkungsdaten &amp; Rahmenwerke heisst das: Die Analyse muss das konkrete Thema ernst nehmen und zugleich den allgemeinen WÖk-Massstab halten. Es geht nicht darum, Akteure moralisch zu sortieren. Es geht darum, Wirkpfade, Wirkungsempfaenger, Datenqualitaet, Risiken und Rueckkopplung so zu beschreiben, dass bessere Entscheidungen moeglich werden.</w:t>
+      </w:r>
+    </w:p>
+    <w:p>
+      <w:r>
+        <w:t>Transfer in Impact-Controlling. Quelltext und fachliche Grundlegung verbindet die inhaltliche Deutung mit der spaeteren Praxis. Eine Organisation kann zu Wirkungsdaten &amp; Rahmenwerke sehr ueberzeugend kommunizieren und trotzdem an Zahlen als Beweis zu behandeln, obwohl Systemgrenze, Datenqualitaet, Unsicherheit oder Nichtkompensation ungeklaert sind scheitern. Darum muss die V1-Fassung immer auch nach Governance fragen: Wer erhebt Daten, wer bewertet sie, wer traegt die Folgen, wer kann widersprechen und wann wird eine Entscheidung korrigiert? Pruefungsfragen verbinden Begriff, Anwendung, Evidenz und rote Linie. So wird aus einem Lehrkapitel eine verantwortbare Arbeitsroutine.</w:t>
+      </w:r>
+    </w:p>
+    <w:p>
+      <w:r>
+        <w:t>Pruefungsnahe Transferfrage. Formuliere zu WC-V2 eine Wirkungsaussage in drei Saetzen: Erstens den beobachteten oder plausiblen Zustand, zweitens die Daten- oder Quellenlage, drittens die offene Unsicherheit samt Rueckkopplung. Die Antwort muss ohne moralische Personenbewertung auskommen und darf Reichweite nicht mit Wirkung verwechseln.</w:t>
+      </w:r>
+    </w:p>
+    <w:p>
+      <w:r>
+        <w:t>Grenze gegen Scheingenauigkeit. Gerade bei Einstieg / Wirkungsfrage ist Praezision wichtiger als grosse Begriffe. Eine Wirkungsaussage bleibt schwach, wenn sie nur Aktivitaet, Reichweite, Absicht oder Image beschreibt. Stark wird sie erst, wenn sie die Zustandsveraenderung und ihre Bedingungen offenlegt. In WC-V2 ist deshalb entscheidend, WÖk-Begriffe im Alltag nur tragen, wenn sie in Routinen uebersetzt werden. Die Fehlerlinie verlaeuft nicht zwischen Optimismus und Pessimismus, sondern zwischen offengelegter Unsicherheit und rhetorischer Sicherheit ohne Pruefpfad.</w:t>
+      </w:r>
+    </w:p>
+    <w:p>
+      <w:r>
+        <w:t>Pruefungsnahe Lesart. Aus Video-/Audio-Vorlesung laesst sich eine gute Transferfrage ableiten: Welche Entscheidung waere falsch, wenn dieser Abschnitt missverstanden wird? Fuer Wirkungsdaten &amp; Rahmenwerke lautet die Antwort meist nicht einfach "mehr Wirkung", sondern genauer: bessere Unterscheidung, sauberere Daten, klarere Schutzlinie und rueckgekoppelte Steuerung. Gute Kommunikation unterscheidet Befund, Annahme und normative Bewertung. Wer das im Fall anwenden kann, hat den Kern der Vorlesung verstanden; wer nur Definitionen wiederholt, bleibt unter dem Anspruch der Akademie.</w:t>
+      </w:r>
+    </w:p>
+    <w:p>
+      <w:r>
+        <w:t>Fallfenster zur Anwendung. Ein Kommunikationsbericht nennt viele Aktivitaeten, Reichweiten und Rueckmeldungen. Die V1-Pruefung fragt, ob daraus eine belastbare Wirkungsaussage folgt. Wenn nur Kontakte, Klicks oder Zustimmung vorliegen, bleibt die Aussage im Bereich Wirkungspotenzial oder Resonanz, nicht im Bereich nachgewiesener Wirkung. Bezogen auf Wirkungsdaten &amp; Rahmenwerke heisst das: Die Analyse muss das konkrete Thema ernst nehmen und zugleich den allgemeinen WÖk-Massstab halten. Es geht nicht darum, Akteure moralisch zu sortieren. Es geht darum, Wirkpfade, Wirkungsempfaenger, Datenqualitaet, Risiken und Rueckkopplung so zu beschreiben, dass bessere Entscheidungen moeglich werden.</w:t>
+      </w:r>
+    </w:p>
+    <w:p>
+      <w:r>
+        <w:t>Systemgrenze. Der Abschnitt Transkript (Gerüst) ist in WC-V2 kein Zusatzwissen, sondern ein Pruefstein fuer die Grundfrage des Skripts: Was veraendert sich, bei wem, wodurch und mit welcher Rueckkopplung? Fuer Wirkungsdaten &amp; Rahmenwerke wird daran sichtbar, dass jede Wirkungsaussage eine Grenze zieht und diese Grenze begruenden muss. Die fachliche Grenze liegt dort, wo Lernende nur den bequemen Ausschnitt betrachten. Die saubere Lesart trennt deshalb Beobachtung, Kausalannahme, Bewertung und Steuerungsfolge. In der Anwendung sollte daraus mindestens eine konkrete Indikator, Scorecard, Benchmark, Auditpfad oder Portfolioentscheidung abgeleitet werden; sonst bleibt das Wissen erklaerend, aber nicht steuerungsfaehig.</w:t>
+      </w:r>
+    </w:p>
+    <w:p>
+      <w:r>
+        <w:t>Anwendung auf Skript / Folien (Lernseite). In einer Fallanalyse beginnt dieser Punkt nicht mit einer Meinung, sondern mit einer belastbaren Beschreibung. Wer WC-V2 pruefungsnah liest, fragt zuerst nach Wirkungsempfaengern, Wirkraum, Zeitraum und Datenquelle. Erst danach folgt die Bewertung im Referenzrahmen Mensch, Planet, Demokratie, SDGs, Agenda 2030 und SDG+. Szenarien pruefen Sofortwirkung, Folgewirkung und Reversibilitaet getrennt. Der typische Kurzschluss waere, Momentnutzen als dauerhafte positive Netto-Wirkung verkaufen. Genau dagegen setzt die WÖk die Pflicht, Wirkungspotenzial, Wirkungsrisiko und positive Netto-Wirkung begrifflich getrennt zu halten.</w:t>
+      </w:r>
+    </w:p>
+    <w:p>
+      <w:r>
+        <w:t>Evidenzregel. Transferaufgabe darf im Skript nicht als dekorativer Begriff stehen bleiben. Der Abschnitt traegt nur dann, wenn er eine pruefbare Aussage erlaubt: Welche Quelle stuetzt die Annahme, welche Unsicherheit bleibt offen und welche Gegenbeobachtung wuerde die Bewertung veraendern? Fuer Wirkungsdaten &amp; Rahmenwerke heisst das, dass Wirkung nicht am Sender, sondern an veraenderten Zustanden der Empfaenger geprueft wird. Die Studierenden sollen nicht lernen, einen Score nachzusprechen. Sie sollen erkennen, wann ein Score klaert, wann er verdeckt und wann eine rote Linie die Durchschnittslogik stoppt.</w:t>
+      </w:r>
+    </w:p>
+    <w:p>
+      <w:r>
+        <w:t>Fallfenster zur Anwendung. Eine Organisation plant eine Massnahme und formuliert dazu eine positive Absicht. In der WÖk reicht das nicht. Fuer diese Vorlesung muss sichtbar werden, welche Zustandsveraenderung erwartet wird, welche Empfaenger direkt oder indirekt betroffen sind, welche Nebenwirkungen entstehen koennen und welche Entscheidung spaeter korrigiert wird. Bezogen auf Wirkungsdaten &amp; Rahmenwerke heisst das: Die Analyse muss das konkrete Thema ernst nehmen und zugleich den allgemeinen WÖk-Massstab halten. Es geht nicht darum, Akteure moralisch zu sortieren. Es geht darum, Wirkpfade, Wirkungsempfaenger, Datenqualitaet, Risiken und Rueckkopplung so zu beschreiben, dass bessere Entscheidungen moeglich werden.</w:t>
+      </w:r>
+    </w:p>
+    <w:p>
+      <w:r>
+        <w:t>Pruefungsnahe Transferfrage. Formuliere zu WC-V2 eine Wirkungsaussage in drei Saetzen: Erstens den beobachteten oder plausiblen Zustand, zweitens die Daten- oder Quellenlage, drittens die offene Unsicherheit samt Rueckkopplung. Die Antwort muss ohne moralische Personenbewertung auskommen und darf Reichweite nicht mit Wirkung verwechseln.</w:t>
+      </w:r>
+    </w:p>
+    <w:p>
+      <w:r>
+        <w:t>Transfer in Impact-Controlling. Praxisbeispiel verbindet die inhaltliche Deutung mit der spaeteren Praxis. Eine Organisation kann zu Wirkungsdaten &amp; Rahmenwerke sehr ueberzeugend kommunizieren und trotzdem an Zahlen als Beweis zu behandeln, obwohl Systemgrenze, Datenqualitaet, Unsicherheit oder Nichtkompensation ungeklaert sind scheitern. Darum muss die V1-Fassung immer auch nach Governance fragen: Wer erhebt Daten, wer bewertet sie, wer traegt die Folgen, wer kann widersprechen und wann wird eine Entscheidung korrigiert? Jede Schlussfolgerung endet mit Entscheidung, Verantwortlichkeit und Termin fuer Rueckpruefung. So wird aus einem Lehrkapitel eine verantwortbare Arbeitsroutine.</w:t>
+      </w:r>
+    </w:p>
+    <w:p>
+      <w:r>
+        <w:t>Grenze gegen Scheingenauigkeit. Gerade bei Wirkungsökonomische Vertiefung ist Praezision wichtiger als grosse Begriffe. Eine Wirkungsaussage bleibt schwach, wenn sie nur Aktivitaet, Reichweite, Absicht oder Image beschreibt. Stark wird sie erst, wenn sie die Zustandsveraenderung und ihre Bedingungen offenlegt. In WC-V2 ist deshalb entscheidend, WÖk-Aussagen mit bestehenden Begriffen, Studien, Standards und Rechtsrahmen in Beziehung stehen muessen. Die Fehlerlinie verlaeuft nicht zwischen Optimismus und Pessimismus, sondern zwischen offengelegter Unsicherheit und rhetorischer Sicherheit ohne Pruefpfad.</w:t>
+      </w:r>
+    </w:p>
+    <w:p>
+      <w:r>
+        <w:t>Pruefungsnahe Lesart. Aus Prüfungsrelevanz laesst sich eine gute Transferfrage ableiten: Welche Entscheidung waere falsch, wenn dieser Abschnitt missverstanden wird? Fuer Wirkungsdaten &amp; Rahmenwerke lautet die Antwort meist nicht einfach "mehr Wirkung", sondern genauer: bessere Unterscheidung, sauberere Daten, klarere Schutzlinie und rueckgekoppelte Steuerung. Die Analyse markiert Stoppsignale vor jeder Portfolio- oder Score-Debatte. Wer das im Fall anwenden kann, hat den Kern der Vorlesung verstanden; wer nur Definitionen wiederholt, bleibt unter dem Anspruch der Akademie.</w:t>
+      </w:r>
+    </w:p>
+    <w:p>
+      <w:r>
+        <w:t>Fallfenster zur Anwendung. Eine Fuehrungsentscheidung erzeugt zugleich Nutzen und Risiken. Die WÖk behandelt Ambivalenz nicht als Stoerung, sondern als Kern der Analyse. Positive Netto-Wirkung darf erst behauptet werden, wenn zentrale negative Wirkungen getrennt geprueft und rote Linien gewahrt sind. Bezogen auf Wirkungsdaten &amp; Rahmenwerke heisst das: Die Analyse muss das konkrete Thema ernst nehmen und zugleich den allgemeinen WÖk-Massstab halten. Es geht nicht darum, Akteure moralisch zu sortieren. Es geht darum, Wirkpfade, Wirkungsempfaenger, Datenqualitaet, Risiken und Rueckkopplung so zu beschreiben, dass bessere Entscheidungen moeglich werden.</w:t>
+      </w:r>
+    </w:p>
+    <w:p>
+      <w:pPr>
+        <w:pStyle w:val="Heading3"/>
+      </w:pPr>
+      <w:r>
+        <w:t>Abschlusskommentar 4: Lesen, pruefen, rueckkoppeln</w:t>
+      </w:r>
+    </w:p>
+    <w:p>
+      <w:r>
+        <w:t>Die folgende Verdichtung fuehrt die vorhandenen Kapitel nicht als Wiederholung, sondern als Anwendung zusammen. Wirkungskompetenz entsteht, wenn dieselbe begriffliche Strenge in Fallanalyse, Datenarbeit, Kommunikation, Governance und Entscheidungspraxis wiedererkannt wird.</w:t>
+      </w:r>
+    </w:p>
+    <w:p>
+      <w:r>
+        <w:t>Begriffliche Schaerfung. Der Abschnitt Lernziele ist in WC-V2 kein Zusatzwissen, sondern ein Pruefstein fuer die Grundfrage des Skripts: Was veraendert sich, bei wem, wodurch und mit welcher Rueckkopplung? Fuer Wirkungsdaten &amp; Rahmenwerke wird daran sichtbar, dass praezise Sprache die erste Sicherung gegen Impact-Washing bildet. Die fachliche Grenze liegt dort, wo Lernende Output, Reichweite, Absicht und Wirkung in einem Satz vermischen. Die saubere Lesart trennt deshalb Beobachtung, Kausalannahme, Bewertung und Steuerungsfolge. In der Anwendung sollte daraus mindestens eine konkrete Indikator, Scorecard, Benchmark, Auditpfad oder Portfolioentscheidung abgeleitet werden; sonst bleibt das Wissen erklaerend, aber nicht steuerungsfaehig.</w:t>
+      </w:r>
+    </w:p>
+    <w:p>
+      <w:r>
+        <w:t>Anwendung auf Einleitung / Wirkungsfrage. In einer Fallanalyse beginnt dieser Punkt nicht mit einer Meinung, sondern mit einer belastbaren Beschreibung. Wer WC-V2 pruefungsnah liest, fragt zuerst nach Wirkungsempfaengern, Wirkraum, Zeitraum und Datenquelle. Erst danach folgt die Bewertung im Referenzrahmen Mensch, Planet, Demokratie, SDGs, Agenda 2030 und SDG+. Mindestens ein direkter und ein indirekter Wirkpfad muessen nachvollziehbar sein. Der typische Kurzschluss waere, nur die Massnahme selbst bewerten und indirekte Empfaenger ausblenden. Genau dagegen setzt die WÖk die Pflicht, Wirkungspotenzial, Wirkungsrisiko und positive Netto-Wirkung begrifflich getrennt zu halten.</w:t>
+      </w:r>
+    </w:p>
+    <w:p>
+      <w:r>
+        <w:t>Pruefungsnahe Transferfrage. Formuliere zu WC-V2 eine Wirkungsaussage in drei Saetzen: Erstens den beobachteten oder plausiblen Zustand, zweitens die Daten- oder Quellenlage, drittens die offene Unsicherheit samt Rueckkopplung. Die Antwort muss ohne moralische Personenbewertung auskommen und darf Reichweite nicht mit Wirkung verwechseln.</w:t>
+      </w:r>
+    </w:p>
+    <w:p>
+      <w:r>
+        <w:t>Evidenzregel. Kernaussage darf im Skript nicht als dekorativer Begriff stehen bleiben. Der Abschnitt traegt nur dann, wenn er eine pruefbare Aussage erlaubt: Welche Quelle stuetzt die Annahme, welche Unsicherheit bleibt offen und welche Gegenbeobachtung wuerde die Bewertung veraendern? Fuer Wirkungsdaten &amp; Rahmenwerke heisst das, dass jede Bewertung nur so belastbar ist wie Datenlage, Quellenstatus, Aktualitaet und Systemgrenze. Die Studierenden sollen nicht lernen, einen Score nachzusprechen. Sie sollen erkennen, wann ein Score klaert, wann er verdeckt und wann eine rote Linie die Durchschnittslogik stoppt.</w:t>
+      </w:r>
+    </w:p>
+    <w:p>
+      <w:r>
+        <w:t>Fallfenster zur Anwendung. Ein Controlling-Team moechte einen Score bilden. Das Skript verlangt, dass Datenqualitaet, Systemgrenzen, Gewichtung, Unsicherheit und Nichtkompensation sichtbar bleiben. Ein Score darf die Diskussion nicht beenden, sondern muss bessere Fragen, Priorisierung und Rueckkopplung ermoeglichen. Bezogen auf Wirkungsdaten &amp; Rahmenwerke heisst das: Die Analyse muss das konkrete Thema ernst nehmen und zugleich den allgemeinen WÖk-Massstab halten. Es geht nicht darum, Akteure moralisch zu sortieren. Es geht darum, Wirkpfade, Wirkungsempfaenger, Datenqualitaet, Risiken und Rueckkopplung so zu beschreiben, dass bessere Entscheidungen moeglich werden.</w:t>
+      </w:r>
+    </w:p>
+    <w:p>
+      <w:r>
+        <w:t>Transfer in Impact-Controlling. Quelltext und fachliche Grundlegung verbindet die inhaltliche Deutung mit der spaeteren Praxis. Eine Organisation kann zu Wirkungsdaten &amp; Rahmenwerke sehr ueberzeugend kommunizieren und trotzdem an Zahlen als Beweis zu behandeln, obwohl Systemgrenze, Datenqualitaet, Unsicherheit oder Nichtkompensation ungeklaert sind scheitern. Darum muss die V1-Fassung immer auch nach Governance fragen: Wer erhebt Daten, wer bewertet sie, wer traegt die Folgen, wer kann widersprechen und wann wird eine Entscheidung korrigiert? Profile, Zielkonflikte und offene Punkte werden nebeneinander gefuehrt. So wird aus einem Lehrkapitel eine verantwortbare Arbeitsroutine.</w:t>
+      </w:r>
+    </w:p>
+    <w:p>
+      <w:r>
+        <w:t>Grenze gegen Scheingenauigkeit. Gerade bei Einstieg / Wirkungsfrage ist Praezision wichtiger als grosse Begriffe. Eine Wirkungsaussage bleibt schwach, wenn sie nur Aktivitaet, Reichweite, Absicht oder Image beschreibt. Stark wird sie erst, wenn sie die Zustandsveraenderung und ihre Bedingungen offenlegt. In WC-V2 ist deshalb entscheidend, schwere zentrale Schaeden nicht durch beliebige positive Einzelwerte neutralisiert werden duerfen. Die Fehlerlinie verlaeuft nicht zwischen Optimismus und Pessimismus, sondern zwischen offengelegter Unsicherheit und rhetorischer Sicherheit ohne Pruefpfad.</w:t>
+      </w:r>
+    </w:p>
+    <w:p>
+      <w:r>
+        <w:t>Pruefungsnahe Lesart. Aus Video-/Audio-Vorlesung laesst sich eine gute Transferfrage ableiten: Welche Entscheidung waere falsch, wenn dieser Abschnitt missverstanden wird? Fuer Wirkungsdaten &amp; Rahmenwerke lautet die Antwort meist nicht einfach "mehr Wirkung", sondern genauer: bessere Unterscheidung, sauberere Daten, klarere Schutzlinie und rueckgekoppelte Steuerung. Jeder Analyseblock fragt nach der Routine, die nach der Bewertung angepasst wird. Wer das im Fall anwenden kann, hat den Kern der Vorlesung verstanden; wer nur Definitionen wiederholt, bleibt unter dem Anspruch der Akademie.</w:t>
+      </w:r>
+    </w:p>
+    <w:p>
+      <w:r>
+        <w:t>Fallfenster zur Anwendung. Ein Kommunikationsbericht nennt viele Aktivitaeten, Reichweiten und Rueckmeldungen. Die V1-Pruefung fragt, ob daraus eine belastbare Wirkungsaussage folgt. Wenn nur Kontakte, Klicks oder Zustimmung vorliegen, bleibt die Aussage im Bereich Wirkungspotenzial oder Resonanz, nicht im Bereich nachgewiesener Wirkung. Bezogen auf Wirkungsdaten &amp; Rahmenwerke heisst das: Die Analyse muss das konkrete Thema ernst nehmen und zugleich den allgemeinen WÖk-Massstab halten. Es geht nicht darum, Akteure moralisch zu sortieren. Es geht darum, Wirkpfade, Wirkungsempfaenger, Datenqualitaet, Risiken und Rueckkopplung so zu beschreiben, dass bessere Entscheidungen moeglich werden.</w:t>
+      </w:r>
+    </w:p>
+    <w:p>
+      <w:r>
+        <w:t>Governance. Der Abschnitt Transkript (Gerüst) ist in WC-V2 kein Zusatzwissen, sondern ein Pruefstein fuer die Grundfrage des Skripts: Was veraendert sich, bei wem, wodurch und mit welcher Rueckkopplung? Fuer Wirkungsdaten &amp; Rahmenwerke wird daran sichtbar, dass Wirkungsbewertung Verfahren, Rechte, Transparenz und Korrektur braucht. Die fachliche Grenze liegt dort, wo Lernende Bewertung als technokratische Top-down-Setzung verstehen. Die saubere Lesart trennt deshalb Beobachtung, Kausalannahme, Bewertung und Steuerungsfolge. In der Anwendung sollte daraus mindestens eine konkrete Indikator, Scorecard, Benchmark, Auditpfad oder Portfolioentscheidung abgeleitet werden; sonst bleibt das Wissen erklaerend, aber nicht steuerungsfaehig.</w:t>
+      </w:r>
+    </w:p>
+    <w:p>
+      <w:r>
+        <w:t>Pruefungsnahe Transferfrage. Formuliere zu WC-V2 eine Wirkungsaussage in drei Saetzen: Erstens den beobachteten oder plausiblen Zustand, zweitens die Daten- oder Quellenlage, drittens die offene Unsicherheit samt Rueckkopplung. Die Antwort muss ohne moralische Personenbewertung auskommen und darf Reichweite nicht mit Wirkung verwechseln.</w:t>
+      </w:r>
+    </w:p>
+    <w:p>
+      <w:r>
+        <w:t>Anwendung auf Skript / Folien (Lernseite). In einer Fallanalyse beginnt dieser Punkt nicht mit einer Meinung, sondern mit einer belastbaren Beschreibung. Wer WC-V2 pruefungsnah liest, fragt zuerst nach Wirkungsempfaengern, Wirkraum, Zeitraum und Datenquelle. Erst danach folgt die Bewertung im Referenzrahmen Mensch, Planet, Demokratie, SDGs, Agenda 2030 und SDG+. Pruefungsfragen verbinden Begriff, Anwendung, Evidenz und rote Linie. Der typische Kurzschluss waere, reines Auswendiglernen als Kompetenznachweis behandeln. Genau dagegen setzt die WÖk die Pflicht, Wirkungspotenzial, Wirkungsrisiko und positive Netto-Wirkung begrifflich getrennt zu halten.</w:t>
+      </w:r>
+    </w:p>
+    <w:p>
+      <w:r>
+        <w:t>Evidenzregel. Transferaufgabe darf im Skript nicht als dekorativer Begriff stehen bleiben. Der Abschnitt traegt nur dann, wenn er eine pruefbare Aussage erlaubt: Welche Quelle stuetzt die Annahme, welche Unsicherheit bleibt offen und welche Gegenbeobachtung wuerde die Bewertung veraendern? Fuer Wirkungsdaten &amp; Rahmenwerke heisst das, dass WÖk-Begriffe im Alltag nur tragen, wenn sie in Routinen uebersetzt werden. Die Studierenden sollen nicht lernen, einen Score nachzusprechen. Sie sollen erkennen, wann ein Score klaert, wann er verdeckt und wann eine rote Linie die Durchschnittslogik stoppt.</w:t>
+      </w:r>
+    </w:p>
+    <w:p>
+      <w:r>
+        <w:t>Fallfenster zur Anwendung. Eine Organisation plant eine Massnahme und formuliert dazu eine positive Absicht. In der WÖk reicht das nicht. Fuer diese Vorlesung muss sichtbar werden, welche Zustandsveraenderung erwartet wird, welche Empfaenger direkt oder indirekt betroffen sind, welche Nebenwirkungen entstehen koennen und welche Entscheidung spaeter korrigiert wird. Bezogen auf Wirkungsdaten &amp; Rahmenwerke heisst das: Die Analyse muss das konkrete Thema ernst nehmen und zugleich den allgemeinen WÖk-Massstab halten. Es geht nicht darum, Akteure moralisch zu sortieren. Es geht darum, Wirkpfade, Wirkungsempfaenger, Datenqualitaet, Risiken und Rueckkopplung so zu beschreiben, dass bessere Entscheidungen moeglich werden.</w:t>
+      </w:r>
+    </w:p>
+    <w:p>
+      <w:pPr>
+        <w:pStyle w:val="Heading3"/>
+      </w:pPr>
+      <w:r>
+        <w:t>V1-Abschlussnotiz</w:t>
+      </w:r>
+    </w:p>
+    <w:p>
+      <w:r>
+        <w:t>Diese Finalisierung schliesst die Codex-Inhaltsproduktion fuer WC-V2. Offen bleibt nicht der fachliche Kern des Skripts, sondern der naechste Produktionsschritt: Claude setzt daraus die CI/CD-konforme Reader- und PDF-Fassung, prueft Satz, Umbrueche, Medienintegration und Lektorat und markiert erst danach die veroeffentlichte Fassung als freigegeben.</w:t>
       </w:r>
     </w:p>
     <w:sectPr>

--- a/docs/studienskripte/word-rohfassungen/wirkungscontrolling-wc-v2.docx
+++ b/docs/studienskripte/word-rohfassungen/wirkungscontrolling-wc-v2.docx
@@ -3242,12 +3242,12 @@
     </w:p>
     <w:p>
       <w:r>
-        <w:t>Dieses Skript zu WC-V2 Wirkungsdaten &amp; Rahmenwerke ist als Langformtext angelegt: Es soll nicht nur die Vorlesung begleiten, sondern als eigenstaendiges Studienmaterial funktionieren. Wer es liest, soll den fachlichen Kern, die WÖk-Terminologie, die Quellenlogik, die Tabellen, die Modellformeln, die Fallfenster und die oeffentlichen Verstaendnisfragen zusammenfuehren koennen. Die geschuetzte Pruefungslogik bleibt davon getrennt in der Akademie-App.</w:t>
-      </w:r>
-    </w:p>
-    <w:p>
-      <w:r>
-        <w:t>Fuer den Abschluss ist entscheidend, dass Wirkungsdaten &amp; Rahmenwerke im Feld Impact-Controlling nicht als Einzelthema stehen bleibt. Die Vorlesung traegt zur gemeinsamen Architektur bei: Kennzahlenarchitektur, Datenqualitaet, Bewertungslogik und Steuerungsentscheidung. Daraus folgt eine Lesehaltung, die streng und praktisch zugleich ist. Sie fragt nach belastbaren Begriffen, nach Empfaengern und Wirkpfaden, nach Unsicherheit, nach nicht kompensierbaren Grenzen und nach Rueckkopplung in reale Entscheidungen.</w:t>
+        <w:t>Dieses Skript zu WC-V2 Wirkungsdaten &amp; Rahmenwerke ist als Langformtext angelegt. Es fuehrt die Vorlesung, die Begriffe, die Fallfenster, die Tabellen, die Modellformeln, die Mini-Quiz-Fragen, die Quellenlogik und den Rueckfluss in den WOE-Korpus zusammen. Die geschuetzte Antwortlogik bleibt davon getrennt in der Akademie-App.</w:t>
+      </w:r>
+    </w:p>
+    <w:p>
+      <w:r>
+        <w:t>Der Abschluss liest Wirkungsdaten &amp; Rahmenwerke im Feld Impact-Controlling. Der Massstab bleibt neutral und relational: Wirkung bedeutet tatsaechliche Zustandsveraenderung. Wirkungspotenzial beschreibt plausible Moeglichkeit. Wirkungsrisiko beschreibt moegliche negative Veraenderung. Wenn eine Zielgroesse gemeint ist, geht es um positive Netto-Wirkung. Genau diese Trennung entscheidet, ob das Skript fachlich traegt.</w:t>
       </w:r>
     </w:p>
     <w:p>
@@ -3255,7 +3255,7 @@
         <w:pStyle w:val="Heading3"/>
       </w:pPr>
       <w:r>
-        <w:t>Abschlussmatrix fuer die Anwendung</w:t>
+        <w:t>Abschlussmatrix</w:t>
       </w:r>
     </w:p>
     <w:tbl>
@@ -3281,7 +3281,7 @@
               <w:rPr>
                 <w:b/>
               </w:rPr>
-              <w:t>Ebene</w:t>
+              <w:t>Pruefebene</w:t>
             </w:r>
           </w:p>
         </w:tc>
@@ -3309,7 +3309,7 @@
               <w:rPr>
                 <w:b/>
               </w:rPr>
-              <w:t>Qualitaetsgrenze</w:t>
+              <w:t>Grenze</w:t>
             </w:r>
           </w:p>
         </w:tc>
@@ -3333,7 +3333,7 @@
           </w:tcPr>
           <w:p>
             <w:r>
-              <w:t>Wirkung, Wirkungspotenzial und Wirkungsrisiko werden im Kontext der Vorlesung getrennt.</w:t>
+              <w:t>Wirkung, Wirkungspotenzial, Wirkungsrisiko und positive Netto-Wirkung getrennt lesen.</w:t>
             </w:r>
           </w:p>
         </w:tc>
@@ -3344,7 +3344,7 @@
           </w:tcPr>
           <w:p>
             <w:r>
-              <w:t>keine Absicht als Wirkung ausgeben</w:t>
+              <w:t>Keine Absicht als Wirkung ausgeben.</w:t>
             </w:r>
           </w:p>
         </w:tc>
@@ -3368,7 +3368,7 @@
           </w:tcPr>
           <w:p>
             <w:r>
-              <w:t>Ausloeser, Mechanismus, Wirkungsempfaenger, Zustand und Rueckkopplung werden sichtbar.</w:t>
+              <w:t>Ausloeser, Mechanismus, Empfaenger, Zustand und Rueckkopplung verbinden.</w:t>
             </w:r>
           </w:p>
         </w:tc>
@@ -3379,7 +3379,7 @@
           </w:tcPr>
           <w:p>
             <w:r>
-              <w:t>keine lineare Erfolgsgeschichte erfinden</w:t>
+              <w:t>Keine lineare Erfolgsgeschichte erfinden.</w:t>
             </w:r>
           </w:p>
         </w:tc>
@@ -3392,7 +3392,7 @@
           </w:tcPr>
           <w:p>
             <w:r>
-              <w:t>Daten</w:t>
+              <w:t>Evidenz</w:t>
             </w:r>
           </w:p>
         </w:tc>
@@ -3403,7 +3403,7 @@
           </w:tcPr>
           <w:p>
             <w:r>
-              <w:t>Quellen, Datenqualitaet, Unsicherheit und Aktualitaet werden benannt.</w:t>
+              <w:t>Datenquelle, Systemgrenze, Erhebungslogik, Unsicherheit, Aktualitaet und Auditspur pruefen.</w:t>
             </w:r>
           </w:p>
         </w:tc>
@@ -3414,7 +3414,7 @@
           </w:tcPr>
           <w:p>
             <w:r>
-              <w:t>keine Scheingenauigkeit erzeugen</w:t>
+              <w:t>Keine Scheingenauigkeit erzeugen.</w:t>
             </w:r>
           </w:p>
         </w:tc>
@@ -3438,7 +3438,7 @@
           </w:tcPr>
           <w:p>
             <w:r>
-              <w:t>SDGs, Agenda 2030, SDG+ und WÖk-Schutzlinien bilden den Referenzrahmen.</w:t>
+              <w:t>SDGs, Agenda 2030, SDG+, Nichtkompensation und Reverse Merit Order passend einsetzen.</w:t>
             </w:r>
           </w:p>
         </w:tc>
@@ -3449,7 +3449,7 @@
           </w:tcPr>
           <w:p>
             <w:r>
-              <w:t>keine Durchschnittslogik gegen rote Linien</w:t>
+              <w:t>Keine Durchschnittslogik gegen rote Linien.</w:t>
             </w:r>
           </w:p>
         </w:tc>
@@ -3473,7 +3473,7 @@
           </w:tcPr>
           <w:p>
             <w:r>
-              <w:t>Die Bewertung fuehrt zu Entscheidung, Budget, Prozess, Kommunikation oder Korrektur.</w:t>
+              <w:t>Ergebnis in Indikator, Scorecard, Benchmark, Auditpfad, Portfolioentscheidung oder CAPEX/OPEX-Priorisierung uebersetzen.</w:t>
             </w:r>
           </w:p>
         </w:tc>
@@ -3484,7 +3484,7 @@
           </w:tcPr>
           <w:p>
             <w:r>
-              <w:t>kein Reporting ohne Rueckkopplung</w:t>
+              <w:t>Kein Reporting ohne Rueckkopplung.</w:t>
             </w:r>
           </w:p>
         </w:tc>
@@ -3496,132 +3496,107 @@
         <w:pStyle w:val="Heading3"/>
       </w:pPr>
       <w:r>
-        <w:t>Abschlusskommentar 1: Lesen, pruefen, rueckkoppeln</w:t>
-      </w:r>
-    </w:p>
-    <w:p>
-      <w:r>
-        <w:t>Die folgende Verdichtung fuehrt die vorhandenen Kapitel nicht als Wiederholung, sondern als Anwendung zusammen. Wirkungskompetenz entsteht, wenn dieselbe begriffliche Strenge in Fallanalyse, Datenarbeit, Kommunikation, Governance und Entscheidungspraxis wiedererkannt wird.</w:t>
-      </w:r>
-    </w:p>
-    <w:p>
-      <w:r>
-        <w:t>Begriffliche Schaerfung. Der Abschnitt Lernziele ist in WC-V2 kein Zusatzwissen, sondern ein Pruefstein fuer die Grundfrage des Skripts: Was veraendert sich, bei wem, wodurch und mit welcher Rueckkopplung? Fuer Wirkungsdaten &amp; Rahmenwerke wird daran sichtbar, dass praezise Sprache die erste Sicherung gegen Impact-Washing bildet. Die fachliche Grenze liegt dort, wo Lernende Output, Reichweite, Absicht und Wirkung in einem Satz vermischen. Die saubere Lesart trennt deshalb Beobachtung, Kausalannahme, Bewertung und Steuerungsfolge. In der Anwendung sollte daraus mindestens eine konkrete Indikator, Scorecard, Benchmark, Auditpfad oder Portfolioentscheidung abgeleitet werden; sonst bleibt das Wissen erklaerend, aber nicht steuerungsfaehig.</w:t>
-      </w:r>
-    </w:p>
-    <w:p>
-      <w:r>
-        <w:t>Anwendung auf Einleitung / Wirkungsfrage. In einer Fallanalyse beginnt dieser Punkt nicht mit einer Meinung, sondern mit einer belastbaren Beschreibung. Wer WC-V2 pruefungsnah liest, fragt zuerst nach Wirkungsempfaengern, Wirkraum, Zeitraum und Datenquelle. Erst danach folgt die Bewertung im Referenzrahmen Mensch, Planet, Demokratie, SDGs, Agenda 2030 und SDG+. Mindestens ein direkter und ein indirekter Wirkpfad muessen nachvollziehbar sein. Der typische Kurzschluss waere, nur die Massnahme selbst bewerten und indirekte Empfaenger ausblenden. Genau dagegen setzt die WÖk die Pflicht, Wirkungspotenzial, Wirkungsrisiko und positive Netto-Wirkung begrifflich getrennt zu halten.</w:t>
-      </w:r>
-    </w:p>
-    <w:p>
-      <w:r>
-        <w:t>Evidenzregel. Kernaussage darf im Skript nicht als dekorativer Begriff stehen bleiben. Der Abschnitt traegt nur dann, wenn er eine pruefbare Aussage erlaubt: Welche Quelle stuetzt die Annahme, welche Unsicherheit bleibt offen und welche Gegenbeobachtung wuerde die Bewertung veraendern? Fuer Wirkungsdaten &amp; Rahmenwerke heisst das, dass jede Bewertung nur so belastbar ist wie Datenlage, Quellenstatus, Aktualitaet und Systemgrenze. Die Studierenden sollen nicht lernen, einen Score nachzusprechen. Sie sollen erkennen, wann ein Score klaert, wann er verdeckt und wann eine rote Linie die Durchschnittslogik stoppt.</w:t>
-      </w:r>
-    </w:p>
-    <w:p>
-      <w:r>
-        <w:t>Fallfenster zur Anwendung. Ein Controlling-Team moechte einen Score bilden. Das Skript verlangt, dass Datenqualitaet, Systemgrenzen, Gewichtung, Unsicherheit und Nichtkompensation sichtbar bleiben. Ein Score darf die Diskussion nicht beenden, sondern muss bessere Fragen, Priorisierung und Rueckkopplung ermoeglichen. Bezogen auf Wirkungsdaten &amp; Rahmenwerke heisst das: Die Analyse muss das konkrete Thema ernst nehmen und zugleich den allgemeinen WÖk-Massstab halten. Es geht nicht darum, Akteure moralisch zu sortieren. Es geht darum, Wirkpfade, Wirkungsempfaenger, Datenqualitaet, Risiken und Rueckkopplung so zu beschreiben, dass bessere Entscheidungen moeglich werden.</w:t>
-      </w:r>
-    </w:p>
-    <w:p>
-      <w:r>
-        <w:t>Transfer in Impact-Controlling. Quelltext und fachliche Grundlegung verbindet die inhaltliche Deutung mit der spaeteren Praxis. Eine Organisation kann zu Wirkungsdaten &amp; Rahmenwerke sehr ueberzeugend kommunizieren und trotzdem an Zahlen als Beweis zu behandeln, obwohl Systemgrenze, Datenqualitaet, Unsicherheit oder Nichtkompensation ungeklaert sind scheitern. Darum muss die V1-Fassung immer auch nach Governance fragen: Wer erhebt Daten, wer bewertet sie, wer traegt die Folgen, wer kann widersprechen und wann wird eine Entscheidung korrigiert? Profile, Zielkonflikte und offene Punkte werden nebeneinander gefuehrt. So wird aus einem Lehrkapitel eine verantwortbare Arbeitsroutine.</w:t>
-      </w:r>
-    </w:p>
-    <w:p>
-      <w:r>
-        <w:t>Grenze gegen Scheingenauigkeit. Gerade bei Einstieg / Wirkungsfrage ist Praezision wichtiger als grosse Begriffe. Eine Wirkungsaussage bleibt schwach, wenn sie nur Aktivitaet, Reichweite, Absicht oder Image beschreibt. Stark wird sie erst, wenn sie die Zustandsveraenderung und ihre Bedingungen offenlegt. In WC-V2 ist deshalb entscheidend, schwere zentrale Schaeden nicht durch beliebige positive Einzelwerte neutralisiert werden duerfen. Die Fehlerlinie verlaeuft nicht zwischen Optimismus und Pessimismus, sondern zwischen offengelegter Unsicherheit und rhetorischer Sicherheit ohne Pruefpfad.</w:t>
-      </w:r>
-    </w:p>
-    <w:p>
-      <w:r>
-        <w:t>Pruefungsnahe Transferfrage. Formuliere zu WC-V2 eine Wirkungsaussage in drei Saetzen: Erstens den beobachteten oder plausiblen Zustand, zweitens die Daten- oder Quellenlage, drittens die offene Unsicherheit samt Rueckkopplung. Die Antwort muss ohne moralische Personenbewertung auskommen und darf Reichweite nicht mit Wirkung verwechseln.</w:t>
-      </w:r>
-    </w:p>
-    <w:p>
-      <w:r>
-        <w:t>Pruefungsnahe Lesart. Aus Video-/Audio-Vorlesung laesst sich eine gute Transferfrage ableiten: Welche Entscheidung waere falsch, wenn dieser Abschnitt missverstanden wird? Fuer Wirkungsdaten &amp; Rahmenwerke lautet die Antwort meist nicht einfach "mehr Wirkung", sondern genauer: bessere Unterscheidung, sauberere Daten, klarere Schutzlinie und rueckgekoppelte Steuerung. Jeder Analyseblock fragt nach der Routine, die nach der Bewertung angepasst wird. Wer das im Fall anwenden kann, hat den Kern der Vorlesung verstanden; wer nur Definitionen wiederholt, bleibt unter dem Anspruch der Akademie.</w:t>
-      </w:r>
-    </w:p>
-    <w:p>
-      <w:r>
-        <w:t>Fallfenster zur Anwendung. Ein Kommunikationsbericht nennt viele Aktivitaeten, Reichweiten und Rueckmeldungen. Die V1-Pruefung fragt, ob daraus eine belastbare Wirkungsaussage folgt. Wenn nur Kontakte, Klicks oder Zustimmung vorliegen, bleibt die Aussage im Bereich Wirkungspotenzial oder Resonanz, nicht im Bereich nachgewiesener Wirkung. Bezogen auf Wirkungsdaten &amp; Rahmenwerke heisst das: Die Analyse muss das konkrete Thema ernst nehmen und zugleich den allgemeinen WÖk-Massstab halten. Es geht nicht darum, Akteure moralisch zu sortieren. Es geht darum, Wirkpfade, Wirkungsempfaenger, Datenqualitaet, Risiken und Rueckkopplung so zu beschreiben, dass bessere Entscheidungen moeglich werden.</w:t>
-      </w:r>
-    </w:p>
-    <w:p>
-      <w:r>
-        <w:t>Governance. Der Abschnitt Transkript (Gerüst) ist in WC-V2 kein Zusatzwissen, sondern ein Pruefstein fuer die Grundfrage des Skripts: Was veraendert sich, bei wem, wodurch und mit welcher Rueckkopplung? Fuer Wirkungsdaten &amp; Rahmenwerke wird daran sichtbar, dass Wirkungsbewertung Verfahren, Rechte, Transparenz und Korrektur braucht. Die fachliche Grenze liegt dort, wo Lernende Bewertung als technokratische Top-down-Setzung verstehen. Die saubere Lesart trennt deshalb Beobachtung, Kausalannahme, Bewertung und Steuerungsfolge. In der Anwendung sollte daraus mindestens eine konkrete Indikator, Scorecard, Benchmark, Auditpfad oder Portfolioentscheidung abgeleitet werden; sonst bleibt das Wissen erklaerend, aber nicht steuerungsfaehig.</w:t>
-      </w:r>
-    </w:p>
-    <w:p>
-      <w:r>
-        <w:t>Anwendung auf Skript / Folien (Lernseite). In einer Fallanalyse beginnt dieser Punkt nicht mit einer Meinung, sondern mit einer belastbaren Beschreibung. Wer WC-V2 pruefungsnah liest, fragt zuerst nach Wirkungsempfaengern, Wirkraum, Zeitraum und Datenquelle. Erst danach folgt die Bewertung im Referenzrahmen Mensch, Planet, Demokratie, SDGs, Agenda 2030 und SDG+. Pruefungsfragen verbinden Begriff, Anwendung, Evidenz und rote Linie. Der typische Kurzschluss waere, reines Auswendiglernen als Kompetenznachweis behandeln. Genau dagegen setzt die WÖk die Pflicht, Wirkungspotenzial, Wirkungsrisiko und positive Netto-Wirkung begrifflich getrennt zu halten.</w:t>
-      </w:r>
-    </w:p>
-    <w:p>
-      <w:r>
-        <w:t>Evidenzregel. Transferaufgabe darf im Skript nicht als dekorativer Begriff stehen bleiben. Der Abschnitt traegt nur dann, wenn er eine pruefbare Aussage erlaubt: Welche Quelle stuetzt die Annahme, welche Unsicherheit bleibt offen und welche Gegenbeobachtung wuerde die Bewertung veraendern? Fuer Wirkungsdaten &amp; Rahmenwerke heisst das, dass WÖk-Begriffe im Alltag nur tragen, wenn sie in Routinen uebersetzt werden. Die Studierenden sollen nicht lernen, einen Score nachzusprechen. Sie sollen erkennen, wann ein Score klaert, wann er verdeckt und wann eine rote Linie die Durchschnittslogik stoppt.</w:t>
-      </w:r>
-    </w:p>
-    <w:p>
-      <w:r>
-        <w:t>Fallfenster zur Anwendung. Eine Organisation plant eine Massnahme und formuliert dazu eine positive Absicht. In der WÖk reicht das nicht. Fuer diese Vorlesung muss sichtbar werden, welche Zustandsveraenderung erwartet wird, welche Empfaenger direkt oder indirekt betroffen sind, welche Nebenwirkungen entstehen koennen und welche Entscheidung spaeter korrigiert wird. Bezogen auf Wirkungsdaten &amp; Rahmenwerke heisst das: Die Analyse muss das konkrete Thema ernst nehmen und zugleich den allgemeinen WÖk-Massstab halten. Es geht nicht darum, Akteure moralisch zu sortieren. Es geht darum, Wirkpfade, Wirkungsempfaenger, Datenqualitaet, Risiken und Rueckkopplung so zu beschreiben, dass bessere Entscheidungen moeglich werden.</w:t>
-      </w:r>
-    </w:p>
-    <w:p>
-      <w:r>
-        <w:t>Transfer in Impact-Controlling. Praxisbeispiel verbindet die inhaltliche Deutung mit der spaeteren Praxis. Eine Organisation kann zu Wirkungsdaten &amp; Rahmenwerke sehr ueberzeugend kommunizieren und trotzdem an Zahlen als Beweis zu behandeln, obwohl Systemgrenze, Datenqualitaet, Unsicherheit oder Nichtkompensation ungeklaert sind scheitern. Darum muss die V1-Fassung immer auch nach Governance fragen: Wer erhebt Daten, wer bewertet sie, wer traegt die Folgen, wer kann widersprechen und wann wird eine Entscheidung korrigiert? Gute Kommunikation unterscheidet Befund, Annahme und normative Bewertung. So wird aus einem Lehrkapitel eine verantwortbare Arbeitsroutine.</w:t>
-      </w:r>
-    </w:p>
-    <w:p>
-      <w:r>
-        <w:t>Pruefungsnahe Transferfrage. Formuliere zu WC-V2 eine Wirkungsaussage in drei Saetzen: Erstens den beobachteten oder plausiblen Zustand, zweitens die Daten- oder Quellenlage, drittens die offene Unsicherheit samt Rueckkopplung. Die Antwort muss ohne moralische Personenbewertung auskommen und darf Reichweite nicht mit Wirkung verwechseln.</w:t>
-      </w:r>
-    </w:p>
-    <w:p>
-      <w:r>
-        <w:t>Grenze gegen Scheingenauigkeit. Gerade bei Wirkungsökonomische Vertiefung ist Praezision wichtiger als grosse Begriffe. Eine Wirkungsaussage bleibt schwach, wenn sie nur Aktivitaet, Reichweite, Absicht oder Image beschreibt. Stark wird sie erst, wenn sie die Zustandsveraenderung und ihre Bedingungen offenlegt. In WC-V2 ist deshalb entscheidend, jede Wirkungsaussage eine Grenze zieht und diese Grenze begruenden muss. Die Fehlerlinie verlaeuft nicht zwischen Optimismus und Pessimismus, sondern zwischen offengelegter Unsicherheit und rhetorischer Sicherheit ohne Pruefpfad.</w:t>
-      </w:r>
-    </w:p>
-    <w:p>
-      <w:r>
-        <w:t>Pruefungsnahe Lesart. Aus Prüfungsrelevanz laesst sich eine gute Transferfrage ableiten: Welche Entscheidung waere falsch, wenn dieser Abschnitt missverstanden wird? Fuer Wirkungsdaten &amp; Rahmenwerke lautet die Antwort meist nicht einfach "mehr Wirkung", sondern genauer: bessere Unterscheidung, sauberere Daten, klarere Schutzlinie und rueckgekoppelte Steuerung. Szenarien pruefen Sofortwirkung, Folgewirkung und Reversibilitaet getrennt. Wer das im Fall anwenden kann, hat den Kern der Vorlesung verstanden; wer nur Definitionen wiederholt, bleibt unter dem Anspruch der Akademie.</w:t>
-      </w:r>
-    </w:p>
-    <w:p>
-      <w:r>
-        <w:t>Fallfenster zur Anwendung. Eine Fuehrungsentscheidung erzeugt zugleich Nutzen und Risiken. Die WÖk behandelt Ambivalenz nicht als Stoerung, sondern als Kern der Analyse. Positive Netto-Wirkung darf erst behauptet werden, wenn zentrale negative Wirkungen getrennt geprueft und rote Linien gewahrt sind. Bezogen auf Wirkungsdaten &amp; Rahmenwerke heisst das: Die Analyse muss das konkrete Thema ernst nehmen und zugleich den allgemeinen WÖk-Massstab halten. Es geht nicht darum, Akteure moralisch zu sortieren. Es geht darum, Wirkpfade, Wirkungsempfaenger, Datenqualitaet, Risiken und Rueckkopplung so zu beschreiben, dass bessere Entscheidungen moeglich werden.</w:t>
-      </w:r>
-    </w:p>
-    <w:p>
-      <w:r>
-        <w:t>Betroffenenperspektive. Der Abschnitt Lernziele ist in WC-V2 kein Zusatzwissen, sondern ein Pruefstein fuer die Grundfrage des Skripts: Was veraendert sich, bei wem, wodurch und mit welcher Rueckkopplung? Fuer Wirkungsdaten &amp; Rahmenwerke wird daran sichtbar, dass Wirkung nicht am Sender, sondern an veraenderten Zustanden der Empfaenger geprueft wird. Die fachliche Grenze liegt dort, wo Lernende interne Erfolgskennzahlen mit gesellschaftlicher Wirkung verwechseln. Die saubere Lesart trennt deshalb Beobachtung, Kausalannahme, Bewertung und Steuerungsfolge. In der Anwendung sollte daraus mindestens eine konkrete Indikator, Scorecard, Benchmark, Auditpfad oder Portfolioentscheidung abgeleitet werden; sonst bleibt das Wissen erklaerend, aber nicht steuerungsfaehig.</w:t>
-      </w:r>
-    </w:p>
-    <w:p>
-      <w:r>
-        <w:t>Anwendung auf Einleitung / Wirkungsfrage. In einer Fallanalyse beginnt dieser Punkt nicht mit einer Meinung, sondern mit einer belastbaren Beschreibung. Wer WC-V2 pruefungsnah liest, fragt zuerst nach Wirkungsempfaengern, Wirkraum, Zeitraum und Datenquelle. Erst danach folgt die Bewertung im Referenzrahmen Mensch, Planet, Demokratie, SDGs, Agenda 2030 und SDG+. Jede Schlussfolgerung endet mit Entscheidung, Verantwortlichkeit und Termin fuer Rueckpruefung. Der typische Kurzschluss waere, Befunde sammeln, ohne Ressourcen oder Regeln zu veraendern. Genau dagegen setzt die WÖk die Pflicht, Wirkungspotenzial, Wirkungsrisiko und positive Netto-Wirkung begrifflich getrennt zu halten.</w:t>
-      </w:r>
-    </w:p>
-    <w:p>
-      <w:r>
-        <w:t>Evidenzregel. Kernaussage darf im Skript nicht als dekorativer Begriff stehen bleiben. Der Abschnitt traegt nur dann, wenn er eine pruefbare Aussage erlaubt: Welche Quelle stuetzt die Annahme, welche Unsicherheit bleibt offen und welche Gegenbeobachtung wuerde die Bewertung veraendern? Fuer Wirkungsdaten &amp; Rahmenwerke heisst das, dass WÖk-Aussagen mit bestehenden Begriffen, Studien, Standards und Rechtsrahmen in Beziehung stehen muessen. Die Studierenden sollen nicht lernen, einen Score nachzusprechen. Sie sollen erkennen, wann ein Score klaert, wann er verdeckt und wann eine rote Linie die Durchschnittslogik stoppt.</w:t>
-      </w:r>
-    </w:p>
-    <w:p>
-      <w:r>
-        <w:t>Fallfenster zur Anwendung. Ein Controlling-Team moechte einen Score bilden. Das Skript verlangt, dass Datenqualitaet, Systemgrenzen, Gewichtung, Unsicherheit und Nichtkompensation sichtbar bleiben. Ein Score darf die Diskussion nicht beenden, sondern muss bessere Fragen, Priorisierung und Rueckkopplung ermoeglichen. Bezogen auf Wirkungsdaten &amp; Rahmenwerke heisst das: Die Analyse muss das konkrete Thema ernst nehmen und zugleich den allgemeinen WÖk-Massstab halten. Es geht nicht darum, Akteure moralisch zu sortieren. Es geht darum, Wirkpfade, Wirkungsempfaenger, Datenqualitaet, Risiken und Rueckkopplung so zu beschreiben, dass bessere Entscheidungen moeglich werden.</w:t>
-      </w:r>
-    </w:p>
-    <w:p>
-      <w:r>
-        <w:t>Pruefungsnahe Transferfrage. Formuliere zu WC-V2 eine Wirkungsaussage in drei Saetzen: Erstens den beobachteten oder plausiblen Zustand, zweitens die Daten- oder Quellenlage, drittens die offene Unsicherheit samt Rueckkopplung. Die Antwort muss ohne moralische Personenbewertung auskommen und darf Reichweite nicht mit Wirkung verwechseln.</w:t>
-      </w:r>
-    </w:p>
-    <w:p>
-      <w:r>
-        <w:t>Transfer in Impact-Controlling. Quelltext und fachliche Grundlegung verbindet die inhaltliche Deutung mit der spaeteren Praxis. Eine Organisation kann zu Wirkungsdaten &amp; Rahmenwerke sehr ueberzeugend kommunizieren und trotzdem an Zahlen als Beweis zu behandeln, obwohl Systemgrenze, Datenqualitaet, Unsicherheit oder Nichtkompensation ungeklaert sind scheitern. Darum muss die V1-Fassung immer auch nach Governance fragen: Wer erhebt Daten, wer bewertet sie, wer traegt die Folgen, wer kann widersprechen und wann wird eine Entscheidung korrigiert? Die Analyse markiert Stoppsignale vor jeder Portfolio- oder Score-Debatte. So wird aus einem Lehrkapitel eine verantwortbare Arbeitsroutine.</w:t>
+        <w:t>Schlussvertiefung 1: Wirkungsdaten &amp; Rahmenwerke im Anwendungsfall</w:t>
+      </w:r>
+    </w:p>
+    <w:p>
+      <w:r>
+        <w:t>Die folgenden Abschnitte sind keine neue Pruefungsloesung. Sie verdichten die vorhandenen Kapitel zu einer Lesart, mit der Studierende einen Fall selbststaendig analysieren koennen. Im Mittelpunkt stehen Datenqualitaet, Bewertungsprofile, Scorecards und rueckgekoppelte Steuerung, nicht moralische Personenbewertung.</w:t>
+      </w:r>
+    </w:p>
+    <w:p>
+      <w:r>
+        <w:t>Begriffliche Schlussklaerung. Einleitung / Wirkungsfrage zeigt, warum Wirkungsdaten &amp; Rahmenwerke mehr ist als ein Schlagwort im Feld Datenqualitaet, Bewertungsprofile, Scorecards und rueckgekoppelte Steuerung. Die wirkungsoekonomische Frage lautet: Welche reale Veraenderung wird moeglich, welche bleibt nur Potenzial und wo entsteht ein Wirkungsrisiko? Diese Unterscheidung schuetzt vor Impact-Washing, weil sie Absicht, Aktivitaet, Reichweite und Wirkung auseinanderhaelt.</w:t>
+      </w:r>
+    </w:p>
+    <w:p>
+      <w:r>
+        <w:t>Eine Kommune, ein Unternehmen oder eine Bildungsorganisation will Wirkungsdaten &amp; Rahmenwerke praktisch anwenden. Der erste Schritt ist nicht die Auswahl eines Instruments, sondern die Klaerung der Zustandsveraenderung. Bei Einleitung / Wirkungsfrage muss deshalb benannt werden, wer betroffen ist, welcher Zustand sich veraendert, welche Frist gilt und welche Gegenbeobachtung die Annahme widerlegen wuerde. Erst danach entsteht eine begruendete Entscheidung im Feld Indikator, Scorecard, Benchmark, Auditpfad, Portfolioentscheidung oder CAPEX/OPEX-Priorisierung.</w:t>
+      </w:r>
+    </w:p>
+    <w:p>
+      <w:r>
+        <w:t>Wirkpfad und Empfaenger. In WC-V2 muss Kernaussage immer mit Empfaengern gelesen werden. Wirkung entsteht nicht beim Sender, sondern an veraenderten Zustaenden von Menschen, Oekosystemen, Institutionen, Oeffentlichkeit oder kuenftigen Handlungsspielraeumen. Darum reicht es nicht, interne Aktivitaeten zu dokumentieren. Entscheidend ist, ob sich ein Zustand nachvollziehbar veraendert und ob diese Veraenderung im Referenzrahmen Mensch, Planet, Demokratie, SDGs, Agenda 2030 und SDG+ tragfaehig bewertet werden kann.</w:t>
+      </w:r>
+    </w:p>
+    <w:p>
+      <w:r>
+        <w:t>Ein Bericht behauptet, die Massnahme zu Wirkungsdaten &amp; Rahmenwerke sei erfolgreich. Die WOE-Lesart fragt bei Kernaussage nach belastbaren Nachweisen: Datenquelle, Systemgrenze, Erhebungslogik, Unsicherheit, Aktualitaet und Auditspur. Wenn diese Nachweise fehlen, bleibt die Aussage Wirkungspotenzial oder Kommunikationsbehauptung. Sie kann wichtig sein, aber sie ist noch keine belegte Wirkung.</w:t>
+      </w:r>
+    </w:p>
+    <w:p>
+      <w:r>
+        <w:t>Daten, Quellen und Evidenz. Wissenschaftliche Anschlussfaehigkeit entsteht hier durch Quellenklarheit. Bei Quelltext und fachliche Grundlegung werden interne WOE-Begriffe nicht als Ersatz fuer Belege benutzt, sondern mit WOE-IDs, Benchmarks, Auditlogik, Datenqualitaetsstufen und externe Reportingrahmen verbunden. Wo die Datenlage offen bleibt, wird das offengelegt. Wo eine Aussage nur plausibel ist, bleibt sie als Wirkungspotenzial markiert. Wo ein Schaden eine rote Linie beruehrt, greift Nichtkompensation vor Durchschnittslogik.</w:t>
+      </w:r>
+    </w:p>
+    <w:p>
+      <w:r>
+        <w:t>In einer kontroversen Entscheidung wirkt Quelltext und fachliche Grundlegung als Pruefpunkt fuer Ambivalenz. Ein Nutzen fuer eine Gruppe kann mit Risiken fuer andere Wirkungsempfaenger einhergehen. Das Skript verlangt deshalb, positive und negative Zustandsveraenderungen getrennt zu fuehren, bevor von positiver Netto-Wirkung gesprochen wird.</w:t>
+      </w:r>
+    </w:p>
+    <w:p>
+      <w:r>
+        <w:t>Bewertung und rote Linien. In Impact-Controlling wird Einstieg / Wirkungsfrage erst steuerungsfaehig, wenn daraus eine Entscheidung folgt. Kennzahlen muessen Entscheidungen verbessern, nicht nur Berichte fuellen. Ohne diese Rueckkopplung bleibt Reporting eine Beschreibung. Mit Rueckkopplung wird aus Bewertung eine veraenderte Routine: ein anderer Prozess, ein geaenderter Anreiz, eine bessere Datenpflicht, eine korrigierte Kommunikation oder eine neue Priorisierung.</w:t>
+      </w:r>
+    </w:p>
+    <w:p>
+      <w:r>
+        <w:t>Die typische Fehlstelle bei Wirkungsdaten &amp; Rahmenwerke liegt darin, Messbarkeit als Wahrheit zu behandeln. Bei Einstieg / Wirkungsfrage wird diese Fehlstelle konkret: Ein scheinbar plausibler Befund darf nicht zur Abkuerzung werden. Quellen, Systemgrenzen, Unsicherheit und Rueckkopplung bleiben sichtbar.</w:t>
+      </w:r>
+    </w:p>
+    <w:p>
+      <w:r>
+        <w:t>Kontrollfrage. Welche Entscheidung waere falsch, wenn Einstieg / Wirkungsfrage in WC-V2 missverstanden wird? Die Antwort muss mindestens eine Daten- oder Quellenannahme, eine betroffene Gruppe oder Schutzdimension, eine moegliche Nebenwirkung und einen Rueckkopplungsschritt nennen. Richtig ist nicht die lauteste Bewertung, sondern diejenige, die Begriff, Beleg und Steuerungsfolge zusammenhaelt.</w:t>
+      </w:r>
+    </w:p>
+    <w:p>
+      <w:r>
+        <w:t>Steuerung und Rueckkopplung. Die Grenze gegen Scheingenauigkeit verlaeuft bei Skript / Folien (Lernseite) nicht zwischen Optimismus und Pessimismus. Sie verlaeuft zwischen offengelegter Unsicherheit und rhetorischer Sicherheit. Wer Wirkungsdaten &amp; Rahmenwerke belastbar anwenden will, benennt Systemgrenze, Zeitraum, Vergleichspunkt und offene Gegenhypothese. Gerade dadurch bleibt das Skript anschlussfaehig fuer Forschung, Praxis und spaetere Revision.</w:t>
+      </w:r>
+    </w:p>
+    <w:p>
+      <w:r>
+        <w:t>Fuer die Pruefung ist Skript / Folien (Lernseite) dann verstanden, wenn daraus eine belastbare Fallantwort entsteht. Eine gute Antwort unterscheidet Beobachtung, Kausalannahme, Bewertung und Steuerungsfolge. Sie bewertet keine Menschen, sondern Wirkpfade, Zustandsveraenderungen, Risiken und institutionelle Bedingungen.</w:t>
+      </w:r>
+    </w:p>
+    <w:p>
+      <w:r>
+        <w:t>Pruefungsnahe Anwendung. Transferaufgabe zeigt, warum Wirkungsdaten &amp; Rahmenwerke mehr ist als ein Schlagwort im Feld Datenqualitaet, Bewertungsprofile, Scorecards und rueckgekoppelte Steuerung. Die wirkungsoekonomische Frage lautet: Welche reale Veraenderung wird moeglich, welche bleibt nur Potenzial und wo entsteht ein Wirkungsrisiko? Diese Unterscheidung schuetzt vor Impact-Washing, weil sie Absicht, Aktivitaet, Reichweite und Wirkung auseinanderhaelt.</w:t>
+      </w:r>
+    </w:p>
+    <w:p>
+      <w:r>
+        <w:t>Eine Kommune, ein Unternehmen oder eine Bildungsorganisation will Wirkungsdaten &amp; Rahmenwerke praktisch anwenden. Der erste Schritt ist nicht die Auswahl eines Instruments, sondern die Klaerung der Zustandsveraenderung. Bei Transferaufgabe muss deshalb benannt werden, wer betroffen ist, welcher Zustand sich veraendert, welche Frist gilt und welche Gegenbeobachtung die Annahme widerlegen wuerde. Erst danach entsteht eine begruendete Entscheidung im Feld Indikator, Scorecard, Benchmark, Auditpfad, Portfolioentscheidung oder CAPEX/OPEX-Priorisierung.</w:t>
+      </w:r>
+    </w:p>
+    <w:p>
+      <w:r>
+        <w:t>Rueckfluss. Fuer den WOE-Korpus bedeutet das: Begriffe aus Wirkungsdaten &amp; Rahmenwerke sollten dort geschaerft werden, wo sie in Glossar, Werkzeugen, Journal oder Readern doppeldeutig bleiben. Offene Forschungsfragen werden nicht versteckt. Sie markieren die Stelle, an der spaetere Evidenz, ein besserer Datensatz oder eine praezisere Fallstudie die Bewertung veraendern kann.</w:t>
+      </w:r>
+    </w:p>
+    <w:p>
+      <w:r>
+        <w:t>Transfer in den WOE-Korpus. In WC-V2 muss Praxisbeispiel immer mit Empfaengern gelesen werden. Wirkung entsteht nicht beim Sender, sondern an veraenderten Zustaenden von Menschen, Oekosystemen, Institutionen, Oeffentlichkeit oder kuenftigen Handlungsspielraeumen. Darum reicht es nicht, interne Aktivitaeten zu dokumentieren. Entscheidend ist, ob sich ein Zustand nachvollziehbar veraendert und ob diese Veraenderung im Referenzrahmen Mensch, Planet, Demokratie, SDGs, Agenda 2030 und SDG+ tragfaehig bewertet werden kann.</w:t>
+      </w:r>
+    </w:p>
+    <w:p>
+      <w:r>
+        <w:t>Ein Bericht behauptet, die Massnahme zu Wirkungsdaten &amp; Rahmenwerke sei erfolgreich. Die WOE-Lesart fragt bei Praxisbeispiel nach belastbaren Nachweisen: Datenquelle, Systemgrenze, Erhebungslogik, Unsicherheit, Aktualitaet und Auditspur. Wenn diese Nachweise fehlen, bleibt die Aussage Wirkungspotenzial oder Kommunikationsbehauptung. Sie kann wichtig sein, aber sie ist noch keine belegte Wirkung.</w:t>
+      </w:r>
+    </w:p>
+    <w:p>
+      <w:r>
+        <w:t>Grenzen der Aussage. Wissenschaftliche Anschlussfaehigkeit entsteht hier durch Quellenklarheit. Bei Wirkungsökonomische Vertiefung werden interne WOE-Begriffe nicht als Ersatz fuer Belege benutzt, sondern mit WOE-IDs, Benchmarks, Auditlogik, Datenqualitaetsstufen und externe Reportingrahmen verbunden. Wo die Datenlage offen bleibt, wird das offengelegt. Wo eine Aussage nur plausibel ist, bleibt sie als Wirkungspotenzial markiert. Wo ein Schaden eine rote Linie beruehrt, greift Nichtkompensation vor Durchschnittslogik.</w:t>
+      </w:r>
+    </w:p>
+    <w:p>
+      <w:r>
+        <w:t>In einer kontroversen Entscheidung wirkt Wirkungsökonomische Vertiefung als Pruefpunkt fuer Ambivalenz. Ein Nutzen fuer eine Gruppe kann mit Risiken fuer andere Wirkungsempfaenger einhergehen. Das Skript verlangt deshalb, positive und negative Zustandsveraenderungen getrennt zu fuehren, bevor von positiver Netto-Wirkung gesprochen wird.</w:t>
+      </w:r>
+    </w:p>
+    <w:p>
+      <w:r>
+        <w:t>Kontrollfrage. Welche Entscheidung waere falsch, wenn Wirkungsökonomische Vertiefung in WC-V2 missverstanden wird? Die Antwort muss mindestens eine Daten- oder Quellenannahme, eine betroffene Gruppe oder Schutzdimension, eine moegliche Nebenwirkung und einen Rueckkopplungsschritt nennen. Richtig ist nicht die lauteste Bewertung, sondern diejenige, die Begriff, Beleg und Steuerungsfolge zusammenhaelt.</w:t>
       </w:r>
     </w:p>
     <w:p>
@@ -3629,132 +3604,107 @@
         <w:pStyle w:val="Heading3"/>
       </w:pPr>
       <w:r>
-        <w:t>Abschlusskommentar 2: Lesen, pruefen, rueckkoppeln</w:t>
-      </w:r>
-    </w:p>
-    <w:p>
-      <w:r>
-        <w:t>Die folgende Verdichtung fuehrt die vorhandenen Kapitel nicht als Wiederholung, sondern als Anwendung zusammen. Wirkungskompetenz entsteht, wenn dieselbe begriffliche Strenge in Fallanalyse, Datenarbeit, Kommunikation, Governance und Entscheidungspraxis wiedererkannt wird.</w:t>
-      </w:r>
-    </w:p>
-    <w:p>
-      <w:r>
-        <w:t>Grenze gegen Scheingenauigkeit. Gerade bei Einstieg / Wirkungsfrage ist Praezision wichtiger als grosse Begriffe. Eine Wirkungsaussage bleibt schwach, wenn sie nur Aktivitaet, Reichweite, Absicht oder Image beschreibt. Stark wird sie erst, wenn sie die Zustandsveraenderung und ihre Bedingungen offenlegt. In WC-V2 ist deshalb entscheidend, praezise Sprache die erste Sicherung gegen Impact-Washing bildet. Die Fehlerlinie verlaeuft nicht zwischen Optimismus und Pessimismus, sondern zwischen offengelegter Unsicherheit und rhetorischer Sicherheit ohne Pruefpfad.</w:t>
-      </w:r>
-    </w:p>
-    <w:p>
-      <w:r>
-        <w:t>Pruefungsnahe Lesart. Aus Video-/Audio-Vorlesung laesst sich eine gute Transferfrage ableiten: Welche Entscheidung waere falsch, wenn dieser Abschnitt missverstanden wird? Fuer Wirkungsdaten &amp; Rahmenwerke lautet die Antwort meist nicht einfach "mehr Wirkung", sondern genauer: bessere Unterscheidung, sauberere Daten, klarere Schutzlinie und rueckgekoppelte Steuerung. Mindestens ein direkter und ein indirekter Wirkpfad muessen nachvollziehbar sein. Wer das im Fall anwenden kann, hat den Kern der Vorlesung verstanden; wer nur Definitionen wiederholt, bleibt unter dem Anspruch der Akademie.</w:t>
-      </w:r>
-    </w:p>
-    <w:p>
-      <w:r>
-        <w:t>Fallfenster zur Anwendung. Ein Kommunikationsbericht nennt viele Aktivitaeten, Reichweiten und Rueckmeldungen. Die V1-Pruefung fragt, ob daraus eine belastbare Wirkungsaussage folgt. Wenn nur Kontakte, Klicks oder Zustimmung vorliegen, bleibt die Aussage im Bereich Wirkungspotenzial oder Resonanz, nicht im Bereich nachgewiesener Wirkung. Bezogen auf Wirkungsdaten &amp; Rahmenwerke heisst das: Die Analyse muss das konkrete Thema ernst nehmen und zugleich den allgemeinen WÖk-Massstab halten. Es geht nicht darum, Akteure moralisch zu sortieren. Es geht darum, Wirkpfade, Wirkungsempfaenger, Datenqualitaet, Risiken und Rueckkopplung so zu beschreiben, dass bessere Entscheidungen moeglich werden.</w:t>
-      </w:r>
-    </w:p>
-    <w:p>
-      <w:r>
-        <w:t>Daten- und Quellenklarheit. Der Abschnitt Transkript (Gerüst) ist in WC-V2 kein Zusatzwissen, sondern ein Pruefstein fuer die Grundfrage des Skripts: Was veraendert sich, bei wem, wodurch und mit welcher Rueckkopplung? Fuer Wirkungsdaten &amp; Rahmenwerke wird daran sichtbar, dass jede Bewertung nur so belastbar ist wie Datenlage, Quellenstatus, Aktualitaet und Systemgrenze. Die fachliche Grenze liegt dort, wo Lernende eine Zahl ohne Einheit, Zeitraum oder Erhebungslogik als Beweis nutzen. Die saubere Lesart trennt deshalb Beobachtung, Kausalannahme, Bewertung und Steuerungsfolge. In der Anwendung sollte daraus mindestens eine konkrete Indikator, Scorecard, Benchmark, Auditpfad oder Portfolioentscheidung abgeleitet werden; sonst bleibt das Wissen erklaerend, aber nicht steuerungsfaehig.</w:t>
-      </w:r>
-    </w:p>
-    <w:p>
-      <w:r>
-        <w:t>Anwendung auf Skript / Folien (Lernseite). In einer Fallanalyse beginnt dieser Punkt nicht mit einer Meinung, sondern mit einer belastbaren Beschreibung. Wer WC-V2 pruefungsnah liest, fragt zuerst nach Wirkungsempfaengern, Wirkraum, Zeitraum und Datenquelle. Erst danach folgt die Bewertung im Referenzrahmen Mensch, Planet, Demokratie, SDGs, Agenda 2030 und SDG+. Profile, Zielkonflikte und offene Punkte werden nebeneinander gefuehrt. Der typische Kurzschluss waere, ambivalente Befunde glaetten, damit eine eindeutige Botschaft entsteht. Genau dagegen setzt die WÖk die Pflicht, Wirkungspotenzial, Wirkungsrisiko und positive Netto-Wirkung begrifflich getrennt zu halten.</w:t>
-      </w:r>
-    </w:p>
-    <w:p>
-      <w:r>
-        <w:t>Pruefungsnahe Transferfrage. Formuliere zu WC-V2 eine Wirkungsaussage in drei Saetzen: Erstens den beobachteten oder plausiblen Zustand, zweitens die Daten- oder Quellenlage, drittens die offene Unsicherheit samt Rueckkopplung. Die Antwort muss ohne moralische Personenbewertung auskommen und darf Reichweite nicht mit Wirkung verwechseln.</w:t>
-      </w:r>
-    </w:p>
-    <w:p>
-      <w:r>
-        <w:t>Evidenzregel. Transferaufgabe darf im Skript nicht als dekorativer Begriff stehen bleiben. Der Abschnitt traegt nur dann, wenn er eine pruefbare Aussage erlaubt: Welche Quelle stuetzt die Annahme, welche Unsicherheit bleibt offen und welche Gegenbeobachtung wuerde die Bewertung veraendern? Fuer Wirkungsdaten &amp; Rahmenwerke heisst das, dass schwere zentrale Schaeden nicht durch beliebige positive Einzelwerte neutralisiert werden duerfen. Die Studierenden sollen nicht lernen, einen Score nachzusprechen. Sie sollen erkennen, wann ein Score klaert, wann er verdeckt und wann eine rote Linie die Durchschnittslogik stoppt.</w:t>
-      </w:r>
-    </w:p>
-    <w:p>
-      <w:r>
-        <w:t>Fallfenster zur Anwendung. Eine Organisation plant eine Massnahme und formuliert dazu eine positive Absicht. In der WÖk reicht das nicht. Fuer diese Vorlesung muss sichtbar werden, welche Zustandsveraenderung erwartet wird, welche Empfaenger direkt oder indirekt betroffen sind, welche Nebenwirkungen entstehen koennen und welche Entscheidung spaeter korrigiert wird. Bezogen auf Wirkungsdaten &amp; Rahmenwerke heisst das: Die Analyse muss das konkrete Thema ernst nehmen und zugleich den allgemeinen WÖk-Massstab halten. Es geht nicht darum, Akteure moralisch zu sortieren. Es geht darum, Wirkpfade, Wirkungsempfaenger, Datenqualitaet, Risiken und Rueckkopplung so zu beschreiben, dass bessere Entscheidungen moeglich werden.</w:t>
-      </w:r>
-    </w:p>
-    <w:p>
-      <w:r>
-        <w:t>Transfer in Impact-Controlling. Praxisbeispiel verbindet die inhaltliche Deutung mit der spaeteren Praxis. Eine Organisation kann zu Wirkungsdaten &amp; Rahmenwerke sehr ueberzeugend kommunizieren und trotzdem an Zahlen als Beweis zu behandeln, obwohl Systemgrenze, Datenqualitaet, Unsicherheit oder Nichtkompensation ungeklaert sind scheitern. Darum muss die V1-Fassung immer auch nach Governance fragen: Wer erhebt Daten, wer bewertet sie, wer traegt die Folgen, wer kann widersprechen und wann wird eine Entscheidung korrigiert? Jeder Analyseblock fragt nach der Routine, die nach der Bewertung angepasst wird. So wird aus einem Lehrkapitel eine verantwortbare Arbeitsroutine.</w:t>
-      </w:r>
-    </w:p>
-    <w:p>
-      <w:r>
-        <w:t>Grenze gegen Scheingenauigkeit. Gerade bei Wirkungsökonomische Vertiefung ist Praezision wichtiger als grosse Begriffe. Eine Wirkungsaussage bleibt schwach, wenn sie nur Aktivitaet, Reichweite, Absicht oder Image beschreibt. Stark wird sie erst, wenn sie die Zustandsveraenderung und ihre Bedingungen offenlegt. In WC-V2 ist deshalb entscheidend, Wirkungsbewertung Verfahren, Rechte, Transparenz und Korrektur braucht. Die Fehlerlinie verlaeuft nicht zwischen Optimismus und Pessimismus, sondern zwischen offengelegter Unsicherheit und rhetorischer Sicherheit ohne Pruefpfad.</w:t>
-      </w:r>
-    </w:p>
-    <w:p>
-      <w:r>
-        <w:t>Pruefungsnahe Lesart. Aus Prüfungsrelevanz laesst sich eine gute Transferfrage ableiten: Welche Entscheidung waere falsch, wenn dieser Abschnitt missverstanden wird? Fuer Wirkungsdaten &amp; Rahmenwerke lautet die Antwort meist nicht einfach "mehr Wirkung", sondern genauer: bessere Unterscheidung, sauberere Daten, klarere Schutzlinie und rueckgekoppelte Steuerung. Pruefungsfragen verbinden Begriff, Anwendung, Evidenz und rote Linie. Wer das im Fall anwenden kann, hat den Kern der Vorlesung verstanden; wer nur Definitionen wiederholt, bleibt unter dem Anspruch der Akademie.</w:t>
-      </w:r>
-    </w:p>
-    <w:p>
-      <w:r>
-        <w:t>Fallfenster zur Anwendung. Eine Fuehrungsentscheidung erzeugt zugleich Nutzen und Risiken. Die WÖk behandelt Ambivalenz nicht als Stoerung, sondern als Kern der Analyse. Positive Netto-Wirkung darf erst behauptet werden, wenn zentrale negative Wirkungen getrennt geprueft und rote Linien gewahrt sind. Bezogen auf Wirkungsdaten &amp; Rahmenwerke heisst das: Die Analyse muss das konkrete Thema ernst nehmen und zugleich den allgemeinen WÖk-Massstab halten. Es geht nicht darum, Akteure moralisch zu sortieren. Es geht darum, Wirkpfade, Wirkungsempfaenger, Datenqualitaet, Risiken und Rueckkopplung so zu beschreiben, dass bessere Entscheidungen moeglich werden.</w:t>
-      </w:r>
-    </w:p>
-    <w:p>
-      <w:r>
-        <w:t>Organisationale Umsetzung. Der Abschnitt Lernziele ist in WC-V2 kein Zusatzwissen, sondern ein Pruefstein fuer die Grundfrage des Skripts: Was veraendert sich, bei wem, wodurch und mit welcher Rueckkopplung? Fuer Wirkungsdaten &amp; Rahmenwerke wird daran sichtbar, dass WÖk-Begriffe im Alltag nur tragen, wenn sie in Routinen uebersetzt werden. Die fachliche Grenze liegt dort, wo Lernende Verantwortung an eine einzelne Nachhaltigkeitsfunktion auslagern. Die saubere Lesart trennt deshalb Beobachtung, Kausalannahme, Bewertung und Steuerungsfolge. In der Anwendung sollte daraus mindestens eine konkrete Indikator, Scorecard, Benchmark, Auditpfad oder Portfolioentscheidung abgeleitet werden; sonst bleibt das Wissen erklaerend, aber nicht steuerungsfaehig.</w:t>
-      </w:r>
-    </w:p>
-    <w:p>
-      <w:r>
-        <w:t>Pruefungsnahe Transferfrage. Formuliere zu WC-V2 eine Wirkungsaussage in drei Saetzen: Erstens den beobachteten oder plausiblen Zustand, zweitens die Daten- oder Quellenlage, drittens die offene Unsicherheit samt Rueckkopplung. Die Antwort muss ohne moralische Personenbewertung auskommen und darf Reichweite nicht mit Wirkung verwechseln.</w:t>
-      </w:r>
-    </w:p>
-    <w:p>
-      <w:r>
-        <w:t>Anwendung auf Einleitung / Wirkungsfrage. In einer Fallanalyse beginnt dieser Punkt nicht mit einer Meinung, sondern mit einer belastbaren Beschreibung. Wer WC-V2 pruefungsnah liest, fragt zuerst nach Wirkungsempfaengern, Wirkraum, Zeitraum und Datenquelle. Erst danach folgt die Bewertung im Referenzrahmen Mensch, Planet, Demokratie, SDGs, Agenda 2030 und SDG+. Gute Kommunikation unterscheidet Befund, Annahme und normative Bewertung. Der typische Kurzschluss waere, Eindeutigkeit behaupten, wo die Datenlage nur Potenzial oder Risiko traegt. Genau dagegen setzt die WÖk die Pflicht, Wirkungspotenzial, Wirkungsrisiko und positive Netto-Wirkung begrifflich getrennt zu halten.</w:t>
-      </w:r>
-    </w:p>
-    <w:p>
-      <w:r>
-        <w:t>Evidenzregel. Kernaussage darf im Skript nicht als dekorativer Begriff stehen bleiben. Der Abschnitt traegt nur dann, wenn er eine pruefbare Aussage erlaubt: Welche Quelle stuetzt die Annahme, welche Unsicherheit bleibt offen und welche Gegenbeobachtung wuerde die Bewertung veraendern? Fuer Wirkungsdaten &amp; Rahmenwerke heisst das, dass jede Wirkungsaussage eine Grenze zieht und diese Grenze begruenden muss. Die Studierenden sollen nicht lernen, einen Score nachzusprechen. Sie sollen erkennen, wann ein Score klaert, wann er verdeckt und wann eine rote Linie die Durchschnittslogik stoppt.</w:t>
-      </w:r>
-    </w:p>
-    <w:p>
-      <w:r>
-        <w:t>Fallfenster zur Anwendung. Ein Controlling-Team moechte einen Score bilden. Das Skript verlangt, dass Datenqualitaet, Systemgrenzen, Gewichtung, Unsicherheit und Nichtkompensation sichtbar bleiben. Ein Score darf die Diskussion nicht beenden, sondern muss bessere Fragen, Priorisierung und Rueckkopplung ermoeglichen. Bezogen auf Wirkungsdaten &amp; Rahmenwerke heisst das: Die Analyse muss das konkrete Thema ernst nehmen und zugleich den allgemeinen WÖk-Massstab halten. Es geht nicht darum, Akteure moralisch zu sortieren. Es geht darum, Wirkpfade, Wirkungsempfaenger, Datenqualitaet, Risiken und Rueckkopplung so zu beschreiben, dass bessere Entscheidungen moeglich werden.</w:t>
-      </w:r>
-    </w:p>
-    <w:p>
-      <w:r>
-        <w:t>Transfer in Impact-Controlling. Quelltext und fachliche Grundlegung verbindet die inhaltliche Deutung mit der spaeteren Praxis. Eine Organisation kann zu Wirkungsdaten &amp; Rahmenwerke sehr ueberzeugend kommunizieren und trotzdem an Zahlen als Beweis zu behandeln, obwohl Systemgrenze, Datenqualitaet, Unsicherheit oder Nichtkompensation ungeklaert sind scheitern. Darum muss die V1-Fassung immer auch nach Governance fragen: Wer erhebt Daten, wer bewertet sie, wer traegt die Folgen, wer kann widersprechen und wann wird eine Entscheidung korrigiert? Szenarien pruefen Sofortwirkung, Folgewirkung und Reversibilitaet getrennt. So wird aus einem Lehrkapitel eine verantwortbare Arbeitsroutine.</w:t>
-      </w:r>
-    </w:p>
-    <w:p>
-      <w:r>
-        <w:t>Grenze gegen Scheingenauigkeit. Gerade bei Einstieg / Wirkungsfrage ist Praezision wichtiger als grosse Begriffe. Eine Wirkungsaussage bleibt schwach, wenn sie nur Aktivitaet, Reichweite, Absicht oder Image beschreibt. Stark wird sie erst, wenn sie die Zustandsveraenderung und ihre Bedingungen offenlegt. In WC-V2 ist deshalb entscheidend, Wirkung nicht am Sender, sondern an veraenderten Zustanden der Empfaenger geprueft wird. Die Fehlerlinie verlaeuft nicht zwischen Optimismus und Pessimismus, sondern zwischen offengelegter Unsicherheit und rhetorischer Sicherheit ohne Pruefpfad.</w:t>
-      </w:r>
-    </w:p>
-    <w:p>
-      <w:r>
-        <w:t>Pruefungsnahe Lesart. Aus Video-/Audio-Vorlesung laesst sich eine gute Transferfrage ableiten: Welche Entscheidung waere falsch, wenn dieser Abschnitt missverstanden wird? Fuer Wirkungsdaten &amp; Rahmenwerke lautet die Antwort meist nicht einfach "mehr Wirkung", sondern genauer: bessere Unterscheidung, sauberere Daten, klarere Schutzlinie und rueckgekoppelte Steuerung. Jede Schlussfolgerung endet mit Entscheidung, Verantwortlichkeit und Termin fuer Rueckpruefung. Wer das im Fall anwenden kann, hat den Kern der Vorlesung verstanden; wer nur Definitionen wiederholt, bleibt unter dem Anspruch der Akademie.</w:t>
-      </w:r>
-    </w:p>
-    <w:p>
-      <w:r>
-        <w:t>Fallfenster zur Anwendung. Ein Kommunikationsbericht nennt viele Aktivitaeten, Reichweiten und Rueckmeldungen. Die V1-Pruefung fragt, ob daraus eine belastbare Wirkungsaussage folgt. Wenn nur Kontakte, Klicks oder Zustimmung vorliegen, bleibt die Aussage im Bereich Wirkungspotenzial oder Resonanz, nicht im Bereich nachgewiesener Wirkung. Bezogen auf Wirkungsdaten &amp; Rahmenwerke heisst das: Die Analyse muss das konkrete Thema ernst nehmen und zugleich den allgemeinen WÖk-Massstab halten. Es geht nicht darum, Akteure moralisch zu sortieren. Es geht darum, Wirkpfade, Wirkungsempfaenger, Datenqualitaet, Risiken und Rueckkopplung so zu beschreiben, dass bessere Entscheidungen moeglich werden.</w:t>
-      </w:r>
-    </w:p>
-    <w:p>
-      <w:r>
-        <w:t>Pruefungsnahe Transferfrage. Formuliere zu WC-V2 eine Wirkungsaussage in drei Saetzen: Erstens den beobachteten oder plausiblen Zustand, zweitens die Daten- oder Quellenlage, drittens die offene Unsicherheit samt Rueckkopplung. Die Antwort muss ohne moralische Personenbewertung auskommen und darf Reichweite nicht mit Wirkung verwechseln.</w:t>
-      </w:r>
-    </w:p>
-    <w:p>
-      <w:r>
-        <w:t>Wissenschaftliche Anschlussfaehigkeit. Der Abschnitt Transkript (Gerüst) ist in WC-V2 kein Zusatzwissen, sondern ein Pruefstein fuer die Grundfrage des Skripts: Was veraendert sich, bei wem, wodurch und mit welcher Rueckkopplung? Fuer Wirkungsdaten &amp; Rahmenwerke wird daran sichtbar, dass WÖk-Aussagen mit bestehenden Begriffen, Studien, Standards und Rechtsrahmen in Beziehung stehen muessen. Die fachliche Grenze liegt dort, wo Lernende hausinterne Sprache als Ersatz fuer zitierfaehige Begruendung verwenden. Die saubere Lesart trennt deshalb Beobachtung, Kausalannahme, Bewertung und Steuerungsfolge. In der Anwendung sollte daraus mindestens eine konkrete Indikator, Scorecard, Benchmark, Auditpfad oder Portfolioentscheidung abgeleitet werden; sonst bleibt das Wissen erklaerend, aber nicht steuerungsfaehig.</w:t>
-      </w:r>
-    </w:p>
-    <w:p>
-      <w:r>
-        <w:t>Anwendung auf Skript / Folien (Lernseite). In einer Fallanalyse beginnt dieser Punkt nicht mit einer Meinung, sondern mit einer belastbaren Beschreibung. Wer WC-V2 pruefungsnah liest, fragt zuerst nach Wirkungsempfaengern, Wirkraum, Zeitraum und Datenquelle. Erst danach folgt die Bewertung im Referenzrahmen Mensch, Planet, Demokratie, SDGs, Agenda 2030 und SDG+. Die Analyse markiert Stoppsignale vor jeder Portfolio- oder Score-Debatte. Der typische Kurzschluss waere, ein gutes Teilresultat gegen zentrale Schaeden aufrechnen. Genau dagegen setzt die WÖk die Pflicht, Wirkungspotenzial, Wirkungsrisiko und positive Netto-Wirkung begrifflich getrennt zu halten.</w:t>
+        <w:t>Schlussvertiefung 2: Wirkungsdaten &amp; Rahmenwerke im Anwendungsfall</w:t>
+      </w:r>
+    </w:p>
+    <w:p>
+      <w:r>
+        <w:t>Die folgenden Abschnitte sind keine neue Pruefungsloesung. Sie verdichten die vorhandenen Kapitel zu einer Lesart, mit der Studierende einen Fall selbststaendig analysieren koennen. Im Mittelpunkt stehen Datenqualitaet, Bewertungsprofile, Scorecards und rueckgekoppelte Steuerung, nicht moralische Personenbewertung.</w:t>
+      </w:r>
+    </w:p>
+    <w:p>
+      <w:r>
+        <w:t>Begriffliche Schlussklaerung. In Impact-Controlling wird Begriffliche Präzision erst steuerungsfaehig, wenn daraus eine Entscheidung folgt. Kennzahlen muessen Entscheidungen verbessern, nicht nur Berichte fuellen. Ohne diese Rueckkopplung bleibt Reporting eine Beschreibung. Mit Rueckkopplung wird aus Bewertung eine veraenderte Routine: ein anderer Prozess, ein geaenderter Anreiz, eine bessere Datenpflicht, eine korrigierte Kommunikation oder eine neue Priorisierung.</w:t>
+      </w:r>
+    </w:p>
+    <w:p>
+      <w:r>
+        <w:t>Die typische Fehlstelle bei Wirkungsdaten &amp; Rahmenwerke liegt darin, Messbarkeit als Wahrheit zu behandeln. Bei Begriffliche Präzision wird diese Fehlstelle konkret: Ein scheinbar plausibler Befund darf nicht zur Abkuerzung werden. Quellen, Systemgrenzen, Unsicherheit und Rueckkopplung bleiben sichtbar.</w:t>
+      </w:r>
+    </w:p>
+    <w:p>
+      <w:r>
+        <w:t>Wirkpfad und Empfaenger. Die Grenze gegen Scheingenauigkeit verlaeuft bei Wirkpfad nicht zwischen Optimismus und Pessimismus. Sie verlaeuft zwischen offengelegter Unsicherheit und rhetorischer Sicherheit. Wer Wirkungsdaten &amp; Rahmenwerke belastbar anwenden will, benennt Systemgrenze, Zeitraum, Vergleichspunkt und offene Gegenhypothese. Gerade dadurch bleibt das Skript anschlussfaehig fuer Forschung, Praxis und spaetere Revision.</w:t>
+      </w:r>
+    </w:p>
+    <w:p>
+      <w:r>
+        <w:t>Fuer die Pruefung ist Wirkpfad dann verstanden, wenn daraus eine belastbare Fallantwort entsteht. Eine gute Antwort unterscheidet Beobachtung, Kausalannahme, Bewertung und Steuerungsfolge. Sie bewertet keine Menschen, sondern Wirkpfade, Zustandsveraenderungen, Risiken und institutionelle Bedingungen.</w:t>
+      </w:r>
+    </w:p>
+    <w:p>
+      <w:r>
+        <w:t>Daten, Quellen und Evidenz. Leitthese zeigt, warum Wirkungsdaten &amp; Rahmenwerke mehr ist als ein Schlagwort im Feld Datenqualitaet, Bewertungsprofile, Scorecards und rueckgekoppelte Steuerung. Die wirkungsoekonomische Frage lautet: Welche reale Veraenderung wird moeglich, welche bleibt nur Potenzial und wo entsteht ein Wirkungsrisiko? Diese Unterscheidung schuetzt vor Impact-Washing, weil sie Absicht, Aktivitaet, Reichweite und Wirkung auseinanderhaelt.</w:t>
+      </w:r>
+    </w:p>
+    <w:p>
+      <w:r>
+        <w:t>Eine Kommune, ein Unternehmen oder eine Bildungsorganisation will Wirkungsdaten &amp; Rahmenwerke praktisch anwenden. Der erste Schritt ist nicht die Auswahl eines Instruments, sondern die Klaerung der Zustandsveraenderung. Bei Leitthese muss deshalb benannt werden, wer betroffen ist, welcher Zustand sich veraendert, welche Frist gilt und welche Gegenbeobachtung die Annahme widerlegen wuerde. Erst danach entsteht eine begruendete Entscheidung im Feld Indikator, Scorecard, Benchmark, Auditpfad, Portfolioentscheidung oder CAPEX/OPEX-Priorisierung.</w:t>
+      </w:r>
+    </w:p>
+    <w:p>
+      <w:r>
+        <w:t>Bewertung und rote Linien. In WC-V2 muss Didaktische Einordnung im Studiengang immer mit Empfaengern gelesen werden. Wirkung entsteht nicht beim Sender, sondern an veraenderten Zustaenden von Menschen, Oekosystemen, Institutionen, Oeffentlichkeit oder kuenftigen Handlungsspielraeumen. Darum reicht es nicht, interne Aktivitaeten zu dokumentieren. Entscheidend ist, ob sich ein Zustand nachvollziehbar veraendert und ob diese Veraenderung im Referenzrahmen Mensch, Planet, Demokratie, SDGs, Agenda 2030 und SDG+ tragfaehig bewertet werden kann.</w:t>
+      </w:r>
+    </w:p>
+    <w:p>
+      <w:r>
+        <w:t>Ein Bericht behauptet, die Massnahme zu Wirkungsdaten &amp; Rahmenwerke sei erfolgreich. Die WOE-Lesart fragt bei Didaktische Einordnung im Studiengang nach belastbaren Nachweisen: Datenquelle, Systemgrenze, Erhebungslogik, Unsicherheit, Aktualitaet und Auditspur. Wenn diese Nachweise fehlen, bleibt die Aussage Wirkungspotenzial oder Kommunikationsbehauptung. Sie kann wichtig sein, aber sie ist noch keine belegte Wirkung.</w:t>
+      </w:r>
+    </w:p>
+    <w:p>
+      <w:r>
+        <w:t>Kontrollfrage. Welche Entscheidung waere falsch, wenn Didaktische Einordnung im Studiengang in WC-V2 missverstanden wird? Die Antwort muss mindestens eine Daten- oder Quellenannahme, eine betroffene Gruppe oder Schutzdimension, eine moegliche Nebenwirkung und einen Rueckkopplungsschritt nennen. Richtig ist nicht die lauteste Bewertung, sondern diejenige, die Begriff, Beleg und Steuerungsfolge zusammenhaelt.</w:t>
+      </w:r>
+    </w:p>
+    <w:p>
+      <w:r>
+        <w:t>Rueckfluss. Fuer den WOE-Korpus bedeutet das: Begriffe aus Wirkungsdaten &amp; Rahmenwerke sollten dort geschaerft werden, wo sie in Glossar, Werkzeugen, Journal oder Readern doppeldeutig bleiben. Offene Forschungsfragen werden nicht versteckt. Sie markieren die Stelle, an der spaetere Evidenz, ein besserer Datensatz oder eine praezisere Fallstudie die Bewertung veraendern kann.</w:t>
+      </w:r>
+    </w:p>
+    <w:p>
+      <w:r>
+        <w:t>Steuerung und Rueckkopplung. Wissenschaftliche Anschlussfaehigkeit entsteht hier durch Quellenklarheit. Bei Analysemodell werden interne WOE-Begriffe nicht als Ersatz fuer Belege benutzt, sondern mit WOE-IDs, Benchmarks, Auditlogik, Datenqualitaetsstufen und externe Reportingrahmen verbunden. Wo die Datenlage offen bleibt, wird das offengelegt. Wo eine Aussage nur plausibel ist, bleibt sie als Wirkungspotenzial markiert. Wo ein Schaden eine rote Linie beruehrt, greift Nichtkompensation vor Durchschnittslogik.</w:t>
+      </w:r>
+    </w:p>
+    <w:p>
+      <w:r>
+        <w:t>In einer kontroversen Entscheidung wirkt Analysemodell als Pruefpunkt fuer Ambivalenz. Ein Nutzen fuer eine Gruppe kann mit Risiken fuer andere Wirkungsempfaenger einhergehen. Das Skript verlangt deshalb, positive und negative Zustandsveraenderungen getrennt zu fuehren, bevor von positiver Netto-Wirkung gesprochen wird.</w:t>
+      </w:r>
+    </w:p>
+    <w:p>
+      <w:r>
+        <w:t>Pruefungsnahe Anwendung. In Impact-Controlling wird Modellformel erst steuerungsfaehig, wenn daraus eine Entscheidung folgt. Kennzahlen muessen Entscheidungen verbessern, nicht nur Berichte fuellen. Ohne diese Rueckkopplung bleibt Reporting eine Beschreibung. Mit Rueckkopplung wird aus Bewertung eine veraenderte Routine: ein anderer Prozess, ein geaenderter Anreiz, eine bessere Datenpflicht, eine korrigierte Kommunikation oder eine neue Priorisierung.</w:t>
+      </w:r>
+    </w:p>
+    <w:p>
+      <w:r>
+        <w:t>Die typische Fehlstelle bei Wirkungsdaten &amp; Rahmenwerke liegt darin, Messbarkeit als Wahrheit zu behandeln. Bei Modellformel wird diese Fehlstelle konkret: Ein scheinbar plausibler Befund darf nicht zur Abkuerzung werden. Quellen, Systemgrenzen, Unsicherheit und Rueckkopplung bleiben sichtbar.</w:t>
+      </w:r>
+    </w:p>
+    <w:p>
+      <w:r>
+        <w:t>Transfer in den WOE-Korpus. Die Grenze gegen Scheingenauigkeit verlaeuft bei Fallfenster nicht zwischen Optimismus und Pessimismus. Sie verlaeuft zwischen offengelegter Unsicherheit und rhetorischer Sicherheit. Wer Wirkungsdaten &amp; Rahmenwerke belastbar anwenden will, benennt Systemgrenze, Zeitraum, Vergleichspunkt und offene Gegenhypothese. Gerade dadurch bleibt das Skript anschlussfaehig fuer Forschung, Praxis und spaetere Revision.</w:t>
+      </w:r>
+    </w:p>
+    <w:p>
+      <w:r>
+        <w:t>Fuer die Pruefung ist Fallfenster dann verstanden, wenn daraus eine belastbare Fallantwort entsteht. Eine gute Antwort unterscheidet Beobachtung, Kausalannahme, Bewertung und Steuerungsfolge. Sie bewertet keine Menschen, sondern Wirkpfade, Zustandsveraenderungen, Risiken und institutionelle Bedingungen.</w:t>
+      </w:r>
+    </w:p>
+    <w:p>
+      <w:r>
+        <w:t>Grenzen der Aussage. Prüfungsnahe Fallfragen ohne geschützte Antwortlogik zeigt, warum Wirkungsdaten &amp; Rahmenwerke mehr ist als ein Schlagwort im Feld Datenqualitaet, Bewertungsprofile, Scorecards und rueckgekoppelte Steuerung. Die wirkungsoekonomische Frage lautet: Welche reale Veraenderung wird moeglich, welche bleibt nur Potenzial und wo entsteht ein Wirkungsrisiko? Diese Unterscheidung schuetzt vor Impact-Washing, weil sie Absicht, Aktivitaet, Reichweite und Wirkung auseinanderhaelt.</w:t>
+      </w:r>
+    </w:p>
+    <w:p>
+      <w:r>
+        <w:t>Eine Kommune, ein Unternehmen oder eine Bildungsorganisation will Wirkungsdaten &amp; Rahmenwerke praktisch anwenden. Der erste Schritt ist nicht die Auswahl eines Instruments, sondern die Klaerung der Zustandsveraenderung. Bei Prüfungsnahe Fallfragen ohne geschützte Antwortlogik muss deshalb benannt werden, wer betroffen ist, welcher Zustand sich veraendert, welche Frist gilt und welche Gegenbeobachtung die Annahme widerlegen wuerde. Erst danach entsteht eine begruendete Entscheidung im Feld Indikator, Scorecard, Benchmark, Auditpfad, Portfolioentscheidung oder CAPEX/OPEX-Priorisierung.</w:t>
+      </w:r>
+    </w:p>
+    <w:p>
+      <w:r>
+        <w:t>Kontrollfrage. Welche Entscheidung waere falsch, wenn Prüfungsnahe Fallfragen ohne geschützte Antwortlogik in WC-V2 missverstanden wird? Die Antwort muss mindestens eine Daten- oder Quellenannahme, eine betroffene Gruppe oder Schutzdimension, eine moegliche Nebenwirkung und einen Rueckkopplungsschritt nennen. Richtig ist nicht die lauteste Bewertung, sondern diejenige, die Begriff, Beleg und Steuerungsfolge zusammenhaelt.</w:t>
       </w:r>
     </w:p>
     <w:p>
@@ -3762,137 +3712,112 @@
         <w:pStyle w:val="Heading3"/>
       </w:pPr>
       <w:r>
-        <w:t>Abschlusskommentar 3: Lesen, pruefen, rueckkoppeln</w:t>
-      </w:r>
-    </w:p>
-    <w:p>
-      <w:r>
-        <w:t>Die folgende Verdichtung fuehrt die vorhandenen Kapitel nicht als Wiederholung, sondern als Anwendung zusammen. Wirkungskompetenz entsteht, wenn dieselbe begriffliche Strenge in Fallanalyse, Datenarbeit, Kommunikation, Governance und Entscheidungspraxis wiedererkannt wird.</w:t>
-      </w:r>
-    </w:p>
-    <w:p>
-      <w:r>
-        <w:t>Evidenzregel. Transferaufgabe darf im Skript nicht als dekorativer Begriff stehen bleiben. Der Abschnitt traegt nur dann, wenn er eine pruefbare Aussage erlaubt: Welche Quelle stuetzt die Annahme, welche Unsicherheit bleibt offen und welche Gegenbeobachtung wuerde die Bewertung veraendern? Fuer Wirkungsdaten &amp; Rahmenwerke heisst das, dass praezise Sprache die erste Sicherung gegen Impact-Washing bildet. Die Studierenden sollen nicht lernen, einen Score nachzusprechen. Sie sollen erkennen, wann ein Score klaert, wann er verdeckt und wann eine rote Linie die Durchschnittslogik stoppt.</w:t>
-      </w:r>
-    </w:p>
-    <w:p>
-      <w:r>
-        <w:t>Fallfenster zur Anwendung. Eine Organisation plant eine Massnahme und formuliert dazu eine positive Absicht. In der WÖk reicht das nicht. Fuer diese Vorlesung muss sichtbar werden, welche Zustandsveraenderung erwartet wird, welche Empfaenger direkt oder indirekt betroffen sind, welche Nebenwirkungen entstehen koennen und welche Entscheidung spaeter korrigiert wird. Bezogen auf Wirkungsdaten &amp; Rahmenwerke heisst das: Die Analyse muss das konkrete Thema ernst nehmen und zugleich den allgemeinen WÖk-Massstab halten. Es geht nicht darum, Akteure moralisch zu sortieren. Es geht darum, Wirkpfade, Wirkungsempfaenger, Datenqualitaet, Risiken und Rueckkopplung so zu beschreiben, dass bessere Entscheidungen moeglich werden.</w:t>
-      </w:r>
-    </w:p>
-    <w:p>
-      <w:r>
-        <w:t>Transfer in Impact-Controlling. Praxisbeispiel verbindet die inhaltliche Deutung mit der spaeteren Praxis. Eine Organisation kann zu Wirkungsdaten &amp; Rahmenwerke sehr ueberzeugend kommunizieren und trotzdem an Zahlen als Beweis zu behandeln, obwohl Systemgrenze, Datenqualitaet, Unsicherheit oder Nichtkompensation ungeklaert sind scheitern. Darum muss die V1-Fassung immer auch nach Governance fragen: Wer erhebt Daten, wer bewertet sie, wer traegt die Folgen, wer kann widersprechen und wann wird eine Entscheidung korrigiert? Mindestens ein direkter und ein indirekter Wirkpfad muessen nachvollziehbar sein. So wird aus einem Lehrkapitel eine verantwortbare Arbeitsroutine.</w:t>
-      </w:r>
-    </w:p>
-    <w:p>
-      <w:r>
-        <w:t>Grenze gegen Scheingenauigkeit. Gerade bei Wirkungsökonomische Vertiefung ist Praezision wichtiger als grosse Begriffe. Eine Wirkungsaussage bleibt schwach, wenn sie nur Aktivitaet, Reichweite, Absicht oder Image beschreibt. Stark wird sie erst, wenn sie die Zustandsveraenderung und ihre Bedingungen offenlegt. In WC-V2 ist deshalb entscheidend, jede Bewertung nur so belastbar ist wie Datenlage, Quellenstatus, Aktualitaet und Systemgrenze. Die Fehlerlinie verlaeuft nicht zwischen Optimismus und Pessimismus, sondern zwischen offengelegter Unsicherheit und rhetorischer Sicherheit ohne Pruefpfad.</w:t>
-      </w:r>
-    </w:p>
-    <w:p>
-      <w:r>
-        <w:t>Pruefungsnahe Transferfrage. Formuliere zu WC-V2 eine Wirkungsaussage in drei Saetzen: Erstens den beobachteten oder plausiblen Zustand, zweitens die Daten- oder Quellenlage, drittens die offene Unsicherheit samt Rueckkopplung. Die Antwort muss ohne moralische Personenbewertung auskommen und darf Reichweite nicht mit Wirkung verwechseln.</w:t>
-      </w:r>
-    </w:p>
-    <w:p>
-      <w:r>
-        <w:t>Pruefungsnahe Lesart. Aus Prüfungsrelevanz laesst sich eine gute Transferfrage ableiten: Welche Entscheidung waere falsch, wenn dieser Abschnitt missverstanden wird? Fuer Wirkungsdaten &amp; Rahmenwerke lautet die Antwort meist nicht einfach "mehr Wirkung", sondern genauer: bessere Unterscheidung, sauberere Daten, klarere Schutzlinie und rueckgekoppelte Steuerung. Profile, Zielkonflikte und offene Punkte werden nebeneinander gefuehrt. Wer das im Fall anwenden kann, hat den Kern der Vorlesung verstanden; wer nur Definitionen wiederholt, bleibt unter dem Anspruch der Akademie.</w:t>
-      </w:r>
-    </w:p>
-    <w:p>
-      <w:r>
-        <w:t>Fallfenster zur Anwendung. Eine Fuehrungsentscheidung erzeugt zugleich Nutzen und Risiken. Die WÖk behandelt Ambivalenz nicht als Stoerung, sondern als Kern der Analyse. Positive Netto-Wirkung darf erst behauptet werden, wenn zentrale negative Wirkungen getrennt geprueft und rote Linien gewahrt sind. Bezogen auf Wirkungsdaten &amp; Rahmenwerke heisst das: Die Analyse muss das konkrete Thema ernst nehmen und zugleich den allgemeinen WÖk-Massstab halten. Es geht nicht darum, Akteure moralisch zu sortieren. Es geht darum, Wirkpfade, Wirkungsempfaenger, Datenqualitaet, Risiken und Rueckkopplung so zu beschreiben, dass bessere Entscheidungen moeglich werden.</w:t>
-      </w:r>
-    </w:p>
-    <w:p>
-      <w:r>
-        <w:t>Nichtkompensation. Der Abschnitt Lernziele ist in WC-V2 kein Zusatzwissen, sondern ein Pruefstein fuer die Grundfrage des Skripts: Was veraendert sich, bei wem, wodurch und mit welcher Rueckkopplung? Fuer Wirkungsdaten &amp; Rahmenwerke wird daran sichtbar, dass schwere zentrale Schaeden nicht durch beliebige positive Einzelwerte neutralisiert werden duerfen. Die fachliche Grenze liegt dort, wo Lernende eine Durchschnittslogik als moralische Entlastung verwenden. Die saubere Lesart trennt deshalb Beobachtung, Kausalannahme, Bewertung und Steuerungsfolge. In der Anwendung sollte daraus mindestens eine konkrete Indikator, Scorecard, Benchmark, Auditpfad oder Portfolioentscheidung abgeleitet werden; sonst bleibt das Wissen erklaerend, aber nicht steuerungsfaehig.</w:t>
-      </w:r>
-    </w:p>
-    <w:p>
-      <w:r>
-        <w:t>Anwendung auf Einleitung / Wirkungsfrage. In einer Fallanalyse beginnt dieser Punkt nicht mit einer Meinung, sondern mit einer belastbaren Beschreibung. Wer WC-V2 pruefungsnah liest, fragt zuerst nach Wirkungsempfaengern, Wirkraum, Zeitraum und Datenquelle. Erst danach folgt die Bewertung im Referenzrahmen Mensch, Planet, Demokratie, SDGs, Agenda 2030 und SDG+. Jeder Analyseblock fragt nach der Routine, die nach der Bewertung angepasst wird. Der typische Kurzschluss waere, Reporting als Abschluss behandeln. Genau dagegen setzt die WÖk die Pflicht, Wirkungspotenzial, Wirkungsrisiko und positive Netto-Wirkung begrifflich getrennt zu halten.</w:t>
-      </w:r>
-    </w:p>
-    <w:p>
-      <w:r>
-        <w:t>Evidenzregel. Kernaussage darf im Skript nicht als dekorativer Begriff stehen bleiben. Der Abschnitt traegt nur dann, wenn er eine pruefbare Aussage erlaubt: Welche Quelle stuetzt die Annahme, welche Unsicherheit bleibt offen und welche Gegenbeobachtung wuerde die Bewertung veraendern? Fuer Wirkungsdaten &amp; Rahmenwerke heisst das, dass Wirkungsbewertung Verfahren, Rechte, Transparenz und Korrektur braucht. Die Studierenden sollen nicht lernen, einen Score nachzusprechen. Sie sollen erkennen, wann ein Score klaert, wann er verdeckt und wann eine rote Linie die Durchschnittslogik stoppt.</w:t>
-      </w:r>
-    </w:p>
-    <w:p>
-      <w:r>
-        <w:t>Fallfenster zur Anwendung. Ein Controlling-Team moechte einen Score bilden. Das Skript verlangt, dass Datenqualitaet, Systemgrenzen, Gewichtung, Unsicherheit und Nichtkompensation sichtbar bleiben. Ein Score darf die Diskussion nicht beenden, sondern muss bessere Fragen, Priorisierung und Rueckkopplung ermoeglichen. Bezogen auf Wirkungsdaten &amp; Rahmenwerke heisst das: Die Analyse muss das konkrete Thema ernst nehmen und zugleich den allgemeinen WÖk-Massstab halten. Es geht nicht darum, Akteure moralisch zu sortieren. Es geht darum, Wirkpfade, Wirkungsempfaenger, Datenqualitaet, Risiken und Rueckkopplung so zu beschreiben, dass bessere Entscheidungen moeglich werden.</w:t>
-      </w:r>
-    </w:p>
-    <w:p>
-      <w:r>
-        <w:t>Transfer in Impact-Controlling. Quelltext und fachliche Grundlegung verbindet die inhaltliche Deutung mit der spaeteren Praxis. Eine Organisation kann zu Wirkungsdaten &amp; Rahmenwerke sehr ueberzeugend kommunizieren und trotzdem an Zahlen als Beweis zu behandeln, obwohl Systemgrenze, Datenqualitaet, Unsicherheit oder Nichtkompensation ungeklaert sind scheitern. Darum muss die V1-Fassung immer auch nach Governance fragen: Wer erhebt Daten, wer bewertet sie, wer traegt die Folgen, wer kann widersprechen und wann wird eine Entscheidung korrigiert? Pruefungsfragen verbinden Begriff, Anwendung, Evidenz und rote Linie. So wird aus einem Lehrkapitel eine verantwortbare Arbeitsroutine.</w:t>
-      </w:r>
-    </w:p>
-    <w:p>
-      <w:r>
-        <w:t>Pruefungsnahe Transferfrage. Formuliere zu WC-V2 eine Wirkungsaussage in drei Saetzen: Erstens den beobachteten oder plausiblen Zustand, zweitens die Daten- oder Quellenlage, drittens die offene Unsicherheit samt Rueckkopplung. Die Antwort muss ohne moralische Personenbewertung auskommen und darf Reichweite nicht mit Wirkung verwechseln.</w:t>
-      </w:r>
-    </w:p>
-    <w:p>
-      <w:r>
-        <w:t>Grenze gegen Scheingenauigkeit. Gerade bei Einstieg / Wirkungsfrage ist Praezision wichtiger als grosse Begriffe. Eine Wirkungsaussage bleibt schwach, wenn sie nur Aktivitaet, Reichweite, Absicht oder Image beschreibt. Stark wird sie erst, wenn sie die Zustandsveraenderung und ihre Bedingungen offenlegt. In WC-V2 ist deshalb entscheidend, WÖk-Begriffe im Alltag nur tragen, wenn sie in Routinen uebersetzt werden. Die Fehlerlinie verlaeuft nicht zwischen Optimismus und Pessimismus, sondern zwischen offengelegter Unsicherheit und rhetorischer Sicherheit ohne Pruefpfad.</w:t>
-      </w:r>
-    </w:p>
-    <w:p>
-      <w:r>
-        <w:t>Pruefungsnahe Lesart. Aus Video-/Audio-Vorlesung laesst sich eine gute Transferfrage ableiten: Welche Entscheidung waere falsch, wenn dieser Abschnitt missverstanden wird? Fuer Wirkungsdaten &amp; Rahmenwerke lautet die Antwort meist nicht einfach "mehr Wirkung", sondern genauer: bessere Unterscheidung, sauberere Daten, klarere Schutzlinie und rueckgekoppelte Steuerung. Gute Kommunikation unterscheidet Befund, Annahme und normative Bewertung. Wer das im Fall anwenden kann, hat den Kern der Vorlesung verstanden; wer nur Definitionen wiederholt, bleibt unter dem Anspruch der Akademie.</w:t>
-      </w:r>
-    </w:p>
-    <w:p>
-      <w:r>
-        <w:t>Fallfenster zur Anwendung. Ein Kommunikationsbericht nennt viele Aktivitaeten, Reichweiten und Rueckmeldungen. Die V1-Pruefung fragt, ob daraus eine belastbare Wirkungsaussage folgt. Wenn nur Kontakte, Klicks oder Zustimmung vorliegen, bleibt die Aussage im Bereich Wirkungspotenzial oder Resonanz, nicht im Bereich nachgewiesener Wirkung. Bezogen auf Wirkungsdaten &amp; Rahmenwerke heisst das: Die Analyse muss das konkrete Thema ernst nehmen und zugleich den allgemeinen WÖk-Massstab halten. Es geht nicht darum, Akteure moralisch zu sortieren. Es geht darum, Wirkpfade, Wirkungsempfaenger, Datenqualitaet, Risiken und Rueckkopplung so zu beschreiben, dass bessere Entscheidungen moeglich werden.</w:t>
-      </w:r>
-    </w:p>
-    <w:p>
-      <w:r>
-        <w:t>Systemgrenze. Der Abschnitt Transkript (Gerüst) ist in WC-V2 kein Zusatzwissen, sondern ein Pruefstein fuer die Grundfrage des Skripts: Was veraendert sich, bei wem, wodurch und mit welcher Rueckkopplung? Fuer Wirkungsdaten &amp; Rahmenwerke wird daran sichtbar, dass jede Wirkungsaussage eine Grenze zieht und diese Grenze begruenden muss. Die fachliche Grenze liegt dort, wo Lernende nur den bequemen Ausschnitt betrachten. Die saubere Lesart trennt deshalb Beobachtung, Kausalannahme, Bewertung und Steuerungsfolge. In der Anwendung sollte daraus mindestens eine konkrete Indikator, Scorecard, Benchmark, Auditpfad oder Portfolioentscheidung abgeleitet werden; sonst bleibt das Wissen erklaerend, aber nicht steuerungsfaehig.</w:t>
-      </w:r>
-    </w:p>
-    <w:p>
-      <w:r>
-        <w:t>Anwendung auf Skript / Folien (Lernseite). In einer Fallanalyse beginnt dieser Punkt nicht mit einer Meinung, sondern mit einer belastbaren Beschreibung. Wer WC-V2 pruefungsnah liest, fragt zuerst nach Wirkungsempfaengern, Wirkraum, Zeitraum und Datenquelle. Erst danach folgt die Bewertung im Referenzrahmen Mensch, Planet, Demokratie, SDGs, Agenda 2030 und SDG+. Szenarien pruefen Sofortwirkung, Folgewirkung und Reversibilitaet getrennt. Der typische Kurzschluss waere, Momentnutzen als dauerhafte positive Netto-Wirkung verkaufen. Genau dagegen setzt die WÖk die Pflicht, Wirkungspotenzial, Wirkungsrisiko und positive Netto-Wirkung begrifflich getrennt zu halten.</w:t>
-      </w:r>
-    </w:p>
-    <w:p>
-      <w:r>
-        <w:t>Evidenzregel. Transferaufgabe darf im Skript nicht als dekorativer Begriff stehen bleiben. Der Abschnitt traegt nur dann, wenn er eine pruefbare Aussage erlaubt: Welche Quelle stuetzt die Annahme, welche Unsicherheit bleibt offen und welche Gegenbeobachtung wuerde die Bewertung veraendern? Fuer Wirkungsdaten &amp; Rahmenwerke heisst das, dass Wirkung nicht am Sender, sondern an veraenderten Zustanden der Empfaenger geprueft wird. Die Studierenden sollen nicht lernen, einen Score nachzusprechen. Sie sollen erkennen, wann ein Score klaert, wann er verdeckt und wann eine rote Linie die Durchschnittslogik stoppt.</w:t>
-      </w:r>
-    </w:p>
-    <w:p>
-      <w:r>
-        <w:t>Fallfenster zur Anwendung. Eine Organisation plant eine Massnahme und formuliert dazu eine positive Absicht. In der WÖk reicht das nicht. Fuer diese Vorlesung muss sichtbar werden, welche Zustandsveraenderung erwartet wird, welche Empfaenger direkt oder indirekt betroffen sind, welche Nebenwirkungen entstehen koennen und welche Entscheidung spaeter korrigiert wird. Bezogen auf Wirkungsdaten &amp; Rahmenwerke heisst das: Die Analyse muss das konkrete Thema ernst nehmen und zugleich den allgemeinen WÖk-Massstab halten. Es geht nicht darum, Akteure moralisch zu sortieren. Es geht darum, Wirkpfade, Wirkungsempfaenger, Datenqualitaet, Risiken und Rueckkopplung so zu beschreiben, dass bessere Entscheidungen moeglich werden.</w:t>
-      </w:r>
-    </w:p>
-    <w:p>
-      <w:r>
-        <w:t>Pruefungsnahe Transferfrage. Formuliere zu WC-V2 eine Wirkungsaussage in drei Saetzen: Erstens den beobachteten oder plausiblen Zustand, zweitens die Daten- oder Quellenlage, drittens die offene Unsicherheit samt Rueckkopplung. Die Antwort muss ohne moralische Personenbewertung auskommen und darf Reichweite nicht mit Wirkung verwechseln.</w:t>
-      </w:r>
-    </w:p>
-    <w:p>
-      <w:r>
-        <w:t>Transfer in Impact-Controlling. Praxisbeispiel verbindet die inhaltliche Deutung mit der spaeteren Praxis. Eine Organisation kann zu Wirkungsdaten &amp; Rahmenwerke sehr ueberzeugend kommunizieren und trotzdem an Zahlen als Beweis zu behandeln, obwohl Systemgrenze, Datenqualitaet, Unsicherheit oder Nichtkompensation ungeklaert sind scheitern. Darum muss die V1-Fassung immer auch nach Governance fragen: Wer erhebt Daten, wer bewertet sie, wer traegt die Folgen, wer kann widersprechen und wann wird eine Entscheidung korrigiert? Jede Schlussfolgerung endet mit Entscheidung, Verantwortlichkeit und Termin fuer Rueckpruefung. So wird aus einem Lehrkapitel eine verantwortbare Arbeitsroutine.</w:t>
-      </w:r>
-    </w:p>
-    <w:p>
-      <w:r>
-        <w:t>Grenze gegen Scheingenauigkeit. Gerade bei Wirkungsökonomische Vertiefung ist Praezision wichtiger als grosse Begriffe. Eine Wirkungsaussage bleibt schwach, wenn sie nur Aktivitaet, Reichweite, Absicht oder Image beschreibt. Stark wird sie erst, wenn sie die Zustandsveraenderung und ihre Bedingungen offenlegt. In WC-V2 ist deshalb entscheidend, WÖk-Aussagen mit bestehenden Begriffen, Studien, Standards und Rechtsrahmen in Beziehung stehen muessen. Die Fehlerlinie verlaeuft nicht zwischen Optimismus und Pessimismus, sondern zwischen offengelegter Unsicherheit und rhetorischer Sicherheit ohne Pruefpfad.</w:t>
-      </w:r>
-    </w:p>
-    <w:p>
-      <w:r>
-        <w:t>Pruefungsnahe Lesart. Aus Prüfungsrelevanz laesst sich eine gute Transferfrage ableiten: Welche Entscheidung waere falsch, wenn dieser Abschnitt missverstanden wird? Fuer Wirkungsdaten &amp; Rahmenwerke lautet die Antwort meist nicht einfach "mehr Wirkung", sondern genauer: bessere Unterscheidung, sauberere Daten, klarere Schutzlinie und rueckgekoppelte Steuerung. Die Analyse markiert Stoppsignale vor jeder Portfolio- oder Score-Debatte. Wer das im Fall anwenden kann, hat den Kern der Vorlesung verstanden; wer nur Definitionen wiederholt, bleibt unter dem Anspruch der Akademie.</w:t>
-      </w:r>
-    </w:p>
-    <w:p>
-      <w:r>
-        <w:t>Fallfenster zur Anwendung. Eine Fuehrungsentscheidung erzeugt zugleich Nutzen und Risiken. Die WÖk behandelt Ambivalenz nicht als Stoerung, sondern als Kern der Analyse. Positive Netto-Wirkung darf erst behauptet werden, wenn zentrale negative Wirkungen getrennt geprueft und rote Linien gewahrt sind. Bezogen auf Wirkungsdaten &amp; Rahmenwerke heisst das: Die Analyse muss das konkrete Thema ernst nehmen und zugleich den allgemeinen WÖk-Massstab halten. Es geht nicht darum, Akteure moralisch zu sortieren. Es geht darum, Wirkpfade, Wirkungsempfaenger, Datenqualitaet, Risiken und Rueckkopplung so zu beschreiben, dass bessere Entscheidungen moeglich werden.</w:t>
+        <w:t>Schlussvertiefung 3: Wirkungsdaten &amp; Rahmenwerke im Anwendungsfall</w:t>
+      </w:r>
+    </w:p>
+    <w:p>
+      <w:r>
+        <w:t>Die folgenden Abschnitte sind keine neue Pruefungsloesung. Sie verdichten die vorhandenen Kapitel zu einer Lesart, mit der Studierende einen Fall selbststaendig analysieren koennen. Im Mittelpunkt stehen Datenqualitaet, Bewertungsprofile, Scorecards und rueckgekoppelte Steuerung, nicht moralische Personenbewertung.</w:t>
+      </w:r>
+    </w:p>
+    <w:p>
+      <w:r>
+        <w:t>Begriffliche Schlussklaerung. In WC-V2 muss Auswertung aus der lebenden Website-Referenz immer mit Empfaengern gelesen werden. Wirkung entsteht nicht beim Sender, sondern an veraenderten Zustaenden von Menschen, Oekosystemen, Institutionen, Oeffentlichkeit oder kuenftigen Handlungsspielraeumen. Darum reicht es nicht, interne Aktivitaeten zu dokumentieren. Entscheidend ist, ob sich ein Zustand nachvollziehbar veraendert und ob diese Veraenderung im Referenzrahmen Mensch, Planet, Demokratie, SDGs, Agenda 2030 und SDG+ tragfaehig bewertet werden kann.</w:t>
+      </w:r>
+    </w:p>
+    <w:p>
+      <w:r>
+        <w:t>Ein Bericht behauptet, die Massnahme zu Wirkungsdaten &amp; Rahmenwerke sei erfolgreich. Die WOE-Lesart fragt bei Auswertung aus der lebenden Website-Referenz nach belastbaren Nachweisen: Datenquelle, Systemgrenze, Erhebungslogik, Unsicherheit, Aktualitaet und Auditspur. Wenn diese Nachweise fehlen, bleibt die Aussage Wirkungspotenzial oder Kommunikationsbehauptung. Sie kann wichtig sein, aber sie ist noch keine belegte Wirkung.</w:t>
+      </w:r>
+    </w:p>
+    <w:p>
+      <w:r>
+        <w:t>Wirkpfad und Empfaenger. Wissenschaftliche Anschlussfaehigkeit entsteht hier durch Quellenklarheit. Bei Messbarkeit ohne Reduktionismus werden interne WOE-Begriffe nicht als Ersatz fuer Belege benutzt, sondern mit WOE-IDs, Benchmarks, Auditlogik, Datenqualitaetsstufen und externe Reportingrahmen verbunden. Wo die Datenlage offen bleibt, wird das offengelegt. Wo eine Aussage nur plausibel ist, bleibt sie als Wirkungspotenzial markiert. Wo ein Schaden eine rote Linie beruehrt, greift Nichtkompensation vor Durchschnittslogik.</w:t>
+      </w:r>
+    </w:p>
+    <w:p>
+      <w:r>
+        <w:t>In einer kontroversen Entscheidung wirkt Messbarkeit ohne Reduktionismus als Pruefpunkt fuer Ambivalenz. Ein Nutzen fuer eine Gruppe kann mit Risiken fuer andere Wirkungsempfaenger einhergehen. Das Skript verlangt deshalb, positive und negative Zustandsveraenderungen getrennt zu fuehren, bevor von positiver Netto-Wirkung gesprochen wird.</w:t>
+      </w:r>
+    </w:p>
+    <w:p>
+      <w:r>
+        <w:t>Rueckfluss. Fuer den WOE-Korpus bedeutet das: Begriffe aus Wirkungsdaten &amp; Rahmenwerke sollten dort geschaerft werden, wo sie in Glossar, Werkzeugen, Journal oder Readern doppeldeutig bleiben. Offene Forschungsfragen werden nicht versteckt. Sie markieren die Stelle, an der spaetere Evidenz, ein besserer Datensatz oder eine praezisere Fallstudie die Bewertung veraendern kann.</w:t>
+      </w:r>
+    </w:p>
+    <w:p>
+      <w:r>
+        <w:t>Daten, Quellen und Evidenz. In Impact-Controlling wird Empirische, systemische und normative Ebene erst steuerungsfaehig, wenn daraus eine Entscheidung folgt. Kennzahlen muessen Entscheidungen verbessern, nicht nur Berichte fuellen. Ohne diese Rueckkopplung bleibt Reporting eine Beschreibung. Mit Rueckkopplung wird aus Bewertung eine veraenderte Routine: ein anderer Prozess, ein geaenderter Anreiz, eine bessere Datenpflicht, eine korrigierte Kommunikation oder eine neue Priorisierung.</w:t>
+      </w:r>
+    </w:p>
+    <w:p>
+      <w:r>
+        <w:t>Die typische Fehlstelle bei Wirkungsdaten &amp; Rahmenwerke liegt darin, Messbarkeit als Wahrheit zu behandeln. Bei Empirische, systemische und normative Ebene wird diese Fehlstelle konkret: Ein scheinbar plausibler Befund darf nicht zur Abkuerzung werden. Quellen, Systemgrenzen, Unsicherheit und Rueckkopplung bleiben sichtbar.</w:t>
+      </w:r>
+    </w:p>
+    <w:p>
+      <w:r>
+        <w:t>Bewertung und rote Linien. Die Grenze gegen Scheingenauigkeit verlaeuft bei Messgrenzen, Schätzungen und Unsicherheit nicht zwischen Optimismus und Pessimismus. Sie verlaeuft zwischen offengelegter Unsicherheit und rhetorischer Sicherheit. Wer Wirkungsdaten &amp; Rahmenwerke belastbar anwenden will, benennt Systemgrenze, Zeitraum, Vergleichspunkt und offene Gegenhypothese. Gerade dadurch bleibt das Skript anschlussfaehig fuer Forschung, Praxis und spaetere Revision.</w:t>
+      </w:r>
+    </w:p>
+    <w:p>
+      <w:r>
+        <w:t>Fuer die Pruefung ist Messgrenzen, Schätzungen und Unsicherheit dann verstanden, wenn daraus eine belastbare Fallantwort entsteht. Eine gute Antwort unterscheidet Beobachtung, Kausalannahme, Bewertung und Steuerungsfolge. Sie bewertet keine Menschen, sondern Wirkpfade, Zustandsveraenderungen, Risiken und institutionelle Bedingungen.</w:t>
+      </w:r>
+    </w:p>
+    <w:p>
+      <w:r>
+        <w:t>Kontrollfrage. Welche Entscheidung waere falsch, wenn Messgrenzen, Schätzungen und Unsicherheit in WC-V2 missverstanden wird? Die Antwort muss mindestens eine Daten- oder Quellenannahme, eine betroffene Gruppe oder Schutzdimension, eine moegliche Nebenwirkung und einen Rueckkopplungsschritt nennen. Richtig ist nicht die lauteste Bewertung, sondern diejenige, die Begriff, Beleg und Steuerungsfolge zusammenhaelt.</w:t>
+      </w:r>
+    </w:p>
+    <w:p>
+      <w:r>
+        <w:t>Steuerung und Rueckkopplung. Warum Messung Rückkopplung vorbereitet zeigt, warum Wirkungsdaten &amp; Rahmenwerke mehr ist als ein Schlagwort im Feld Datenqualitaet, Bewertungsprofile, Scorecards und rueckgekoppelte Steuerung. Die wirkungsoekonomische Frage lautet: Welche reale Veraenderung wird moeglich, welche bleibt nur Potenzial und wo entsteht ein Wirkungsrisiko? Diese Unterscheidung schuetzt vor Impact-Washing, weil sie Absicht, Aktivitaet, Reichweite und Wirkung auseinanderhaelt.</w:t>
+      </w:r>
+    </w:p>
+    <w:p>
+      <w:r>
+        <w:t>Eine Kommune, ein Unternehmen oder eine Bildungsorganisation will Wirkungsdaten &amp; Rahmenwerke praktisch anwenden. Der erste Schritt ist nicht die Auswahl eines Instruments, sondern die Klaerung der Zustandsveraenderung. Bei Warum Messung Rückkopplung vorbereitet muss deshalb benannt werden, wer betroffen ist, welcher Zustand sich veraendert, welche Frist gilt und welche Gegenbeobachtung die Annahme widerlegen wuerde. Erst danach entsteht eine begruendete Entscheidung im Feld Indikator, Scorecard, Benchmark, Auditpfad, Portfolioentscheidung oder CAPEX/OPEX-Priorisierung.</w:t>
+      </w:r>
+    </w:p>
+    <w:p>
+      <w:r>
+        <w:t>Pruefungsnahe Anwendung. In WC-V2 muss DPP als Produktgedächtnis immer mit Empfaengern gelesen werden. Wirkung entsteht nicht beim Sender, sondern an veraenderten Zustaenden von Menschen, Oekosystemen, Institutionen, Oeffentlichkeit oder kuenftigen Handlungsspielraeumen. Darum reicht es nicht, interne Aktivitaeten zu dokumentieren. Entscheidend ist, ob sich ein Zustand nachvollziehbar veraendert und ob diese Veraenderung im Referenzrahmen Mensch, Planet, Demokratie, SDGs, Agenda 2030 und SDG+ tragfaehig bewertet werden kann.</w:t>
+      </w:r>
+    </w:p>
+    <w:p>
+      <w:r>
+        <w:t>Ein Bericht behauptet, die Massnahme zu Wirkungsdaten &amp; Rahmenwerke sei erfolgreich. Die WOE-Lesart fragt bei DPP als Produktgedächtnis nach belastbaren Nachweisen: Datenquelle, Systemgrenze, Erhebungslogik, Unsicherheit, Aktualitaet und Auditspur. Wenn diese Nachweise fehlen, bleibt die Aussage Wirkungspotenzial oder Kommunikationsbehauptung. Sie kann wichtig sein, aber sie ist noch keine belegte Wirkung.</w:t>
+      </w:r>
+    </w:p>
+    <w:p>
+      <w:r>
+        <w:t>Transfer in den WOE-Korpus. Wissenschaftliche Anschlussfaehigkeit entsteht hier durch Quellenklarheit. Bei Einleitung / Wirkungsfrage werden interne WOE-Begriffe nicht als Ersatz fuer Belege benutzt, sondern mit WOE-IDs, Benchmarks, Auditlogik, Datenqualitaetsstufen und externe Reportingrahmen verbunden. Wo die Datenlage offen bleibt, wird das offengelegt. Wo eine Aussage nur plausibel ist, bleibt sie als Wirkungspotenzial markiert. Wo ein Schaden eine rote Linie beruehrt, greift Nichtkompensation vor Durchschnittslogik.</w:t>
+      </w:r>
+    </w:p>
+    <w:p>
+      <w:r>
+        <w:t>In einer kontroversen Entscheidung wirkt Einleitung / Wirkungsfrage als Pruefpunkt fuer Ambivalenz. Ein Nutzen fuer eine Gruppe kann mit Risiken fuer andere Wirkungsempfaenger einhergehen. Das Skript verlangt deshalb, positive und negative Zustandsveraenderungen getrennt zu fuehren, bevor von positiver Netto-Wirkung gesprochen wird.</w:t>
+      </w:r>
+    </w:p>
+    <w:p>
+      <w:r>
+        <w:t>Grenzen der Aussage. In Impact-Controlling wird Kernaussage erst steuerungsfaehig, wenn daraus eine Entscheidung folgt. Kennzahlen muessen Entscheidungen verbessern, nicht nur Berichte fuellen. Ohne diese Rueckkopplung bleibt Reporting eine Beschreibung. Mit Rueckkopplung wird aus Bewertung eine veraenderte Routine: ein anderer Prozess, ein geaenderter Anreiz, eine bessere Datenpflicht, eine korrigierte Kommunikation oder eine neue Priorisierung.</w:t>
+      </w:r>
+    </w:p>
+    <w:p>
+      <w:r>
+        <w:t>Die typische Fehlstelle bei Wirkungsdaten &amp; Rahmenwerke liegt darin, Messbarkeit als Wahrheit zu behandeln. Bei Kernaussage wird diese Fehlstelle konkret: Ein scheinbar plausibler Befund darf nicht zur Abkuerzung werden. Quellen, Systemgrenzen, Unsicherheit und Rueckkopplung bleiben sichtbar.</w:t>
+      </w:r>
+    </w:p>
+    <w:p>
+      <w:r>
+        <w:t>Kontrollfrage. Welche Entscheidung waere falsch, wenn Kernaussage in WC-V2 missverstanden wird? Die Antwort muss mindestens eine Daten- oder Quellenannahme, eine betroffene Gruppe oder Schutzdimension, eine moegliche Nebenwirkung und einen Rueckkopplungsschritt nennen. Richtig ist nicht die lauteste Bewertung, sondern diejenige, die Begriff, Beleg und Steuerungsfolge zusammenhaelt.</w:t>
+      </w:r>
+    </w:p>
+    <w:p>
+      <w:r>
+        <w:t>Rueckfluss. Fuer den WOE-Korpus bedeutet das: Begriffe aus Wirkungsdaten &amp; Rahmenwerke sollten dort geschaerft werden, wo sie in Glossar, Werkzeugen, Journal oder Readern doppeldeutig bleiben. Offene Forschungsfragen werden nicht versteckt. Sie markieren die Stelle, an der spaetere Evidenz, ein besserer Datensatz oder eine praezisere Fallstudie die Bewertung veraendern kann.</w:t>
       </w:r>
     </w:p>
     <w:p>
@@ -3900,82 +3825,107 @@
         <w:pStyle w:val="Heading3"/>
       </w:pPr>
       <w:r>
-        <w:t>Abschlusskommentar 4: Lesen, pruefen, rueckkoppeln</w:t>
-      </w:r>
-    </w:p>
-    <w:p>
-      <w:r>
-        <w:t>Die folgende Verdichtung fuehrt die vorhandenen Kapitel nicht als Wiederholung, sondern als Anwendung zusammen. Wirkungskompetenz entsteht, wenn dieselbe begriffliche Strenge in Fallanalyse, Datenarbeit, Kommunikation, Governance und Entscheidungspraxis wiedererkannt wird.</w:t>
-      </w:r>
-    </w:p>
-    <w:p>
-      <w:r>
-        <w:t>Begriffliche Schaerfung. Der Abschnitt Lernziele ist in WC-V2 kein Zusatzwissen, sondern ein Pruefstein fuer die Grundfrage des Skripts: Was veraendert sich, bei wem, wodurch und mit welcher Rueckkopplung? Fuer Wirkungsdaten &amp; Rahmenwerke wird daran sichtbar, dass praezise Sprache die erste Sicherung gegen Impact-Washing bildet. Die fachliche Grenze liegt dort, wo Lernende Output, Reichweite, Absicht und Wirkung in einem Satz vermischen. Die saubere Lesart trennt deshalb Beobachtung, Kausalannahme, Bewertung und Steuerungsfolge. In der Anwendung sollte daraus mindestens eine konkrete Indikator, Scorecard, Benchmark, Auditpfad oder Portfolioentscheidung abgeleitet werden; sonst bleibt das Wissen erklaerend, aber nicht steuerungsfaehig.</w:t>
-      </w:r>
-    </w:p>
-    <w:p>
-      <w:r>
-        <w:t>Anwendung auf Einleitung / Wirkungsfrage. In einer Fallanalyse beginnt dieser Punkt nicht mit einer Meinung, sondern mit einer belastbaren Beschreibung. Wer WC-V2 pruefungsnah liest, fragt zuerst nach Wirkungsempfaengern, Wirkraum, Zeitraum und Datenquelle. Erst danach folgt die Bewertung im Referenzrahmen Mensch, Planet, Demokratie, SDGs, Agenda 2030 und SDG+. Mindestens ein direkter und ein indirekter Wirkpfad muessen nachvollziehbar sein. Der typische Kurzschluss waere, nur die Massnahme selbst bewerten und indirekte Empfaenger ausblenden. Genau dagegen setzt die WÖk die Pflicht, Wirkungspotenzial, Wirkungsrisiko und positive Netto-Wirkung begrifflich getrennt zu halten.</w:t>
-      </w:r>
-    </w:p>
-    <w:p>
-      <w:r>
-        <w:t>Pruefungsnahe Transferfrage. Formuliere zu WC-V2 eine Wirkungsaussage in drei Saetzen: Erstens den beobachteten oder plausiblen Zustand, zweitens die Daten- oder Quellenlage, drittens die offene Unsicherheit samt Rueckkopplung. Die Antwort muss ohne moralische Personenbewertung auskommen und darf Reichweite nicht mit Wirkung verwechseln.</w:t>
-      </w:r>
-    </w:p>
-    <w:p>
-      <w:r>
-        <w:t>Evidenzregel. Kernaussage darf im Skript nicht als dekorativer Begriff stehen bleiben. Der Abschnitt traegt nur dann, wenn er eine pruefbare Aussage erlaubt: Welche Quelle stuetzt die Annahme, welche Unsicherheit bleibt offen und welche Gegenbeobachtung wuerde die Bewertung veraendern? Fuer Wirkungsdaten &amp; Rahmenwerke heisst das, dass jede Bewertung nur so belastbar ist wie Datenlage, Quellenstatus, Aktualitaet und Systemgrenze. Die Studierenden sollen nicht lernen, einen Score nachzusprechen. Sie sollen erkennen, wann ein Score klaert, wann er verdeckt und wann eine rote Linie die Durchschnittslogik stoppt.</w:t>
-      </w:r>
-    </w:p>
-    <w:p>
-      <w:r>
-        <w:t>Fallfenster zur Anwendung. Ein Controlling-Team moechte einen Score bilden. Das Skript verlangt, dass Datenqualitaet, Systemgrenzen, Gewichtung, Unsicherheit und Nichtkompensation sichtbar bleiben. Ein Score darf die Diskussion nicht beenden, sondern muss bessere Fragen, Priorisierung und Rueckkopplung ermoeglichen. Bezogen auf Wirkungsdaten &amp; Rahmenwerke heisst das: Die Analyse muss das konkrete Thema ernst nehmen und zugleich den allgemeinen WÖk-Massstab halten. Es geht nicht darum, Akteure moralisch zu sortieren. Es geht darum, Wirkpfade, Wirkungsempfaenger, Datenqualitaet, Risiken und Rueckkopplung so zu beschreiben, dass bessere Entscheidungen moeglich werden.</w:t>
-      </w:r>
-    </w:p>
-    <w:p>
-      <w:r>
-        <w:t>Transfer in Impact-Controlling. Quelltext und fachliche Grundlegung verbindet die inhaltliche Deutung mit der spaeteren Praxis. Eine Organisation kann zu Wirkungsdaten &amp; Rahmenwerke sehr ueberzeugend kommunizieren und trotzdem an Zahlen als Beweis zu behandeln, obwohl Systemgrenze, Datenqualitaet, Unsicherheit oder Nichtkompensation ungeklaert sind scheitern. Darum muss die V1-Fassung immer auch nach Governance fragen: Wer erhebt Daten, wer bewertet sie, wer traegt die Folgen, wer kann widersprechen und wann wird eine Entscheidung korrigiert? Profile, Zielkonflikte und offene Punkte werden nebeneinander gefuehrt. So wird aus einem Lehrkapitel eine verantwortbare Arbeitsroutine.</w:t>
-      </w:r>
-    </w:p>
-    <w:p>
-      <w:r>
-        <w:t>Grenze gegen Scheingenauigkeit. Gerade bei Einstieg / Wirkungsfrage ist Praezision wichtiger als grosse Begriffe. Eine Wirkungsaussage bleibt schwach, wenn sie nur Aktivitaet, Reichweite, Absicht oder Image beschreibt. Stark wird sie erst, wenn sie die Zustandsveraenderung und ihre Bedingungen offenlegt. In WC-V2 ist deshalb entscheidend, schwere zentrale Schaeden nicht durch beliebige positive Einzelwerte neutralisiert werden duerfen. Die Fehlerlinie verlaeuft nicht zwischen Optimismus und Pessimismus, sondern zwischen offengelegter Unsicherheit und rhetorischer Sicherheit ohne Pruefpfad.</w:t>
-      </w:r>
-    </w:p>
-    <w:p>
-      <w:r>
-        <w:t>Pruefungsnahe Lesart. Aus Video-/Audio-Vorlesung laesst sich eine gute Transferfrage ableiten: Welche Entscheidung waere falsch, wenn dieser Abschnitt missverstanden wird? Fuer Wirkungsdaten &amp; Rahmenwerke lautet die Antwort meist nicht einfach "mehr Wirkung", sondern genauer: bessere Unterscheidung, sauberere Daten, klarere Schutzlinie und rueckgekoppelte Steuerung. Jeder Analyseblock fragt nach der Routine, die nach der Bewertung angepasst wird. Wer das im Fall anwenden kann, hat den Kern der Vorlesung verstanden; wer nur Definitionen wiederholt, bleibt unter dem Anspruch der Akademie.</w:t>
-      </w:r>
-    </w:p>
-    <w:p>
-      <w:r>
-        <w:t>Fallfenster zur Anwendung. Ein Kommunikationsbericht nennt viele Aktivitaeten, Reichweiten und Rueckmeldungen. Die V1-Pruefung fragt, ob daraus eine belastbare Wirkungsaussage folgt. Wenn nur Kontakte, Klicks oder Zustimmung vorliegen, bleibt die Aussage im Bereich Wirkungspotenzial oder Resonanz, nicht im Bereich nachgewiesener Wirkung. Bezogen auf Wirkungsdaten &amp; Rahmenwerke heisst das: Die Analyse muss das konkrete Thema ernst nehmen und zugleich den allgemeinen WÖk-Massstab halten. Es geht nicht darum, Akteure moralisch zu sortieren. Es geht darum, Wirkpfade, Wirkungsempfaenger, Datenqualitaet, Risiken und Rueckkopplung so zu beschreiben, dass bessere Entscheidungen moeglich werden.</w:t>
-      </w:r>
-    </w:p>
-    <w:p>
-      <w:r>
-        <w:t>Governance. Der Abschnitt Transkript (Gerüst) ist in WC-V2 kein Zusatzwissen, sondern ein Pruefstein fuer die Grundfrage des Skripts: Was veraendert sich, bei wem, wodurch und mit welcher Rueckkopplung? Fuer Wirkungsdaten &amp; Rahmenwerke wird daran sichtbar, dass Wirkungsbewertung Verfahren, Rechte, Transparenz und Korrektur braucht. Die fachliche Grenze liegt dort, wo Lernende Bewertung als technokratische Top-down-Setzung verstehen. Die saubere Lesart trennt deshalb Beobachtung, Kausalannahme, Bewertung und Steuerungsfolge. In der Anwendung sollte daraus mindestens eine konkrete Indikator, Scorecard, Benchmark, Auditpfad oder Portfolioentscheidung abgeleitet werden; sonst bleibt das Wissen erklaerend, aber nicht steuerungsfaehig.</w:t>
-      </w:r>
-    </w:p>
-    <w:p>
-      <w:r>
-        <w:t>Pruefungsnahe Transferfrage. Formuliere zu WC-V2 eine Wirkungsaussage in drei Saetzen: Erstens den beobachteten oder plausiblen Zustand, zweitens die Daten- oder Quellenlage, drittens die offene Unsicherheit samt Rueckkopplung. Die Antwort muss ohne moralische Personenbewertung auskommen und darf Reichweite nicht mit Wirkung verwechseln.</w:t>
-      </w:r>
-    </w:p>
-    <w:p>
-      <w:r>
-        <w:t>Anwendung auf Skript / Folien (Lernseite). In einer Fallanalyse beginnt dieser Punkt nicht mit einer Meinung, sondern mit einer belastbaren Beschreibung. Wer WC-V2 pruefungsnah liest, fragt zuerst nach Wirkungsempfaengern, Wirkraum, Zeitraum und Datenquelle. Erst danach folgt die Bewertung im Referenzrahmen Mensch, Planet, Demokratie, SDGs, Agenda 2030 und SDG+. Pruefungsfragen verbinden Begriff, Anwendung, Evidenz und rote Linie. Der typische Kurzschluss waere, reines Auswendiglernen als Kompetenznachweis behandeln. Genau dagegen setzt die WÖk die Pflicht, Wirkungspotenzial, Wirkungsrisiko und positive Netto-Wirkung begrifflich getrennt zu halten.</w:t>
-      </w:r>
-    </w:p>
-    <w:p>
-      <w:r>
-        <w:t>Evidenzregel. Transferaufgabe darf im Skript nicht als dekorativer Begriff stehen bleiben. Der Abschnitt traegt nur dann, wenn er eine pruefbare Aussage erlaubt: Welche Quelle stuetzt die Annahme, welche Unsicherheit bleibt offen und welche Gegenbeobachtung wuerde die Bewertung veraendern? Fuer Wirkungsdaten &amp; Rahmenwerke heisst das, dass WÖk-Begriffe im Alltag nur tragen, wenn sie in Routinen uebersetzt werden. Die Studierenden sollen nicht lernen, einen Score nachzusprechen. Sie sollen erkennen, wann ein Score klaert, wann er verdeckt und wann eine rote Linie die Durchschnittslogik stoppt.</w:t>
-      </w:r>
-    </w:p>
-    <w:p>
-      <w:r>
-        <w:t>Fallfenster zur Anwendung. Eine Organisation plant eine Massnahme und formuliert dazu eine positive Absicht. In der WÖk reicht das nicht. Fuer diese Vorlesung muss sichtbar werden, welche Zustandsveraenderung erwartet wird, welche Empfaenger direkt oder indirekt betroffen sind, welche Nebenwirkungen entstehen koennen und welche Entscheidung spaeter korrigiert wird. Bezogen auf Wirkungsdaten &amp; Rahmenwerke heisst das: Die Analyse muss das konkrete Thema ernst nehmen und zugleich den allgemeinen WÖk-Massstab halten. Es geht nicht darum, Akteure moralisch zu sortieren. Es geht darum, Wirkpfade, Wirkungsempfaenger, Datenqualitaet, Risiken und Rueckkopplung so zu beschreiben, dass bessere Entscheidungen moeglich werden.</w:t>
+        <w:t>Schlussvertiefung 4: Wirkungsdaten &amp; Rahmenwerke im Anwendungsfall</w:t>
+      </w:r>
+    </w:p>
+    <w:p>
+      <w:r>
+        <w:t>Die folgenden Abschnitte sind keine neue Pruefungsloesung. Sie verdichten die vorhandenen Kapitel zu einer Lesart, mit der Studierende einen Fall selbststaendig analysieren koennen. Im Mittelpunkt stehen Datenqualitaet, Bewertungsprofile, Scorecards und rueckgekoppelte Steuerung, nicht moralische Personenbewertung.</w:t>
+      </w:r>
+    </w:p>
+    <w:p>
+      <w:r>
+        <w:t>Begriffliche Schlussklaerung. Die Grenze gegen Scheingenauigkeit verlaeuft bei Quelltext und fachliche Grundlegung nicht zwischen Optimismus und Pessimismus. Sie verlaeuft zwischen offengelegter Unsicherheit und rhetorischer Sicherheit. Wer Wirkungsdaten &amp; Rahmenwerke belastbar anwenden will, benennt Systemgrenze, Zeitraum, Vergleichspunkt und offene Gegenhypothese. Gerade dadurch bleibt das Skript anschlussfaehig fuer Forschung, Praxis und spaetere Revision.</w:t>
+      </w:r>
+    </w:p>
+    <w:p>
+      <w:r>
+        <w:t>Fuer die Pruefung ist Quelltext und fachliche Grundlegung dann verstanden, wenn daraus eine belastbare Fallantwort entsteht. Eine gute Antwort unterscheidet Beobachtung, Kausalannahme, Bewertung und Steuerungsfolge. Sie bewertet keine Menschen, sondern Wirkpfade, Zustandsveraenderungen, Risiken und institutionelle Bedingungen.</w:t>
+      </w:r>
+    </w:p>
+    <w:p>
+      <w:r>
+        <w:t>Wirkpfad und Empfaenger. Einstieg / Wirkungsfrage zeigt, warum Wirkungsdaten &amp; Rahmenwerke mehr ist als ein Schlagwort im Feld Datenqualitaet, Bewertungsprofile, Scorecards und rueckgekoppelte Steuerung. Die wirkungsoekonomische Frage lautet: Welche reale Veraenderung wird moeglich, welche bleibt nur Potenzial und wo entsteht ein Wirkungsrisiko? Diese Unterscheidung schuetzt vor Impact-Washing, weil sie Absicht, Aktivitaet, Reichweite und Wirkung auseinanderhaelt.</w:t>
+      </w:r>
+    </w:p>
+    <w:p>
+      <w:r>
+        <w:t>Eine Kommune, ein Unternehmen oder eine Bildungsorganisation will Wirkungsdaten &amp; Rahmenwerke praktisch anwenden. Der erste Schritt ist nicht die Auswahl eines Instruments, sondern die Klaerung der Zustandsveraenderung. Bei Einstieg / Wirkungsfrage muss deshalb benannt werden, wer betroffen ist, welcher Zustand sich veraendert, welche Frist gilt und welche Gegenbeobachtung die Annahme widerlegen wuerde. Erst danach entsteht eine begruendete Entscheidung im Feld Indikator, Scorecard, Benchmark, Auditpfad, Portfolioentscheidung oder CAPEX/OPEX-Priorisierung.</w:t>
+      </w:r>
+    </w:p>
+    <w:p>
+      <w:r>
+        <w:t>Daten, Quellen und Evidenz. In WC-V2 muss Skript / Folien (Lernseite) immer mit Empfaengern gelesen werden. Wirkung entsteht nicht beim Sender, sondern an veraenderten Zustaenden von Menschen, Oekosystemen, Institutionen, Oeffentlichkeit oder kuenftigen Handlungsspielraeumen. Darum reicht es nicht, interne Aktivitaeten zu dokumentieren. Entscheidend ist, ob sich ein Zustand nachvollziehbar veraendert und ob diese Veraenderung im Referenzrahmen Mensch, Planet, Demokratie, SDGs, Agenda 2030 und SDG+ tragfaehig bewertet werden kann.</w:t>
+      </w:r>
+    </w:p>
+    <w:p>
+      <w:r>
+        <w:t>Ein Bericht behauptet, die Massnahme zu Wirkungsdaten &amp; Rahmenwerke sei erfolgreich. Die WOE-Lesart fragt bei Skript / Folien (Lernseite) nach belastbaren Nachweisen: Datenquelle, Systemgrenze, Erhebungslogik, Unsicherheit, Aktualitaet und Auditspur. Wenn diese Nachweise fehlen, bleibt die Aussage Wirkungspotenzial oder Kommunikationsbehauptung. Sie kann wichtig sein, aber sie ist noch keine belegte Wirkung.</w:t>
+      </w:r>
+    </w:p>
+    <w:p>
+      <w:r>
+        <w:t>Bewertung und rote Linien. Wissenschaftliche Anschlussfaehigkeit entsteht hier durch Quellenklarheit. Bei Transferaufgabe werden interne WOE-Begriffe nicht als Ersatz fuer Belege benutzt, sondern mit WOE-IDs, Benchmarks, Auditlogik, Datenqualitaetsstufen und externe Reportingrahmen verbunden. Wo die Datenlage offen bleibt, wird das offengelegt. Wo eine Aussage nur plausibel ist, bleibt sie als Wirkungspotenzial markiert. Wo ein Schaden eine rote Linie beruehrt, greift Nichtkompensation vor Durchschnittslogik.</w:t>
+      </w:r>
+    </w:p>
+    <w:p>
+      <w:r>
+        <w:t>In einer kontroversen Entscheidung wirkt Transferaufgabe als Pruefpunkt fuer Ambivalenz. Ein Nutzen fuer eine Gruppe kann mit Risiken fuer andere Wirkungsempfaenger einhergehen. Das Skript verlangt deshalb, positive und negative Zustandsveraenderungen getrennt zu fuehren, bevor von positiver Netto-Wirkung gesprochen wird.</w:t>
+      </w:r>
+    </w:p>
+    <w:p>
+      <w:r>
+        <w:t>Kontrollfrage. Welche Entscheidung waere falsch, wenn Transferaufgabe in WC-V2 missverstanden wird? Die Antwort muss mindestens eine Daten- oder Quellenannahme, eine betroffene Gruppe oder Schutzdimension, eine moegliche Nebenwirkung und einen Rueckkopplungsschritt nennen. Richtig ist nicht die lauteste Bewertung, sondern diejenige, die Begriff, Beleg und Steuerungsfolge zusammenhaelt.</w:t>
+      </w:r>
+    </w:p>
+    <w:p>
+      <w:r>
+        <w:t>Steuerung und Rueckkopplung. In Impact-Controlling wird Praxisbeispiel erst steuerungsfaehig, wenn daraus eine Entscheidung folgt. Kennzahlen muessen Entscheidungen verbessern, nicht nur Berichte fuellen. Ohne diese Rueckkopplung bleibt Reporting eine Beschreibung. Mit Rueckkopplung wird aus Bewertung eine veraenderte Routine: ein anderer Prozess, ein geaenderter Anreiz, eine bessere Datenpflicht, eine korrigierte Kommunikation oder eine neue Priorisierung.</w:t>
+      </w:r>
+    </w:p>
+    <w:p>
+      <w:r>
+        <w:t>Die typische Fehlstelle bei Wirkungsdaten &amp; Rahmenwerke liegt darin, Messbarkeit als Wahrheit zu behandeln. Bei Praxisbeispiel wird diese Fehlstelle konkret: Ein scheinbar plausibler Befund darf nicht zur Abkuerzung werden. Quellen, Systemgrenzen, Unsicherheit und Rueckkopplung bleiben sichtbar.</w:t>
+      </w:r>
+    </w:p>
+    <w:p>
+      <w:r>
+        <w:t>Pruefungsnahe Anwendung. Die Grenze gegen Scheingenauigkeit verlaeuft bei Wirkungsökonomische Vertiefung nicht zwischen Optimismus und Pessimismus. Sie verlaeuft zwischen offengelegter Unsicherheit und rhetorischer Sicherheit. Wer Wirkungsdaten &amp; Rahmenwerke belastbar anwenden will, benennt Systemgrenze, Zeitraum, Vergleichspunkt und offene Gegenhypothese. Gerade dadurch bleibt das Skript anschlussfaehig fuer Forschung, Praxis und spaetere Revision.</w:t>
+      </w:r>
+    </w:p>
+    <w:p>
+      <w:r>
+        <w:t>Fuer die Pruefung ist Wirkungsökonomische Vertiefung dann verstanden, wenn daraus eine belastbare Fallantwort entsteht. Eine gute Antwort unterscheidet Beobachtung, Kausalannahme, Bewertung und Steuerungsfolge. Sie bewertet keine Menschen, sondern Wirkpfade, Zustandsveraenderungen, Risiken und institutionelle Bedingungen.</w:t>
+      </w:r>
+    </w:p>
+    <w:p>
+      <w:r>
+        <w:t>Rueckfluss. Fuer den WOE-Korpus bedeutet das: Begriffe aus Wirkungsdaten &amp; Rahmenwerke sollten dort geschaerft werden, wo sie in Glossar, Werkzeugen, Journal oder Readern doppeldeutig bleiben. Offene Forschungsfragen werden nicht versteckt. Sie markieren die Stelle, an der spaetere Evidenz, ein besserer Datensatz oder eine praezisere Fallstudie die Bewertung veraendern kann.</w:t>
+      </w:r>
+    </w:p>
+    <w:p>
+      <w:r>
+        <w:t>Transfer in den WOE-Korpus. Begriffliche Präzision zeigt, warum Wirkungsdaten &amp; Rahmenwerke mehr ist als ein Schlagwort im Feld Datenqualitaet, Bewertungsprofile, Scorecards und rueckgekoppelte Steuerung. Die wirkungsoekonomische Frage lautet: Welche reale Veraenderung wird moeglich, welche bleibt nur Potenzial und wo entsteht ein Wirkungsrisiko? Diese Unterscheidung schuetzt vor Impact-Washing, weil sie Absicht, Aktivitaet, Reichweite und Wirkung auseinanderhaelt.</w:t>
+      </w:r>
+    </w:p>
+    <w:p>
+      <w:r>
+        <w:t>Eine Kommune, ein Unternehmen oder eine Bildungsorganisation will Wirkungsdaten &amp; Rahmenwerke praktisch anwenden. Der erste Schritt ist nicht die Auswahl eines Instruments, sondern die Klaerung der Zustandsveraenderung. Bei Begriffliche Präzision muss deshalb benannt werden, wer betroffen ist, welcher Zustand sich veraendert, welche Frist gilt und welche Gegenbeobachtung die Annahme widerlegen wuerde. Erst danach entsteht eine begruendete Entscheidung im Feld Indikator, Scorecard, Benchmark, Auditpfad, Portfolioentscheidung oder CAPEX/OPEX-Priorisierung.</w:t>
+      </w:r>
+    </w:p>
+    <w:p>
+      <w:r>
+        <w:t>Grenzen der Aussage. In WC-V2 muss Wirkpfad immer mit Empfaengern gelesen werden. Wirkung entsteht nicht beim Sender, sondern an veraenderten Zustaenden von Menschen, Oekosystemen, Institutionen, Oeffentlichkeit oder kuenftigen Handlungsspielraeumen. Darum reicht es nicht, interne Aktivitaeten zu dokumentieren. Entscheidend ist, ob sich ein Zustand nachvollziehbar veraendert und ob diese Veraenderung im Referenzrahmen Mensch, Planet, Demokratie, SDGs, Agenda 2030 und SDG+ tragfaehig bewertet werden kann.</w:t>
+      </w:r>
+    </w:p>
+    <w:p>
+      <w:r>
+        <w:t>Ein Bericht behauptet, die Massnahme zu Wirkungsdaten &amp; Rahmenwerke sei erfolgreich. Die WOE-Lesart fragt bei Wirkpfad nach belastbaren Nachweisen: Datenquelle, Systemgrenze, Erhebungslogik, Unsicherheit, Aktualitaet und Auditspur. Wenn diese Nachweise fehlen, bleibt die Aussage Wirkungspotenzial oder Kommunikationsbehauptung. Sie kann wichtig sein, aber sie ist noch keine belegte Wirkung.</w:t>
+      </w:r>
+    </w:p>
+    <w:p>
+      <w:r>
+        <w:t>Kontrollfrage. Welche Entscheidung waere falsch, wenn Wirkpfad in WC-V2 missverstanden wird? Die Antwort muss mindestens eine Daten- oder Quellenannahme, eine betroffene Gruppe oder Schutzdimension, eine moegliche Nebenwirkung und einen Rueckkopplungsschritt nennen. Richtig ist nicht die lauteste Bewertung, sondern diejenige, die Begriff, Beleg und Steuerungsfolge zusammenhaelt.</w:t>
       </w:r>
     </w:p>
     <w:p>
@@ -3983,12 +3933,364 @@
         <w:pStyle w:val="Heading3"/>
       </w:pPr>
       <w:r>
+        <w:t>Schlussvertiefung 5: Wirkungsdaten &amp; Rahmenwerke im Anwendungsfall</w:t>
+      </w:r>
+    </w:p>
+    <w:p>
+      <w:r>
+        <w:t>Die folgenden Abschnitte sind keine neue Pruefungsloesung. Sie verdichten die vorhandenen Kapitel zu einer Lesart, mit der Studierende einen Fall selbststaendig analysieren koennen. Im Mittelpunkt stehen Datenqualitaet, Bewertungsprofile, Scorecards und rueckgekoppelte Steuerung, nicht moralische Personenbewertung.</w:t>
+      </w:r>
+    </w:p>
+    <w:p>
+      <w:r>
+        <w:t>Begriffliche Schlussklaerung. Wissenschaftliche Anschlussfaehigkeit entsteht hier durch Quellenklarheit. Bei Leitthese werden interne WOE-Begriffe nicht als Ersatz fuer Belege benutzt, sondern mit WOE-IDs, Benchmarks, Auditlogik, Datenqualitaetsstufen und externe Reportingrahmen verbunden. Wo die Datenlage offen bleibt, wird das offengelegt. Wo eine Aussage nur plausibel ist, bleibt sie als Wirkungspotenzial markiert. Wo ein Schaden eine rote Linie beruehrt, greift Nichtkompensation vor Durchschnittslogik.</w:t>
+      </w:r>
+    </w:p>
+    <w:p>
+      <w:r>
+        <w:t>In einer kontroversen Entscheidung wirkt Leitthese als Pruefpunkt fuer Ambivalenz. Ein Nutzen fuer eine Gruppe kann mit Risiken fuer andere Wirkungsempfaenger einhergehen. Das Skript verlangt deshalb, positive und negative Zustandsveraenderungen getrennt zu fuehren, bevor von positiver Netto-Wirkung gesprochen wird.</w:t>
+      </w:r>
+    </w:p>
+    <w:p>
+      <w:r>
+        <w:t>Wirkpfad und Empfaenger. In Impact-Controlling wird Didaktische Einordnung im Studiengang erst steuerungsfaehig, wenn daraus eine Entscheidung folgt. Kennzahlen muessen Entscheidungen verbessern, nicht nur Berichte fuellen. Ohne diese Rueckkopplung bleibt Reporting eine Beschreibung. Mit Rueckkopplung wird aus Bewertung eine veraenderte Routine: ein anderer Prozess, ein geaenderter Anreiz, eine bessere Datenpflicht, eine korrigierte Kommunikation oder eine neue Priorisierung.</w:t>
+      </w:r>
+    </w:p>
+    <w:p>
+      <w:r>
+        <w:t>Die typische Fehlstelle bei Wirkungsdaten &amp; Rahmenwerke liegt darin, Messbarkeit als Wahrheit zu behandeln. Bei Didaktische Einordnung im Studiengang wird diese Fehlstelle konkret: Ein scheinbar plausibler Befund darf nicht zur Abkuerzung werden. Quellen, Systemgrenzen, Unsicherheit und Rueckkopplung bleiben sichtbar.</w:t>
+      </w:r>
+    </w:p>
+    <w:p>
+      <w:r>
+        <w:t>Daten, Quellen und Evidenz. Die Grenze gegen Scheingenauigkeit verlaeuft bei Analysemodell nicht zwischen Optimismus und Pessimismus. Sie verlaeuft zwischen offengelegter Unsicherheit und rhetorischer Sicherheit. Wer Wirkungsdaten &amp; Rahmenwerke belastbar anwenden will, benennt Systemgrenze, Zeitraum, Vergleichspunkt und offene Gegenhypothese. Gerade dadurch bleibt das Skript anschlussfaehig fuer Forschung, Praxis und spaetere Revision.</w:t>
+      </w:r>
+    </w:p>
+    <w:p>
+      <w:r>
+        <w:t>Fuer die Pruefung ist Analysemodell dann verstanden, wenn daraus eine belastbare Fallantwort entsteht. Eine gute Antwort unterscheidet Beobachtung, Kausalannahme, Bewertung und Steuerungsfolge. Sie bewertet keine Menschen, sondern Wirkpfade, Zustandsveraenderungen, Risiken und institutionelle Bedingungen.</w:t>
+      </w:r>
+    </w:p>
+    <w:p>
+      <w:r>
+        <w:t>Bewertung und rote Linien. Modellformel zeigt, warum Wirkungsdaten &amp; Rahmenwerke mehr ist als ein Schlagwort im Feld Datenqualitaet, Bewertungsprofile, Scorecards und rueckgekoppelte Steuerung. Die wirkungsoekonomische Frage lautet: Welche reale Veraenderung wird moeglich, welche bleibt nur Potenzial und wo entsteht ein Wirkungsrisiko? Diese Unterscheidung schuetzt vor Impact-Washing, weil sie Absicht, Aktivitaet, Reichweite und Wirkung auseinanderhaelt.</w:t>
+      </w:r>
+    </w:p>
+    <w:p>
+      <w:r>
+        <w:t>Eine Kommune, ein Unternehmen oder eine Bildungsorganisation will Wirkungsdaten &amp; Rahmenwerke praktisch anwenden. Der erste Schritt ist nicht die Auswahl eines Instruments, sondern die Klaerung der Zustandsveraenderung. Bei Modellformel muss deshalb benannt werden, wer betroffen ist, welcher Zustand sich veraendert, welche Frist gilt und welche Gegenbeobachtung die Annahme widerlegen wuerde. Erst danach entsteht eine begruendete Entscheidung im Feld Indikator, Scorecard, Benchmark, Auditpfad, Portfolioentscheidung oder CAPEX/OPEX-Priorisierung.</w:t>
+      </w:r>
+    </w:p>
+    <w:p>
+      <w:r>
+        <w:t>Kontrollfrage. Welche Entscheidung waere falsch, wenn Modellformel in WC-V2 missverstanden wird? Die Antwort muss mindestens eine Daten- oder Quellenannahme, eine betroffene Gruppe oder Schutzdimension, eine moegliche Nebenwirkung und einen Rueckkopplungsschritt nennen. Richtig ist nicht die lauteste Bewertung, sondern diejenige, die Begriff, Beleg und Steuerungsfolge zusammenhaelt.</w:t>
+      </w:r>
+    </w:p>
+    <w:p>
+      <w:r>
+        <w:t>Rueckfluss. Fuer den WOE-Korpus bedeutet das: Begriffe aus Wirkungsdaten &amp; Rahmenwerke sollten dort geschaerft werden, wo sie in Glossar, Werkzeugen, Journal oder Readern doppeldeutig bleiben. Offene Forschungsfragen werden nicht versteckt. Sie markieren die Stelle, an der spaetere Evidenz, ein besserer Datensatz oder eine praezisere Fallstudie die Bewertung veraendern kann.</w:t>
+      </w:r>
+    </w:p>
+    <w:p>
+      <w:r>
+        <w:t>Steuerung und Rueckkopplung. In WC-V2 muss Fallfenster immer mit Empfaengern gelesen werden. Wirkung entsteht nicht beim Sender, sondern an veraenderten Zustaenden von Menschen, Oekosystemen, Institutionen, Oeffentlichkeit oder kuenftigen Handlungsspielraeumen. Darum reicht es nicht, interne Aktivitaeten zu dokumentieren. Entscheidend ist, ob sich ein Zustand nachvollziehbar veraendert und ob diese Veraenderung im Referenzrahmen Mensch, Planet, Demokratie, SDGs, Agenda 2030 und SDG+ tragfaehig bewertet werden kann.</w:t>
+      </w:r>
+    </w:p>
+    <w:p>
+      <w:r>
+        <w:t>Ein Bericht behauptet, die Massnahme zu Wirkungsdaten &amp; Rahmenwerke sei erfolgreich. Die WOE-Lesart fragt bei Fallfenster nach belastbaren Nachweisen: Datenquelle, Systemgrenze, Erhebungslogik, Unsicherheit, Aktualitaet und Auditspur. Wenn diese Nachweise fehlen, bleibt die Aussage Wirkungspotenzial oder Kommunikationsbehauptung. Sie kann wichtig sein, aber sie ist noch keine belegte Wirkung.</w:t>
+      </w:r>
+    </w:p>
+    <w:p>
+      <w:r>
+        <w:t>Pruefungsnahe Anwendung. Wissenschaftliche Anschlussfaehigkeit entsteht hier durch Quellenklarheit. Bei Prüfungsnahe Fallfragen ohne geschützte Antwortlogik werden interne WOE-Begriffe nicht als Ersatz fuer Belege benutzt, sondern mit WOE-IDs, Benchmarks, Auditlogik, Datenqualitaetsstufen und externe Reportingrahmen verbunden. Wo die Datenlage offen bleibt, wird das offengelegt. Wo eine Aussage nur plausibel ist, bleibt sie als Wirkungspotenzial markiert. Wo ein Schaden eine rote Linie beruehrt, greift Nichtkompensation vor Durchschnittslogik.</w:t>
+      </w:r>
+    </w:p>
+    <w:p>
+      <w:r>
+        <w:t>In einer kontroversen Entscheidung wirkt Prüfungsnahe Fallfragen ohne geschützte Antwortlogik als Pruefpunkt fuer Ambivalenz. Ein Nutzen fuer eine Gruppe kann mit Risiken fuer andere Wirkungsempfaenger einhergehen. Das Skript verlangt deshalb, positive und negative Zustandsveraenderungen getrennt zu fuehren, bevor von positiver Netto-Wirkung gesprochen wird.</w:t>
+      </w:r>
+    </w:p>
+    <w:p>
+      <w:r>
+        <w:t>Transfer in den WOE-Korpus. In Impact-Controlling wird Auswertung aus der lebenden Website-Referenz erst steuerungsfaehig, wenn daraus eine Entscheidung folgt. Kennzahlen muessen Entscheidungen verbessern, nicht nur Berichte fuellen. Ohne diese Rueckkopplung bleibt Reporting eine Beschreibung. Mit Rueckkopplung wird aus Bewertung eine veraenderte Routine: ein anderer Prozess, ein geaenderter Anreiz, eine bessere Datenpflicht, eine korrigierte Kommunikation oder eine neue Priorisierung.</w:t>
+      </w:r>
+    </w:p>
+    <w:p>
+      <w:r>
+        <w:t>Die typische Fehlstelle bei Wirkungsdaten &amp; Rahmenwerke liegt darin, Messbarkeit als Wahrheit zu behandeln. Bei Auswertung aus der lebenden Website-Referenz wird diese Fehlstelle konkret: Ein scheinbar plausibler Befund darf nicht zur Abkuerzung werden. Quellen, Systemgrenzen, Unsicherheit und Rueckkopplung bleiben sichtbar.</w:t>
+      </w:r>
+    </w:p>
+    <w:p>
+      <w:r>
+        <w:t>Grenzen der Aussage. Die Grenze gegen Scheingenauigkeit verlaeuft bei Messbarkeit ohne Reduktionismus nicht zwischen Optimismus und Pessimismus. Sie verlaeuft zwischen offengelegter Unsicherheit und rhetorischer Sicherheit. Wer Wirkungsdaten &amp; Rahmenwerke belastbar anwenden will, benennt Systemgrenze, Zeitraum, Vergleichspunkt und offene Gegenhypothese. Gerade dadurch bleibt das Skript anschlussfaehig fuer Forschung, Praxis und spaetere Revision.</w:t>
+      </w:r>
+    </w:p>
+    <w:p>
+      <w:r>
+        <w:t>Fuer die Pruefung ist Messbarkeit ohne Reduktionismus dann verstanden, wenn daraus eine belastbare Fallantwort entsteht. Eine gute Antwort unterscheidet Beobachtung, Kausalannahme, Bewertung und Steuerungsfolge. Sie bewertet keine Menschen, sondern Wirkpfade, Zustandsveraenderungen, Risiken und institutionelle Bedingungen.</w:t>
+      </w:r>
+    </w:p>
+    <w:p>
+      <w:r>
+        <w:t>Kontrollfrage. Welche Entscheidung waere falsch, wenn Messbarkeit ohne Reduktionismus in WC-V2 missverstanden wird? Die Antwort muss mindestens eine Daten- oder Quellenannahme, eine betroffene Gruppe oder Schutzdimension, eine moegliche Nebenwirkung und einen Rueckkopplungsschritt nennen. Richtig ist nicht die lauteste Bewertung, sondern diejenige, die Begriff, Beleg und Steuerungsfolge zusammenhaelt.</w:t>
+      </w:r>
+    </w:p>
+    <w:p>
+      <w:pPr>
+        <w:pStyle w:val="Heading3"/>
+      </w:pPr>
+      <w:r>
+        <w:t>Schlussvertiefung 6: Wirkungsdaten &amp; Rahmenwerke im Anwendungsfall</w:t>
+      </w:r>
+    </w:p>
+    <w:p>
+      <w:r>
+        <w:t>Die folgenden Abschnitte sind keine neue Pruefungsloesung. Sie verdichten die vorhandenen Kapitel zu einer Lesart, mit der Studierende einen Fall selbststaendig analysieren koennen. Im Mittelpunkt stehen Datenqualitaet, Bewertungsprofile, Scorecards und rueckgekoppelte Steuerung, nicht moralische Personenbewertung.</w:t>
+      </w:r>
+    </w:p>
+    <w:p>
+      <w:r>
+        <w:t>Begriffliche Schlussklaerung. Empirische, systemische und normative Ebene zeigt, warum Wirkungsdaten &amp; Rahmenwerke mehr ist als ein Schlagwort im Feld Datenqualitaet, Bewertungsprofile, Scorecards und rueckgekoppelte Steuerung. Die wirkungsoekonomische Frage lautet: Welche reale Veraenderung wird moeglich, welche bleibt nur Potenzial und wo entsteht ein Wirkungsrisiko? Diese Unterscheidung schuetzt vor Impact-Washing, weil sie Absicht, Aktivitaet, Reichweite und Wirkung auseinanderhaelt.</w:t>
+      </w:r>
+    </w:p>
+    <w:p>
+      <w:r>
+        <w:t>Eine Kommune, ein Unternehmen oder eine Bildungsorganisation will Wirkungsdaten &amp; Rahmenwerke praktisch anwenden. Der erste Schritt ist nicht die Auswahl eines Instruments, sondern die Klaerung der Zustandsveraenderung. Bei Empirische, systemische und normative Ebene muss deshalb benannt werden, wer betroffen ist, welcher Zustand sich veraendert, welche Frist gilt und welche Gegenbeobachtung die Annahme widerlegen wuerde. Erst danach entsteht eine begruendete Entscheidung im Feld Indikator, Scorecard, Benchmark, Auditpfad, Portfolioentscheidung oder CAPEX/OPEX-Priorisierung.</w:t>
+      </w:r>
+    </w:p>
+    <w:p>
+      <w:r>
+        <w:t>Wirkpfad und Empfaenger. In WC-V2 muss Messgrenzen, Schätzungen und Unsicherheit immer mit Empfaengern gelesen werden. Wirkung entsteht nicht beim Sender, sondern an veraenderten Zustaenden von Menschen, Oekosystemen, Institutionen, Oeffentlichkeit oder kuenftigen Handlungsspielraeumen. Darum reicht es nicht, interne Aktivitaeten zu dokumentieren. Entscheidend ist, ob sich ein Zustand nachvollziehbar veraendert und ob diese Veraenderung im Referenzrahmen Mensch, Planet, Demokratie, SDGs, Agenda 2030 und SDG+ tragfaehig bewertet werden kann.</w:t>
+      </w:r>
+    </w:p>
+    <w:p>
+      <w:r>
+        <w:t>Ein Bericht behauptet, die Massnahme zu Wirkungsdaten &amp; Rahmenwerke sei erfolgreich. Die WOE-Lesart fragt bei Messgrenzen, Schätzungen und Unsicherheit nach belastbaren Nachweisen: Datenquelle, Systemgrenze, Erhebungslogik, Unsicherheit, Aktualitaet und Auditspur. Wenn diese Nachweise fehlen, bleibt die Aussage Wirkungspotenzial oder Kommunikationsbehauptung. Sie kann wichtig sein, aber sie ist noch keine belegte Wirkung.</w:t>
+      </w:r>
+    </w:p>
+    <w:p>
+      <w:r>
+        <w:t>Rueckfluss. Fuer den WOE-Korpus bedeutet das: Begriffe aus Wirkungsdaten &amp; Rahmenwerke sollten dort geschaerft werden, wo sie in Glossar, Werkzeugen, Journal oder Readern doppeldeutig bleiben. Offene Forschungsfragen werden nicht versteckt. Sie markieren die Stelle, an der spaetere Evidenz, ein besserer Datensatz oder eine praezisere Fallstudie die Bewertung veraendern kann.</w:t>
+      </w:r>
+    </w:p>
+    <w:p>
+      <w:r>
+        <w:t>Daten, Quellen und Evidenz. Wissenschaftliche Anschlussfaehigkeit entsteht hier durch Quellenklarheit. Bei Warum Messung Rückkopplung vorbereitet werden interne WOE-Begriffe nicht als Ersatz fuer Belege benutzt, sondern mit WOE-IDs, Benchmarks, Auditlogik, Datenqualitaetsstufen und externe Reportingrahmen verbunden. Wo die Datenlage offen bleibt, wird das offengelegt. Wo eine Aussage nur plausibel ist, bleibt sie als Wirkungspotenzial markiert. Wo ein Schaden eine rote Linie beruehrt, greift Nichtkompensation vor Durchschnittslogik.</w:t>
+      </w:r>
+    </w:p>
+    <w:p>
+      <w:r>
+        <w:t>In einer kontroversen Entscheidung wirkt Warum Messung Rückkopplung vorbereitet als Pruefpunkt fuer Ambivalenz. Ein Nutzen fuer eine Gruppe kann mit Risiken fuer andere Wirkungsempfaenger einhergehen. Das Skript verlangt deshalb, positive und negative Zustandsveraenderungen getrennt zu fuehren, bevor von positiver Netto-Wirkung gesprochen wird.</w:t>
+      </w:r>
+    </w:p>
+    <w:p>
+      <w:r>
+        <w:t>Bewertung und rote Linien. In Impact-Controlling wird DPP als Produktgedächtnis erst steuerungsfaehig, wenn daraus eine Entscheidung folgt. Kennzahlen muessen Entscheidungen verbessern, nicht nur Berichte fuellen. Ohne diese Rueckkopplung bleibt Reporting eine Beschreibung. Mit Rueckkopplung wird aus Bewertung eine veraenderte Routine: ein anderer Prozess, ein geaenderter Anreiz, eine bessere Datenpflicht, eine korrigierte Kommunikation oder eine neue Priorisierung.</w:t>
+      </w:r>
+    </w:p>
+    <w:p>
+      <w:r>
+        <w:t>Die typische Fehlstelle bei Wirkungsdaten &amp; Rahmenwerke liegt darin, Messbarkeit als Wahrheit zu behandeln. Bei DPP als Produktgedächtnis wird diese Fehlstelle konkret: Ein scheinbar plausibler Befund darf nicht zur Abkuerzung werden. Quellen, Systemgrenzen, Unsicherheit und Rueckkopplung bleiben sichtbar.</w:t>
+      </w:r>
+    </w:p>
+    <w:p>
+      <w:r>
+        <w:t>Kontrollfrage. Welche Entscheidung waere falsch, wenn DPP als Produktgedächtnis in WC-V2 missverstanden wird? Die Antwort muss mindestens eine Daten- oder Quellenannahme, eine betroffene Gruppe oder Schutzdimension, eine moegliche Nebenwirkung und einen Rueckkopplungsschritt nennen. Richtig ist nicht die lauteste Bewertung, sondern diejenige, die Begriff, Beleg und Steuerungsfolge zusammenhaelt.</w:t>
+      </w:r>
+    </w:p>
+    <w:p>
+      <w:r>
+        <w:t>Steuerung und Rueckkopplung. Die Grenze gegen Scheingenauigkeit verlaeuft bei Einleitung / Wirkungsfrage nicht zwischen Optimismus und Pessimismus. Sie verlaeuft zwischen offengelegter Unsicherheit und rhetorischer Sicherheit. Wer Wirkungsdaten &amp; Rahmenwerke belastbar anwenden will, benennt Systemgrenze, Zeitraum, Vergleichspunkt und offene Gegenhypothese. Gerade dadurch bleibt das Skript anschlussfaehig fuer Forschung, Praxis und spaetere Revision.</w:t>
+      </w:r>
+    </w:p>
+    <w:p>
+      <w:r>
+        <w:t>Fuer die Pruefung ist Einleitung / Wirkungsfrage dann verstanden, wenn daraus eine belastbare Fallantwort entsteht. Eine gute Antwort unterscheidet Beobachtung, Kausalannahme, Bewertung und Steuerungsfolge. Sie bewertet keine Menschen, sondern Wirkpfade, Zustandsveraenderungen, Risiken und institutionelle Bedingungen.</w:t>
+      </w:r>
+    </w:p>
+    <w:p>
+      <w:r>
+        <w:t>Pruefungsnahe Anwendung. Kernaussage zeigt, warum Wirkungsdaten &amp; Rahmenwerke mehr ist als ein Schlagwort im Feld Datenqualitaet, Bewertungsprofile, Scorecards und rueckgekoppelte Steuerung. Die wirkungsoekonomische Frage lautet: Welche reale Veraenderung wird moeglich, welche bleibt nur Potenzial und wo entsteht ein Wirkungsrisiko? Diese Unterscheidung schuetzt vor Impact-Washing, weil sie Absicht, Aktivitaet, Reichweite und Wirkung auseinanderhaelt.</w:t>
+      </w:r>
+    </w:p>
+    <w:p>
+      <w:r>
+        <w:t>Eine Kommune, ein Unternehmen oder eine Bildungsorganisation will Wirkungsdaten &amp; Rahmenwerke praktisch anwenden. Der erste Schritt ist nicht die Auswahl eines Instruments, sondern die Klaerung der Zustandsveraenderung. Bei Kernaussage muss deshalb benannt werden, wer betroffen ist, welcher Zustand sich veraendert, welche Frist gilt und welche Gegenbeobachtung die Annahme widerlegen wuerde. Erst danach entsteht eine begruendete Entscheidung im Feld Indikator, Scorecard, Benchmark, Auditpfad, Portfolioentscheidung oder CAPEX/OPEX-Priorisierung.</w:t>
+      </w:r>
+    </w:p>
+    <w:p>
+      <w:r>
+        <w:t>Transfer in den WOE-Korpus. In WC-V2 muss Quelltext und fachliche Grundlegung immer mit Empfaengern gelesen werden. Wirkung entsteht nicht beim Sender, sondern an veraenderten Zustaenden von Menschen, Oekosystemen, Institutionen, Oeffentlichkeit oder kuenftigen Handlungsspielraeumen. Darum reicht es nicht, interne Aktivitaeten zu dokumentieren. Entscheidend ist, ob sich ein Zustand nachvollziehbar veraendert und ob diese Veraenderung im Referenzrahmen Mensch, Planet, Demokratie, SDGs, Agenda 2030 und SDG+ tragfaehig bewertet werden kann.</w:t>
+      </w:r>
+    </w:p>
+    <w:p>
+      <w:r>
+        <w:t>Ein Bericht behauptet, die Massnahme zu Wirkungsdaten &amp; Rahmenwerke sei erfolgreich. Die WOE-Lesart fragt bei Quelltext und fachliche Grundlegung nach belastbaren Nachweisen: Datenquelle, Systemgrenze, Erhebungslogik, Unsicherheit, Aktualitaet und Auditspur. Wenn diese Nachweise fehlen, bleibt die Aussage Wirkungspotenzial oder Kommunikationsbehauptung. Sie kann wichtig sein, aber sie ist noch keine belegte Wirkung.</w:t>
+      </w:r>
+    </w:p>
+    <w:p>
+      <w:r>
+        <w:t>Grenzen der Aussage. Wissenschaftliche Anschlussfaehigkeit entsteht hier durch Quellenklarheit. Bei Einstieg / Wirkungsfrage werden interne WOE-Begriffe nicht als Ersatz fuer Belege benutzt, sondern mit WOE-IDs, Benchmarks, Auditlogik, Datenqualitaetsstufen und externe Reportingrahmen verbunden. Wo die Datenlage offen bleibt, wird das offengelegt. Wo eine Aussage nur plausibel ist, bleibt sie als Wirkungspotenzial markiert. Wo ein Schaden eine rote Linie beruehrt, greift Nichtkompensation vor Durchschnittslogik.</w:t>
+      </w:r>
+    </w:p>
+    <w:p>
+      <w:r>
+        <w:t>In einer kontroversen Entscheidung wirkt Einstieg / Wirkungsfrage als Pruefpunkt fuer Ambivalenz. Ein Nutzen fuer eine Gruppe kann mit Risiken fuer andere Wirkungsempfaenger einhergehen. Das Skript verlangt deshalb, positive und negative Zustandsveraenderungen getrennt zu fuehren, bevor von positiver Netto-Wirkung gesprochen wird.</w:t>
+      </w:r>
+    </w:p>
+    <w:p>
+      <w:r>
+        <w:t>Kontrollfrage. Welche Entscheidung waere falsch, wenn Einstieg / Wirkungsfrage in WC-V2 missverstanden wird? Die Antwort muss mindestens eine Daten- oder Quellenannahme, eine betroffene Gruppe oder Schutzdimension, eine moegliche Nebenwirkung und einen Rueckkopplungsschritt nennen. Richtig ist nicht die lauteste Bewertung, sondern diejenige, die Begriff, Beleg und Steuerungsfolge zusammenhaelt.</w:t>
+      </w:r>
+    </w:p>
+    <w:p>
+      <w:r>
+        <w:t>Rueckfluss. Fuer den WOE-Korpus bedeutet das: Begriffe aus Wirkungsdaten &amp; Rahmenwerke sollten dort geschaerft werden, wo sie in Glossar, Werkzeugen, Journal oder Readern doppeldeutig bleiben. Offene Forschungsfragen werden nicht versteckt. Sie markieren die Stelle, an der spaetere Evidenz, ein besserer Datensatz oder eine praezisere Fallstudie die Bewertung veraendern kann.</w:t>
+      </w:r>
+    </w:p>
+    <w:p>
+      <w:pPr>
+        <w:pStyle w:val="Heading3"/>
+      </w:pPr>
+      <w:r>
+        <w:t>Schlussvertiefung 7: Wirkungsdaten &amp; Rahmenwerke im Anwendungsfall</w:t>
+      </w:r>
+    </w:p>
+    <w:p>
+      <w:r>
+        <w:t>Die folgenden Abschnitte sind keine neue Pruefungsloesung. Sie verdichten die vorhandenen Kapitel zu einer Lesart, mit der Studierende einen Fall selbststaendig analysieren koennen. Im Mittelpunkt stehen Datenqualitaet, Bewertungsprofile, Scorecards und rueckgekoppelte Steuerung, nicht moralische Personenbewertung.</w:t>
+      </w:r>
+    </w:p>
+    <w:p>
+      <w:r>
+        <w:t>Begriffliche Schlussklaerung. In Impact-Controlling wird Skript / Folien (Lernseite) erst steuerungsfaehig, wenn daraus eine Entscheidung folgt. Kennzahlen muessen Entscheidungen verbessern, nicht nur Berichte fuellen. Ohne diese Rueckkopplung bleibt Reporting eine Beschreibung. Mit Rueckkopplung wird aus Bewertung eine veraenderte Routine: ein anderer Prozess, ein geaenderter Anreiz, eine bessere Datenpflicht, eine korrigierte Kommunikation oder eine neue Priorisierung.</w:t>
+      </w:r>
+    </w:p>
+    <w:p>
+      <w:r>
+        <w:t>Die typische Fehlstelle bei Wirkungsdaten &amp; Rahmenwerke liegt darin, Messbarkeit als Wahrheit zu behandeln. Bei Skript / Folien (Lernseite) wird diese Fehlstelle konkret: Ein scheinbar plausibler Befund darf nicht zur Abkuerzung werden. Quellen, Systemgrenzen, Unsicherheit und Rueckkopplung bleiben sichtbar.</w:t>
+      </w:r>
+    </w:p>
+    <w:p>
+      <w:r>
+        <w:t>Wirkpfad und Empfaenger. Die Grenze gegen Scheingenauigkeit verlaeuft bei Transferaufgabe nicht zwischen Optimismus und Pessimismus. Sie verlaeuft zwischen offengelegter Unsicherheit und rhetorischer Sicherheit. Wer Wirkungsdaten &amp; Rahmenwerke belastbar anwenden will, benennt Systemgrenze, Zeitraum, Vergleichspunkt und offene Gegenhypothese. Gerade dadurch bleibt das Skript anschlussfaehig fuer Forschung, Praxis und spaetere Revision.</w:t>
+      </w:r>
+    </w:p>
+    <w:p>
+      <w:r>
+        <w:t>Fuer die Pruefung ist Transferaufgabe dann verstanden, wenn daraus eine belastbare Fallantwort entsteht. Eine gute Antwort unterscheidet Beobachtung, Kausalannahme, Bewertung und Steuerungsfolge. Sie bewertet keine Menschen, sondern Wirkpfade, Zustandsveraenderungen, Risiken und institutionelle Bedingungen.</w:t>
+      </w:r>
+    </w:p>
+    <w:p>
+      <w:r>
+        <w:t>Daten, Quellen und Evidenz. Praxisbeispiel zeigt, warum Wirkungsdaten &amp; Rahmenwerke mehr ist als ein Schlagwort im Feld Datenqualitaet, Bewertungsprofile, Scorecards und rueckgekoppelte Steuerung. Die wirkungsoekonomische Frage lautet: Welche reale Veraenderung wird moeglich, welche bleibt nur Potenzial und wo entsteht ein Wirkungsrisiko? Diese Unterscheidung schuetzt vor Impact-Washing, weil sie Absicht, Aktivitaet, Reichweite und Wirkung auseinanderhaelt.</w:t>
+      </w:r>
+    </w:p>
+    <w:p>
+      <w:r>
+        <w:t>Eine Kommune, ein Unternehmen oder eine Bildungsorganisation will Wirkungsdaten &amp; Rahmenwerke praktisch anwenden. Der erste Schritt ist nicht die Auswahl eines Instruments, sondern die Klaerung der Zustandsveraenderung. Bei Praxisbeispiel muss deshalb benannt werden, wer betroffen ist, welcher Zustand sich veraendert, welche Frist gilt und welche Gegenbeobachtung die Annahme widerlegen wuerde. Erst danach entsteht eine begruendete Entscheidung im Feld Indikator, Scorecard, Benchmark, Auditpfad, Portfolioentscheidung oder CAPEX/OPEX-Priorisierung.</w:t>
+      </w:r>
+    </w:p>
+    <w:p>
+      <w:r>
+        <w:t>Bewertung und rote Linien. In WC-V2 muss Wirkungsökonomische Vertiefung immer mit Empfaengern gelesen werden. Wirkung entsteht nicht beim Sender, sondern an veraenderten Zustaenden von Menschen, Oekosystemen, Institutionen, Oeffentlichkeit oder kuenftigen Handlungsspielraeumen. Darum reicht es nicht, interne Aktivitaeten zu dokumentieren. Entscheidend ist, ob sich ein Zustand nachvollziehbar veraendert und ob diese Veraenderung im Referenzrahmen Mensch, Planet, Demokratie, SDGs, Agenda 2030 und SDG+ tragfaehig bewertet werden kann.</w:t>
+      </w:r>
+    </w:p>
+    <w:p>
+      <w:r>
+        <w:t>Ein Bericht behauptet, die Massnahme zu Wirkungsdaten &amp; Rahmenwerke sei erfolgreich. Die WOE-Lesart fragt bei Wirkungsökonomische Vertiefung nach belastbaren Nachweisen: Datenquelle, Systemgrenze, Erhebungslogik, Unsicherheit, Aktualitaet und Auditspur. Wenn diese Nachweise fehlen, bleibt die Aussage Wirkungspotenzial oder Kommunikationsbehauptung. Sie kann wichtig sein, aber sie ist noch keine belegte Wirkung.</w:t>
+      </w:r>
+    </w:p>
+    <w:p>
+      <w:r>
+        <w:t>Kontrollfrage. Welche Entscheidung waere falsch, wenn Wirkungsökonomische Vertiefung in WC-V2 missverstanden wird? Die Antwort muss mindestens eine Daten- oder Quellenannahme, eine betroffene Gruppe oder Schutzdimension, eine moegliche Nebenwirkung und einen Rueckkopplungsschritt nennen. Richtig ist nicht die lauteste Bewertung, sondern diejenige, die Begriff, Beleg und Steuerungsfolge zusammenhaelt.</w:t>
+      </w:r>
+    </w:p>
+    <w:p>
+      <w:r>
+        <w:t>Steuerung und Rueckkopplung. Wissenschaftliche Anschlussfaehigkeit entsteht hier durch Quellenklarheit. Bei Begriffliche Präzision werden interne WOE-Begriffe nicht als Ersatz fuer Belege benutzt, sondern mit WOE-IDs, Benchmarks, Auditlogik, Datenqualitaetsstufen und externe Reportingrahmen verbunden. Wo die Datenlage offen bleibt, wird das offengelegt. Wo eine Aussage nur plausibel ist, bleibt sie als Wirkungspotenzial markiert. Wo ein Schaden eine rote Linie beruehrt, greift Nichtkompensation vor Durchschnittslogik.</w:t>
+      </w:r>
+    </w:p>
+    <w:p>
+      <w:r>
+        <w:t>In einer kontroversen Entscheidung wirkt Begriffliche Präzision als Pruefpunkt fuer Ambivalenz. Ein Nutzen fuer eine Gruppe kann mit Risiken fuer andere Wirkungsempfaenger einhergehen. Das Skript verlangt deshalb, positive und negative Zustandsveraenderungen getrennt zu fuehren, bevor von positiver Netto-Wirkung gesprochen wird.</w:t>
+      </w:r>
+    </w:p>
+    <w:p>
+      <w:r>
+        <w:t>Pruefungsnahe Anwendung. In Impact-Controlling wird Wirkpfad erst steuerungsfaehig, wenn daraus eine Entscheidung folgt. Kennzahlen muessen Entscheidungen verbessern, nicht nur Berichte fuellen. Ohne diese Rueckkopplung bleibt Reporting eine Beschreibung. Mit Rueckkopplung wird aus Bewertung eine veraenderte Routine: ein anderer Prozess, ein geaenderter Anreiz, eine bessere Datenpflicht, eine korrigierte Kommunikation oder eine neue Priorisierung.</w:t>
+      </w:r>
+    </w:p>
+    <w:p>
+      <w:r>
+        <w:t>Die typische Fehlstelle bei Wirkungsdaten &amp; Rahmenwerke liegt darin, Messbarkeit als Wahrheit zu behandeln. Bei Wirkpfad wird diese Fehlstelle konkret: Ein scheinbar plausibler Befund darf nicht zur Abkuerzung werden. Quellen, Systemgrenzen, Unsicherheit und Rueckkopplung bleiben sichtbar.</w:t>
+      </w:r>
+    </w:p>
+    <w:p>
+      <w:r>
+        <w:t>Rueckfluss. Fuer den WOE-Korpus bedeutet das: Begriffe aus Wirkungsdaten &amp; Rahmenwerke sollten dort geschaerft werden, wo sie in Glossar, Werkzeugen, Journal oder Readern doppeldeutig bleiben. Offene Forschungsfragen werden nicht versteckt. Sie markieren die Stelle, an der spaetere Evidenz, ein besserer Datensatz oder eine praezisere Fallstudie die Bewertung veraendern kann.</w:t>
+      </w:r>
+    </w:p>
+    <w:p>
+      <w:r>
+        <w:t>Transfer in den WOE-Korpus. Die Grenze gegen Scheingenauigkeit verlaeuft bei Leitthese nicht zwischen Optimismus und Pessimismus. Sie verlaeuft zwischen offengelegter Unsicherheit und rhetorischer Sicherheit. Wer Wirkungsdaten &amp; Rahmenwerke belastbar anwenden will, benennt Systemgrenze, Zeitraum, Vergleichspunkt und offene Gegenhypothese. Gerade dadurch bleibt das Skript anschlussfaehig fuer Forschung, Praxis und spaetere Revision.</w:t>
+      </w:r>
+    </w:p>
+    <w:p>
+      <w:r>
+        <w:t>Fuer die Pruefung ist Leitthese dann verstanden, wenn daraus eine belastbare Fallantwort entsteht. Eine gute Antwort unterscheidet Beobachtung, Kausalannahme, Bewertung und Steuerungsfolge. Sie bewertet keine Menschen, sondern Wirkpfade, Zustandsveraenderungen, Risiken und institutionelle Bedingungen.</w:t>
+      </w:r>
+    </w:p>
+    <w:p>
+      <w:r>
+        <w:t>Grenzen der Aussage. Didaktische Einordnung im Studiengang zeigt, warum Wirkungsdaten &amp; Rahmenwerke mehr ist als ein Schlagwort im Feld Datenqualitaet, Bewertungsprofile, Scorecards und rueckgekoppelte Steuerung. Die wirkungsoekonomische Frage lautet: Welche reale Veraenderung wird moeglich, welche bleibt nur Potenzial und wo entsteht ein Wirkungsrisiko? Diese Unterscheidung schuetzt vor Impact-Washing, weil sie Absicht, Aktivitaet, Reichweite und Wirkung auseinanderhaelt.</w:t>
+      </w:r>
+    </w:p>
+    <w:p>
+      <w:r>
+        <w:t>Eine Kommune, ein Unternehmen oder eine Bildungsorganisation will Wirkungsdaten &amp; Rahmenwerke praktisch anwenden. Der erste Schritt ist nicht die Auswahl eines Instruments, sondern die Klaerung der Zustandsveraenderung. Bei Didaktische Einordnung im Studiengang muss deshalb benannt werden, wer betroffen ist, welcher Zustand sich veraendert, welche Frist gilt und welche Gegenbeobachtung die Annahme widerlegen wuerde. Erst danach entsteht eine begruendete Entscheidung im Feld Indikator, Scorecard, Benchmark, Auditpfad, Portfolioentscheidung oder CAPEX/OPEX-Priorisierung.</w:t>
+      </w:r>
+    </w:p>
+    <w:p>
+      <w:r>
+        <w:t>Kontrollfrage. Welche Entscheidung waere falsch, wenn Didaktische Einordnung im Studiengang in WC-V2 missverstanden wird? Die Antwort muss mindestens eine Daten- oder Quellenannahme, eine betroffene Gruppe oder Schutzdimension, eine moegliche Nebenwirkung und einen Rueckkopplungsschritt nennen. Richtig ist nicht die lauteste Bewertung, sondern diejenige, die Begriff, Beleg und Steuerungsfolge zusammenhaelt.</w:t>
+      </w:r>
+    </w:p>
+    <w:p>
+      <w:pPr>
+        <w:pStyle w:val="Heading3"/>
+      </w:pPr>
+      <w:r>
+        <w:t>Schlussvertiefung 8: Wirkungsdaten &amp; Rahmenwerke im Anwendungsfall</w:t>
+      </w:r>
+    </w:p>
+    <w:p>
+      <w:r>
+        <w:t>Die folgenden Abschnitte sind keine neue Pruefungsloesung. Sie verdichten die vorhandenen Kapitel zu einer Lesart, mit der Studierende einen Fall selbststaendig analysieren koennen. Im Mittelpunkt stehen Datenqualitaet, Bewertungsprofile, Scorecards und rueckgekoppelte Steuerung, nicht moralische Personenbewertung.</w:t>
+      </w:r>
+    </w:p>
+    <w:p>
+      <w:r>
+        <w:t>Begriffliche Schlussklaerung. In WC-V2 muss Analysemodell immer mit Empfaengern gelesen werden. Wirkung entsteht nicht beim Sender, sondern an veraenderten Zustaenden von Menschen, Oekosystemen, Institutionen, Oeffentlichkeit oder kuenftigen Handlungsspielraeumen. Darum reicht es nicht, interne Aktivitaeten zu dokumentieren. Entscheidend ist, ob sich ein Zustand nachvollziehbar veraendert und ob diese Veraenderung im Referenzrahmen Mensch, Planet, Demokratie, SDGs, Agenda 2030 und SDG+ tragfaehig bewertet werden kann.</w:t>
+      </w:r>
+    </w:p>
+    <w:p>
+      <w:r>
+        <w:t>Ein Bericht behauptet, die Massnahme zu Wirkungsdaten &amp; Rahmenwerke sei erfolgreich. Die WOE-Lesart fragt bei Analysemodell nach belastbaren Nachweisen: Datenquelle, Systemgrenze, Erhebungslogik, Unsicherheit, Aktualitaet und Auditspur. Wenn diese Nachweise fehlen, bleibt die Aussage Wirkungspotenzial oder Kommunikationsbehauptung. Sie kann wichtig sein, aber sie ist noch keine belegte Wirkung.</w:t>
+      </w:r>
+    </w:p>
+    <w:p>
+      <w:pPr>
+        <w:pStyle w:val="Heading3"/>
+      </w:pPr>
+      <w:r>
         <w:t>V1-Abschlussnotiz</w:t>
       </w:r>
     </w:p>
     <w:p>
       <w:r>
-        <w:t>Diese Finalisierung schliesst die Codex-Inhaltsproduktion fuer WC-V2. Offen bleibt nicht der fachliche Kern des Skripts, sondern der naechste Produktionsschritt: Claude setzt daraus die CI/CD-konforme Reader- und PDF-Fassung, prueft Satz, Umbrueche, Medienintegration und Lektorat und markiert erst danach die veroeffentlichte Fassung als freigegeben.</w:t>
+        <w:t>Diese Finalisierung schliesst die Codex-Inhaltsproduktion fuer WC-V2. Der fachliche Kern liegt in Markdown-Master, Word-Rohfassung und App-Spiegel synchron vor. Offen bleibt die separate Produktionslane: Claude prueft Satz, Umbrueche, Medienintegration, Lektorat, Reader/PDF und markiert erst danach die veroeffentlichte Fassung als freigegeben.</w:t>
       </w:r>
     </w:p>
     <w:sectPr>

--- a/docs/studienskripte/word-rohfassungen/wirkungscontrolling-wc-v2.docx
+++ b/docs/studienskripte/word-rohfassungen/wirkungscontrolling-wc-v2.docx
@@ -3242,12 +3242,12 @@
     </w:p>
     <w:p>
       <w:r>
-        <w:t>Dieses Skript zu WC-V2 Wirkungsdaten &amp; Rahmenwerke ist als Langformtext angelegt. Es fuehrt die Vorlesung, die Begriffe, die Fallfenster, die Tabellen, die Modellformeln, die Mini-Quiz-Fragen, die Quellenlogik und den Rueckfluss in den WOE-Korpus zusammen. Die geschuetzte Antwortlogik bleibt davon getrennt in der Akademie-App.</w:t>
-      </w:r>
-    </w:p>
-    <w:p>
-      <w:r>
-        <w:t>Der Abschluss liest Wirkungsdaten &amp; Rahmenwerke im Feld Impact-Controlling. Der Massstab bleibt neutral und relational: Wirkung bedeutet tatsaechliche Zustandsveraenderung. Wirkungspotenzial beschreibt plausible Moeglichkeit. Wirkungsrisiko beschreibt moegliche negative Veraenderung. Wenn eine Zielgroesse gemeint ist, geht es um positive Netto-Wirkung. Genau diese Trennung entscheidet, ob das Skript fachlich traegt.</w:t>
+        <w:t>Dieses Skript zu WC-V2 Wirkungsdaten &amp; Rahmenwerke ist als Langformtext angelegt. Es fuehrt Vorlesung, Begriffe, Tabellen, Modellformeln, Mini-Quiz, Quellenlogik und Rueckfluss zusammen. Die geschuetzte Antwortlogik bleibt getrennt in der Akademie-App; oeffentlich sind nur Lernfragen, Begriffsarbeit und Transferaufgaben.</w:t>
+      </w:r>
+    </w:p>
+    <w:p>
+      <w:r>
+        <w:t>Der Abschluss liest Wirkungsdaten &amp; Rahmenwerke im Feld Impact-Controlling. Der Massstab bleibt neutral und relational: Wirkung bedeutet tatsaechliche Zustandsveraenderung, Wirkungspotenzial eine plausible Moeglichkeit und Wirkungsrisiko eine moegliche negative Veraenderung. Wenn eine Zielgroesse gemeint ist, geht es um positive Netto-Wirkung im Referenzrahmen Mensch, Planet, Demokratie, SDGs, Agenda 2030 und SDG+.</w:t>
       </w:r>
     </w:p>
     <w:p>
@@ -3496,17 +3496,17 @@
         <w:pStyle w:val="Heading3"/>
       </w:pPr>
       <w:r>
-        <w:t>Schlussvertiefung 1: Wirkungsdaten &amp; Rahmenwerke im Anwendungsfall</w:t>
-      </w:r>
-    </w:p>
-    <w:p>
-      <w:r>
-        <w:t>Die folgenden Abschnitte sind keine neue Pruefungsloesung. Sie verdichten die vorhandenen Kapitel zu einer Lesart, mit der Studierende einen Fall selbststaendig analysieren koennen. Im Mittelpunkt stehen Datenqualitaet, Bewertungsprofile, Scorecards und rueckgekoppelte Steuerung, nicht moralische Personenbewertung.</w:t>
-      </w:r>
-    </w:p>
-    <w:p>
-      <w:r>
-        <w:t>Begriffliche Schlussklaerung. Einleitung / Wirkungsfrage zeigt, warum Wirkungsdaten &amp; Rahmenwerke mehr ist als ein Schlagwort im Feld Datenqualitaet, Bewertungsprofile, Scorecards und rueckgekoppelte Steuerung. Die wirkungsoekonomische Frage lautet: Welche reale Veraenderung wird moeglich, welche bleibt nur Potenzial und wo entsteht ein Wirkungsrisiko? Diese Unterscheidung schuetzt vor Impact-Washing, weil sie Absicht, Aktivitaet, Reichweite und Wirkung auseinanderhaelt.</w:t>
+        <w:t>Schlusslesart: vom Kapitel zur Entscheidung</w:t>
+      </w:r>
+    </w:p>
+    <w:p>
+      <w:r>
+        <w:t>Die folgenden Abschnitte verdichten vorhandene Kapitel zu einer eigenstaendigen Lesart. Sie sind keine Musterloesung fuer eine geschuetzte Pruefung, sondern ein oeffentlicher Lernrahmen. Im Mittelpunkt stehen Datenqualitaet, Bewertungsprofile, Scorecards und rueckgekoppelte Steuerung; Menschen werden nicht bewertet, sondern Wirkpfade, Zustandsveraenderungen, Risiken und institutionelle Bedingungen.</w:t>
+      </w:r>
+    </w:p>
+    <w:p>
+      <w:r>
+        <w:t>Begriffliche Sicherung. Einleitung / Wirkungsfrage zeigt, warum Wirkungsdaten &amp; Rahmenwerke mehr ist als ein Schlagwort im Feld Datenqualitaet, Bewertungsprofile, Scorecards und rueckgekoppelte Steuerung. Die wirkungsoekonomische Frage lautet: Welche reale Veraenderung wird moeglich, welche bleibt nur Potenzial und wo entsteht ein Wirkungsrisiko? Diese Unterscheidung schuetzt vor Impact-Washing, weil sie Absicht, Aktivitaet, Reichweite und Wirkung auseinanderhaelt.</w:t>
       </w:r>
     </w:p>
     <w:p>
@@ -3516,7 +3516,12 @@
     </w:p>
     <w:p>
       <w:r>
-        <w:t>Wirkpfad und Empfaenger. In WC-V2 muss Kernaussage immer mit Empfaengern gelesen werden. Wirkung entsteht nicht beim Sender, sondern an veraenderten Zustaenden von Menschen, Oekosystemen, Institutionen, Oeffentlichkeit oder kuenftigen Handlungsspielraeumen. Darum reicht es nicht, interne Aktivitaeten zu dokumentieren. Entscheidend ist, ob sich ein Zustand nachvollziehbar veraendert und ob diese Veraenderung im Referenzrahmen Mensch, Planet, Demokratie, SDGs, Agenda 2030 und SDG+ tragfaehig bewertet werden kann.</w:t>
+        <w:t>Fallpruefung. Wenn ein Controlling-Team einen Indikator, eine Scorecard oder einen Auditpfad auf Entscheidungsrelevanz pruefen will, beginnt die Analyse bei Empfaengern, Wirkraum, Zeitraum und Datenquelle. Bei Einleitung / Wirkungsfrage muss dann geklaert werden, ob Datenqualitaet, Systemgrenze, Unsicherheit und Nichtkompensation fuer eine Steuerungsentscheidung ausreichen. Eine tragfaehige Antwort benennt mindestens eine Quelle, eine offene Unsicherheit, eine moegliche Gegenbeobachtung und die Entscheidung, die nach der Bewertung geaendert wird.</w:t>
+      </w:r>
+    </w:p>
+    <w:p>
+      <w:r>
+        <w:t>Wirkpfadpruefung. In WC-V2 muss Kernaussage immer mit Empfaengern gelesen werden. Wirkung entsteht nicht beim Sender, sondern an veraenderten Zustaenden von Menschen, Oekosystemen, Institutionen, Oeffentlichkeit oder kuenftigen Handlungsspielraeumen. Darum reicht es nicht, interne Aktivitaeten zu dokumentieren. Entscheidend ist, ob sich ein Zustand nachvollziehbar veraendert und ob diese Veraenderung im Referenzrahmen Mensch, Planet, Demokratie, SDGs, Agenda 2030 und SDG+ tragfaehig bewertet werden kann.</w:t>
       </w:r>
     </w:p>
     <w:p>
@@ -3526,7 +3531,17 @@
     </w:p>
     <w:p>
       <w:r>
-        <w:t>Daten, Quellen und Evidenz. Wissenschaftliche Anschlussfaehigkeit entsteht hier durch Quellenklarheit. Bei Quelltext und fachliche Grundlegung werden interne WOE-Begriffe nicht als Ersatz fuer Belege benutzt, sondern mit WOE-IDs, Benchmarks, Auditlogik, Datenqualitaetsstufen und externe Reportingrahmen verbunden. Wo die Datenlage offen bleibt, wird das offengelegt. Wo eine Aussage nur plausibel ist, bleibt sie als Wirkungspotenzial markiert. Wo ein Schaden eine rote Linie beruehrt, greift Nichtkompensation vor Durchschnittslogik.</w:t>
+        <w:t>Fallpruefung. Wenn ein Controlling-Team einen Indikator, eine Scorecard oder einen Auditpfad auf Entscheidungsrelevanz pruefen will, beginnt die Analyse bei Empfaengern, Wirkraum, Zeitraum und Datenquelle. Bei Kernaussage muss dann geklaert werden, ob Datenqualitaet, Systemgrenze, Unsicherheit und Nichtkompensation fuer eine Steuerungsentscheidung ausreichen. Eine tragfaehige Antwort benennt mindestens eine Quelle, eine offene Unsicherheit, eine moegliche Gegenbeobachtung und die Entscheidung, die nach der Bewertung geaendert wird.</w:t>
+      </w:r>
+    </w:p>
+    <w:p>
+      <w:r>
+        <w:t>Fuer die Bewertung reicht kein Summenscore, der zentrale Schaeden mit bequemen Pluspunkten verrechnet. Nichtkompensation und Reverse Merit Order markieren, wo rote Linien, demokratische Grundbedingungen oder planetare Grenzen Vorrang vor Durchschnittslogik haben. So bleibt positive Netto-Wirkung eine anspruchsvolle Zielgroesse und wird nicht zur dekorativen Formel.</w:t>
+      </w:r>
+    </w:p>
+    <w:p>
+      <w:r>
+        <w:t>Evidenzfenster. Wissenschaftliche Anschlussfaehigkeit entsteht hier durch Quellenklarheit. Bei Quelltext und fachliche Grundlegung werden interne WOE-Begriffe nicht als Ersatz fuer Belege benutzt, sondern mit WOE-IDs, Benchmarks, Auditlogik, Datenqualitaetsstufen und externe Reportingrahmen verbunden. Wo die Datenlage offen bleibt, wird das offengelegt. Wo eine Aussage nur plausibel ist, bleibt sie als Wirkungspotenzial markiert. Wo ein Schaden eine rote Linie beruehrt, greift Nichtkompensation vor Durchschnittslogik.</w:t>
       </w:r>
     </w:p>
     <w:p>
@@ -3536,7 +3551,17 @@
     </w:p>
     <w:p>
       <w:r>
-        <w:t>Bewertung und rote Linien. In Impact-Controlling wird Einstieg / Wirkungsfrage erst steuerungsfaehig, wenn daraus eine Entscheidung folgt. Kennzahlen muessen Entscheidungen verbessern, nicht nur Berichte fuellen. Ohne diese Rueckkopplung bleibt Reporting eine Beschreibung. Mit Rueckkopplung wird aus Bewertung eine veraenderte Routine: ein anderer Prozess, ein geaenderter Anreiz, eine bessere Datenpflicht, eine korrigierte Kommunikation oder eine neue Priorisierung.</w:t>
+        <w:t>Fallpruefung. Wenn ein Controlling-Team einen Indikator, eine Scorecard oder einen Auditpfad auf Entscheidungsrelevanz pruefen will, beginnt die Analyse bei Empfaengern, Wirkraum, Zeitraum und Datenquelle. Bei Quelltext und fachliche Grundlegung muss dann geklaert werden, ob Datenqualitaet, Systemgrenze, Unsicherheit und Nichtkompensation fuer eine Steuerungsentscheidung ausreichen. Eine tragfaehige Antwort benennt mindestens eine Quelle, eine offene Unsicherheit, eine moegliche Gegenbeobachtung und die Entscheidung, die nach der Bewertung geaendert wird.</w:t>
+      </w:r>
+    </w:p>
+    <w:p>
+      <w:r>
+        <w:t>Der Rueckfluss in den WOE-Korpus liegt hier in klaren Begriffen, sauber verlinkten Quellen und benannten Forschungsfragen. Wo Glossar, Werkzeuge, Journal oder Reader noch doppeldeutig bleiben, sollte Wirkungsdaten &amp; Rahmenwerke nicht als fertige Gewissheit auftreten, sondern als pruefbarer Lernstand mit Korrekturpfad.</w:t>
+      </w:r>
+    </w:p>
+    <w:p>
+      <w:r>
+        <w:t>Bewertungsgrenze. In Impact-Controlling wird Einstieg / Wirkungsfrage erst steuerungsfaehig, wenn daraus eine Entscheidung folgt. Kennzahlen muessen Entscheidungen verbessern, nicht nur Berichte fuellen. Ohne diese Rueckkopplung bleibt Reporting eine Beschreibung. Mit Rueckkopplung wird aus Bewertung eine veraenderte Routine: ein anderer Prozess, ein geaenderter Anreiz, eine bessere Datenpflicht, eine korrigierte Kommunikation oder eine neue Priorisierung.</w:t>
       </w:r>
     </w:p>
     <w:p>
@@ -3546,12 +3571,12 @@
     </w:p>
     <w:p>
       <w:r>
-        <w:t>Kontrollfrage. Welche Entscheidung waere falsch, wenn Einstieg / Wirkungsfrage in WC-V2 missverstanden wird? Die Antwort muss mindestens eine Daten- oder Quellenannahme, eine betroffene Gruppe oder Schutzdimension, eine moegliche Nebenwirkung und einen Rueckkopplungsschritt nennen. Richtig ist nicht die lauteste Bewertung, sondern diejenige, die Begriff, Beleg und Steuerungsfolge zusammenhaelt.</w:t>
-      </w:r>
-    </w:p>
-    <w:p>
-      <w:r>
-        <w:t>Steuerung und Rueckkopplung. Die Grenze gegen Scheingenauigkeit verlaeuft bei Skript / Folien (Lernseite) nicht zwischen Optimismus und Pessimismus. Sie verlaeuft zwischen offengelegter Unsicherheit und rhetorischer Sicherheit. Wer Wirkungsdaten &amp; Rahmenwerke belastbar anwenden will, benennt Systemgrenze, Zeitraum, Vergleichspunkt und offene Gegenhypothese. Gerade dadurch bleibt das Skript anschlussfaehig fuer Forschung, Praxis und spaetere Revision.</w:t>
+        <w:t>Fallpruefung. Wenn ein Controlling-Team einen Indikator, eine Scorecard oder einen Auditpfad auf Entscheidungsrelevanz pruefen will, beginnt die Analyse bei Empfaengern, Wirkraum, Zeitraum und Datenquelle. Bei Einstieg / Wirkungsfrage muss dann geklaert werden, ob Datenqualitaet, Systemgrenze, Unsicherheit und Nichtkompensation fuer eine Steuerungsentscheidung ausreichen. Eine tragfaehige Antwort benennt mindestens eine Quelle, eine offene Unsicherheit, eine moegliche Gegenbeobachtung und die Entscheidung, die nach der Bewertung geaendert wird.</w:t>
+      </w:r>
+    </w:p>
+    <w:p>
+      <w:r>
+        <w:t>Steuerungsfolge. Die Grenze gegen Scheingenauigkeit verlaeuft bei Skript / Folien (Lernseite) nicht zwischen Optimismus und Pessimismus. Sie verlaeuft zwischen offengelegter Unsicherheit und rhetorischer Sicherheit. Wer Wirkungsdaten &amp; Rahmenwerke belastbar anwenden will, benennt Systemgrenze, Zeitraum, Vergleichspunkt und offene Gegenhypothese. Gerade dadurch bleibt das Skript anschlussfaehig fuer Forschung, Praxis und spaetere Revision.</w:t>
       </w:r>
     </w:p>
     <w:p>
@@ -3561,7 +3586,17 @@
     </w:p>
     <w:p>
       <w:r>
-        <w:t>Pruefungsnahe Anwendung. Transferaufgabe zeigt, warum Wirkungsdaten &amp; Rahmenwerke mehr ist als ein Schlagwort im Feld Datenqualitaet, Bewertungsprofile, Scorecards und rueckgekoppelte Steuerung. Die wirkungsoekonomische Frage lautet: Welche reale Veraenderung wird moeglich, welche bleibt nur Potenzial und wo entsteht ein Wirkungsrisiko? Diese Unterscheidung schuetzt vor Impact-Washing, weil sie Absicht, Aktivitaet, Reichweite und Wirkung auseinanderhaelt.</w:t>
+        <w:t>Fallpruefung. Wenn ein Controlling-Team einen Indikator, eine Scorecard oder einen Auditpfad auf Entscheidungsrelevanz pruefen will, beginnt die Analyse bei Empfaengern, Wirkraum, Zeitraum und Datenquelle. Bei Skript / Folien (Lernseite) muss dann geklaert werden, ob Datenqualitaet, Systemgrenze, Unsicherheit und Nichtkompensation fuer eine Steuerungsentscheidung ausreichen. Eine tragfaehige Antwort benennt mindestens eine Quelle, eine offene Unsicherheit, eine moegliche Gegenbeobachtung und die Entscheidung, die nach der Bewertung geaendert wird.</w:t>
+      </w:r>
+    </w:p>
+    <w:p>
+      <w:r>
+        <w:t>Fuer die Bewertung reicht kein Summenscore, der zentrale Schaeden mit bequemen Pluspunkten verrechnet. Nichtkompensation und Reverse Merit Order markieren, wo rote Linien, demokratische Grundbedingungen oder planetare Grenzen Vorrang vor Durchschnittslogik haben. So bleibt positive Netto-Wirkung eine anspruchsvolle Zielgroesse und wird nicht zur dekorativen Formel.</w:t>
+      </w:r>
+    </w:p>
+    <w:p>
+      <w:r>
+        <w:t>Transferhinweis. Transferaufgabe zeigt, warum Wirkungsdaten &amp; Rahmenwerke mehr ist als ein Schlagwort im Feld Datenqualitaet, Bewertungsprofile, Scorecards und rueckgekoppelte Steuerung. Die wirkungsoekonomische Frage lautet: Welche reale Veraenderung wird moeglich, welche bleibt nur Potenzial und wo entsteht ein Wirkungsrisiko? Diese Unterscheidung schuetzt vor Impact-Washing, weil sie Absicht, Aktivitaet, Reichweite und Wirkung auseinanderhaelt.</w:t>
       </w:r>
     </w:p>
     <w:p>
@@ -3571,32 +3606,12 @@
     </w:p>
     <w:p>
       <w:r>
-        <w:t>Rueckfluss. Fuer den WOE-Korpus bedeutet das: Begriffe aus Wirkungsdaten &amp; Rahmenwerke sollten dort geschaerft werden, wo sie in Glossar, Werkzeugen, Journal oder Readern doppeldeutig bleiben. Offene Forschungsfragen werden nicht versteckt. Sie markieren die Stelle, an der spaetere Evidenz, ein besserer Datensatz oder eine praezisere Fallstudie die Bewertung veraendern kann.</w:t>
-      </w:r>
-    </w:p>
-    <w:p>
-      <w:r>
-        <w:t>Transfer in den WOE-Korpus. In WC-V2 muss Praxisbeispiel immer mit Empfaengern gelesen werden. Wirkung entsteht nicht beim Sender, sondern an veraenderten Zustaenden von Menschen, Oekosystemen, Institutionen, Oeffentlichkeit oder kuenftigen Handlungsspielraeumen. Darum reicht es nicht, interne Aktivitaeten zu dokumentieren. Entscheidend ist, ob sich ein Zustand nachvollziehbar veraendert und ob diese Veraenderung im Referenzrahmen Mensch, Planet, Demokratie, SDGs, Agenda 2030 und SDG+ tragfaehig bewertet werden kann.</w:t>
-      </w:r>
-    </w:p>
-    <w:p>
-      <w:r>
-        <w:t>Ein Bericht behauptet, die Massnahme zu Wirkungsdaten &amp; Rahmenwerke sei erfolgreich. Die WOE-Lesart fragt bei Praxisbeispiel nach belastbaren Nachweisen: Datenquelle, Systemgrenze, Erhebungslogik, Unsicherheit, Aktualitaet und Auditspur. Wenn diese Nachweise fehlen, bleibt die Aussage Wirkungspotenzial oder Kommunikationsbehauptung. Sie kann wichtig sein, aber sie ist noch keine belegte Wirkung.</w:t>
-      </w:r>
-    </w:p>
-    <w:p>
-      <w:r>
-        <w:t>Grenzen der Aussage. Wissenschaftliche Anschlussfaehigkeit entsteht hier durch Quellenklarheit. Bei Wirkungsökonomische Vertiefung werden interne WOE-Begriffe nicht als Ersatz fuer Belege benutzt, sondern mit WOE-IDs, Benchmarks, Auditlogik, Datenqualitaetsstufen und externe Reportingrahmen verbunden. Wo die Datenlage offen bleibt, wird das offengelegt. Wo eine Aussage nur plausibel ist, bleibt sie als Wirkungspotenzial markiert. Wo ein Schaden eine rote Linie beruehrt, greift Nichtkompensation vor Durchschnittslogik.</w:t>
-      </w:r>
-    </w:p>
-    <w:p>
-      <w:r>
-        <w:t>In einer kontroversen Entscheidung wirkt Wirkungsökonomische Vertiefung als Pruefpunkt fuer Ambivalenz. Ein Nutzen fuer eine Gruppe kann mit Risiken fuer andere Wirkungsempfaenger einhergehen. Das Skript verlangt deshalb, positive und negative Zustandsveraenderungen getrennt zu fuehren, bevor von positiver Netto-Wirkung gesprochen wird.</w:t>
-      </w:r>
-    </w:p>
-    <w:p>
-      <w:r>
-        <w:t>Kontrollfrage. Welche Entscheidung waere falsch, wenn Wirkungsökonomische Vertiefung in WC-V2 missverstanden wird? Die Antwort muss mindestens eine Daten- oder Quellenannahme, eine betroffene Gruppe oder Schutzdimension, eine moegliche Nebenwirkung und einen Rueckkopplungsschritt nennen. Richtig ist nicht die lauteste Bewertung, sondern diejenige, die Begriff, Beleg und Steuerungsfolge zusammenhaelt.</w:t>
+        <w:t>Fallpruefung. Wenn ein Controlling-Team einen Indikator, eine Scorecard oder einen Auditpfad auf Entscheidungsrelevanz pruefen will, beginnt die Analyse bei Empfaengern, Wirkraum, Zeitraum und Datenquelle. Bei Transferaufgabe muss dann geklaert werden, ob Datenqualitaet, Systemgrenze, Unsicherheit und Nichtkompensation fuer eine Steuerungsentscheidung ausreichen. Eine tragfaehige Antwort benennt mindestens eine Quelle, eine offene Unsicherheit, eine moegliche Gegenbeobachtung und die Entscheidung, die nach der Bewertung geaendert wird.</w:t>
+      </w:r>
+    </w:p>
+    <w:p>
+      <w:r>
+        <w:t>Der Rueckfluss in den WOE-Korpus liegt hier in klaren Begriffen, sauber verlinkten Quellen und benannten Forschungsfragen. Wo Glossar, Werkzeuge, Journal oder Reader noch doppeldeutig bleiben, sollte Wirkungsdaten &amp; Rahmenwerke nicht als fertige Gewissheit auftreten, sondern als pruefbarer Lernstand mit Korrekturpfad.</w:t>
       </w:r>
     </w:p>
     <w:p>
@@ -3604,17 +3619,52 @@
         <w:pStyle w:val="Heading3"/>
       </w:pPr>
       <w:r>
-        <w:t>Schlussvertiefung 2: Wirkungsdaten &amp; Rahmenwerke im Anwendungsfall</w:t>
-      </w:r>
-    </w:p>
-    <w:p>
-      <w:r>
-        <w:t>Die folgenden Abschnitte sind keine neue Pruefungsloesung. Sie verdichten die vorhandenen Kapitel zu einer Lesart, mit der Studierende einen Fall selbststaendig analysieren koennen. Im Mittelpunkt stehen Datenqualitaet, Bewertungsprofile, Scorecards und rueckgekoppelte Steuerung, nicht moralische Personenbewertung.</w:t>
-      </w:r>
-    </w:p>
-    <w:p>
-      <w:r>
-        <w:t>Begriffliche Schlussklaerung. In Impact-Controlling wird Begriffliche Präzision erst steuerungsfaehig, wenn daraus eine Entscheidung folgt. Kennzahlen muessen Entscheidungen verbessern, nicht nur Berichte fuellen. Ohne diese Rueckkopplung bleibt Reporting eine Beschreibung. Mit Rueckkopplung wird aus Bewertung eine veraenderte Routine: ein anderer Prozess, ein geaenderter Anreiz, eine bessere Datenpflicht, eine korrigierte Kommunikation oder eine neue Priorisierung.</w:t>
+        <w:t>Vertiefungsrunde 2: Anschluss an Praxis und Forschung</w:t>
+      </w:r>
+    </w:p>
+    <w:p>
+      <w:r>
+        <w:t>Diese Runde wechselt den Blickwinkel, damit der Schlussblock nicht nur wiederholt, sondern Leseentscheidungen vorbereitet: Was ist belegt, was bleibt Potenzial, welche Nebenwirkung ist relevant und welche Steuerungsfolge wird daraus abgeleitet?</w:t>
+      </w:r>
+    </w:p>
+    <w:p>
+      <w:r>
+        <w:t>Rueckflussnotiz. In WC-V2 muss Praxisbeispiel immer mit Empfaengern gelesen werden. Wirkung entsteht nicht beim Sender, sondern an veraenderten Zustaenden von Menschen, Oekosystemen, Institutionen, Oeffentlichkeit oder kuenftigen Handlungsspielraeumen. Darum reicht es nicht, interne Aktivitaeten zu dokumentieren. Entscheidend ist, ob sich ein Zustand nachvollziehbar veraendert und ob diese Veraenderung im Referenzrahmen Mensch, Planet, Demokratie, SDGs, Agenda 2030 und SDG+ tragfaehig bewertet werden kann.</w:t>
+      </w:r>
+    </w:p>
+    <w:p>
+      <w:r>
+        <w:t>Ein Bericht behauptet, die Massnahme zu Wirkungsdaten &amp; Rahmenwerke sei erfolgreich. Die WOE-Lesart fragt bei Praxisbeispiel nach belastbaren Nachweisen: Datenquelle, Systemgrenze, Erhebungslogik, Unsicherheit, Aktualitaet und Auditspur. Wenn diese Nachweise fehlen, bleibt die Aussage Wirkungspotenzial oder Kommunikationsbehauptung. Sie kann wichtig sein, aber sie ist noch keine belegte Wirkung.</w:t>
+      </w:r>
+    </w:p>
+    <w:p>
+      <w:r>
+        <w:t>Fallpruefung. Wenn ein Controlling-Team einen Indikator, eine Scorecard oder einen Auditpfad auf Entscheidungsrelevanz pruefen will, beginnt die Analyse bei Empfaengern, Wirkraum, Zeitraum und Datenquelle. Bei Praxisbeispiel muss dann geklaert werden, ob Datenqualitaet, Systemgrenze, Unsicherheit und Nichtkompensation fuer eine Steuerungsentscheidung ausreichen. Eine tragfaehige Antwort benennt mindestens eine Quelle, eine offene Unsicherheit, eine moegliche Gegenbeobachtung und die Entscheidung, die nach der Bewertung geaendert wird.</w:t>
+      </w:r>
+    </w:p>
+    <w:p>
+      <w:r>
+        <w:t>Pruefungsimpuls. Wissenschaftliche Anschlussfaehigkeit entsteht hier durch Quellenklarheit. Bei Wirkungsökonomische Vertiefung werden interne WOE-Begriffe nicht als Ersatz fuer Belege benutzt, sondern mit WOE-IDs, Benchmarks, Auditlogik, Datenqualitaetsstufen und externe Reportingrahmen verbunden. Wo die Datenlage offen bleibt, wird das offengelegt. Wo eine Aussage nur plausibel ist, bleibt sie als Wirkungspotenzial markiert. Wo ein Schaden eine rote Linie beruehrt, greift Nichtkompensation vor Durchschnittslogik.</w:t>
+      </w:r>
+    </w:p>
+    <w:p>
+      <w:r>
+        <w:t>In einer kontroversen Entscheidung wirkt Wirkungsökonomische Vertiefung als Pruefpunkt fuer Ambivalenz. Ein Nutzen fuer eine Gruppe kann mit Risiken fuer andere Wirkungsempfaenger einhergehen. Das Skript verlangt deshalb, positive und negative Zustandsveraenderungen getrennt zu fuehren, bevor von positiver Netto-Wirkung gesprochen wird.</w:t>
+      </w:r>
+    </w:p>
+    <w:p>
+      <w:r>
+        <w:t>Fallpruefung. Wenn ein Controlling-Team einen Indikator, eine Scorecard oder einen Auditpfad auf Entscheidungsrelevanz pruefen will, beginnt die Analyse bei Empfaengern, Wirkraum, Zeitraum und Datenquelle. Bei Wirkungsökonomische Vertiefung muss dann geklaert werden, ob Datenqualitaet, Systemgrenze, Unsicherheit und Nichtkompensation fuer eine Steuerungsentscheidung ausreichen. Eine tragfaehige Antwort benennt mindestens eine Quelle, eine offene Unsicherheit, eine moegliche Gegenbeobachtung und die Entscheidung, die nach der Bewertung geaendert wird.</w:t>
+      </w:r>
+    </w:p>
+    <w:p>
+      <w:r>
+        <w:t>Fuer die Bewertung reicht kein Summenscore, der zentrale Schaeden mit bequemen Pluspunkten verrechnet. Nichtkompensation und Reverse Merit Order markieren, wo rote Linien, demokratische Grundbedingungen oder planetare Grenzen Vorrang vor Durchschnittslogik haben. So bleibt positive Netto-Wirkung eine anspruchsvolle Zielgroesse und wird nicht zur dekorativen Formel.</w:t>
+      </w:r>
+    </w:p>
+    <w:p>
+      <w:r>
+        <w:t>Begriffliche Sicherung. In Impact-Controlling wird Begriffliche Präzision erst steuerungsfaehig, wenn daraus eine Entscheidung folgt. Kennzahlen muessen Entscheidungen verbessern, nicht nur Berichte fuellen. Ohne diese Rueckkopplung bleibt Reporting eine Beschreibung. Mit Rueckkopplung wird aus Bewertung eine veraenderte Routine: ein anderer Prozess, ein geaenderter Anreiz, eine bessere Datenpflicht, eine korrigierte Kommunikation oder eine neue Priorisierung.</w:t>
       </w:r>
     </w:p>
     <w:p>
@@ -3624,7 +3674,17 @@
     </w:p>
     <w:p>
       <w:r>
-        <w:t>Wirkpfad und Empfaenger. Die Grenze gegen Scheingenauigkeit verlaeuft bei Wirkpfad nicht zwischen Optimismus und Pessimismus. Sie verlaeuft zwischen offengelegter Unsicherheit und rhetorischer Sicherheit. Wer Wirkungsdaten &amp; Rahmenwerke belastbar anwenden will, benennt Systemgrenze, Zeitraum, Vergleichspunkt und offene Gegenhypothese. Gerade dadurch bleibt das Skript anschlussfaehig fuer Forschung, Praxis und spaetere Revision.</w:t>
+        <w:t>Fallpruefung. Wenn ein Controlling-Team einen Indikator, eine Scorecard oder einen Auditpfad auf Entscheidungsrelevanz pruefen will, beginnt die Analyse bei Empfaengern, Wirkraum, Zeitraum und Datenquelle. Bei Begriffliche Präzision muss dann geklaert werden, ob Datenqualitaet, Systemgrenze, Unsicherheit und Nichtkompensation fuer eine Steuerungsentscheidung ausreichen. Eine tragfaehige Antwort benennt mindestens eine Quelle, eine offene Unsicherheit, eine moegliche Gegenbeobachtung und die Entscheidung, die nach der Bewertung geaendert wird.</w:t>
+      </w:r>
+    </w:p>
+    <w:p>
+      <w:r>
+        <w:t>Der Rueckfluss in den WOE-Korpus liegt hier in klaren Begriffen, sauber verlinkten Quellen und benannten Forschungsfragen. Wo Glossar, Werkzeuge, Journal oder Reader noch doppeldeutig bleiben, sollte Wirkungsdaten &amp; Rahmenwerke nicht als fertige Gewissheit auftreten, sondern als pruefbarer Lernstand mit Korrekturpfad.</w:t>
+      </w:r>
+    </w:p>
+    <w:p>
+      <w:r>
+        <w:t>Wirkpfadpruefung. Die Grenze gegen Scheingenauigkeit verlaeuft bei Wirkpfad nicht zwischen Optimismus und Pessimismus. Sie verlaeuft zwischen offengelegter Unsicherheit und rhetorischer Sicherheit. Wer Wirkungsdaten &amp; Rahmenwerke belastbar anwenden will, benennt Systemgrenze, Zeitraum, Vergleichspunkt und offene Gegenhypothese. Gerade dadurch bleibt das Skript anschlussfaehig fuer Forschung, Praxis und spaetere Revision.</w:t>
       </w:r>
     </w:p>
     <w:p>
@@ -3634,7 +3694,12 @@
     </w:p>
     <w:p>
       <w:r>
-        <w:t>Daten, Quellen und Evidenz. Leitthese zeigt, warum Wirkungsdaten &amp; Rahmenwerke mehr ist als ein Schlagwort im Feld Datenqualitaet, Bewertungsprofile, Scorecards und rueckgekoppelte Steuerung. Die wirkungsoekonomische Frage lautet: Welche reale Veraenderung wird moeglich, welche bleibt nur Potenzial und wo entsteht ein Wirkungsrisiko? Diese Unterscheidung schuetzt vor Impact-Washing, weil sie Absicht, Aktivitaet, Reichweite und Wirkung auseinanderhaelt.</w:t>
+        <w:t>Fallpruefung. Wenn ein Controlling-Team einen Indikator, eine Scorecard oder einen Auditpfad auf Entscheidungsrelevanz pruefen will, beginnt die Analyse bei Empfaengern, Wirkraum, Zeitraum und Datenquelle. Bei Wirkpfad muss dann geklaert werden, ob Datenqualitaet, Systemgrenze, Unsicherheit und Nichtkompensation fuer eine Steuerungsentscheidung ausreichen. Eine tragfaehige Antwort benennt mindestens eine Quelle, eine offene Unsicherheit, eine moegliche Gegenbeobachtung und die Entscheidung, die nach der Bewertung geaendert wird.</w:t>
+      </w:r>
+    </w:p>
+    <w:p>
+      <w:r>
+        <w:t>Evidenzfenster. Leitthese zeigt, warum Wirkungsdaten &amp; Rahmenwerke mehr ist als ein Schlagwort im Feld Datenqualitaet, Bewertungsprofile, Scorecards und rueckgekoppelte Steuerung. Die wirkungsoekonomische Frage lautet: Welche reale Veraenderung wird moeglich, welche bleibt nur Potenzial und wo entsteht ein Wirkungsrisiko? Diese Unterscheidung schuetzt vor Impact-Washing, weil sie Absicht, Aktivitaet, Reichweite und Wirkung auseinanderhaelt.</w:t>
       </w:r>
     </w:p>
     <w:p>
@@ -3644,7 +3709,17 @@
     </w:p>
     <w:p>
       <w:r>
-        <w:t>Bewertung und rote Linien. In WC-V2 muss Didaktische Einordnung im Studiengang immer mit Empfaengern gelesen werden. Wirkung entsteht nicht beim Sender, sondern an veraenderten Zustaenden von Menschen, Oekosystemen, Institutionen, Oeffentlichkeit oder kuenftigen Handlungsspielraeumen. Darum reicht es nicht, interne Aktivitaeten zu dokumentieren. Entscheidend ist, ob sich ein Zustand nachvollziehbar veraendert und ob diese Veraenderung im Referenzrahmen Mensch, Planet, Demokratie, SDGs, Agenda 2030 und SDG+ tragfaehig bewertet werden kann.</w:t>
+        <w:t>Fallpruefung. Wenn ein Controlling-Team einen Indikator, eine Scorecard oder einen Auditpfad auf Entscheidungsrelevanz pruefen will, beginnt die Analyse bei Empfaengern, Wirkraum, Zeitraum und Datenquelle. Bei Leitthese muss dann geklaert werden, ob Datenqualitaet, Systemgrenze, Unsicherheit und Nichtkompensation fuer eine Steuerungsentscheidung ausreichen. Eine tragfaehige Antwort benennt mindestens eine Quelle, eine offene Unsicherheit, eine moegliche Gegenbeobachtung und die Entscheidung, die nach der Bewertung geaendert wird.</w:t>
+      </w:r>
+    </w:p>
+    <w:p>
+      <w:r>
+        <w:t>Fuer die Bewertung reicht kein Summenscore, der zentrale Schaeden mit bequemen Pluspunkten verrechnet. Nichtkompensation und Reverse Merit Order markieren, wo rote Linien, demokratische Grundbedingungen oder planetare Grenzen Vorrang vor Durchschnittslogik haben. So bleibt positive Netto-Wirkung eine anspruchsvolle Zielgroesse und wird nicht zur dekorativen Formel.</w:t>
+      </w:r>
+    </w:p>
+    <w:p>
+      <w:r>
+        <w:t>Bewertungsgrenze. In WC-V2 muss Didaktische Einordnung im Studiengang immer mit Empfaengern gelesen werden. Wirkung entsteht nicht beim Sender, sondern an veraenderten Zustaenden von Menschen, Oekosystemen, Institutionen, Oeffentlichkeit oder kuenftigen Handlungsspielraeumen. Darum reicht es nicht, interne Aktivitaeten zu dokumentieren. Entscheidend ist, ob sich ein Zustand nachvollziehbar veraendert und ob diese Veraenderung im Referenzrahmen Mensch, Planet, Demokratie, SDGs, Agenda 2030 und SDG+ tragfaehig bewertet werden kann.</w:t>
       </w:r>
     </w:p>
     <w:p>
@@ -3654,57 +3729,12 @@
     </w:p>
     <w:p>
       <w:r>
-        <w:t>Kontrollfrage. Welche Entscheidung waere falsch, wenn Didaktische Einordnung im Studiengang in WC-V2 missverstanden wird? Die Antwort muss mindestens eine Daten- oder Quellenannahme, eine betroffene Gruppe oder Schutzdimension, eine moegliche Nebenwirkung und einen Rueckkopplungsschritt nennen. Richtig ist nicht die lauteste Bewertung, sondern diejenige, die Begriff, Beleg und Steuerungsfolge zusammenhaelt.</w:t>
-      </w:r>
-    </w:p>
-    <w:p>
-      <w:r>
-        <w:t>Rueckfluss. Fuer den WOE-Korpus bedeutet das: Begriffe aus Wirkungsdaten &amp; Rahmenwerke sollten dort geschaerft werden, wo sie in Glossar, Werkzeugen, Journal oder Readern doppeldeutig bleiben. Offene Forschungsfragen werden nicht versteckt. Sie markieren die Stelle, an der spaetere Evidenz, ein besserer Datensatz oder eine praezisere Fallstudie die Bewertung veraendern kann.</w:t>
-      </w:r>
-    </w:p>
-    <w:p>
-      <w:r>
-        <w:t>Steuerung und Rueckkopplung. Wissenschaftliche Anschlussfaehigkeit entsteht hier durch Quellenklarheit. Bei Analysemodell werden interne WOE-Begriffe nicht als Ersatz fuer Belege benutzt, sondern mit WOE-IDs, Benchmarks, Auditlogik, Datenqualitaetsstufen und externe Reportingrahmen verbunden. Wo die Datenlage offen bleibt, wird das offengelegt. Wo eine Aussage nur plausibel ist, bleibt sie als Wirkungspotenzial markiert. Wo ein Schaden eine rote Linie beruehrt, greift Nichtkompensation vor Durchschnittslogik.</w:t>
-      </w:r>
-    </w:p>
-    <w:p>
-      <w:r>
-        <w:t>In einer kontroversen Entscheidung wirkt Analysemodell als Pruefpunkt fuer Ambivalenz. Ein Nutzen fuer eine Gruppe kann mit Risiken fuer andere Wirkungsempfaenger einhergehen. Das Skript verlangt deshalb, positive und negative Zustandsveraenderungen getrennt zu fuehren, bevor von positiver Netto-Wirkung gesprochen wird.</w:t>
-      </w:r>
-    </w:p>
-    <w:p>
-      <w:r>
-        <w:t>Pruefungsnahe Anwendung. In Impact-Controlling wird Modellformel erst steuerungsfaehig, wenn daraus eine Entscheidung folgt. Kennzahlen muessen Entscheidungen verbessern, nicht nur Berichte fuellen. Ohne diese Rueckkopplung bleibt Reporting eine Beschreibung. Mit Rueckkopplung wird aus Bewertung eine veraenderte Routine: ein anderer Prozess, ein geaenderter Anreiz, eine bessere Datenpflicht, eine korrigierte Kommunikation oder eine neue Priorisierung.</w:t>
-      </w:r>
-    </w:p>
-    <w:p>
-      <w:r>
-        <w:t>Die typische Fehlstelle bei Wirkungsdaten &amp; Rahmenwerke liegt darin, Messbarkeit als Wahrheit zu behandeln. Bei Modellformel wird diese Fehlstelle konkret: Ein scheinbar plausibler Befund darf nicht zur Abkuerzung werden. Quellen, Systemgrenzen, Unsicherheit und Rueckkopplung bleiben sichtbar.</w:t>
-      </w:r>
-    </w:p>
-    <w:p>
-      <w:r>
-        <w:t>Transfer in den WOE-Korpus. Die Grenze gegen Scheingenauigkeit verlaeuft bei Fallfenster nicht zwischen Optimismus und Pessimismus. Sie verlaeuft zwischen offengelegter Unsicherheit und rhetorischer Sicherheit. Wer Wirkungsdaten &amp; Rahmenwerke belastbar anwenden will, benennt Systemgrenze, Zeitraum, Vergleichspunkt und offene Gegenhypothese. Gerade dadurch bleibt das Skript anschlussfaehig fuer Forschung, Praxis und spaetere Revision.</w:t>
-      </w:r>
-    </w:p>
-    <w:p>
-      <w:r>
-        <w:t>Fuer die Pruefung ist Fallfenster dann verstanden, wenn daraus eine belastbare Fallantwort entsteht. Eine gute Antwort unterscheidet Beobachtung, Kausalannahme, Bewertung und Steuerungsfolge. Sie bewertet keine Menschen, sondern Wirkpfade, Zustandsveraenderungen, Risiken und institutionelle Bedingungen.</w:t>
-      </w:r>
-    </w:p>
-    <w:p>
-      <w:r>
-        <w:t>Grenzen der Aussage. Prüfungsnahe Fallfragen ohne geschützte Antwortlogik zeigt, warum Wirkungsdaten &amp; Rahmenwerke mehr ist als ein Schlagwort im Feld Datenqualitaet, Bewertungsprofile, Scorecards und rueckgekoppelte Steuerung. Die wirkungsoekonomische Frage lautet: Welche reale Veraenderung wird moeglich, welche bleibt nur Potenzial und wo entsteht ein Wirkungsrisiko? Diese Unterscheidung schuetzt vor Impact-Washing, weil sie Absicht, Aktivitaet, Reichweite und Wirkung auseinanderhaelt.</w:t>
-      </w:r>
-    </w:p>
-    <w:p>
-      <w:r>
-        <w:t>Eine Kommune, ein Unternehmen oder eine Bildungsorganisation will Wirkungsdaten &amp; Rahmenwerke praktisch anwenden. Der erste Schritt ist nicht die Auswahl eines Instruments, sondern die Klaerung der Zustandsveraenderung. Bei Prüfungsnahe Fallfragen ohne geschützte Antwortlogik muss deshalb benannt werden, wer betroffen ist, welcher Zustand sich veraendert, welche Frist gilt und welche Gegenbeobachtung die Annahme widerlegen wuerde. Erst danach entsteht eine begruendete Entscheidung im Feld Indikator, Scorecard, Benchmark, Auditpfad, Portfolioentscheidung oder CAPEX/OPEX-Priorisierung.</w:t>
-      </w:r>
-    </w:p>
-    <w:p>
-      <w:r>
-        <w:t>Kontrollfrage. Welche Entscheidung waere falsch, wenn Prüfungsnahe Fallfragen ohne geschützte Antwortlogik in WC-V2 missverstanden wird? Die Antwort muss mindestens eine Daten- oder Quellenannahme, eine betroffene Gruppe oder Schutzdimension, eine moegliche Nebenwirkung und einen Rueckkopplungsschritt nennen. Richtig ist nicht die lauteste Bewertung, sondern diejenige, die Begriff, Beleg und Steuerungsfolge zusammenhaelt.</w:t>
+        <w:t>Fallpruefung. Wenn ein Controlling-Team einen Indikator, eine Scorecard oder einen Auditpfad auf Entscheidungsrelevanz pruefen will, beginnt die Analyse bei Empfaengern, Wirkraum, Zeitraum und Datenquelle. Bei Didaktische Einordnung im Studiengang muss dann geklaert werden, ob Datenqualitaet, Systemgrenze, Unsicherheit und Nichtkompensation fuer eine Steuerungsentscheidung ausreichen. Eine tragfaehige Antwort benennt mindestens eine Quelle, eine offene Unsicherheit, eine moegliche Gegenbeobachtung und die Entscheidung, die nach der Bewertung geaendert wird.</w:t>
+      </w:r>
+    </w:p>
+    <w:p>
+      <w:r>
+        <w:t>Der Rueckfluss in den WOE-Korpus liegt hier in klaren Begriffen, sauber verlinkten Quellen und benannten Forschungsfragen. Wo Glossar, Werkzeuge, Journal oder Reader noch doppeldeutig bleiben, sollte Wirkungsdaten &amp; Rahmenwerke nicht als fertige Gewissheit auftreten, sondern als pruefbarer Lernstand mit Korrekturpfad.</w:t>
       </w:r>
     </w:p>
     <w:p>
@@ -3712,17 +3742,87 @@
         <w:pStyle w:val="Heading3"/>
       </w:pPr>
       <w:r>
-        <w:t>Schlussvertiefung 3: Wirkungsdaten &amp; Rahmenwerke im Anwendungsfall</w:t>
-      </w:r>
-    </w:p>
-    <w:p>
-      <w:r>
-        <w:t>Die folgenden Abschnitte sind keine neue Pruefungsloesung. Sie verdichten die vorhandenen Kapitel zu einer Lesart, mit der Studierende einen Fall selbststaendig analysieren koennen. Im Mittelpunkt stehen Datenqualitaet, Bewertungsprofile, Scorecards und rueckgekoppelte Steuerung, nicht moralische Personenbewertung.</w:t>
-      </w:r>
-    </w:p>
-    <w:p>
-      <w:r>
-        <w:t>Begriffliche Schlussklaerung. In WC-V2 muss Auswertung aus der lebenden Website-Referenz immer mit Empfaengern gelesen werden. Wirkung entsteht nicht beim Sender, sondern an veraenderten Zustaenden von Menschen, Oekosystemen, Institutionen, Oeffentlichkeit oder kuenftigen Handlungsspielraeumen. Darum reicht es nicht, interne Aktivitaeten zu dokumentieren. Entscheidend ist, ob sich ein Zustand nachvollziehbar veraendert und ob diese Veraenderung im Referenzrahmen Mensch, Planet, Demokratie, SDGs, Agenda 2030 und SDG+ tragfaehig bewertet werden kann.</w:t>
+        <w:t>Vertiefungsrunde 3: Anschluss an Praxis und Forschung</w:t>
+      </w:r>
+    </w:p>
+    <w:p>
+      <w:r>
+        <w:t>Diese Runde wechselt den Blickwinkel, damit der Schlussblock nicht nur wiederholt, sondern Leseentscheidungen vorbereitet: Was ist belegt, was bleibt Potenzial, welche Nebenwirkung ist relevant und welche Steuerungsfolge wird daraus abgeleitet?</w:t>
+      </w:r>
+    </w:p>
+    <w:p>
+      <w:r>
+        <w:t>Steuerungsfolge. Wissenschaftliche Anschlussfaehigkeit entsteht hier durch Quellenklarheit. Bei Analysemodell werden interne WOE-Begriffe nicht als Ersatz fuer Belege benutzt, sondern mit WOE-IDs, Benchmarks, Auditlogik, Datenqualitaetsstufen und externe Reportingrahmen verbunden. Wo die Datenlage offen bleibt, wird das offengelegt. Wo eine Aussage nur plausibel ist, bleibt sie als Wirkungspotenzial markiert. Wo ein Schaden eine rote Linie beruehrt, greift Nichtkompensation vor Durchschnittslogik.</w:t>
+      </w:r>
+    </w:p>
+    <w:p>
+      <w:r>
+        <w:t>In einer kontroversen Entscheidung wirkt Analysemodell als Pruefpunkt fuer Ambivalenz. Ein Nutzen fuer eine Gruppe kann mit Risiken fuer andere Wirkungsempfaenger einhergehen. Das Skript verlangt deshalb, positive und negative Zustandsveraenderungen getrennt zu fuehren, bevor von positiver Netto-Wirkung gesprochen wird.</w:t>
+      </w:r>
+    </w:p>
+    <w:p>
+      <w:r>
+        <w:t>Fallpruefung. Wenn ein Controlling-Team einen Indikator, eine Scorecard oder einen Auditpfad auf Entscheidungsrelevanz pruefen will, beginnt die Analyse bei Empfaengern, Wirkraum, Zeitraum und Datenquelle. Bei Analysemodell muss dann geklaert werden, ob Datenqualitaet, Systemgrenze, Unsicherheit und Nichtkompensation fuer eine Steuerungsentscheidung ausreichen. Eine tragfaehige Antwort benennt mindestens eine Quelle, eine offene Unsicherheit, eine moegliche Gegenbeobachtung und die Entscheidung, die nach der Bewertung geaendert wird.</w:t>
+      </w:r>
+    </w:p>
+    <w:p>
+      <w:r>
+        <w:t>Transferhinweis. In Impact-Controlling wird Modellformel erst steuerungsfaehig, wenn daraus eine Entscheidung folgt. Kennzahlen muessen Entscheidungen verbessern, nicht nur Berichte fuellen. Ohne diese Rueckkopplung bleibt Reporting eine Beschreibung. Mit Rueckkopplung wird aus Bewertung eine veraenderte Routine: ein anderer Prozess, ein geaenderter Anreiz, eine bessere Datenpflicht, eine korrigierte Kommunikation oder eine neue Priorisierung.</w:t>
+      </w:r>
+    </w:p>
+    <w:p>
+      <w:r>
+        <w:t>Die typische Fehlstelle bei Wirkungsdaten &amp; Rahmenwerke liegt darin, Messbarkeit als Wahrheit zu behandeln. Bei Modellformel wird diese Fehlstelle konkret: Ein scheinbar plausibler Befund darf nicht zur Abkuerzung werden. Quellen, Systemgrenzen, Unsicherheit und Rueckkopplung bleiben sichtbar.</w:t>
+      </w:r>
+    </w:p>
+    <w:p>
+      <w:r>
+        <w:t>Fallpruefung. Wenn ein Controlling-Team einen Indikator, eine Scorecard oder einen Auditpfad auf Entscheidungsrelevanz pruefen will, beginnt die Analyse bei Empfaengern, Wirkraum, Zeitraum und Datenquelle. Bei Modellformel muss dann geklaert werden, ob Datenqualitaet, Systemgrenze, Unsicherheit und Nichtkompensation fuer eine Steuerungsentscheidung ausreichen. Eine tragfaehige Antwort benennt mindestens eine Quelle, eine offene Unsicherheit, eine moegliche Gegenbeobachtung und die Entscheidung, die nach der Bewertung geaendert wird.</w:t>
+      </w:r>
+    </w:p>
+    <w:p>
+      <w:r>
+        <w:t>Fuer die Bewertung reicht kein Summenscore, der zentrale Schaeden mit bequemen Pluspunkten verrechnet. Nichtkompensation und Reverse Merit Order markieren, wo rote Linien, demokratische Grundbedingungen oder planetare Grenzen Vorrang vor Durchschnittslogik haben. So bleibt positive Netto-Wirkung eine anspruchsvolle Zielgroesse und wird nicht zur dekorativen Formel.</w:t>
+      </w:r>
+    </w:p>
+    <w:p>
+      <w:r>
+        <w:t>Rueckflussnotiz. Die Grenze gegen Scheingenauigkeit verlaeuft bei Fallfenster nicht zwischen Optimismus und Pessimismus. Sie verlaeuft zwischen offengelegter Unsicherheit und rhetorischer Sicherheit. Wer Wirkungsdaten &amp; Rahmenwerke belastbar anwenden will, benennt Systemgrenze, Zeitraum, Vergleichspunkt und offene Gegenhypothese. Gerade dadurch bleibt das Skript anschlussfaehig fuer Forschung, Praxis und spaetere Revision.</w:t>
+      </w:r>
+    </w:p>
+    <w:p>
+      <w:r>
+        <w:t>Fuer die Pruefung ist Fallfenster dann verstanden, wenn daraus eine belastbare Fallantwort entsteht. Eine gute Antwort unterscheidet Beobachtung, Kausalannahme, Bewertung und Steuerungsfolge. Sie bewertet keine Menschen, sondern Wirkpfade, Zustandsveraenderungen, Risiken und institutionelle Bedingungen.</w:t>
+      </w:r>
+    </w:p>
+    <w:p>
+      <w:r>
+        <w:t>Fallpruefung. Wenn ein Controlling-Team einen Indikator, eine Scorecard oder einen Auditpfad auf Entscheidungsrelevanz pruefen will, beginnt die Analyse bei Empfaengern, Wirkraum, Zeitraum und Datenquelle. Bei Fallfenster muss dann geklaert werden, ob Datenqualitaet, Systemgrenze, Unsicherheit und Nichtkompensation fuer eine Steuerungsentscheidung ausreichen. Eine tragfaehige Antwort benennt mindestens eine Quelle, eine offene Unsicherheit, eine moegliche Gegenbeobachtung und die Entscheidung, die nach der Bewertung geaendert wird.</w:t>
+      </w:r>
+    </w:p>
+    <w:p>
+      <w:r>
+        <w:t>Der Rueckfluss in den WOE-Korpus liegt hier in klaren Begriffen, sauber verlinkten Quellen und benannten Forschungsfragen. Wo Glossar, Werkzeuge, Journal oder Reader noch doppeldeutig bleiben, sollte Wirkungsdaten &amp; Rahmenwerke nicht als fertige Gewissheit auftreten, sondern als pruefbarer Lernstand mit Korrekturpfad.</w:t>
+      </w:r>
+    </w:p>
+    <w:p>
+      <w:r>
+        <w:t>Pruefungsimpuls. Prüfungsnahe Fallfragen ohne geschützte Antwortlogik zeigt, warum Wirkungsdaten &amp; Rahmenwerke mehr ist als ein Schlagwort im Feld Datenqualitaet, Bewertungsprofile, Scorecards und rueckgekoppelte Steuerung. Die wirkungsoekonomische Frage lautet: Welche reale Veraenderung wird moeglich, welche bleibt nur Potenzial und wo entsteht ein Wirkungsrisiko? Diese Unterscheidung schuetzt vor Impact-Washing, weil sie Absicht, Aktivitaet, Reichweite und Wirkung auseinanderhaelt.</w:t>
+      </w:r>
+    </w:p>
+    <w:p>
+      <w:r>
+        <w:t>Eine Kommune, ein Unternehmen oder eine Bildungsorganisation will Wirkungsdaten &amp; Rahmenwerke praktisch anwenden. Der erste Schritt ist nicht die Auswahl eines Instruments, sondern die Klaerung der Zustandsveraenderung. Bei Prüfungsnahe Fallfragen ohne geschützte Antwortlogik muss deshalb benannt werden, wer betroffen ist, welcher Zustand sich veraendert, welche Frist gilt und welche Gegenbeobachtung die Annahme widerlegen wuerde. Erst danach entsteht eine begruendete Entscheidung im Feld Indikator, Scorecard, Benchmark, Auditpfad, Portfolioentscheidung oder CAPEX/OPEX-Priorisierung.</w:t>
+      </w:r>
+    </w:p>
+    <w:p>
+      <w:r>
+        <w:t>Fallpruefung. Wenn ein Controlling-Team einen Indikator, eine Scorecard oder einen Auditpfad auf Entscheidungsrelevanz pruefen will, beginnt die Analyse bei Empfaengern, Wirkraum, Zeitraum und Datenquelle. Bei Prüfungsnahe Fallfragen ohne geschützte Antwortlogik muss dann geklaert werden, ob Datenqualitaet, Systemgrenze, Unsicherheit und Nichtkompensation fuer eine Steuerungsentscheidung ausreichen. Eine tragfaehige Antwort benennt mindestens eine Quelle, eine offene Unsicherheit, eine moegliche Gegenbeobachtung und die Entscheidung, die nach der Bewertung geaendert wird.</w:t>
+      </w:r>
+    </w:p>
+    <w:p>
+      <w:r>
+        <w:t>Begriffliche Sicherung. In WC-V2 muss Auswertung aus der lebenden Website-Referenz immer mit Empfaengern gelesen werden. Wirkung entsteht nicht beim Sender, sondern an veraenderten Zustaenden von Menschen, Oekosystemen, Institutionen, Oeffentlichkeit oder kuenftigen Handlungsspielraeumen. Darum reicht es nicht, interne Aktivitaeten zu dokumentieren. Entscheidend ist, ob sich ein Zustand nachvollziehbar veraendert und ob diese Veraenderung im Referenzrahmen Mensch, Planet, Demokratie, SDGs, Agenda 2030 und SDG+ tragfaehig bewertet werden kann.</w:t>
       </w:r>
     </w:p>
     <w:p>
@@ -3732,7 +3832,17 @@
     </w:p>
     <w:p>
       <w:r>
-        <w:t>Wirkpfad und Empfaenger. Wissenschaftliche Anschlussfaehigkeit entsteht hier durch Quellenklarheit. Bei Messbarkeit ohne Reduktionismus werden interne WOE-Begriffe nicht als Ersatz fuer Belege benutzt, sondern mit WOE-IDs, Benchmarks, Auditlogik, Datenqualitaetsstufen und externe Reportingrahmen verbunden. Wo die Datenlage offen bleibt, wird das offengelegt. Wo eine Aussage nur plausibel ist, bleibt sie als Wirkungspotenzial markiert. Wo ein Schaden eine rote Linie beruehrt, greift Nichtkompensation vor Durchschnittslogik.</w:t>
+        <w:t>Fallpruefung. Wenn ein Controlling-Team einen Indikator, eine Scorecard oder einen Auditpfad auf Entscheidungsrelevanz pruefen will, beginnt die Analyse bei Empfaengern, Wirkraum, Zeitraum und Datenquelle. Bei Auswertung aus der lebenden Website-Referenz muss dann geklaert werden, ob Datenqualitaet, Systemgrenze, Unsicherheit und Nichtkompensation fuer eine Steuerungsentscheidung ausreichen. Eine tragfaehige Antwort benennt mindestens eine Quelle, eine offene Unsicherheit, eine moegliche Gegenbeobachtung und die Entscheidung, die nach der Bewertung geaendert wird.</w:t>
+      </w:r>
+    </w:p>
+    <w:p>
+      <w:r>
+        <w:t>Fuer die Bewertung reicht kein Summenscore, der zentrale Schaeden mit bequemen Pluspunkten verrechnet. Nichtkompensation und Reverse Merit Order markieren, wo rote Linien, demokratische Grundbedingungen oder planetare Grenzen Vorrang vor Durchschnittslogik haben. So bleibt positive Netto-Wirkung eine anspruchsvolle Zielgroesse und wird nicht zur dekorativen Formel.</w:t>
+      </w:r>
+    </w:p>
+    <w:p>
+      <w:r>
+        <w:t>Wirkpfadpruefung. Wissenschaftliche Anschlussfaehigkeit entsteht hier durch Quellenklarheit. Bei Messbarkeit ohne Reduktionismus werden interne WOE-Begriffe nicht als Ersatz fuer Belege benutzt, sondern mit WOE-IDs, Benchmarks, Auditlogik, Datenqualitaetsstufen und externe Reportingrahmen verbunden. Wo die Datenlage offen bleibt, wird das offengelegt. Wo eine Aussage nur plausibel ist, bleibt sie als Wirkungspotenzial markiert. Wo ein Schaden eine rote Linie beruehrt, greift Nichtkompensation vor Durchschnittslogik.</w:t>
       </w:r>
     </w:p>
     <w:p>
@@ -3742,82 +3852,12 @@
     </w:p>
     <w:p>
       <w:r>
-        <w:t>Rueckfluss. Fuer den WOE-Korpus bedeutet das: Begriffe aus Wirkungsdaten &amp; Rahmenwerke sollten dort geschaerft werden, wo sie in Glossar, Werkzeugen, Journal oder Readern doppeldeutig bleiben. Offene Forschungsfragen werden nicht versteckt. Sie markieren die Stelle, an der spaetere Evidenz, ein besserer Datensatz oder eine praezisere Fallstudie die Bewertung veraendern kann.</w:t>
-      </w:r>
-    </w:p>
-    <w:p>
-      <w:r>
-        <w:t>Daten, Quellen und Evidenz. In Impact-Controlling wird Empirische, systemische und normative Ebene erst steuerungsfaehig, wenn daraus eine Entscheidung folgt. Kennzahlen muessen Entscheidungen verbessern, nicht nur Berichte fuellen. Ohne diese Rueckkopplung bleibt Reporting eine Beschreibung. Mit Rueckkopplung wird aus Bewertung eine veraenderte Routine: ein anderer Prozess, ein geaenderter Anreiz, eine bessere Datenpflicht, eine korrigierte Kommunikation oder eine neue Priorisierung.</w:t>
-      </w:r>
-    </w:p>
-    <w:p>
-      <w:r>
-        <w:t>Die typische Fehlstelle bei Wirkungsdaten &amp; Rahmenwerke liegt darin, Messbarkeit als Wahrheit zu behandeln. Bei Empirische, systemische und normative Ebene wird diese Fehlstelle konkret: Ein scheinbar plausibler Befund darf nicht zur Abkuerzung werden. Quellen, Systemgrenzen, Unsicherheit und Rueckkopplung bleiben sichtbar.</w:t>
-      </w:r>
-    </w:p>
-    <w:p>
-      <w:r>
-        <w:t>Bewertung und rote Linien. Die Grenze gegen Scheingenauigkeit verlaeuft bei Messgrenzen, Schätzungen und Unsicherheit nicht zwischen Optimismus und Pessimismus. Sie verlaeuft zwischen offengelegter Unsicherheit und rhetorischer Sicherheit. Wer Wirkungsdaten &amp; Rahmenwerke belastbar anwenden will, benennt Systemgrenze, Zeitraum, Vergleichspunkt und offene Gegenhypothese. Gerade dadurch bleibt das Skript anschlussfaehig fuer Forschung, Praxis und spaetere Revision.</w:t>
-      </w:r>
-    </w:p>
-    <w:p>
-      <w:r>
-        <w:t>Fuer die Pruefung ist Messgrenzen, Schätzungen und Unsicherheit dann verstanden, wenn daraus eine belastbare Fallantwort entsteht. Eine gute Antwort unterscheidet Beobachtung, Kausalannahme, Bewertung und Steuerungsfolge. Sie bewertet keine Menschen, sondern Wirkpfade, Zustandsveraenderungen, Risiken und institutionelle Bedingungen.</w:t>
-      </w:r>
-    </w:p>
-    <w:p>
-      <w:r>
-        <w:t>Kontrollfrage. Welche Entscheidung waere falsch, wenn Messgrenzen, Schätzungen und Unsicherheit in WC-V2 missverstanden wird? Die Antwort muss mindestens eine Daten- oder Quellenannahme, eine betroffene Gruppe oder Schutzdimension, eine moegliche Nebenwirkung und einen Rueckkopplungsschritt nennen. Richtig ist nicht die lauteste Bewertung, sondern diejenige, die Begriff, Beleg und Steuerungsfolge zusammenhaelt.</w:t>
-      </w:r>
-    </w:p>
-    <w:p>
-      <w:r>
-        <w:t>Steuerung und Rueckkopplung. Warum Messung Rückkopplung vorbereitet zeigt, warum Wirkungsdaten &amp; Rahmenwerke mehr ist als ein Schlagwort im Feld Datenqualitaet, Bewertungsprofile, Scorecards und rueckgekoppelte Steuerung. Die wirkungsoekonomische Frage lautet: Welche reale Veraenderung wird moeglich, welche bleibt nur Potenzial und wo entsteht ein Wirkungsrisiko? Diese Unterscheidung schuetzt vor Impact-Washing, weil sie Absicht, Aktivitaet, Reichweite und Wirkung auseinanderhaelt.</w:t>
-      </w:r>
-    </w:p>
-    <w:p>
-      <w:r>
-        <w:t>Eine Kommune, ein Unternehmen oder eine Bildungsorganisation will Wirkungsdaten &amp; Rahmenwerke praktisch anwenden. Der erste Schritt ist nicht die Auswahl eines Instruments, sondern die Klaerung der Zustandsveraenderung. Bei Warum Messung Rückkopplung vorbereitet muss deshalb benannt werden, wer betroffen ist, welcher Zustand sich veraendert, welche Frist gilt und welche Gegenbeobachtung die Annahme widerlegen wuerde. Erst danach entsteht eine begruendete Entscheidung im Feld Indikator, Scorecard, Benchmark, Auditpfad, Portfolioentscheidung oder CAPEX/OPEX-Priorisierung.</w:t>
-      </w:r>
-    </w:p>
-    <w:p>
-      <w:r>
-        <w:t>Pruefungsnahe Anwendung. In WC-V2 muss DPP als Produktgedächtnis immer mit Empfaengern gelesen werden. Wirkung entsteht nicht beim Sender, sondern an veraenderten Zustaenden von Menschen, Oekosystemen, Institutionen, Oeffentlichkeit oder kuenftigen Handlungsspielraeumen. Darum reicht es nicht, interne Aktivitaeten zu dokumentieren. Entscheidend ist, ob sich ein Zustand nachvollziehbar veraendert und ob diese Veraenderung im Referenzrahmen Mensch, Planet, Demokratie, SDGs, Agenda 2030 und SDG+ tragfaehig bewertet werden kann.</w:t>
-      </w:r>
-    </w:p>
-    <w:p>
-      <w:r>
-        <w:t>Ein Bericht behauptet, die Massnahme zu Wirkungsdaten &amp; Rahmenwerke sei erfolgreich. Die WOE-Lesart fragt bei DPP als Produktgedächtnis nach belastbaren Nachweisen: Datenquelle, Systemgrenze, Erhebungslogik, Unsicherheit, Aktualitaet und Auditspur. Wenn diese Nachweise fehlen, bleibt die Aussage Wirkungspotenzial oder Kommunikationsbehauptung. Sie kann wichtig sein, aber sie ist noch keine belegte Wirkung.</w:t>
-      </w:r>
-    </w:p>
-    <w:p>
-      <w:r>
-        <w:t>Transfer in den WOE-Korpus. Wissenschaftliche Anschlussfaehigkeit entsteht hier durch Quellenklarheit. Bei Einleitung / Wirkungsfrage werden interne WOE-Begriffe nicht als Ersatz fuer Belege benutzt, sondern mit WOE-IDs, Benchmarks, Auditlogik, Datenqualitaetsstufen und externe Reportingrahmen verbunden. Wo die Datenlage offen bleibt, wird das offengelegt. Wo eine Aussage nur plausibel ist, bleibt sie als Wirkungspotenzial markiert. Wo ein Schaden eine rote Linie beruehrt, greift Nichtkompensation vor Durchschnittslogik.</w:t>
-      </w:r>
-    </w:p>
-    <w:p>
-      <w:r>
-        <w:t>In einer kontroversen Entscheidung wirkt Einleitung / Wirkungsfrage als Pruefpunkt fuer Ambivalenz. Ein Nutzen fuer eine Gruppe kann mit Risiken fuer andere Wirkungsempfaenger einhergehen. Das Skript verlangt deshalb, positive und negative Zustandsveraenderungen getrennt zu fuehren, bevor von positiver Netto-Wirkung gesprochen wird.</w:t>
-      </w:r>
-    </w:p>
-    <w:p>
-      <w:r>
-        <w:t>Grenzen der Aussage. In Impact-Controlling wird Kernaussage erst steuerungsfaehig, wenn daraus eine Entscheidung folgt. Kennzahlen muessen Entscheidungen verbessern, nicht nur Berichte fuellen. Ohne diese Rueckkopplung bleibt Reporting eine Beschreibung. Mit Rueckkopplung wird aus Bewertung eine veraenderte Routine: ein anderer Prozess, ein geaenderter Anreiz, eine bessere Datenpflicht, eine korrigierte Kommunikation oder eine neue Priorisierung.</w:t>
-      </w:r>
-    </w:p>
-    <w:p>
-      <w:r>
-        <w:t>Die typische Fehlstelle bei Wirkungsdaten &amp; Rahmenwerke liegt darin, Messbarkeit als Wahrheit zu behandeln. Bei Kernaussage wird diese Fehlstelle konkret: Ein scheinbar plausibler Befund darf nicht zur Abkuerzung werden. Quellen, Systemgrenzen, Unsicherheit und Rueckkopplung bleiben sichtbar.</w:t>
-      </w:r>
-    </w:p>
-    <w:p>
-      <w:r>
-        <w:t>Kontrollfrage. Welche Entscheidung waere falsch, wenn Kernaussage in WC-V2 missverstanden wird? Die Antwort muss mindestens eine Daten- oder Quellenannahme, eine betroffene Gruppe oder Schutzdimension, eine moegliche Nebenwirkung und einen Rueckkopplungsschritt nennen. Richtig ist nicht die lauteste Bewertung, sondern diejenige, die Begriff, Beleg und Steuerungsfolge zusammenhaelt.</w:t>
-      </w:r>
-    </w:p>
-    <w:p>
-      <w:r>
-        <w:t>Rueckfluss. Fuer den WOE-Korpus bedeutet das: Begriffe aus Wirkungsdaten &amp; Rahmenwerke sollten dort geschaerft werden, wo sie in Glossar, Werkzeugen, Journal oder Readern doppeldeutig bleiben. Offene Forschungsfragen werden nicht versteckt. Sie markieren die Stelle, an der spaetere Evidenz, ein besserer Datensatz oder eine praezisere Fallstudie die Bewertung veraendern kann.</w:t>
+        <w:t>Fallpruefung. Wenn ein Controlling-Team einen Indikator, eine Scorecard oder einen Auditpfad auf Entscheidungsrelevanz pruefen will, beginnt die Analyse bei Empfaengern, Wirkraum, Zeitraum und Datenquelle. Bei Messbarkeit ohne Reduktionismus muss dann geklaert werden, ob Datenqualitaet, Systemgrenze, Unsicherheit und Nichtkompensation fuer eine Steuerungsentscheidung ausreichen. Eine tragfaehige Antwort benennt mindestens eine Quelle, eine offene Unsicherheit, eine moegliche Gegenbeobachtung und die Entscheidung, die nach der Bewertung geaendert wird.</w:t>
+      </w:r>
+    </w:p>
+    <w:p>
+      <w:r>
+        <w:t>Der Rueckfluss in den WOE-Korpus liegt hier in klaren Begriffen, sauber verlinkten Quellen und benannten Forschungsfragen. Wo Glossar, Werkzeuge, Journal oder Reader noch doppeldeutig bleiben, sollte Wirkungsdaten &amp; Rahmenwerke nicht als fertige Gewissheit auftreten, sondern als pruefbarer Lernstand mit Korrekturpfad.</w:t>
       </w:r>
     </w:p>
     <w:p>
@@ -3825,107 +3865,122 @@
         <w:pStyle w:val="Heading3"/>
       </w:pPr>
       <w:r>
-        <w:t>Schlussvertiefung 4: Wirkungsdaten &amp; Rahmenwerke im Anwendungsfall</w:t>
-      </w:r>
-    </w:p>
-    <w:p>
-      <w:r>
-        <w:t>Die folgenden Abschnitte sind keine neue Pruefungsloesung. Sie verdichten die vorhandenen Kapitel zu einer Lesart, mit der Studierende einen Fall selbststaendig analysieren koennen. Im Mittelpunkt stehen Datenqualitaet, Bewertungsprofile, Scorecards und rueckgekoppelte Steuerung, nicht moralische Personenbewertung.</w:t>
-      </w:r>
-    </w:p>
-    <w:p>
-      <w:r>
-        <w:t>Begriffliche Schlussklaerung. Die Grenze gegen Scheingenauigkeit verlaeuft bei Quelltext und fachliche Grundlegung nicht zwischen Optimismus und Pessimismus. Sie verlaeuft zwischen offengelegter Unsicherheit und rhetorischer Sicherheit. Wer Wirkungsdaten &amp; Rahmenwerke belastbar anwenden will, benennt Systemgrenze, Zeitraum, Vergleichspunkt und offene Gegenhypothese. Gerade dadurch bleibt das Skript anschlussfaehig fuer Forschung, Praxis und spaetere Revision.</w:t>
-      </w:r>
-    </w:p>
-    <w:p>
-      <w:r>
-        <w:t>Fuer die Pruefung ist Quelltext und fachliche Grundlegung dann verstanden, wenn daraus eine belastbare Fallantwort entsteht. Eine gute Antwort unterscheidet Beobachtung, Kausalannahme, Bewertung und Steuerungsfolge. Sie bewertet keine Menschen, sondern Wirkpfade, Zustandsveraenderungen, Risiken und institutionelle Bedingungen.</w:t>
-      </w:r>
-    </w:p>
-    <w:p>
-      <w:r>
-        <w:t>Wirkpfad und Empfaenger. Einstieg / Wirkungsfrage zeigt, warum Wirkungsdaten &amp; Rahmenwerke mehr ist als ein Schlagwort im Feld Datenqualitaet, Bewertungsprofile, Scorecards und rueckgekoppelte Steuerung. Die wirkungsoekonomische Frage lautet: Welche reale Veraenderung wird moeglich, welche bleibt nur Potenzial und wo entsteht ein Wirkungsrisiko? Diese Unterscheidung schuetzt vor Impact-Washing, weil sie Absicht, Aktivitaet, Reichweite und Wirkung auseinanderhaelt.</w:t>
-      </w:r>
-    </w:p>
-    <w:p>
-      <w:r>
-        <w:t>Eine Kommune, ein Unternehmen oder eine Bildungsorganisation will Wirkungsdaten &amp; Rahmenwerke praktisch anwenden. Der erste Schritt ist nicht die Auswahl eines Instruments, sondern die Klaerung der Zustandsveraenderung. Bei Einstieg / Wirkungsfrage muss deshalb benannt werden, wer betroffen ist, welcher Zustand sich veraendert, welche Frist gilt und welche Gegenbeobachtung die Annahme widerlegen wuerde. Erst danach entsteht eine begruendete Entscheidung im Feld Indikator, Scorecard, Benchmark, Auditpfad, Portfolioentscheidung oder CAPEX/OPEX-Priorisierung.</w:t>
-      </w:r>
-    </w:p>
-    <w:p>
-      <w:r>
-        <w:t>Daten, Quellen und Evidenz. In WC-V2 muss Skript / Folien (Lernseite) immer mit Empfaengern gelesen werden. Wirkung entsteht nicht beim Sender, sondern an veraenderten Zustaenden von Menschen, Oekosystemen, Institutionen, Oeffentlichkeit oder kuenftigen Handlungsspielraeumen. Darum reicht es nicht, interne Aktivitaeten zu dokumentieren. Entscheidend ist, ob sich ein Zustand nachvollziehbar veraendert und ob diese Veraenderung im Referenzrahmen Mensch, Planet, Demokratie, SDGs, Agenda 2030 und SDG+ tragfaehig bewertet werden kann.</w:t>
-      </w:r>
-    </w:p>
-    <w:p>
-      <w:r>
-        <w:t>Ein Bericht behauptet, die Massnahme zu Wirkungsdaten &amp; Rahmenwerke sei erfolgreich. Die WOE-Lesart fragt bei Skript / Folien (Lernseite) nach belastbaren Nachweisen: Datenquelle, Systemgrenze, Erhebungslogik, Unsicherheit, Aktualitaet und Auditspur. Wenn diese Nachweise fehlen, bleibt die Aussage Wirkungspotenzial oder Kommunikationsbehauptung. Sie kann wichtig sein, aber sie ist noch keine belegte Wirkung.</w:t>
-      </w:r>
-    </w:p>
-    <w:p>
-      <w:r>
-        <w:t>Bewertung und rote Linien. Wissenschaftliche Anschlussfaehigkeit entsteht hier durch Quellenklarheit. Bei Transferaufgabe werden interne WOE-Begriffe nicht als Ersatz fuer Belege benutzt, sondern mit WOE-IDs, Benchmarks, Auditlogik, Datenqualitaetsstufen und externe Reportingrahmen verbunden. Wo die Datenlage offen bleibt, wird das offengelegt. Wo eine Aussage nur plausibel ist, bleibt sie als Wirkungspotenzial markiert. Wo ein Schaden eine rote Linie beruehrt, greift Nichtkompensation vor Durchschnittslogik.</w:t>
-      </w:r>
-    </w:p>
-    <w:p>
-      <w:r>
-        <w:t>In einer kontroversen Entscheidung wirkt Transferaufgabe als Pruefpunkt fuer Ambivalenz. Ein Nutzen fuer eine Gruppe kann mit Risiken fuer andere Wirkungsempfaenger einhergehen. Das Skript verlangt deshalb, positive und negative Zustandsveraenderungen getrennt zu fuehren, bevor von positiver Netto-Wirkung gesprochen wird.</w:t>
-      </w:r>
-    </w:p>
-    <w:p>
-      <w:r>
-        <w:t>Kontrollfrage. Welche Entscheidung waere falsch, wenn Transferaufgabe in WC-V2 missverstanden wird? Die Antwort muss mindestens eine Daten- oder Quellenannahme, eine betroffene Gruppe oder Schutzdimension, eine moegliche Nebenwirkung und einen Rueckkopplungsschritt nennen. Richtig ist nicht die lauteste Bewertung, sondern diejenige, die Begriff, Beleg und Steuerungsfolge zusammenhaelt.</w:t>
-      </w:r>
-    </w:p>
-    <w:p>
-      <w:r>
-        <w:t>Steuerung und Rueckkopplung. In Impact-Controlling wird Praxisbeispiel erst steuerungsfaehig, wenn daraus eine Entscheidung folgt. Kennzahlen muessen Entscheidungen verbessern, nicht nur Berichte fuellen. Ohne diese Rueckkopplung bleibt Reporting eine Beschreibung. Mit Rueckkopplung wird aus Bewertung eine veraenderte Routine: ein anderer Prozess, ein geaenderter Anreiz, eine bessere Datenpflicht, eine korrigierte Kommunikation oder eine neue Priorisierung.</w:t>
-      </w:r>
-    </w:p>
-    <w:p>
-      <w:r>
-        <w:t>Die typische Fehlstelle bei Wirkungsdaten &amp; Rahmenwerke liegt darin, Messbarkeit als Wahrheit zu behandeln. Bei Praxisbeispiel wird diese Fehlstelle konkret: Ein scheinbar plausibler Befund darf nicht zur Abkuerzung werden. Quellen, Systemgrenzen, Unsicherheit und Rueckkopplung bleiben sichtbar.</w:t>
-      </w:r>
-    </w:p>
-    <w:p>
-      <w:r>
-        <w:t>Pruefungsnahe Anwendung. Die Grenze gegen Scheingenauigkeit verlaeuft bei Wirkungsökonomische Vertiefung nicht zwischen Optimismus und Pessimismus. Sie verlaeuft zwischen offengelegter Unsicherheit und rhetorischer Sicherheit. Wer Wirkungsdaten &amp; Rahmenwerke belastbar anwenden will, benennt Systemgrenze, Zeitraum, Vergleichspunkt und offene Gegenhypothese. Gerade dadurch bleibt das Skript anschlussfaehig fuer Forschung, Praxis und spaetere Revision.</w:t>
-      </w:r>
-    </w:p>
-    <w:p>
-      <w:r>
-        <w:t>Fuer die Pruefung ist Wirkungsökonomische Vertiefung dann verstanden, wenn daraus eine belastbare Fallantwort entsteht. Eine gute Antwort unterscheidet Beobachtung, Kausalannahme, Bewertung und Steuerungsfolge. Sie bewertet keine Menschen, sondern Wirkpfade, Zustandsveraenderungen, Risiken und institutionelle Bedingungen.</w:t>
-      </w:r>
-    </w:p>
-    <w:p>
-      <w:r>
-        <w:t>Rueckfluss. Fuer den WOE-Korpus bedeutet das: Begriffe aus Wirkungsdaten &amp; Rahmenwerke sollten dort geschaerft werden, wo sie in Glossar, Werkzeugen, Journal oder Readern doppeldeutig bleiben. Offene Forschungsfragen werden nicht versteckt. Sie markieren die Stelle, an der spaetere Evidenz, ein besserer Datensatz oder eine praezisere Fallstudie die Bewertung veraendern kann.</w:t>
-      </w:r>
-    </w:p>
-    <w:p>
-      <w:r>
-        <w:t>Transfer in den WOE-Korpus. Begriffliche Präzision zeigt, warum Wirkungsdaten &amp; Rahmenwerke mehr ist als ein Schlagwort im Feld Datenqualitaet, Bewertungsprofile, Scorecards und rueckgekoppelte Steuerung. Die wirkungsoekonomische Frage lautet: Welche reale Veraenderung wird moeglich, welche bleibt nur Potenzial und wo entsteht ein Wirkungsrisiko? Diese Unterscheidung schuetzt vor Impact-Washing, weil sie Absicht, Aktivitaet, Reichweite und Wirkung auseinanderhaelt.</w:t>
-      </w:r>
-    </w:p>
-    <w:p>
-      <w:r>
-        <w:t>Eine Kommune, ein Unternehmen oder eine Bildungsorganisation will Wirkungsdaten &amp; Rahmenwerke praktisch anwenden. Der erste Schritt ist nicht die Auswahl eines Instruments, sondern die Klaerung der Zustandsveraenderung. Bei Begriffliche Präzision muss deshalb benannt werden, wer betroffen ist, welcher Zustand sich veraendert, welche Frist gilt und welche Gegenbeobachtung die Annahme widerlegen wuerde. Erst danach entsteht eine begruendete Entscheidung im Feld Indikator, Scorecard, Benchmark, Auditpfad, Portfolioentscheidung oder CAPEX/OPEX-Priorisierung.</w:t>
-      </w:r>
-    </w:p>
-    <w:p>
-      <w:r>
-        <w:t>Grenzen der Aussage. In WC-V2 muss Wirkpfad immer mit Empfaengern gelesen werden. Wirkung entsteht nicht beim Sender, sondern an veraenderten Zustaenden von Menschen, Oekosystemen, Institutionen, Oeffentlichkeit oder kuenftigen Handlungsspielraeumen. Darum reicht es nicht, interne Aktivitaeten zu dokumentieren. Entscheidend ist, ob sich ein Zustand nachvollziehbar veraendert und ob diese Veraenderung im Referenzrahmen Mensch, Planet, Demokratie, SDGs, Agenda 2030 und SDG+ tragfaehig bewertet werden kann.</w:t>
-      </w:r>
-    </w:p>
-    <w:p>
-      <w:r>
-        <w:t>Ein Bericht behauptet, die Massnahme zu Wirkungsdaten &amp; Rahmenwerke sei erfolgreich. Die WOE-Lesart fragt bei Wirkpfad nach belastbaren Nachweisen: Datenquelle, Systemgrenze, Erhebungslogik, Unsicherheit, Aktualitaet und Auditspur. Wenn diese Nachweise fehlen, bleibt die Aussage Wirkungspotenzial oder Kommunikationsbehauptung. Sie kann wichtig sein, aber sie ist noch keine belegte Wirkung.</w:t>
-      </w:r>
-    </w:p>
-    <w:p>
-      <w:r>
-        <w:t>Kontrollfrage. Welche Entscheidung waere falsch, wenn Wirkpfad in WC-V2 missverstanden wird? Die Antwort muss mindestens eine Daten- oder Quellenannahme, eine betroffene Gruppe oder Schutzdimension, eine moegliche Nebenwirkung und einen Rueckkopplungsschritt nennen. Richtig ist nicht die lauteste Bewertung, sondern diejenige, die Begriff, Beleg und Steuerungsfolge zusammenhaelt.</w:t>
+        <w:t>Vertiefungsrunde 4: Anschluss an Praxis und Forschung</w:t>
+      </w:r>
+    </w:p>
+    <w:p>
+      <w:r>
+        <w:t>Diese Runde wechselt den Blickwinkel, damit der Schlussblock nicht nur wiederholt, sondern Leseentscheidungen vorbereitet: Was ist belegt, was bleibt Potenzial, welche Nebenwirkung ist relevant und welche Steuerungsfolge wird daraus abgeleitet?</w:t>
+      </w:r>
+    </w:p>
+    <w:p>
+      <w:r>
+        <w:t>Evidenzfenster. In Impact-Controlling wird Empirische, systemische und normative Ebene erst steuerungsfaehig, wenn daraus eine Entscheidung folgt. Kennzahlen muessen Entscheidungen verbessern, nicht nur Berichte fuellen. Ohne diese Rueckkopplung bleibt Reporting eine Beschreibung. Mit Rueckkopplung wird aus Bewertung eine veraenderte Routine: ein anderer Prozess, ein geaenderter Anreiz, eine bessere Datenpflicht, eine korrigierte Kommunikation oder eine neue Priorisierung.</w:t>
+      </w:r>
+    </w:p>
+    <w:p>
+      <w:r>
+        <w:t>Die typische Fehlstelle bei Wirkungsdaten &amp; Rahmenwerke liegt darin, Messbarkeit als Wahrheit zu behandeln. Bei Empirische, systemische und normative Ebene wird diese Fehlstelle konkret: Ein scheinbar plausibler Befund darf nicht zur Abkuerzung werden. Quellen, Systemgrenzen, Unsicherheit und Rueckkopplung bleiben sichtbar.</w:t>
+      </w:r>
+    </w:p>
+    <w:p>
+      <w:r>
+        <w:t>Fallpruefung. Wenn ein Controlling-Team einen Indikator, eine Scorecard oder einen Auditpfad auf Entscheidungsrelevanz pruefen will, beginnt die Analyse bei Empfaengern, Wirkraum, Zeitraum und Datenquelle. Bei Empirische, systemische und normative Ebene muss dann geklaert werden, ob Datenqualitaet, Systemgrenze, Unsicherheit und Nichtkompensation fuer eine Steuerungsentscheidung ausreichen. Eine tragfaehige Antwort benennt mindestens eine Quelle, eine offene Unsicherheit, eine moegliche Gegenbeobachtung und die Entscheidung, die nach der Bewertung geaendert wird.</w:t>
+      </w:r>
+    </w:p>
+    <w:p>
+      <w:r>
+        <w:t>Bewertungsgrenze. Die Grenze gegen Scheingenauigkeit verlaeuft bei Messgrenzen, Schätzungen und Unsicherheit nicht zwischen Optimismus und Pessimismus. Sie verlaeuft zwischen offengelegter Unsicherheit und rhetorischer Sicherheit. Wer Wirkungsdaten &amp; Rahmenwerke belastbar anwenden will, benennt Systemgrenze, Zeitraum, Vergleichspunkt und offene Gegenhypothese. Gerade dadurch bleibt das Skript anschlussfaehig fuer Forschung, Praxis und spaetere Revision.</w:t>
+      </w:r>
+    </w:p>
+    <w:p>
+      <w:r>
+        <w:t>Fuer die Pruefung ist Messgrenzen, Schätzungen und Unsicherheit dann verstanden, wenn daraus eine belastbare Fallantwort entsteht. Eine gute Antwort unterscheidet Beobachtung, Kausalannahme, Bewertung und Steuerungsfolge. Sie bewertet keine Menschen, sondern Wirkpfade, Zustandsveraenderungen, Risiken und institutionelle Bedingungen.</w:t>
+      </w:r>
+    </w:p>
+    <w:p>
+      <w:r>
+        <w:t>Fallpruefung. Wenn ein Controlling-Team einen Indikator, eine Scorecard oder einen Auditpfad auf Entscheidungsrelevanz pruefen will, beginnt die Analyse bei Empfaengern, Wirkraum, Zeitraum und Datenquelle. Bei Messgrenzen, Schätzungen und Unsicherheit muss dann geklaert werden, ob Datenqualitaet, Systemgrenze, Unsicherheit und Nichtkompensation fuer eine Steuerungsentscheidung ausreichen. Eine tragfaehige Antwort benennt mindestens eine Quelle, eine offene Unsicherheit, eine moegliche Gegenbeobachtung und die Entscheidung, die nach der Bewertung geaendert wird.</w:t>
+      </w:r>
+    </w:p>
+    <w:p>
+      <w:r>
+        <w:t>Fuer die Bewertung reicht kein Summenscore, der zentrale Schaeden mit bequemen Pluspunkten verrechnet. Nichtkompensation und Reverse Merit Order markieren, wo rote Linien, demokratische Grundbedingungen oder planetare Grenzen Vorrang vor Durchschnittslogik haben. So bleibt positive Netto-Wirkung eine anspruchsvolle Zielgroesse und wird nicht zur dekorativen Formel.</w:t>
+      </w:r>
+    </w:p>
+    <w:p>
+      <w:r>
+        <w:t>Steuerungsfolge. Warum Messung Rückkopplung vorbereitet zeigt, warum Wirkungsdaten &amp; Rahmenwerke mehr ist als ein Schlagwort im Feld Datenqualitaet, Bewertungsprofile, Scorecards und rueckgekoppelte Steuerung. Die wirkungsoekonomische Frage lautet: Welche reale Veraenderung wird moeglich, welche bleibt nur Potenzial und wo entsteht ein Wirkungsrisiko? Diese Unterscheidung schuetzt vor Impact-Washing, weil sie Absicht, Aktivitaet, Reichweite und Wirkung auseinanderhaelt.</w:t>
+      </w:r>
+    </w:p>
+    <w:p>
+      <w:r>
+        <w:t>Eine Kommune, ein Unternehmen oder eine Bildungsorganisation will Wirkungsdaten &amp; Rahmenwerke praktisch anwenden. Der erste Schritt ist nicht die Auswahl eines Instruments, sondern die Klaerung der Zustandsveraenderung. Bei Warum Messung Rückkopplung vorbereitet muss deshalb benannt werden, wer betroffen ist, welcher Zustand sich veraendert, welche Frist gilt und welche Gegenbeobachtung die Annahme widerlegen wuerde. Erst danach entsteht eine begruendete Entscheidung im Feld Indikator, Scorecard, Benchmark, Auditpfad, Portfolioentscheidung oder CAPEX/OPEX-Priorisierung.</w:t>
+      </w:r>
+    </w:p>
+    <w:p>
+      <w:r>
+        <w:t>Fallpruefung. Wenn ein Controlling-Team einen Indikator, eine Scorecard oder einen Auditpfad auf Entscheidungsrelevanz pruefen will, beginnt die Analyse bei Empfaengern, Wirkraum, Zeitraum und Datenquelle. Bei Warum Messung Rückkopplung vorbereitet muss dann geklaert werden, ob Datenqualitaet, Systemgrenze, Unsicherheit und Nichtkompensation fuer eine Steuerungsentscheidung ausreichen. Eine tragfaehige Antwort benennt mindestens eine Quelle, eine offene Unsicherheit, eine moegliche Gegenbeobachtung und die Entscheidung, die nach der Bewertung geaendert wird.</w:t>
+      </w:r>
+    </w:p>
+    <w:p>
+      <w:r>
+        <w:t>Der Rueckfluss in den WOE-Korpus liegt hier in klaren Begriffen, sauber verlinkten Quellen und benannten Forschungsfragen. Wo Glossar, Werkzeuge, Journal oder Reader noch doppeldeutig bleiben, sollte Wirkungsdaten &amp; Rahmenwerke nicht als fertige Gewissheit auftreten, sondern als pruefbarer Lernstand mit Korrekturpfad.</w:t>
+      </w:r>
+    </w:p>
+    <w:p>
+      <w:r>
+        <w:t>Transferhinweis. In WC-V2 muss DPP als Produktgedächtnis immer mit Empfaengern gelesen werden. Wirkung entsteht nicht beim Sender, sondern an veraenderten Zustaenden von Menschen, Oekosystemen, Institutionen, Oeffentlichkeit oder kuenftigen Handlungsspielraeumen. Darum reicht es nicht, interne Aktivitaeten zu dokumentieren. Entscheidend ist, ob sich ein Zustand nachvollziehbar veraendert und ob diese Veraenderung im Referenzrahmen Mensch, Planet, Demokratie, SDGs, Agenda 2030 und SDG+ tragfaehig bewertet werden kann.</w:t>
+      </w:r>
+    </w:p>
+    <w:p>
+      <w:r>
+        <w:t>Ein Bericht behauptet, die Massnahme zu Wirkungsdaten &amp; Rahmenwerke sei erfolgreich. Die WOE-Lesart fragt bei DPP als Produktgedächtnis nach belastbaren Nachweisen: Datenquelle, Systemgrenze, Erhebungslogik, Unsicherheit, Aktualitaet und Auditspur. Wenn diese Nachweise fehlen, bleibt die Aussage Wirkungspotenzial oder Kommunikationsbehauptung. Sie kann wichtig sein, aber sie ist noch keine belegte Wirkung.</w:t>
+      </w:r>
+    </w:p>
+    <w:p>
+      <w:r>
+        <w:t>Fallpruefung. Wenn ein Controlling-Team einen Indikator, eine Scorecard oder einen Auditpfad auf Entscheidungsrelevanz pruefen will, beginnt die Analyse bei Empfaengern, Wirkraum, Zeitraum und Datenquelle. Bei DPP als Produktgedächtnis muss dann geklaert werden, ob Datenqualitaet, Systemgrenze, Unsicherheit und Nichtkompensation fuer eine Steuerungsentscheidung ausreichen. Eine tragfaehige Antwort benennt mindestens eine Quelle, eine offene Unsicherheit, eine moegliche Gegenbeobachtung und die Entscheidung, die nach der Bewertung geaendert wird.</w:t>
+      </w:r>
+    </w:p>
+    <w:p>
+      <w:r>
+        <w:t>Rueckflussnotiz. Wissenschaftliche Anschlussfaehigkeit entsteht hier durch Quellenklarheit. Bei Einleitung / Wirkungsfrage werden interne WOE-Begriffe nicht als Ersatz fuer Belege benutzt, sondern mit WOE-IDs, Benchmarks, Auditlogik, Datenqualitaetsstufen und externe Reportingrahmen verbunden. Wo die Datenlage offen bleibt, wird das offengelegt. Wo eine Aussage nur plausibel ist, bleibt sie als Wirkungspotenzial markiert. Wo ein Schaden eine rote Linie beruehrt, greift Nichtkompensation vor Durchschnittslogik.</w:t>
+      </w:r>
+    </w:p>
+    <w:p>
+      <w:r>
+        <w:t>In einer kontroversen Entscheidung wirkt Einleitung / Wirkungsfrage als Pruefpunkt fuer Ambivalenz. Ein Nutzen fuer eine Gruppe kann mit Risiken fuer andere Wirkungsempfaenger einhergehen. Das Skript verlangt deshalb, positive und negative Zustandsveraenderungen getrennt zu fuehren, bevor von positiver Netto-Wirkung gesprochen wird.</w:t>
+      </w:r>
+    </w:p>
+    <w:p>
+      <w:r>
+        <w:t>Fallpruefung. Wenn ein Controlling-Team einen Indikator, eine Scorecard oder einen Auditpfad auf Entscheidungsrelevanz pruefen will, beginnt die Analyse bei Empfaengern, Wirkraum, Zeitraum und Datenquelle. Bei Einleitung / Wirkungsfrage muss dann geklaert werden, ob Datenqualitaet, Systemgrenze, Unsicherheit und Nichtkompensation fuer eine Steuerungsentscheidung ausreichen. Eine tragfaehige Antwort benennt mindestens eine Quelle, eine offene Unsicherheit, eine moegliche Gegenbeobachtung und die Entscheidung, die nach der Bewertung geaendert wird.</w:t>
+      </w:r>
+    </w:p>
+    <w:p>
+      <w:r>
+        <w:t>Fuer die Bewertung reicht kein Summenscore, der zentrale Schaeden mit bequemen Pluspunkten verrechnet. Nichtkompensation und Reverse Merit Order markieren, wo rote Linien, demokratische Grundbedingungen oder planetare Grenzen Vorrang vor Durchschnittslogik haben. So bleibt positive Netto-Wirkung eine anspruchsvolle Zielgroesse und wird nicht zur dekorativen Formel.</w:t>
+      </w:r>
+    </w:p>
+    <w:p>
+      <w:r>
+        <w:t>Pruefungsimpuls. In Impact-Controlling wird Kernaussage erst steuerungsfaehig, wenn daraus eine Entscheidung folgt. Kennzahlen muessen Entscheidungen verbessern, nicht nur Berichte fuellen. Ohne diese Rueckkopplung bleibt Reporting eine Beschreibung. Mit Rueckkopplung wird aus Bewertung eine veraenderte Routine: ein anderer Prozess, ein geaenderter Anreiz, eine bessere Datenpflicht, eine korrigierte Kommunikation oder eine neue Priorisierung.</w:t>
+      </w:r>
+    </w:p>
+    <w:p>
+      <w:r>
+        <w:t>Die typische Fehlstelle bei Wirkungsdaten &amp; Rahmenwerke liegt darin, Messbarkeit als Wahrheit zu behandeln. Bei Kernaussage wird diese Fehlstelle konkret: Ein scheinbar plausibler Befund darf nicht zur Abkuerzung werden. Quellen, Systemgrenzen, Unsicherheit und Rueckkopplung bleiben sichtbar.</w:t>
+      </w:r>
+    </w:p>
+    <w:p>
+      <w:r>
+        <w:t>Fallpruefung. Wenn ein Controlling-Team einen Indikator, eine Scorecard oder einen Auditpfad auf Entscheidungsrelevanz pruefen will, beginnt die Analyse bei Empfaengern, Wirkraum, Zeitraum und Datenquelle. Bei Kernaussage muss dann geklaert werden, ob Datenqualitaet, Systemgrenze, Unsicherheit und Nichtkompensation fuer eine Steuerungsentscheidung ausreichen. Eine tragfaehige Antwort benennt mindestens eine Quelle, eine offene Unsicherheit, eine moegliche Gegenbeobachtung und die Entscheidung, die nach der Bewertung geaendert wird.</w:t>
+      </w:r>
+    </w:p>
+    <w:p>
+      <w:r>
+        <w:t>Der Rueckfluss in den WOE-Korpus liegt hier in klaren Begriffen, sauber verlinkten Quellen und benannten Forschungsfragen. Wo Glossar, Werkzeuge, Journal oder Reader noch doppeldeutig bleiben, sollte Wirkungsdaten &amp; Rahmenwerke nicht als fertige Gewissheit auftreten, sondern als pruefbarer Lernstand mit Korrekturpfad.</w:t>
       </w:r>
     </w:p>
     <w:p>
@@ -3933,107 +3988,122 @@
         <w:pStyle w:val="Heading3"/>
       </w:pPr>
       <w:r>
-        <w:t>Schlussvertiefung 5: Wirkungsdaten &amp; Rahmenwerke im Anwendungsfall</w:t>
-      </w:r>
-    </w:p>
-    <w:p>
-      <w:r>
-        <w:t>Die folgenden Abschnitte sind keine neue Pruefungsloesung. Sie verdichten die vorhandenen Kapitel zu einer Lesart, mit der Studierende einen Fall selbststaendig analysieren koennen. Im Mittelpunkt stehen Datenqualitaet, Bewertungsprofile, Scorecards und rueckgekoppelte Steuerung, nicht moralische Personenbewertung.</w:t>
-      </w:r>
-    </w:p>
-    <w:p>
-      <w:r>
-        <w:t>Begriffliche Schlussklaerung. Wissenschaftliche Anschlussfaehigkeit entsteht hier durch Quellenklarheit. Bei Leitthese werden interne WOE-Begriffe nicht als Ersatz fuer Belege benutzt, sondern mit WOE-IDs, Benchmarks, Auditlogik, Datenqualitaetsstufen und externe Reportingrahmen verbunden. Wo die Datenlage offen bleibt, wird das offengelegt. Wo eine Aussage nur plausibel ist, bleibt sie als Wirkungspotenzial markiert. Wo ein Schaden eine rote Linie beruehrt, greift Nichtkompensation vor Durchschnittslogik.</w:t>
-      </w:r>
-    </w:p>
-    <w:p>
-      <w:r>
-        <w:t>In einer kontroversen Entscheidung wirkt Leitthese als Pruefpunkt fuer Ambivalenz. Ein Nutzen fuer eine Gruppe kann mit Risiken fuer andere Wirkungsempfaenger einhergehen. Das Skript verlangt deshalb, positive und negative Zustandsveraenderungen getrennt zu fuehren, bevor von positiver Netto-Wirkung gesprochen wird.</w:t>
-      </w:r>
-    </w:p>
-    <w:p>
-      <w:r>
-        <w:t>Wirkpfad und Empfaenger. In Impact-Controlling wird Didaktische Einordnung im Studiengang erst steuerungsfaehig, wenn daraus eine Entscheidung folgt. Kennzahlen muessen Entscheidungen verbessern, nicht nur Berichte fuellen. Ohne diese Rueckkopplung bleibt Reporting eine Beschreibung. Mit Rueckkopplung wird aus Bewertung eine veraenderte Routine: ein anderer Prozess, ein geaenderter Anreiz, eine bessere Datenpflicht, eine korrigierte Kommunikation oder eine neue Priorisierung.</w:t>
-      </w:r>
-    </w:p>
-    <w:p>
-      <w:r>
-        <w:t>Die typische Fehlstelle bei Wirkungsdaten &amp; Rahmenwerke liegt darin, Messbarkeit als Wahrheit zu behandeln. Bei Didaktische Einordnung im Studiengang wird diese Fehlstelle konkret: Ein scheinbar plausibler Befund darf nicht zur Abkuerzung werden. Quellen, Systemgrenzen, Unsicherheit und Rueckkopplung bleiben sichtbar.</w:t>
-      </w:r>
-    </w:p>
-    <w:p>
-      <w:r>
-        <w:t>Daten, Quellen und Evidenz. Die Grenze gegen Scheingenauigkeit verlaeuft bei Analysemodell nicht zwischen Optimismus und Pessimismus. Sie verlaeuft zwischen offengelegter Unsicherheit und rhetorischer Sicherheit. Wer Wirkungsdaten &amp; Rahmenwerke belastbar anwenden will, benennt Systemgrenze, Zeitraum, Vergleichspunkt und offene Gegenhypothese. Gerade dadurch bleibt das Skript anschlussfaehig fuer Forschung, Praxis und spaetere Revision.</w:t>
-      </w:r>
-    </w:p>
-    <w:p>
-      <w:r>
-        <w:t>Fuer die Pruefung ist Analysemodell dann verstanden, wenn daraus eine belastbare Fallantwort entsteht. Eine gute Antwort unterscheidet Beobachtung, Kausalannahme, Bewertung und Steuerungsfolge. Sie bewertet keine Menschen, sondern Wirkpfade, Zustandsveraenderungen, Risiken und institutionelle Bedingungen.</w:t>
-      </w:r>
-    </w:p>
-    <w:p>
-      <w:r>
-        <w:t>Bewertung und rote Linien. Modellformel zeigt, warum Wirkungsdaten &amp; Rahmenwerke mehr ist als ein Schlagwort im Feld Datenqualitaet, Bewertungsprofile, Scorecards und rueckgekoppelte Steuerung. Die wirkungsoekonomische Frage lautet: Welche reale Veraenderung wird moeglich, welche bleibt nur Potenzial und wo entsteht ein Wirkungsrisiko? Diese Unterscheidung schuetzt vor Impact-Washing, weil sie Absicht, Aktivitaet, Reichweite und Wirkung auseinanderhaelt.</w:t>
-      </w:r>
-    </w:p>
-    <w:p>
-      <w:r>
-        <w:t>Eine Kommune, ein Unternehmen oder eine Bildungsorganisation will Wirkungsdaten &amp; Rahmenwerke praktisch anwenden. Der erste Schritt ist nicht die Auswahl eines Instruments, sondern die Klaerung der Zustandsveraenderung. Bei Modellformel muss deshalb benannt werden, wer betroffen ist, welcher Zustand sich veraendert, welche Frist gilt und welche Gegenbeobachtung die Annahme widerlegen wuerde. Erst danach entsteht eine begruendete Entscheidung im Feld Indikator, Scorecard, Benchmark, Auditpfad, Portfolioentscheidung oder CAPEX/OPEX-Priorisierung.</w:t>
-      </w:r>
-    </w:p>
-    <w:p>
-      <w:r>
-        <w:t>Kontrollfrage. Welche Entscheidung waere falsch, wenn Modellformel in WC-V2 missverstanden wird? Die Antwort muss mindestens eine Daten- oder Quellenannahme, eine betroffene Gruppe oder Schutzdimension, eine moegliche Nebenwirkung und einen Rueckkopplungsschritt nennen. Richtig ist nicht die lauteste Bewertung, sondern diejenige, die Begriff, Beleg und Steuerungsfolge zusammenhaelt.</w:t>
-      </w:r>
-    </w:p>
-    <w:p>
-      <w:r>
-        <w:t>Rueckfluss. Fuer den WOE-Korpus bedeutet das: Begriffe aus Wirkungsdaten &amp; Rahmenwerke sollten dort geschaerft werden, wo sie in Glossar, Werkzeugen, Journal oder Readern doppeldeutig bleiben. Offene Forschungsfragen werden nicht versteckt. Sie markieren die Stelle, an der spaetere Evidenz, ein besserer Datensatz oder eine praezisere Fallstudie die Bewertung veraendern kann.</w:t>
-      </w:r>
-    </w:p>
-    <w:p>
-      <w:r>
-        <w:t>Steuerung und Rueckkopplung. In WC-V2 muss Fallfenster immer mit Empfaengern gelesen werden. Wirkung entsteht nicht beim Sender, sondern an veraenderten Zustaenden von Menschen, Oekosystemen, Institutionen, Oeffentlichkeit oder kuenftigen Handlungsspielraeumen. Darum reicht es nicht, interne Aktivitaeten zu dokumentieren. Entscheidend ist, ob sich ein Zustand nachvollziehbar veraendert und ob diese Veraenderung im Referenzrahmen Mensch, Planet, Demokratie, SDGs, Agenda 2030 und SDG+ tragfaehig bewertet werden kann.</w:t>
-      </w:r>
-    </w:p>
-    <w:p>
-      <w:r>
-        <w:t>Ein Bericht behauptet, die Massnahme zu Wirkungsdaten &amp; Rahmenwerke sei erfolgreich. Die WOE-Lesart fragt bei Fallfenster nach belastbaren Nachweisen: Datenquelle, Systemgrenze, Erhebungslogik, Unsicherheit, Aktualitaet und Auditspur. Wenn diese Nachweise fehlen, bleibt die Aussage Wirkungspotenzial oder Kommunikationsbehauptung. Sie kann wichtig sein, aber sie ist noch keine belegte Wirkung.</w:t>
-      </w:r>
-    </w:p>
-    <w:p>
-      <w:r>
-        <w:t>Pruefungsnahe Anwendung. Wissenschaftliche Anschlussfaehigkeit entsteht hier durch Quellenklarheit. Bei Prüfungsnahe Fallfragen ohne geschützte Antwortlogik werden interne WOE-Begriffe nicht als Ersatz fuer Belege benutzt, sondern mit WOE-IDs, Benchmarks, Auditlogik, Datenqualitaetsstufen und externe Reportingrahmen verbunden. Wo die Datenlage offen bleibt, wird das offengelegt. Wo eine Aussage nur plausibel ist, bleibt sie als Wirkungspotenzial markiert. Wo ein Schaden eine rote Linie beruehrt, greift Nichtkompensation vor Durchschnittslogik.</w:t>
-      </w:r>
-    </w:p>
-    <w:p>
-      <w:r>
-        <w:t>In einer kontroversen Entscheidung wirkt Prüfungsnahe Fallfragen ohne geschützte Antwortlogik als Pruefpunkt fuer Ambivalenz. Ein Nutzen fuer eine Gruppe kann mit Risiken fuer andere Wirkungsempfaenger einhergehen. Das Skript verlangt deshalb, positive und negative Zustandsveraenderungen getrennt zu fuehren, bevor von positiver Netto-Wirkung gesprochen wird.</w:t>
-      </w:r>
-    </w:p>
-    <w:p>
-      <w:r>
-        <w:t>Transfer in den WOE-Korpus. In Impact-Controlling wird Auswertung aus der lebenden Website-Referenz erst steuerungsfaehig, wenn daraus eine Entscheidung folgt. Kennzahlen muessen Entscheidungen verbessern, nicht nur Berichte fuellen. Ohne diese Rueckkopplung bleibt Reporting eine Beschreibung. Mit Rueckkopplung wird aus Bewertung eine veraenderte Routine: ein anderer Prozess, ein geaenderter Anreiz, eine bessere Datenpflicht, eine korrigierte Kommunikation oder eine neue Priorisierung.</w:t>
-      </w:r>
-    </w:p>
-    <w:p>
-      <w:r>
-        <w:t>Die typische Fehlstelle bei Wirkungsdaten &amp; Rahmenwerke liegt darin, Messbarkeit als Wahrheit zu behandeln. Bei Auswertung aus der lebenden Website-Referenz wird diese Fehlstelle konkret: Ein scheinbar plausibler Befund darf nicht zur Abkuerzung werden. Quellen, Systemgrenzen, Unsicherheit und Rueckkopplung bleiben sichtbar.</w:t>
-      </w:r>
-    </w:p>
-    <w:p>
-      <w:r>
-        <w:t>Grenzen der Aussage. Die Grenze gegen Scheingenauigkeit verlaeuft bei Messbarkeit ohne Reduktionismus nicht zwischen Optimismus und Pessimismus. Sie verlaeuft zwischen offengelegter Unsicherheit und rhetorischer Sicherheit. Wer Wirkungsdaten &amp; Rahmenwerke belastbar anwenden will, benennt Systemgrenze, Zeitraum, Vergleichspunkt und offene Gegenhypothese. Gerade dadurch bleibt das Skript anschlussfaehig fuer Forschung, Praxis und spaetere Revision.</w:t>
-      </w:r>
-    </w:p>
-    <w:p>
-      <w:r>
-        <w:t>Fuer die Pruefung ist Messbarkeit ohne Reduktionismus dann verstanden, wenn daraus eine belastbare Fallantwort entsteht. Eine gute Antwort unterscheidet Beobachtung, Kausalannahme, Bewertung und Steuerungsfolge. Sie bewertet keine Menschen, sondern Wirkpfade, Zustandsveraenderungen, Risiken und institutionelle Bedingungen.</w:t>
-      </w:r>
-    </w:p>
-    <w:p>
-      <w:r>
-        <w:t>Kontrollfrage. Welche Entscheidung waere falsch, wenn Messbarkeit ohne Reduktionismus in WC-V2 missverstanden wird? Die Antwort muss mindestens eine Daten- oder Quellenannahme, eine betroffene Gruppe oder Schutzdimension, eine moegliche Nebenwirkung und einen Rueckkopplungsschritt nennen. Richtig ist nicht die lauteste Bewertung, sondern diejenige, die Begriff, Beleg und Steuerungsfolge zusammenhaelt.</w:t>
+        <w:t>Vertiefungsrunde 5: Anschluss an Praxis und Forschung</w:t>
+      </w:r>
+    </w:p>
+    <w:p>
+      <w:r>
+        <w:t>Diese Runde wechselt den Blickwinkel, damit der Schlussblock nicht nur wiederholt, sondern Leseentscheidungen vorbereitet: Was ist belegt, was bleibt Potenzial, welche Nebenwirkung ist relevant und welche Steuerungsfolge wird daraus abgeleitet?</w:t>
+      </w:r>
+    </w:p>
+    <w:p>
+      <w:r>
+        <w:t>Begriffliche Sicherung. Die Grenze gegen Scheingenauigkeit verlaeuft bei Quelltext und fachliche Grundlegung nicht zwischen Optimismus und Pessimismus. Sie verlaeuft zwischen offengelegter Unsicherheit und rhetorischer Sicherheit. Wer Wirkungsdaten &amp; Rahmenwerke belastbar anwenden will, benennt Systemgrenze, Zeitraum, Vergleichspunkt und offene Gegenhypothese. Gerade dadurch bleibt das Skript anschlussfaehig fuer Forschung, Praxis und spaetere Revision.</w:t>
+      </w:r>
+    </w:p>
+    <w:p>
+      <w:r>
+        <w:t>Fuer die Pruefung ist Quelltext und fachliche Grundlegung dann verstanden, wenn daraus eine belastbare Fallantwort entsteht. Eine gute Antwort unterscheidet Beobachtung, Kausalannahme, Bewertung und Steuerungsfolge. Sie bewertet keine Menschen, sondern Wirkpfade, Zustandsveraenderungen, Risiken und institutionelle Bedingungen.</w:t>
+      </w:r>
+    </w:p>
+    <w:p>
+      <w:r>
+        <w:t>Fallpruefung. Wenn ein Controlling-Team einen Indikator, eine Scorecard oder einen Auditpfad auf Entscheidungsrelevanz pruefen will, beginnt die Analyse bei Empfaengern, Wirkraum, Zeitraum und Datenquelle. Bei Quelltext und fachliche Grundlegung muss dann geklaert werden, ob Datenqualitaet, Systemgrenze, Unsicherheit und Nichtkompensation fuer eine Steuerungsentscheidung ausreichen. Eine tragfaehige Antwort benennt mindestens eine Quelle, eine offene Unsicherheit, eine moegliche Gegenbeobachtung und die Entscheidung, die nach der Bewertung geaendert wird.</w:t>
+      </w:r>
+    </w:p>
+    <w:p>
+      <w:r>
+        <w:t>Wirkpfadpruefung. Einstieg / Wirkungsfrage zeigt, warum Wirkungsdaten &amp; Rahmenwerke mehr ist als ein Schlagwort im Feld Datenqualitaet, Bewertungsprofile, Scorecards und rueckgekoppelte Steuerung. Die wirkungsoekonomische Frage lautet: Welche reale Veraenderung wird moeglich, welche bleibt nur Potenzial und wo entsteht ein Wirkungsrisiko? Diese Unterscheidung schuetzt vor Impact-Washing, weil sie Absicht, Aktivitaet, Reichweite und Wirkung auseinanderhaelt.</w:t>
+      </w:r>
+    </w:p>
+    <w:p>
+      <w:r>
+        <w:t>Eine Kommune, ein Unternehmen oder eine Bildungsorganisation will Wirkungsdaten &amp; Rahmenwerke praktisch anwenden. Der erste Schritt ist nicht die Auswahl eines Instruments, sondern die Klaerung der Zustandsveraenderung. Bei Einstieg / Wirkungsfrage muss deshalb benannt werden, wer betroffen ist, welcher Zustand sich veraendert, welche Frist gilt und welche Gegenbeobachtung die Annahme widerlegen wuerde. Erst danach entsteht eine begruendete Entscheidung im Feld Indikator, Scorecard, Benchmark, Auditpfad, Portfolioentscheidung oder CAPEX/OPEX-Priorisierung.</w:t>
+      </w:r>
+    </w:p>
+    <w:p>
+      <w:r>
+        <w:t>Fallpruefung. Wenn ein Controlling-Team einen Indikator, eine Scorecard oder einen Auditpfad auf Entscheidungsrelevanz pruefen will, beginnt die Analyse bei Empfaengern, Wirkraum, Zeitraum und Datenquelle. Bei Einstieg / Wirkungsfrage muss dann geklaert werden, ob Datenqualitaet, Systemgrenze, Unsicherheit und Nichtkompensation fuer eine Steuerungsentscheidung ausreichen. Eine tragfaehige Antwort benennt mindestens eine Quelle, eine offene Unsicherheit, eine moegliche Gegenbeobachtung und die Entscheidung, die nach der Bewertung geaendert wird.</w:t>
+      </w:r>
+    </w:p>
+    <w:p>
+      <w:r>
+        <w:t>Fuer die Bewertung reicht kein Summenscore, der zentrale Schaeden mit bequemen Pluspunkten verrechnet. Nichtkompensation und Reverse Merit Order markieren, wo rote Linien, demokratische Grundbedingungen oder planetare Grenzen Vorrang vor Durchschnittslogik haben. So bleibt positive Netto-Wirkung eine anspruchsvolle Zielgroesse und wird nicht zur dekorativen Formel.</w:t>
+      </w:r>
+    </w:p>
+    <w:p>
+      <w:r>
+        <w:t>Evidenzfenster. In WC-V2 muss Skript / Folien (Lernseite) immer mit Empfaengern gelesen werden. Wirkung entsteht nicht beim Sender, sondern an veraenderten Zustaenden von Menschen, Oekosystemen, Institutionen, Oeffentlichkeit oder kuenftigen Handlungsspielraeumen. Darum reicht es nicht, interne Aktivitaeten zu dokumentieren. Entscheidend ist, ob sich ein Zustand nachvollziehbar veraendert und ob diese Veraenderung im Referenzrahmen Mensch, Planet, Demokratie, SDGs, Agenda 2030 und SDG+ tragfaehig bewertet werden kann.</w:t>
+      </w:r>
+    </w:p>
+    <w:p>
+      <w:r>
+        <w:t>Ein Bericht behauptet, die Massnahme zu Wirkungsdaten &amp; Rahmenwerke sei erfolgreich. Die WOE-Lesart fragt bei Skript / Folien (Lernseite) nach belastbaren Nachweisen: Datenquelle, Systemgrenze, Erhebungslogik, Unsicherheit, Aktualitaet und Auditspur. Wenn diese Nachweise fehlen, bleibt die Aussage Wirkungspotenzial oder Kommunikationsbehauptung. Sie kann wichtig sein, aber sie ist noch keine belegte Wirkung.</w:t>
+      </w:r>
+    </w:p>
+    <w:p>
+      <w:r>
+        <w:t>Fallpruefung. Wenn ein Controlling-Team einen Indikator, eine Scorecard oder einen Auditpfad auf Entscheidungsrelevanz pruefen will, beginnt die Analyse bei Empfaengern, Wirkraum, Zeitraum und Datenquelle. Bei Skript / Folien (Lernseite) muss dann geklaert werden, ob Datenqualitaet, Systemgrenze, Unsicherheit und Nichtkompensation fuer eine Steuerungsentscheidung ausreichen. Eine tragfaehige Antwort benennt mindestens eine Quelle, eine offene Unsicherheit, eine moegliche Gegenbeobachtung und die Entscheidung, die nach der Bewertung geaendert wird.</w:t>
+      </w:r>
+    </w:p>
+    <w:p>
+      <w:r>
+        <w:t>Der Rueckfluss in den WOE-Korpus liegt hier in klaren Begriffen, sauber verlinkten Quellen und benannten Forschungsfragen. Wo Glossar, Werkzeuge, Journal oder Reader noch doppeldeutig bleiben, sollte Wirkungsdaten &amp; Rahmenwerke nicht als fertige Gewissheit auftreten, sondern als pruefbarer Lernstand mit Korrekturpfad.</w:t>
+      </w:r>
+    </w:p>
+    <w:p>
+      <w:r>
+        <w:t>Bewertungsgrenze. Wissenschaftliche Anschlussfaehigkeit entsteht hier durch Quellenklarheit. Bei Transferaufgabe werden interne WOE-Begriffe nicht als Ersatz fuer Belege benutzt, sondern mit WOE-IDs, Benchmarks, Auditlogik, Datenqualitaetsstufen und externe Reportingrahmen verbunden. Wo die Datenlage offen bleibt, wird das offengelegt. Wo eine Aussage nur plausibel ist, bleibt sie als Wirkungspotenzial markiert. Wo ein Schaden eine rote Linie beruehrt, greift Nichtkompensation vor Durchschnittslogik.</w:t>
+      </w:r>
+    </w:p>
+    <w:p>
+      <w:r>
+        <w:t>In einer kontroversen Entscheidung wirkt Transferaufgabe als Pruefpunkt fuer Ambivalenz. Ein Nutzen fuer eine Gruppe kann mit Risiken fuer andere Wirkungsempfaenger einhergehen. Das Skript verlangt deshalb, positive und negative Zustandsveraenderungen getrennt zu fuehren, bevor von positiver Netto-Wirkung gesprochen wird.</w:t>
+      </w:r>
+    </w:p>
+    <w:p>
+      <w:r>
+        <w:t>Fallpruefung. Wenn ein Controlling-Team einen Indikator, eine Scorecard oder einen Auditpfad auf Entscheidungsrelevanz pruefen will, beginnt die Analyse bei Empfaengern, Wirkraum, Zeitraum und Datenquelle. Bei Transferaufgabe muss dann geklaert werden, ob Datenqualitaet, Systemgrenze, Unsicherheit und Nichtkompensation fuer eine Steuerungsentscheidung ausreichen. Eine tragfaehige Antwort benennt mindestens eine Quelle, eine offene Unsicherheit, eine moegliche Gegenbeobachtung und die Entscheidung, die nach der Bewertung geaendert wird.</w:t>
+      </w:r>
+    </w:p>
+    <w:p>
+      <w:r>
+        <w:t>Steuerungsfolge. In Impact-Controlling wird Praxisbeispiel erst steuerungsfaehig, wenn daraus eine Entscheidung folgt. Kennzahlen muessen Entscheidungen verbessern, nicht nur Berichte fuellen. Ohne diese Rueckkopplung bleibt Reporting eine Beschreibung. Mit Rueckkopplung wird aus Bewertung eine veraenderte Routine: ein anderer Prozess, ein geaenderter Anreiz, eine bessere Datenpflicht, eine korrigierte Kommunikation oder eine neue Priorisierung.</w:t>
+      </w:r>
+    </w:p>
+    <w:p>
+      <w:r>
+        <w:t>Die typische Fehlstelle bei Wirkungsdaten &amp; Rahmenwerke liegt darin, Messbarkeit als Wahrheit zu behandeln. Bei Praxisbeispiel wird diese Fehlstelle konkret: Ein scheinbar plausibler Befund darf nicht zur Abkuerzung werden. Quellen, Systemgrenzen, Unsicherheit und Rueckkopplung bleiben sichtbar.</w:t>
+      </w:r>
+    </w:p>
+    <w:p>
+      <w:r>
+        <w:t>Fallpruefung. Wenn ein Controlling-Team einen Indikator, eine Scorecard oder einen Auditpfad auf Entscheidungsrelevanz pruefen will, beginnt die Analyse bei Empfaengern, Wirkraum, Zeitraum und Datenquelle. Bei Praxisbeispiel muss dann geklaert werden, ob Datenqualitaet, Systemgrenze, Unsicherheit und Nichtkompensation fuer eine Steuerungsentscheidung ausreichen. Eine tragfaehige Antwort benennt mindestens eine Quelle, eine offene Unsicherheit, eine moegliche Gegenbeobachtung und die Entscheidung, die nach der Bewertung geaendert wird.</w:t>
+      </w:r>
+    </w:p>
+    <w:p>
+      <w:r>
+        <w:t>Fuer die Bewertung reicht kein Summenscore, der zentrale Schaeden mit bequemen Pluspunkten verrechnet. Nichtkompensation und Reverse Merit Order markieren, wo rote Linien, demokratische Grundbedingungen oder planetare Grenzen Vorrang vor Durchschnittslogik haben. So bleibt positive Netto-Wirkung eine anspruchsvolle Zielgroesse und wird nicht zur dekorativen Formel.</w:t>
+      </w:r>
+    </w:p>
+    <w:p>
+      <w:r>
+        <w:t>Transferhinweis. Die Grenze gegen Scheingenauigkeit verlaeuft bei Wirkungsökonomische Vertiefung nicht zwischen Optimismus und Pessimismus. Sie verlaeuft zwischen offengelegter Unsicherheit und rhetorischer Sicherheit. Wer Wirkungsdaten &amp; Rahmenwerke belastbar anwenden will, benennt Systemgrenze, Zeitraum, Vergleichspunkt und offene Gegenhypothese. Gerade dadurch bleibt das Skript anschlussfaehig fuer Forschung, Praxis und spaetere Revision.</w:t>
+      </w:r>
+    </w:p>
+    <w:p>
+      <w:r>
+        <w:t>Fuer die Pruefung ist Wirkungsökonomische Vertiefung dann verstanden, wenn daraus eine belastbare Fallantwort entsteht. Eine gute Antwort unterscheidet Beobachtung, Kausalannahme, Bewertung und Steuerungsfolge. Sie bewertet keine Menschen, sondern Wirkpfade, Zustandsveraenderungen, Risiken und institutionelle Bedingungen.</w:t>
+      </w:r>
+    </w:p>
+    <w:p>
+      <w:r>
+        <w:t>Fallpruefung. Wenn ein Controlling-Team einen Indikator, eine Scorecard oder einen Auditpfad auf Entscheidungsrelevanz pruefen will, beginnt die Analyse bei Empfaengern, Wirkraum, Zeitraum und Datenquelle. Bei Wirkungsökonomische Vertiefung muss dann geklaert werden, ob Datenqualitaet, Systemgrenze, Unsicherheit und Nichtkompensation fuer eine Steuerungsentscheidung ausreichen. Eine tragfaehige Antwort benennt mindestens eine Quelle, eine offene Unsicherheit, eine moegliche Gegenbeobachtung und die Entscheidung, die nach der Bewertung geaendert wird.</w:t>
+      </w:r>
+    </w:p>
+    <w:p>
+      <w:r>
+        <w:t>Der Rueckfluss in den WOE-Korpus liegt hier in klaren Begriffen, sauber verlinkten Quellen und benannten Forschungsfragen. Wo Glossar, Werkzeuge, Journal oder Reader noch doppeldeutig bleiben, sollte Wirkungsdaten &amp; Rahmenwerke nicht als fertige Gewissheit auftreten, sondern als pruefbarer Lernstand mit Korrekturpfad.</w:t>
       </w:r>
     </w:p>
     <w:p>
@@ -4041,112 +4111,122 @@
         <w:pStyle w:val="Heading3"/>
       </w:pPr>
       <w:r>
-        <w:t>Schlussvertiefung 6: Wirkungsdaten &amp; Rahmenwerke im Anwendungsfall</w:t>
-      </w:r>
-    </w:p>
-    <w:p>
-      <w:r>
-        <w:t>Die folgenden Abschnitte sind keine neue Pruefungsloesung. Sie verdichten die vorhandenen Kapitel zu einer Lesart, mit der Studierende einen Fall selbststaendig analysieren koennen. Im Mittelpunkt stehen Datenqualitaet, Bewertungsprofile, Scorecards und rueckgekoppelte Steuerung, nicht moralische Personenbewertung.</w:t>
-      </w:r>
-    </w:p>
-    <w:p>
-      <w:r>
-        <w:t>Begriffliche Schlussklaerung. Empirische, systemische und normative Ebene zeigt, warum Wirkungsdaten &amp; Rahmenwerke mehr ist als ein Schlagwort im Feld Datenqualitaet, Bewertungsprofile, Scorecards und rueckgekoppelte Steuerung. Die wirkungsoekonomische Frage lautet: Welche reale Veraenderung wird moeglich, welche bleibt nur Potenzial und wo entsteht ein Wirkungsrisiko? Diese Unterscheidung schuetzt vor Impact-Washing, weil sie Absicht, Aktivitaet, Reichweite und Wirkung auseinanderhaelt.</w:t>
-      </w:r>
-    </w:p>
-    <w:p>
-      <w:r>
-        <w:t>Eine Kommune, ein Unternehmen oder eine Bildungsorganisation will Wirkungsdaten &amp; Rahmenwerke praktisch anwenden. Der erste Schritt ist nicht die Auswahl eines Instruments, sondern die Klaerung der Zustandsveraenderung. Bei Empirische, systemische und normative Ebene muss deshalb benannt werden, wer betroffen ist, welcher Zustand sich veraendert, welche Frist gilt und welche Gegenbeobachtung die Annahme widerlegen wuerde. Erst danach entsteht eine begruendete Entscheidung im Feld Indikator, Scorecard, Benchmark, Auditpfad, Portfolioentscheidung oder CAPEX/OPEX-Priorisierung.</w:t>
-      </w:r>
-    </w:p>
-    <w:p>
-      <w:r>
-        <w:t>Wirkpfad und Empfaenger. In WC-V2 muss Messgrenzen, Schätzungen und Unsicherheit immer mit Empfaengern gelesen werden. Wirkung entsteht nicht beim Sender, sondern an veraenderten Zustaenden von Menschen, Oekosystemen, Institutionen, Oeffentlichkeit oder kuenftigen Handlungsspielraeumen. Darum reicht es nicht, interne Aktivitaeten zu dokumentieren. Entscheidend ist, ob sich ein Zustand nachvollziehbar veraendert und ob diese Veraenderung im Referenzrahmen Mensch, Planet, Demokratie, SDGs, Agenda 2030 und SDG+ tragfaehig bewertet werden kann.</w:t>
-      </w:r>
-    </w:p>
-    <w:p>
-      <w:r>
-        <w:t>Ein Bericht behauptet, die Massnahme zu Wirkungsdaten &amp; Rahmenwerke sei erfolgreich. Die WOE-Lesart fragt bei Messgrenzen, Schätzungen und Unsicherheit nach belastbaren Nachweisen: Datenquelle, Systemgrenze, Erhebungslogik, Unsicherheit, Aktualitaet und Auditspur. Wenn diese Nachweise fehlen, bleibt die Aussage Wirkungspotenzial oder Kommunikationsbehauptung. Sie kann wichtig sein, aber sie ist noch keine belegte Wirkung.</w:t>
-      </w:r>
-    </w:p>
-    <w:p>
-      <w:r>
-        <w:t>Rueckfluss. Fuer den WOE-Korpus bedeutet das: Begriffe aus Wirkungsdaten &amp; Rahmenwerke sollten dort geschaerft werden, wo sie in Glossar, Werkzeugen, Journal oder Readern doppeldeutig bleiben. Offene Forschungsfragen werden nicht versteckt. Sie markieren die Stelle, an der spaetere Evidenz, ein besserer Datensatz oder eine praezisere Fallstudie die Bewertung veraendern kann.</w:t>
-      </w:r>
-    </w:p>
-    <w:p>
-      <w:r>
-        <w:t>Daten, Quellen und Evidenz. Wissenschaftliche Anschlussfaehigkeit entsteht hier durch Quellenklarheit. Bei Warum Messung Rückkopplung vorbereitet werden interne WOE-Begriffe nicht als Ersatz fuer Belege benutzt, sondern mit WOE-IDs, Benchmarks, Auditlogik, Datenqualitaetsstufen und externe Reportingrahmen verbunden. Wo die Datenlage offen bleibt, wird das offengelegt. Wo eine Aussage nur plausibel ist, bleibt sie als Wirkungspotenzial markiert. Wo ein Schaden eine rote Linie beruehrt, greift Nichtkompensation vor Durchschnittslogik.</w:t>
-      </w:r>
-    </w:p>
-    <w:p>
-      <w:r>
-        <w:t>In einer kontroversen Entscheidung wirkt Warum Messung Rückkopplung vorbereitet als Pruefpunkt fuer Ambivalenz. Ein Nutzen fuer eine Gruppe kann mit Risiken fuer andere Wirkungsempfaenger einhergehen. Das Skript verlangt deshalb, positive und negative Zustandsveraenderungen getrennt zu fuehren, bevor von positiver Netto-Wirkung gesprochen wird.</w:t>
-      </w:r>
-    </w:p>
-    <w:p>
-      <w:r>
-        <w:t>Bewertung und rote Linien. In Impact-Controlling wird DPP als Produktgedächtnis erst steuerungsfaehig, wenn daraus eine Entscheidung folgt. Kennzahlen muessen Entscheidungen verbessern, nicht nur Berichte fuellen. Ohne diese Rueckkopplung bleibt Reporting eine Beschreibung. Mit Rueckkopplung wird aus Bewertung eine veraenderte Routine: ein anderer Prozess, ein geaenderter Anreiz, eine bessere Datenpflicht, eine korrigierte Kommunikation oder eine neue Priorisierung.</w:t>
-      </w:r>
-    </w:p>
-    <w:p>
-      <w:r>
-        <w:t>Die typische Fehlstelle bei Wirkungsdaten &amp; Rahmenwerke liegt darin, Messbarkeit als Wahrheit zu behandeln. Bei DPP als Produktgedächtnis wird diese Fehlstelle konkret: Ein scheinbar plausibler Befund darf nicht zur Abkuerzung werden. Quellen, Systemgrenzen, Unsicherheit und Rueckkopplung bleiben sichtbar.</w:t>
-      </w:r>
-    </w:p>
-    <w:p>
-      <w:r>
-        <w:t>Kontrollfrage. Welche Entscheidung waere falsch, wenn DPP als Produktgedächtnis in WC-V2 missverstanden wird? Die Antwort muss mindestens eine Daten- oder Quellenannahme, eine betroffene Gruppe oder Schutzdimension, eine moegliche Nebenwirkung und einen Rueckkopplungsschritt nennen. Richtig ist nicht die lauteste Bewertung, sondern diejenige, die Begriff, Beleg und Steuerungsfolge zusammenhaelt.</w:t>
-      </w:r>
-    </w:p>
-    <w:p>
-      <w:r>
-        <w:t>Steuerung und Rueckkopplung. Die Grenze gegen Scheingenauigkeit verlaeuft bei Einleitung / Wirkungsfrage nicht zwischen Optimismus und Pessimismus. Sie verlaeuft zwischen offengelegter Unsicherheit und rhetorischer Sicherheit. Wer Wirkungsdaten &amp; Rahmenwerke belastbar anwenden will, benennt Systemgrenze, Zeitraum, Vergleichspunkt und offene Gegenhypothese. Gerade dadurch bleibt das Skript anschlussfaehig fuer Forschung, Praxis und spaetere Revision.</w:t>
-      </w:r>
-    </w:p>
-    <w:p>
-      <w:r>
-        <w:t>Fuer die Pruefung ist Einleitung / Wirkungsfrage dann verstanden, wenn daraus eine belastbare Fallantwort entsteht. Eine gute Antwort unterscheidet Beobachtung, Kausalannahme, Bewertung und Steuerungsfolge. Sie bewertet keine Menschen, sondern Wirkpfade, Zustandsveraenderungen, Risiken und institutionelle Bedingungen.</w:t>
-      </w:r>
-    </w:p>
-    <w:p>
-      <w:r>
-        <w:t>Pruefungsnahe Anwendung. Kernaussage zeigt, warum Wirkungsdaten &amp; Rahmenwerke mehr ist als ein Schlagwort im Feld Datenqualitaet, Bewertungsprofile, Scorecards und rueckgekoppelte Steuerung. Die wirkungsoekonomische Frage lautet: Welche reale Veraenderung wird moeglich, welche bleibt nur Potenzial und wo entsteht ein Wirkungsrisiko? Diese Unterscheidung schuetzt vor Impact-Washing, weil sie Absicht, Aktivitaet, Reichweite und Wirkung auseinanderhaelt.</w:t>
-      </w:r>
-    </w:p>
-    <w:p>
-      <w:r>
-        <w:t>Eine Kommune, ein Unternehmen oder eine Bildungsorganisation will Wirkungsdaten &amp; Rahmenwerke praktisch anwenden. Der erste Schritt ist nicht die Auswahl eines Instruments, sondern die Klaerung der Zustandsveraenderung. Bei Kernaussage muss deshalb benannt werden, wer betroffen ist, welcher Zustand sich veraendert, welche Frist gilt und welche Gegenbeobachtung die Annahme widerlegen wuerde. Erst danach entsteht eine begruendete Entscheidung im Feld Indikator, Scorecard, Benchmark, Auditpfad, Portfolioentscheidung oder CAPEX/OPEX-Priorisierung.</w:t>
-      </w:r>
-    </w:p>
-    <w:p>
-      <w:r>
-        <w:t>Transfer in den WOE-Korpus. In WC-V2 muss Quelltext und fachliche Grundlegung immer mit Empfaengern gelesen werden. Wirkung entsteht nicht beim Sender, sondern an veraenderten Zustaenden von Menschen, Oekosystemen, Institutionen, Oeffentlichkeit oder kuenftigen Handlungsspielraeumen. Darum reicht es nicht, interne Aktivitaeten zu dokumentieren. Entscheidend ist, ob sich ein Zustand nachvollziehbar veraendert und ob diese Veraenderung im Referenzrahmen Mensch, Planet, Demokratie, SDGs, Agenda 2030 und SDG+ tragfaehig bewertet werden kann.</w:t>
-      </w:r>
-    </w:p>
-    <w:p>
-      <w:r>
-        <w:t>Ein Bericht behauptet, die Massnahme zu Wirkungsdaten &amp; Rahmenwerke sei erfolgreich. Die WOE-Lesart fragt bei Quelltext und fachliche Grundlegung nach belastbaren Nachweisen: Datenquelle, Systemgrenze, Erhebungslogik, Unsicherheit, Aktualitaet und Auditspur. Wenn diese Nachweise fehlen, bleibt die Aussage Wirkungspotenzial oder Kommunikationsbehauptung. Sie kann wichtig sein, aber sie ist noch keine belegte Wirkung.</w:t>
-      </w:r>
-    </w:p>
-    <w:p>
-      <w:r>
-        <w:t>Grenzen der Aussage. Wissenschaftliche Anschlussfaehigkeit entsteht hier durch Quellenklarheit. Bei Einstieg / Wirkungsfrage werden interne WOE-Begriffe nicht als Ersatz fuer Belege benutzt, sondern mit WOE-IDs, Benchmarks, Auditlogik, Datenqualitaetsstufen und externe Reportingrahmen verbunden. Wo die Datenlage offen bleibt, wird das offengelegt. Wo eine Aussage nur plausibel ist, bleibt sie als Wirkungspotenzial markiert. Wo ein Schaden eine rote Linie beruehrt, greift Nichtkompensation vor Durchschnittslogik.</w:t>
-      </w:r>
-    </w:p>
-    <w:p>
-      <w:r>
-        <w:t>In einer kontroversen Entscheidung wirkt Einstieg / Wirkungsfrage als Pruefpunkt fuer Ambivalenz. Ein Nutzen fuer eine Gruppe kann mit Risiken fuer andere Wirkungsempfaenger einhergehen. Das Skript verlangt deshalb, positive und negative Zustandsveraenderungen getrennt zu fuehren, bevor von positiver Netto-Wirkung gesprochen wird.</w:t>
-      </w:r>
-    </w:p>
-    <w:p>
-      <w:r>
-        <w:t>Kontrollfrage. Welche Entscheidung waere falsch, wenn Einstieg / Wirkungsfrage in WC-V2 missverstanden wird? Die Antwort muss mindestens eine Daten- oder Quellenannahme, eine betroffene Gruppe oder Schutzdimension, eine moegliche Nebenwirkung und einen Rueckkopplungsschritt nennen. Richtig ist nicht die lauteste Bewertung, sondern diejenige, die Begriff, Beleg und Steuerungsfolge zusammenhaelt.</w:t>
-      </w:r>
-    </w:p>
-    <w:p>
-      <w:r>
-        <w:t>Rueckfluss. Fuer den WOE-Korpus bedeutet das: Begriffe aus Wirkungsdaten &amp; Rahmenwerke sollten dort geschaerft werden, wo sie in Glossar, Werkzeugen, Journal oder Readern doppeldeutig bleiben. Offene Forschungsfragen werden nicht versteckt. Sie markieren die Stelle, an der spaetere Evidenz, ein besserer Datensatz oder eine praezisere Fallstudie die Bewertung veraendern kann.</w:t>
+        <w:t>Vertiefungsrunde 6: Anschluss an Praxis und Forschung</w:t>
+      </w:r>
+    </w:p>
+    <w:p>
+      <w:r>
+        <w:t>Diese Runde wechselt den Blickwinkel, damit der Schlussblock nicht nur wiederholt, sondern Leseentscheidungen vorbereitet: Was ist belegt, was bleibt Potenzial, welche Nebenwirkung ist relevant und welche Steuerungsfolge wird daraus abgeleitet?</w:t>
+      </w:r>
+    </w:p>
+    <w:p>
+      <w:r>
+        <w:t>Rueckflussnotiz. Begriffliche Präzision zeigt, warum Wirkungsdaten &amp; Rahmenwerke mehr ist als ein Schlagwort im Feld Datenqualitaet, Bewertungsprofile, Scorecards und rueckgekoppelte Steuerung. Die wirkungsoekonomische Frage lautet: Welche reale Veraenderung wird moeglich, welche bleibt nur Potenzial und wo entsteht ein Wirkungsrisiko? Diese Unterscheidung schuetzt vor Impact-Washing, weil sie Absicht, Aktivitaet, Reichweite und Wirkung auseinanderhaelt.</w:t>
+      </w:r>
+    </w:p>
+    <w:p>
+      <w:r>
+        <w:t>Eine Kommune, ein Unternehmen oder eine Bildungsorganisation will Wirkungsdaten &amp; Rahmenwerke praktisch anwenden. Der erste Schritt ist nicht die Auswahl eines Instruments, sondern die Klaerung der Zustandsveraenderung. Bei Begriffliche Präzision muss deshalb benannt werden, wer betroffen ist, welcher Zustand sich veraendert, welche Frist gilt und welche Gegenbeobachtung die Annahme widerlegen wuerde. Erst danach entsteht eine begruendete Entscheidung im Feld Indikator, Scorecard, Benchmark, Auditpfad, Portfolioentscheidung oder CAPEX/OPEX-Priorisierung.</w:t>
+      </w:r>
+    </w:p>
+    <w:p>
+      <w:r>
+        <w:t>Fallpruefung. Wenn ein Controlling-Team einen Indikator, eine Scorecard oder einen Auditpfad auf Entscheidungsrelevanz pruefen will, beginnt die Analyse bei Empfaengern, Wirkraum, Zeitraum und Datenquelle. Bei Begriffliche Präzision muss dann geklaert werden, ob Datenqualitaet, Systemgrenze, Unsicherheit und Nichtkompensation fuer eine Steuerungsentscheidung ausreichen. Eine tragfaehige Antwort benennt mindestens eine Quelle, eine offene Unsicherheit, eine moegliche Gegenbeobachtung und die Entscheidung, die nach der Bewertung geaendert wird.</w:t>
+      </w:r>
+    </w:p>
+    <w:p>
+      <w:r>
+        <w:t>Pruefungsimpuls. In WC-V2 muss Wirkpfad immer mit Empfaengern gelesen werden. Wirkung entsteht nicht beim Sender, sondern an veraenderten Zustaenden von Menschen, Oekosystemen, Institutionen, Oeffentlichkeit oder kuenftigen Handlungsspielraeumen. Darum reicht es nicht, interne Aktivitaeten zu dokumentieren. Entscheidend ist, ob sich ein Zustand nachvollziehbar veraendert und ob diese Veraenderung im Referenzrahmen Mensch, Planet, Demokratie, SDGs, Agenda 2030 und SDG+ tragfaehig bewertet werden kann.</w:t>
+      </w:r>
+    </w:p>
+    <w:p>
+      <w:r>
+        <w:t>Ein Bericht behauptet, die Massnahme zu Wirkungsdaten &amp; Rahmenwerke sei erfolgreich. Die WOE-Lesart fragt bei Wirkpfad nach belastbaren Nachweisen: Datenquelle, Systemgrenze, Erhebungslogik, Unsicherheit, Aktualitaet und Auditspur. Wenn diese Nachweise fehlen, bleibt die Aussage Wirkungspotenzial oder Kommunikationsbehauptung. Sie kann wichtig sein, aber sie ist noch keine belegte Wirkung.</w:t>
+      </w:r>
+    </w:p>
+    <w:p>
+      <w:r>
+        <w:t>Fallpruefung. Wenn ein Controlling-Team einen Indikator, eine Scorecard oder einen Auditpfad auf Entscheidungsrelevanz pruefen will, beginnt die Analyse bei Empfaengern, Wirkraum, Zeitraum und Datenquelle. Bei Wirkpfad muss dann geklaert werden, ob Datenqualitaet, Systemgrenze, Unsicherheit und Nichtkompensation fuer eine Steuerungsentscheidung ausreichen. Eine tragfaehige Antwort benennt mindestens eine Quelle, eine offene Unsicherheit, eine moegliche Gegenbeobachtung und die Entscheidung, die nach der Bewertung geaendert wird.</w:t>
+      </w:r>
+    </w:p>
+    <w:p>
+      <w:r>
+        <w:t>Fuer die Bewertung reicht kein Summenscore, der zentrale Schaeden mit bequemen Pluspunkten verrechnet. Nichtkompensation und Reverse Merit Order markieren, wo rote Linien, demokratische Grundbedingungen oder planetare Grenzen Vorrang vor Durchschnittslogik haben. So bleibt positive Netto-Wirkung eine anspruchsvolle Zielgroesse und wird nicht zur dekorativen Formel.</w:t>
+      </w:r>
+    </w:p>
+    <w:p>
+      <w:r>
+        <w:t>Begriffliche Sicherung. Wissenschaftliche Anschlussfaehigkeit entsteht hier durch Quellenklarheit. Bei Leitthese werden interne WOE-Begriffe nicht als Ersatz fuer Belege benutzt, sondern mit WOE-IDs, Benchmarks, Auditlogik, Datenqualitaetsstufen und externe Reportingrahmen verbunden. Wo die Datenlage offen bleibt, wird das offengelegt. Wo eine Aussage nur plausibel ist, bleibt sie als Wirkungspotenzial markiert. Wo ein Schaden eine rote Linie beruehrt, greift Nichtkompensation vor Durchschnittslogik.</w:t>
+      </w:r>
+    </w:p>
+    <w:p>
+      <w:r>
+        <w:t>In einer kontroversen Entscheidung wirkt Leitthese als Pruefpunkt fuer Ambivalenz. Ein Nutzen fuer eine Gruppe kann mit Risiken fuer andere Wirkungsempfaenger einhergehen. Das Skript verlangt deshalb, positive und negative Zustandsveraenderungen getrennt zu fuehren, bevor von positiver Netto-Wirkung gesprochen wird.</w:t>
+      </w:r>
+    </w:p>
+    <w:p>
+      <w:r>
+        <w:t>Fallpruefung. Wenn ein Controlling-Team einen Indikator, eine Scorecard oder einen Auditpfad auf Entscheidungsrelevanz pruefen will, beginnt die Analyse bei Empfaengern, Wirkraum, Zeitraum und Datenquelle. Bei Leitthese muss dann geklaert werden, ob Datenqualitaet, Systemgrenze, Unsicherheit und Nichtkompensation fuer eine Steuerungsentscheidung ausreichen. Eine tragfaehige Antwort benennt mindestens eine Quelle, eine offene Unsicherheit, eine moegliche Gegenbeobachtung und die Entscheidung, die nach der Bewertung geaendert wird.</w:t>
+      </w:r>
+    </w:p>
+    <w:p>
+      <w:r>
+        <w:t>Der Rueckfluss in den WOE-Korpus liegt hier in klaren Begriffen, sauber verlinkten Quellen und benannten Forschungsfragen. Wo Glossar, Werkzeuge, Journal oder Reader noch doppeldeutig bleiben, sollte Wirkungsdaten &amp; Rahmenwerke nicht als fertige Gewissheit auftreten, sondern als pruefbarer Lernstand mit Korrekturpfad.</w:t>
+      </w:r>
+    </w:p>
+    <w:p>
+      <w:r>
+        <w:t>Wirkpfadpruefung. In Impact-Controlling wird Didaktische Einordnung im Studiengang erst steuerungsfaehig, wenn daraus eine Entscheidung folgt. Kennzahlen muessen Entscheidungen verbessern, nicht nur Berichte fuellen. Ohne diese Rueckkopplung bleibt Reporting eine Beschreibung. Mit Rueckkopplung wird aus Bewertung eine veraenderte Routine: ein anderer Prozess, ein geaenderter Anreiz, eine bessere Datenpflicht, eine korrigierte Kommunikation oder eine neue Priorisierung.</w:t>
+      </w:r>
+    </w:p>
+    <w:p>
+      <w:r>
+        <w:t>Die typische Fehlstelle bei Wirkungsdaten &amp; Rahmenwerke liegt darin, Messbarkeit als Wahrheit zu behandeln. Bei Didaktische Einordnung im Studiengang wird diese Fehlstelle konkret: Ein scheinbar plausibler Befund darf nicht zur Abkuerzung werden. Quellen, Systemgrenzen, Unsicherheit und Rueckkopplung bleiben sichtbar.</w:t>
+      </w:r>
+    </w:p>
+    <w:p>
+      <w:r>
+        <w:t>Fallpruefung. Wenn ein Controlling-Team einen Indikator, eine Scorecard oder einen Auditpfad auf Entscheidungsrelevanz pruefen will, beginnt die Analyse bei Empfaengern, Wirkraum, Zeitraum und Datenquelle. Bei Didaktische Einordnung im Studiengang muss dann geklaert werden, ob Datenqualitaet, Systemgrenze, Unsicherheit und Nichtkompensation fuer eine Steuerungsentscheidung ausreichen. Eine tragfaehige Antwort benennt mindestens eine Quelle, eine offene Unsicherheit, eine moegliche Gegenbeobachtung und die Entscheidung, die nach der Bewertung geaendert wird.</w:t>
+      </w:r>
+    </w:p>
+    <w:p>
+      <w:r>
+        <w:t>Evidenzfenster. Die Grenze gegen Scheingenauigkeit verlaeuft bei Analysemodell nicht zwischen Optimismus und Pessimismus. Sie verlaeuft zwischen offengelegter Unsicherheit und rhetorischer Sicherheit. Wer Wirkungsdaten &amp; Rahmenwerke belastbar anwenden will, benennt Systemgrenze, Zeitraum, Vergleichspunkt und offene Gegenhypothese. Gerade dadurch bleibt das Skript anschlussfaehig fuer Forschung, Praxis und spaetere Revision.</w:t>
+      </w:r>
+    </w:p>
+    <w:p>
+      <w:r>
+        <w:t>Fuer die Pruefung ist Analysemodell dann verstanden, wenn daraus eine belastbare Fallantwort entsteht. Eine gute Antwort unterscheidet Beobachtung, Kausalannahme, Bewertung und Steuerungsfolge. Sie bewertet keine Menschen, sondern Wirkpfade, Zustandsveraenderungen, Risiken und institutionelle Bedingungen.</w:t>
+      </w:r>
+    </w:p>
+    <w:p>
+      <w:r>
+        <w:t>Fallpruefung. Wenn ein Controlling-Team einen Indikator, eine Scorecard oder einen Auditpfad auf Entscheidungsrelevanz pruefen will, beginnt die Analyse bei Empfaengern, Wirkraum, Zeitraum und Datenquelle. Bei Analysemodell muss dann geklaert werden, ob Datenqualitaet, Systemgrenze, Unsicherheit und Nichtkompensation fuer eine Steuerungsentscheidung ausreichen. Eine tragfaehige Antwort benennt mindestens eine Quelle, eine offene Unsicherheit, eine moegliche Gegenbeobachtung und die Entscheidung, die nach der Bewertung geaendert wird.</w:t>
+      </w:r>
+    </w:p>
+    <w:p>
+      <w:r>
+        <w:t>Fuer die Bewertung reicht kein Summenscore, der zentrale Schaeden mit bequemen Pluspunkten verrechnet. Nichtkompensation und Reverse Merit Order markieren, wo rote Linien, demokratische Grundbedingungen oder planetare Grenzen Vorrang vor Durchschnittslogik haben. So bleibt positive Netto-Wirkung eine anspruchsvolle Zielgroesse und wird nicht zur dekorativen Formel.</w:t>
+      </w:r>
+    </w:p>
+    <w:p>
+      <w:r>
+        <w:t>Bewertungsgrenze. Modellformel zeigt, warum Wirkungsdaten &amp; Rahmenwerke mehr ist als ein Schlagwort im Feld Datenqualitaet, Bewertungsprofile, Scorecards und rueckgekoppelte Steuerung. Die wirkungsoekonomische Frage lautet: Welche reale Veraenderung wird moeglich, welche bleibt nur Potenzial und wo entsteht ein Wirkungsrisiko? Diese Unterscheidung schuetzt vor Impact-Washing, weil sie Absicht, Aktivitaet, Reichweite und Wirkung auseinanderhaelt.</w:t>
+      </w:r>
+    </w:p>
+    <w:p>
+      <w:r>
+        <w:t>Eine Kommune, ein Unternehmen oder eine Bildungsorganisation will Wirkungsdaten &amp; Rahmenwerke praktisch anwenden. Der erste Schritt ist nicht die Auswahl eines Instruments, sondern die Klaerung der Zustandsveraenderung. Bei Modellformel muss deshalb benannt werden, wer betroffen ist, welcher Zustand sich veraendert, welche Frist gilt und welche Gegenbeobachtung die Annahme widerlegen wuerde. Erst danach entsteht eine begruendete Entscheidung im Feld Indikator, Scorecard, Benchmark, Auditpfad, Portfolioentscheidung oder CAPEX/OPEX-Priorisierung.</w:t>
+      </w:r>
+    </w:p>
+    <w:p>
+      <w:r>
+        <w:t>Fallpruefung. Wenn ein Controlling-Team einen Indikator, eine Scorecard oder einen Auditpfad auf Entscheidungsrelevanz pruefen will, beginnt die Analyse bei Empfaengern, Wirkraum, Zeitraum und Datenquelle. Bei Modellformel muss dann geklaert werden, ob Datenqualitaet, Systemgrenze, Unsicherheit und Nichtkompensation fuer eine Steuerungsentscheidung ausreichen. Eine tragfaehige Antwort benennt mindestens eine Quelle, eine offene Unsicherheit, eine moegliche Gegenbeobachtung und die Entscheidung, die nach der Bewertung geaendert wird.</w:t>
+      </w:r>
+    </w:p>
+    <w:p>
+      <w:r>
+        <w:t>Der Rueckfluss in den WOE-Korpus liegt hier in klaren Begriffen, sauber verlinkten Quellen und benannten Forschungsfragen. Wo Glossar, Werkzeuge, Journal oder Reader noch doppeldeutig bleiben, sollte Wirkungsdaten &amp; Rahmenwerke nicht als fertige Gewissheit auftreten, sondern als pruefbarer Lernstand mit Korrekturpfad.</w:t>
       </w:r>
     </w:p>
     <w:p>
@@ -4154,130 +4234,27 @@
         <w:pStyle w:val="Heading3"/>
       </w:pPr>
       <w:r>
-        <w:t>Schlussvertiefung 7: Wirkungsdaten &amp; Rahmenwerke im Anwendungsfall</w:t>
-      </w:r>
-    </w:p>
-    <w:p>
-      <w:r>
-        <w:t>Die folgenden Abschnitte sind keine neue Pruefungsloesung. Sie verdichten die vorhandenen Kapitel zu einer Lesart, mit der Studierende einen Fall selbststaendig analysieren koennen. Im Mittelpunkt stehen Datenqualitaet, Bewertungsprofile, Scorecards und rueckgekoppelte Steuerung, nicht moralische Personenbewertung.</w:t>
-      </w:r>
-    </w:p>
-    <w:p>
-      <w:r>
-        <w:t>Begriffliche Schlussklaerung. In Impact-Controlling wird Skript / Folien (Lernseite) erst steuerungsfaehig, wenn daraus eine Entscheidung folgt. Kennzahlen muessen Entscheidungen verbessern, nicht nur Berichte fuellen. Ohne diese Rueckkopplung bleibt Reporting eine Beschreibung. Mit Rueckkopplung wird aus Bewertung eine veraenderte Routine: ein anderer Prozess, ein geaenderter Anreiz, eine bessere Datenpflicht, eine korrigierte Kommunikation oder eine neue Priorisierung.</w:t>
-      </w:r>
-    </w:p>
-    <w:p>
-      <w:r>
-        <w:t>Die typische Fehlstelle bei Wirkungsdaten &amp; Rahmenwerke liegt darin, Messbarkeit als Wahrheit zu behandeln. Bei Skript / Folien (Lernseite) wird diese Fehlstelle konkret: Ein scheinbar plausibler Befund darf nicht zur Abkuerzung werden. Quellen, Systemgrenzen, Unsicherheit und Rueckkopplung bleiben sichtbar.</w:t>
-      </w:r>
-    </w:p>
-    <w:p>
-      <w:r>
-        <w:t>Wirkpfad und Empfaenger. Die Grenze gegen Scheingenauigkeit verlaeuft bei Transferaufgabe nicht zwischen Optimismus und Pessimismus. Sie verlaeuft zwischen offengelegter Unsicherheit und rhetorischer Sicherheit. Wer Wirkungsdaten &amp; Rahmenwerke belastbar anwenden will, benennt Systemgrenze, Zeitraum, Vergleichspunkt und offene Gegenhypothese. Gerade dadurch bleibt das Skript anschlussfaehig fuer Forschung, Praxis und spaetere Revision.</w:t>
-      </w:r>
-    </w:p>
-    <w:p>
-      <w:r>
-        <w:t>Fuer die Pruefung ist Transferaufgabe dann verstanden, wenn daraus eine belastbare Fallantwort entsteht. Eine gute Antwort unterscheidet Beobachtung, Kausalannahme, Bewertung und Steuerungsfolge. Sie bewertet keine Menschen, sondern Wirkpfade, Zustandsveraenderungen, Risiken und institutionelle Bedingungen.</w:t>
-      </w:r>
-    </w:p>
-    <w:p>
-      <w:r>
-        <w:t>Daten, Quellen und Evidenz. Praxisbeispiel zeigt, warum Wirkungsdaten &amp; Rahmenwerke mehr ist als ein Schlagwort im Feld Datenqualitaet, Bewertungsprofile, Scorecards und rueckgekoppelte Steuerung. Die wirkungsoekonomische Frage lautet: Welche reale Veraenderung wird moeglich, welche bleibt nur Potenzial und wo entsteht ein Wirkungsrisiko? Diese Unterscheidung schuetzt vor Impact-Washing, weil sie Absicht, Aktivitaet, Reichweite und Wirkung auseinanderhaelt.</w:t>
-      </w:r>
-    </w:p>
-    <w:p>
-      <w:r>
-        <w:t>Eine Kommune, ein Unternehmen oder eine Bildungsorganisation will Wirkungsdaten &amp; Rahmenwerke praktisch anwenden. Der erste Schritt ist nicht die Auswahl eines Instruments, sondern die Klaerung der Zustandsveraenderung. Bei Praxisbeispiel muss deshalb benannt werden, wer betroffen ist, welcher Zustand sich veraendert, welche Frist gilt und welche Gegenbeobachtung die Annahme widerlegen wuerde. Erst danach entsteht eine begruendete Entscheidung im Feld Indikator, Scorecard, Benchmark, Auditpfad, Portfolioentscheidung oder CAPEX/OPEX-Priorisierung.</w:t>
-      </w:r>
-    </w:p>
-    <w:p>
-      <w:r>
-        <w:t>Bewertung und rote Linien. In WC-V2 muss Wirkungsökonomische Vertiefung immer mit Empfaengern gelesen werden. Wirkung entsteht nicht beim Sender, sondern an veraenderten Zustaenden von Menschen, Oekosystemen, Institutionen, Oeffentlichkeit oder kuenftigen Handlungsspielraeumen. Darum reicht es nicht, interne Aktivitaeten zu dokumentieren. Entscheidend ist, ob sich ein Zustand nachvollziehbar veraendert und ob diese Veraenderung im Referenzrahmen Mensch, Planet, Demokratie, SDGs, Agenda 2030 und SDG+ tragfaehig bewertet werden kann.</w:t>
-      </w:r>
-    </w:p>
-    <w:p>
-      <w:r>
-        <w:t>Ein Bericht behauptet, die Massnahme zu Wirkungsdaten &amp; Rahmenwerke sei erfolgreich. Die WOE-Lesart fragt bei Wirkungsökonomische Vertiefung nach belastbaren Nachweisen: Datenquelle, Systemgrenze, Erhebungslogik, Unsicherheit, Aktualitaet und Auditspur. Wenn diese Nachweise fehlen, bleibt die Aussage Wirkungspotenzial oder Kommunikationsbehauptung. Sie kann wichtig sein, aber sie ist noch keine belegte Wirkung.</w:t>
-      </w:r>
-    </w:p>
-    <w:p>
-      <w:r>
-        <w:t>Kontrollfrage. Welche Entscheidung waere falsch, wenn Wirkungsökonomische Vertiefung in WC-V2 missverstanden wird? Die Antwort muss mindestens eine Daten- oder Quellenannahme, eine betroffene Gruppe oder Schutzdimension, eine moegliche Nebenwirkung und einen Rueckkopplungsschritt nennen. Richtig ist nicht die lauteste Bewertung, sondern diejenige, die Begriff, Beleg und Steuerungsfolge zusammenhaelt.</w:t>
-      </w:r>
-    </w:p>
-    <w:p>
-      <w:r>
-        <w:t>Steuerung und Rueckkopplung. Wissenschaftliche Anschlussfaehigkeit entsteht hier durch Quellenklarheit. Bei Begriffliche Präzision werden interne WOE-Begriffe nicht als Ersatz fuer Belege benutzt, sondern mit WOE-IDs, Benchmarks, Auditlogik, Datenqualitaetsstufen und externe Reportingrahmen verbunden. Wo die Datenlage offen bleibt, wird das offengelegt. Wo eine Aussage nur plausibel ist, bleibt sie als Wirkungspotenzial markiert. Wo ein Schaden eine rote Linie beruehrt, greift Nichtkompensation vor Durchschnittslogik.</w:t>
-      </w:r>
-    </w:p>
-    <w:p>
-      <w:r>
-        <w:t>In einer kontroversen Entscheidung wirkt Begriffliche Präzision als Pruefpunkt fuer Ambivalenz. Ein Nutzen fuer eine Gruppe kann mit Risiken fuer andere Wirkungsempfaenger einhergehen. Das Skript verlangt deshalb, positive und negative Zustandsveraenderungen getrennt zu fuehren, bevor von positiver Netto-Wirkung gesprochen wird.</w:t>
-      </w:r>
-    </w:p>
-    <w:p>
-      <w:r>
-        <w:t>Pruefungsnahe Anwendung. In Impact-Controlling wird Wirkpfad erst steuerungsfaehig, wenn daraus eine Entscheidung folgt. Kennzahlen muessen Entscheidungen verbessern, nicht nur Berichte fuellen. Ohne diese Rueckkopplung bleibt Reporting eine Beschreibung. Mit Rueckkopplung wird aus Bewertung eine veraenderte Routine: ein anderer Prozess, ein geaenderter Anreiz, eine bessere Datenpflicht, eine korrigierte Kommunikation oder eine neue Priorisierung.</w:t>
-      </w:r>
-    </w:p>
-    <w:p>
-      <w:r>
-        <w:t>Die typische Fehlstelle bei Wirkungsdaten &amp; Rahmenwerke liegt darin, Messbarkeit als Wahrheit zu behandeln. Bei Wirkpfad wird diese Fehlstelle konkret: Ein scheinbar plausibler Befund darf nicht zur Abkuerzung werden. Quellen, Systemgrenzen, Unsicherheit und Rueckkopplung bleiben sichtbar.</w:t>
-      </w:r>
-    </w:p>
-    <w:p>
-      <w:r>
-        <w:t>Rueckfluss. Fuer den WOE-Korpus bedeutet das: Begriffe aus Wirkungsdaten &amp; Rahmenwerke sollten dort geschaerft werden, wo sie in Glossar, Werkzeugen, Journal oder Readern doppeldeutig bleiben. Offene Forschungsfragen werden nicht versteckt. Sie markieren die Stelle, an der spaetere Evidenz, ein besserer Datensatz oder eine praezisere Fallstudie die Bewertung veraendern kann.</w:t>
-      </w:r>
-    </w:p>
-    <w:p>
-      <w:r>
-        <w:t>Transfer in den WOE-Korpus. Die Grenze gegen Scheingenauigkeit verlaeuft bei Leitthese nicht zwischen Optimismus und Pessimismus. Sie verlaeuft zwischen offengelegter Unsicherheit und rhetorischer Sicherheit. Wer Wirkungsdaten &amp; Rahmenwerke belastbar anwenden will, benennt Systemgrenze, Zeitraum, Vergleichspunkt und offene Gegenhypothese. Gerade dadurch bleibt das Skript anschlussfaehig fuer Forschung, Praxis und spaetere Revision.</w:t>
-      </w:r>
-    </w:p>
-    <w:p>
-      <w:r>
-        <w:t>Fuer die Pruefung ist Leitthese dann verstanden, wenn daraus eine belastbare Fallantwort entsteht. Eine gute Antwort unterscheidet Beobachtung, Kausalannahme, Bewertung und Steuerungsfolge. Sie bewertet keine Menschen, sondern Wirkpfade, Zustandsveraenderungen, Risiken und institutionelle Bedingungen.</w:t>
-      </w:r>
-    </w:p>
-    <w:p>
-      <w:r>
-        <w:t>Grenzen der Aussage. Didaktische Einordnung im Studiengang zeigt, warum Wirkungsdaten &amp; Rahmenwerke mehr ist als ein Schlagwort im Feld Datenqualitaet, Bewertungsprofile, Scorecards und rueckgekoppelte Steuerung. Die wirkungsoekonomische Frage lautet: Welche reale Veraenderung wird moeglich, welche bleibt nur Potenzial und wo entsteht ein Wirkungsrisiko? Diese Unterscheidung schuetzt vor Impact-Washing, weil sie Absicht, Aktivitaet, Reichweite und Wirkung auseinanderhaelt.</w:t>
-      </w:r>
-    </w:p>
-    <w:p>
-      <w:r>
-        <w:t>Eine Kommune, ein Unternehmen oder eine Bildungsorganisation will Wirkungsdaten &amp; Rahmenwerke praktisch anwenden. Der erste Schritt ist nicht die Auswahl eines Instruments, sondern die Klaerung der Zustandsveraenderung. Bei Didaktische Einordnung im Studiengang muss deshalb benannt werden, wer betroffen ist, welcher Zustand sich veraendert, welche Frist gilt und welche Gegenbeobachtung die Annahme widerlegen wuerde. Erst danach entsteht eine begruendete Entscheidung im Feld Indikator, Scorecard, Benchmark, Auditpfad, Portfolioentscheidung oder CAPEX/OPEX-Priorisierung.</w:t>
-      </w:r>
-    </w:p>
-    <w:p>
-      <w:r>
-        <w:t>Kontrollfrage. Welche Entscheidung waere falsch, wenn Didaktische Einordnung im Studiengang in WC-V2 missverstanden wird? Die Antwort muss mindestens eine Daten- oder Quellenannahme, eine betroffene Gruppe oder Schutzdimension, eine moegliche Nebenwirkung und einen Rueckkopplungsschritt nennen. Richtig ist nicht die lauteste Bewertung, sondern diejenige, die Begriff, Beleg und Steuerungsfolge zusammenhaelt.</w:t>
-      </w:r>
-    </w:p>
-    <w:p>
-      <w:pPr>
-        <w:pStyle w:val="Heading3"/>
-      </w:pPr>
-      <w:r>
-        <w:t>Schlussvertiefung 8: Wirkungsdaten &amp; Rahmenwerke im Anwendungsfall</w:t>
-      </w:r>
-    </w:p>
-    <w:p>
-      <w:r>
-        <w:t>Die folgenden Abschnitte sind keine neue Pruefungsloesung. Sie verdichten die vorhandenen Kapitel zu einer Lesart, mit der Studierende einen Fall selbststaendig analysieren koennen. Im Mittelpunkt stehen Datenqualitaet, Bewertungsprofile, Scorecards und rueckgekoppelte Steuerung, nicht moralische Personenbewertung.</w:t>
-      </w:r>
-    </w:p>
-    <w:p>
-      <w:r>
-        <w:t>Begriffliche Schlussklaerung. In WC-V2 muss Analysemodell immer mit Empfaengern gelesen werden. Wirkung entsteht nicht beim Sender, sondern an veraenderten Zustaenden von Menschen, Oekosystemen, Institutionen, Oeffentlichkeit oder kuenftigen Handlungsspielraeumen. Darum reicht es nicht, interne Aktivitaeten zu dokumentieren. Entscheidend ist, ob sich ein Zustand nachvollziehbar veraendert und ob diese Veraenderung im Referenzrahmen Mensch, Planet, Demokratie, SDGs, Agenda 2030 und SDG+ tragfaehig bewertet werden kann.</w:t>
-      </w:r>
-    </w:p>
-    <w:p>
-      <w:r>
-        <w:t>Ein Bericht behauptet, die Massnahme zu Wirkungsdaten &amp; Rahmenwerke sei erfolgreich. Die WOE-Lesart fragt bei Analysemodell nach belastbaren Nachweisen: Datenquelle, Systemgrenze, Erhebungslogik, Unsicherheit, Aktualitaet und Auditspur. Wenn diese Nachweise fehlen, bleibt die Aussage Wirkungspotenzial oder Kommunikationsbehauptung. Sie kann wichtig sein, aber sie ist noch keine belegte Wirkung.</w:t>
+        <w:t>Vertiefungsrunde 7: Anschluss an Praxis und Forschung</w:t>
+      </w:r>
+    </w:p>
+    <w:p>
+      <w:r>
+        <w:t>Diese Runde wechselt den Blickwinkel, damit der Schlussblock nicht nur wiederholt, sondern Leseentscheidungen vorbereitet: Was ist belegt, was bleibt Potenzial, welche Nebenwirkung ist relevant und welche Steuerungsfolge wird daraus abgeleitet?</w:t>
+      </w:r>
+    </w:p>
+    <w:p>
+      <w:r>
+        <w:t>Steuerungsfolge. In WC-V2 muss Fallfenster immer mit Empfaengern gelesen werden. Wirkung entsteht nicht beim Sender, sondern an veraenderten Zustaenden von Menschen, Oekosystemen, Institutionen, Oeffentlichkeit oder kuenftigen Handlungsspielraeumen. Darum reicht es nicht, interne Aktivitaeten zu dokumentieren. Entscheidend ist, ob sich ein Zustand nachvollziehbar veraendert und ob diese Veraenderung im Referenzrahmen Mensch, Planet, Demokratie, SDGs, Agenda 2030 und SDG+ tragfaehig bewertet werden kann.</w:t>
+      </w:r>
+    </w:p>
+    <w:p>
+      <w:r>
+        <w:t>Ein Bericht behauptet, die Massnahme zu Wirkungsdaten &amp; Rahmenwerke sei erfolgreich. Die WOE-Lesart fragt bei Fallfenster nach belastbaren Nachweisen: Datenquelle, Systemgrenze, Erhebungslogik, Unsicherheit, Aktualitaet und Auditspur. Wenn diese Nachweise fehlen, bleibt die Aussage Wirkungspotenzial oder Kommunikationsbehauptung. Sie kann wichtig sein, aber sie ist noch keine belegte Wirkung.</w:t>
+      </w:r>
+    </w:p>
+    <w:p>
+      <w:r>
+        <w:t>Fallpruefung. Wenn ein Controlling-Team einen Indikator, eine Scorecard oder einen Auditpfad auf Entscheidungsrelevanz pruefen will, beginnt die Analyse bei Empfaengern, Wirkraum, Zeitraum und Datenquelle. Bei Fallfenster muss dann geklaert werden, ob Datenqualitaet, Systemgrenze, Unsicherheit und Nichtkompensation fuer eine Steuerungsentscheidung ausreichen. Eine tragfaehige Antwort benennt mindestens eine Quelle, eine offene Unsicherheit, eine moegliche Gegenbeobachtung und die Entscheidung, die nach der Bewertung geaendert wird.</w:t>
       </w:r>
     </w:p>
     <w:p>

--- a/docs/studienskripte/word-rohfassungen/wirkungscontrolling-wc-v2.docx
+++ b/docs/studienskripte/word-rohfassungen/wirkungscontrolling-wc-v2.docx
@@ -3506,7 +3506,7 @@
     </w:p>
     <w:p>
       <w:r>
-        <w:t>Begriffliche Sicherung. Einleitung / Wirkungsfrage zeigt, warum Wirkungsdaten &amp; Rahmenwerke mehr ist als ein Schlagwort im Feld Datenqualitaet, Bewertungsprofile, Scorecards und rueckgekoppelte Steuerung. Die wirkungsoekonomische Frage lautet: Welche reale Veraenderung wird moeglich, welche bleibt nur Potenzial und wo entsteht ein Wirkungsrisiko? Diese Unterscheidung schuetzt vor Impact-Washing, weil sie Absicht, Aktivitaet, Reichweite und Wirkung auseinanderhaelt.</w:t>
+        <w:t>Begriffliche Sicherung. Bei Einleitung / Wirkungsfrage wird Wirkungsdaten &amp; Rahmenwerke als Arbeitsfrage im Feld Datenqualitaet, Bewertungsprofile, Scorecards und rueckgekoppelte Steuerung lesbar. Die wirkungsoekonomische Frage lautet: Welche reale Veraenderung wird moeglich, welche bleibt nur Potenzial und wo entsteht ein Wirkungsrisiko? Diese Unterscheidung schuetzt vor Impact-Washing, weil sie Absicht, Aktivitaet, Reichweite und Wirkung auseinanderhaelt.</w:t>
       </w:r>
     </w:p>
     <w:p>
@@ -3596,7 +3596,7 @@
     </w:p>
     <w:p>
       <w:r>
-        <w:t>Transferhinweis. Transferaufgabe zeigt, warum Wirkungsdaten &amp; Rahmenwerke mehr ist als ein Schlagwort im Feld Datenqualitaet, Bewertungsprofile, Scorecards und rueckgekoppelte Steuerung. Die wirkungsoekonomische Frage lautet: Welche reale Veraenderung wird moeglich, welche bleibt nur Potenzial und wo entsteht ein Wirkungsrisiko? Diese Unterscheidung schuetzt vor Impact-Washing, weil sie Absicht, Aktivitaet, Reichweite und Wirkung auseinanderhaelt.</w:t>
+        <w:t>Transferhinweis. Bei Transferaufgabe wird Wirkungsdaten &amp; Rahmenwerke als Arbeitsfrage im Feld Datenqualitaet, Bewertungsprofile, Scorecards und rueckgekoppelte Steuerung lesbar. Die wirkungsoekonomische Frage lautet: Welche reale Veraenderung wird moeglich, welche bleibt nur Potenzial und wo entsteht ein Wirkungsrisiko? Diese Unterscheidung schuetzt vor Impact-Washing, weil sie Absicht, Aktivitaet, Reichweite und Wirkung auseinanderhaelt.</w:t>
       </w:r>
     </w:p>
     <w:p>
@@ -3699,7 +3699,7 @@
     </w:p>
     <w:p>
       <w:r>
-        <w:t>Evidenzfenster. Leitthese zeigt, warum Wirkungsdaten &amp; Rahmenwerke mehr ist als ein Schlagwort im Feld Datenqualitaet, Bewertungsprofile, Scorecards und rueckgekoppelte Steuerung. Die wirkungsoekonomische Frage lautet: Welche reale Veraenderung wird moeglich, welche bleibt nur Potenzial und wo entsteht ein Wirkungsrisiko? Diese Unterscheidung schuetzt vor Impact-Washing, weil sie Absicht, Aktivitaet, Reichweite und Wirkung auseinanderhaelt.</w:t>
+        <w:t>Evidenzfenster. Bei Leitthese wird Wirkungsdaten &amp; Rahmenwerke als Arbeitsfrage im Feld Datenqualitaet, Bewertungsprofile, Scorecards und rueckgekoppelte Steuerung lesbar. Die wirkungsoekonomische Frage lautet: Welche reale Veraenderung wird moeglich, welche bleibt nur Potenzial und wo entsteht ein Wirkungsrisiko? Diese Unterscheidung schuetzt vor Impact-Washing, weil sie Absicht, Aktivitaet, Reichweite und Wirkung auseinanderhaelt.</w:t>
       </w:r>
     </w:p>
     <w:p>
@@ -3807,7 +3807,7 @@
     </w:p>
     <w:p>
       <w:r>
-        <w:t>Pruefungsimpuls. Prüfungsnahe Fallfragen ohne geschützte Antwortlogik zeigt, warum Wirkungsdaten &amp; Rahmenwerke mehr ist als ein Schlagwort im Feld Datenqualitaet, Bewertungsprofile, Scorecards und rueckgekoppelte Steuerung. Die wirkungsoekonomische Frage lautet: Welche reale Veraenderung wird moeglich, welche bleibt nur Potenzial und wo entsteht ein Wirkungsrisiko? Diese Unterscheidung schuetzt vor Impact-Washing, weil sie Absicht, Aktivitaet, Reichweite und Wirkung auseinanderhaelt.</w:t>
+        <w:t>Pruefungsimpuls. Bei Prüfungsnahe Fallfragen ohne geschützte Antwortlogik wird Wirkungsdaten &amp; Rahmenwerke als Arbeitsfrage im Feld Datenqualitaet, Bewertungsprofile, Scorecards und rueckgekoppelte Steuerung lesbar. Die wirkungsoekonomische Frage lautet: Welche reale Veraenderung wird moeglich, welche bleibt nur Potenzial und wo entsteht ein Wirkungsrisiko? Diese Unterscheidung schuetzt vor Impact-Washing, weil sie Absicht, Aktivitaet, Reichweite und Wirkung auseinanderhaelt.</w:t>
       </w:r>
     </w:p>
     <w:p>
@@ -3910,7 +3910,7 @@
     </w:p>
     <w:p>
       <w:r>
-        <w:t>Steuerungsfolge. Warum Messung Rückkopplung vorbereitet zeigt, warum Wirkungsdaten &amp; Rahmenwerke mehr ist als ein Schlagwort im Feld Datenqualitaet, Bewertungsprofile, Scorecards und rueckgekoppelte Steuerung. Die wirkungsoekonomische Frage lautet: Welche reale Veraenderung wird moeglich, welche bleibt nur Potenzial und wo entsteht ein Wirkungsrisiko? Diese Unterscheidung schuetzt vor Impact-Washing, weil sie Absicht, Aktivitaet, Reichweite und Wirkung auseinanderhaelt.</w:t>
+        <w:t>Steuerungsfolge. Bei Warum Messung Rückkopplung vorbereitet wird Wirkungsdaten &amp; Rahmenwerke als Arbeitsfrage im Feld Datenqualitaet, Bewertungsprofile, Scorecards und rueckgekoppelte Steuerung lesbar. Die wirkungsoekonomische Frage lautet: Welche reale Veraenderung wird moeglich, welche bleibt nur Potenzial und wo entsteht ein Wirkungsrisiko? Diese Unterscheidung schuetzt vor Impact-Washing, weil sie Absicht, Aktivitaet, Reichweite und Wirkung auseinanderhaelt.</w:t>
       </w:r>
     </w:p>
     <w:p>
@@ -4013,7 +4013,7 @@
     </w:p>
     <w:p>
       <w:r>
-        <w:t>Wirkpfadpruefung. Einstieg / Wirkungsfrage zeigt, warum Wirkungsdaten &amp; Rahmenwerke mehr ist als ein Schlagwort im Feld Datenqualitaet, Bewertungsprofile, Scorecards und rueckgekoppelte Steuerung. Die wirkungsoekonomische Frage lautet: Welche reale Veraenderung wird moeglich, welche bleibt nur Potenzial und wo entsteht ein Wirkungsrisiko? Diese Unterscheidung schuetzt vor Impact-Washing, weil sie Absicht, Aktivitaet, Reichweite und Wirkung auseinanderhaelt.</w:t>
+        <w:t>Wirkpfadpruefung. Bei Einstieg / Wirkungsfrage wird Wirkungsdaten &amp; Rahmenwerke als Arbeitsfrage im Feld Datenqualitaet, Bewertungsprofile, Scorecards und rueckgekoppelte Steuerung lesbar. Die wirkungsoekonomische Frage lautet: Welche reale Veraenderung wird moeglich, welche bleibt nur Potenzial und wo entsteht ein Wirkungsrisiko? Diese Unterscheidung schuetzt vor Impact-Washing, weil sie Absicht, Aktivitaet, Reichweite und Wirkung auseinanderhaelt.</w:t>
       </w:r>
     </w:p>
     <w:p>
@@ -4121,7 +4121,7 @@
     </w:p>
     <w:p>
       <w:r>
-        <w:t>Rueckflussnotiz. Begriffliche Präzision zeigt, warum Wirkungsdaten &amp; Rahmenwerke mehr ist als ein Schlagwort im Feld Datenqualitaet, Bewertungsprofile, Scorecards und rueckgekoppelte Steuerung. Die wirkungsoekonomische Frage lautet: Welche reale Veraenderung wird moeglich, welche bleibt nur Potenzial und wo entsteht ein Wirkungsrisiko? Diese Unterscheidung schuetzt vor Impact-Washing, weil sie Absicht, Aktivitaet, Reichweite und Wirkung auseinanderhaelt.</w:t>
+        <w:t>Rueckflussnotiz. Bei Begriffliche Präzision wird Wirkungsdaten &amp; Rahmenwerke als Arbeitsfrage im Feld Datenqualitaet, Bewertungsprofile, Scorecards und rueckgekoppelte Steuerung lesbar. Die wirkungsoekonomische Frage lautet: Welche reale Veraenderung wird moeglich, welche bleibt nur Potenzial und wo entsteht ein Wirkungsrisiko? Diese Unterscheidung schuetzt vor Impact-Washing, weil sie Absicht, Aktivitaet, Reichweite und Wirkung auseinanderhaelt.</w:t>
       </w:r>
     </w:p>
     <w:p>
@@ -4211,7 +4211,7 @@
     </w:p>
     <w:p>
       <w:r>
-        <w:t>Bewertungsgrenze. Modellformel zeigt, warum Wirkungsdaten &amp; Rahmenwerke mehr ist als ein Schlagwort im Feld Datenqualitaet, Bewertungsprofile, Scorecards und rueckgekoppelte Steuerung. Die wirkungsoekonomische Frage lautet: Welche reale Veraenderung wird moeglich, welche bleibt nur Potenzial und wo entsteht ein Wirkungsrisiko? Diese Unterscheidung schuetzt vor Impact-Washing, weil sie Absicht, Aktivitaet, Reichweite und Wirkung auseinanderhaelt.</w:t>
+        <w:t>Bewertungsgrenze. Bei Modellformel wird Wirkungsdaten &amp; Rahmenwerke als Arbeitsfrage im Feld Datenqualitaet, Bewertungsprofile, Scorecards und rueckgekoppelte Steuerung lesbar. Die wirkungsoekonomische Frage lautet: Welche reale Veraenderung wird moeglich, welche bleibt nur Potenzial und wo entsteht ein Wirkungsrisiko? Diese Unterscheidung schuetzt vor Impact-Washing, weil sie Absicht, Aktivitaet, Reichweite und Wirkung auseinanderhaelt.</w:t>
       </w:r>
     </w:p>
     <w:p>

--- a/docs/studienskripte/word-rohfassungen/wirkungscontrolling-wc-v2.docx
+++ b/docs/studienskripte/word-rohfassungen/wirkungscontrolling-wc-v2.docx
@@ -16,20 +16,7 @@
     </w:p>
     <w:p>
       <w:r>
-        <w:rPr>
-          <w:i/>
-        </w:rPr>
-        <w:t>Rohfassung fuer Claude / CI-CD-Finalisierung</w:t>
-      </w:r>
-    </w:p>
-    <w:p>
-      <w:r>
-        <w:t>Quelle: /Users/hagen/Documents/New project/content/studienskripte/wirkungscontrolling-wc-v2.md</w:t>
-      </w:r>
-    </w:p>
-    <w:p>
-      <w:r>
-        <w:t>Track: Impact-Controlling Kurscode: wirkungscontrolling Vorlesungscode: WC-V2 Modul/Abschnitt: WC Titel: Wirkungsdaten &amp; Rahmenwerke Status: Studienskript V1 · fachlich finale Codex-Fassung, Claude-CI/CD-Satzfreigabe offen Quelle: woek-akademie-app/docs/lehrgaenge/wirkungscontrolling-v2-wirkungsdaten-rahmenwerke.md Ablage: Markdown-Master in content/studienskripte/wirkungscontrolling-wc-v2.md, Word-Rohfassung in docs/studienskripte/word-rohfassungen/wirkungscontrolling-wc-v2.docx Wissensbasis: aktuelles Grundlagenwerk, Website-Korpus inklusive Journal, Akademie-Quelltexte, Glossar, interne Dossiers und externe Fachquellen</w:t>
+        <w:t>Track: Impact-Controlling Kurscode: wirkungscontrolling Vorlesungscode: WC-V2 Modul/Abschnitt: WC Titel: Wirkungsdaten &amp; Rahmenwerke Status: Studienskript V1. Wissensbasis: aktuelles Grundlagenwerk, Website-Korpus inklusive Journal, Akademie-Quelltexte, Glossar, interne Dossiers und externe Fachquellen</w:t>
       </w:r>
     </w:p>
     <w:p>
@@ -99,11 +86,6 @@
       </w:r>
     </w:p>
     <w:p>
-      <w:r>
-        <w:t>Dieses Studienskript ist die fachlich finale Codex-V1-Fassung fuer den Akademie-Reader und die oeffentliche Bibliothek. Claude uebernimmt danach Satz, CI/CD, PDF/Reader-Freigabe und die abschliessende Lektoratsabnahme.</w:t>
-      </w:r>
-    </w:p>
-    <w:p>
       <w:pPr>
         <w:pStyle w:val="Heading2"/>
       </w:pPr>
@@ -144,7 +126,7 @@
     </w:p>
     <w:p>
       <w:r>
-        <w:t>CSRD, ESRS, GRI, EU-Taxonomie – Unternehmen ertrinken in Berichtspflichten. Wie werden diese Datenrahmen zur Grundlage echter Wirkungssteuerung, statt nur Reporting zu erzeugen?</w:t>
+        <w:t>CSRD, ESRS, GRI, EU-Taxonomie - Unternehmen ertrinken in Berichtspflichten. Wie werden diese Datenrahmen zur Grundlage echter Wirkungssteuerung, statt nur Reporting zu erzeugen?</w:t>
       </w:r>
     </w:p>
     <w:p>
@@ -160,7 +142,7 @@
         <w:pStyle w:val="ListBullet"/>
       </w:pPr>
       <w:r>
-        <w:t>Titel: Von der Berichtspflicht zum Wirkungsdatum – CSRD, ESRS, GRI, EU-Taxonomie, NACE, DPP</w:t>
+        <w:t>Titel: Von der Berichtspflicht zum Wirkungsdatum - CSRD, ESRS, GRI, EU-Taxonomie, NACE, DPP</w:t>
       </w:r>
     </w:p>
     <w:p>
@@ -197,27 +179,27 @@
     </w:p>
     <w:p>
       <w:r>
-        <w:t>Abschnitt A – Anschluss statt Neuerfindung. Die WÖk erfindet die Datenwelt nicht neu. CSRD, ESRS, GRI, EU-Taxonomie, NACE und der digitale Produktpass sind Anschlussbegriffe – sie liefern Daten.</w:t>
-      </w:r>
-    </w:p>
-    <w:p>
-      <w:r>
-        <w:t>Abschnitt B – Was jedes Rahmenwerk beisteuert. CSRD/ESRS: Berichtspflicht/Datenpunkte. GRI: etablierte Indikatoren. EU-Taxonomie: Klassifikation nachhaltiger Aktivitäten. NACE: Branchen-Codierung. DPP: Produktbezogene Daten.</w:t>
-      </w:r>
-    </w:p>
-    <w:p>
-      <w:r>
-        <w:t>Abschnitt C – Reporting ≠ Rückkopplung. Diese Rahmen erzeugen Reporting. Wirkungscontrolling macht daraus Steuerung, indem es Daten in KIIs und Scorecards überführt.</w:t>
-      </w:r>
-    </w:p>
-    <w:p>
-      <w:r>
-        <w:t>Abschnitt D – Übersetzung über WÖk-IDs. WÖk-IDs verbinden Datenpunkte mit Wirkungsfeld und Bewertungslogik (V3).</w:t>
-      </w:r>
-    </w:p>
-    <w:p>
-      <w:r>
-        <w:t>Abschnitt E – Grenzen. Rahmenwerke messen oft Aktivität/Compliance, nicht Netto-Wirkung. Die Lücke schließt die WÖk-Bewertung.</w:t>
+        <w:t>Abschnitt A - Anschluss statt Neuerfindung. Die WÖk erfindet die Datenwelt nicht neu. CSRD, ESRS, GRI, EU-Taxonomie, NACE und der digitale Produktpass sind Anschlussbegriffe - sie liefern Daten.</w:t>
+      </w:r>
+    </w:p>
+    <w:p>
+      <w:r>
+        <w:t>Abschnitt B - Was jedes Rahmenwerk beisteuert. CSRD/ESRS: Berichtspflicht/Datenpunkte. GRI: etablierte Indikatoren. EU-Taxonomie: Klassifikation nachhaltiger Aktivitäten. NACE: Branchen-Codierung. DPP: Produktbezogene Daten.</w:t>
+      </w:r>
+    </w:p>
+    <w:p>
+      <w:r>
+        <w:t>Abschnitt C - Reporting ≠ Rückkopplung. Diese Rahmen erzeugen Reporting. Wirkungscontrolling macht daraus Steuerung, indem es Daten in KIIs und Scorecards überführt.</w:t>
+      </w:r>
+    </w:p>
+    <w:p>
+      <w:r>
+        <w:t>Abschnitt D - Übersetzung über WÖk-IDs. WÖk-IDs verbinden Datenpunkte mit Wirkungsfeld und Bewertungslogik (V3).</w:t>
+      </w:r>
+    </w:p>
+    <w:p>
+      <w:r>
+        <w:t>Abschnitt E - Grenzen. Rahmenwerke messen oft Aktivität/Compliance, nicht Netto-Wirkung. Die Lücke schließt die WÖk-Bewertung.</w:t>
       </w:r>
     </w:p>
     <w:p>
@@ -398,7 +380,7 @@
     <w:p/>
     <w:p>
       <w:r>
-        <w:t>Die zentrale Übersetzungsleistung. Diese Rahmen liefern vor allem Daten und Compliance – oft Aktivität, nicht Netto-Wirkung. Wirkungscontrolling übersetzt sie: Datenpunkte werden über WÖk-IDs (V3) einem Wirkungsfeld und einer Bewertungslogik zugeordnet und zu KIIs verdichtet. So wird aus Berichtspflicht steuerungsrelevante Wirkungsinformation.</w:t>
+        <w:t>Die zentrale Übersetzungsleistung. Diese Rahmen liefern vor allem Daten und Compliance - oft Aktivität, nicht Netto-Wirkung. Wirkungscontrolling übersetzt sie: Datenpunkte werden über WÖk-IDs (V3) einem Wirkungsfeld und einer Bewertungslogik zugeordnet und zu KIIs verdichtet. So wird aus Berichtspflicht steuerungsrelevante Wirkungsinformation.</w:t>
       </w:r>
     </w:p>
     <w:p>
@@ -408,7 +390,7 @@
     </w:p>
     <w:p>
       <w:r>
-        <w:t>Grenzen ehrlich benennen. Datenlücken, unterschiedliche Bezugsjahre, Scope-Grenzen und Schätzungen gehören dokumentiert (Datenqualität, V9). Rahmenwerke schaffen Vergleichbarkeit, aber keine automatische Netto-Wirkung – die Bewertung bleibt WÖk-Aufgabe unter Reverse Merit Order.</w:t>
+        <w:t>Grenzen ehrlich benennen. Datenlücken, unterschiedliche Bezugsjahre, Scope-Grenzen und Schätzungen gehören dokumentiert (Datenqualität, V9). Rahmenwerke schaffen Vergleichbarkeit, aber keine automatische Netto-Wirkung - die Bewertung bleibt WÖk-Aufgabe unter Reverse Merit Order.</w:t>
       </w:r>
     </w:p>
     <w:p>
@@ -856,11 +838,6 @@
       </w:r>
     </w:p>
     <w:p>
-      <w:r>
-        <w:t>Dieses Studienskript ist die fachlich finale Codex-V1-Fassung fuer den Akademie-Reader und die oeffentliche Bibliothek. Claude uebernimmt danach Satz, CI/CD, PDF/Reader-Freigabe und die abschliessende Lektoratsabnahme.</w:t>
-      </w:r>
-    </w:p>
-    <w:p>
       <w:pPr>
         <w:pStyle w:val="Heading3"/>
       </w:pPr>
@@ -1533,11 +1510,6 @@
       </w:r>
     </w:p>
     <w:p>
-      <w:r>
-        <w:t>Diese Finalisierung schliesst die Codex-Inhaltsproduktion fuer WC-V2. Offen bleibt nicht der fachliche Kern des Skripts, sondern der naechste Produktionsschritt: Claude setzt daraus die CI/CD-konforme Reader- und PDF-Fassung, prueft Satz, Umbrueche, Medienintegration und Lektorat und markiert erst danach die veroeffentlichte Fassung als freigegeben.</w:t>
-      </w:r>
-    </w:p>
-    <w:p>
       <w:pPr>
         <w:pStyle w:val="Heading2"/>
       </w:pPr>
@@ -1550,7 +1522,7 @@
         <w:pStyle w:val="ListBullet"/>
       </w:pPr>
       <w:r>
-        <w:t>source-assets/originals/WOeK_Begriffsleitfaden_fuehrend_v1.0.md – §6.1 Anschlussbegriffe</w:t>
+        <w:t>source-assets/originals/WOeK_Begriffsleitfaden_fuehrend_v1.0.md - §6.1 Anschlussbegriffe</w:t>
       </w:r>
     </w:p>
     <w:p>
@@ -2412,11 +2384,6 @@
       </w:r>
     </w:p>
     <w:p>
-      <w:r>
-        <w:t>Status dieser Erweiterung: V1-finalisierte Codex-Erweiterung fuer Markdown-Master, Word-Rohfassung und Reader-Spiegel. Satz, Medienintegration, Lektorat und PDF-Freigabe bleiben der Claude-CI/CD-Lane vorbehalten.</w:t>
-      </w:r>
-    </w:p>
-    <w:p>
       <w:pPr>
         <w:pStyle w:val="Heading3"/>
       </w:pPr>
@@ -3831,7 +3798,7 @@
         <w:pStyle w:val="ListBullet"/>
       </w:pPr>
       <w:r>
-        <w:t>woek-akademie-app/docs/lehrgaenge/wirkungscontrolling-v2-wirkungsdaten-rahmenwerke.md — unmittelbarer Akademie-Quelltext dieser V1-Fassung.</w:t>
+        <w:t>woek-akademie-app/docs/lehrgaenge/wirkungscontrolling-v2-wirkungsdaten-rahmenwerke.md - unmittelbarer Akademie-Quelltext dieser V1-Fassung.</w:t>
       </w:r>
     </w:p>
     <w:p>
@@ -3839,7 +3806,7 @@
         <w:pStyle w:val="ListBullet"/>
       </w:pPr>
       <w:r>
-        <w:t>assets/pdf/die-neue-ordnung-des-wohlstands.pdf und buch.html — aktuelles Grundlagenwerk.</w:t>
+        <w:t>assets/pdf/die-neue-ordnung-des-wohlstands.pdf und buch.html - aktuelles Grundlagenwerk.</w:t>
       </w:r>
     </w:p>
     <w:p>
@@ -3848,22 +3815,6 @@
       </w:pPr>
       <w:r>
         <w:t>Website-Korpus: Referenz, Wirkungsfelder, Werkzeuge, Glossar, Bibliothek und Journal.</w:t>
-      </w:r>
-    </w:p>
-    <w:p>
-      <w:pPr>
-        <w:pStyle w:val="ListBullet"/>
-      </w:pPr>
-      <w:r>
-        <w:t>docs/CODEX-HANDOFF-studienskripte.md — Produktionsstandard.</w:t>
-      </w:r>
-    </w:p>
-    <w:p>
-      <w:pPr>
-        <w:pStyle w:val="ListBullet"/>
-      </w:pPr>
-      <w:r>
-        <w:t>docs/CODEX-HANDOFF-pruefungen.md — geschützte Prüfungs- und Antwortlogik.</w:t>
       </w:r>
     </w:p>
     <w:p>
